--- a/forms/A2_form.docx
+++ b/forms/A2_form.docx
@@ -228,10 +228,10 @@
         </w:tblCellMar>
       </w:tblPr>
       <w:tblGrid>
-        <w:gridCol w:w="1699"/>
-        <w:gridCol w:w="3000"/>
-        <w:gridCol w:w="2361"/>
-        <w:gridCol w:w="2299"/>
+        <w:gridCol w:w="1698"/>
+        <w:gridCol w:w="3001"/>
+        <w:gridCol w:w="2362"/>
+        <w:gridCol w:w="2298"/>
       </w:tblGrid>
       <w:tr>
         <w:trPr>
@@ -239,7 +239,7 @@
         </w:trPr>
         <w:tc>
           <w:tcPr>
-            <w:tcW w:w="1699" w:type="dxa"/>
+            <w:tcW w:w="1698" w:type="dxa"/>
             <w:tcBorders>
               <w:top w:val="single" w:sz="4" w:space="0" w:color="000000"/>
               <w:left w:val="single" w:sz="4" w:space="0" w:color="000000"/>
@@ -266,7 +266,7 @@
         </w:tc>
         <w:tc>
           <w:tcPr>
-            <w:tcW w:w="3000" w:type="dxa"/>
+            <w:tcW w:w="3001" w:type="dxa"/>
             <w:tcBorders>
               <w:top w:val="single" w:sz="4" w:space="0" w:color="000000"/>
               <w:left w:val="single" w:sz="4" w:space="0" w:color="000000"/>
@@ -293,7 +293,7 @@
         </w:tc>
         <w:tc>
           <w:tcPr>
-            <w:tcW w:w="2361" w:type="dxa"/>
+            <w:tcW w:w="2362" w:type="dxa"/>
             <w:tcBorders>
               <w:top w:val="single" w:sz="4" w:space="0" w:color="000000"/>
               <w:left w:val="single" w:sz="4" w:space="0" w:color="000000"/>
@@ -320,7 +320,7 @@
         </w:tc>
         <w:tc>
           <w:tcPr>
-            <w:tcW w:w="2299" w:type="dxa"/>
+            <w:tcW w:w="2298" w:type="dxa"/>
             <w:tcBorders>
               <w:top w:val="single" w:sz="4" w:space="0" w:color="000000"/>
               <w:left w:val="single" w:sz="4" w:space="0" w:color="000000"/>
@@ -350,7 +350,7 @@
         <w:trPr/>
         <w:tc>
           <w:tcPr>
-            <w:tcW w:w="1699" w:type="dxa"/>
+            <w:tcW w:w="1698" w:type="dxa"/>
             <w:tcBorders>
               <w:top w:val="single" w:sz="4" w:space="0" w:color="000000"/>
               <w:left w:val="single" w:sz="4" w:space="0" w:color="000000"/>
@@ -372,73 +372,73 @@
         </w:tc>
         <w:tc>
           <w:tcPr>
-            <w:tcW w:w="3000" w:type="dxa"/>
-            <w:tcBorders>
-              <w:top w:val="single" w:sz="4" w:space="0" w:color="000000"/>
-              <w:left w:val="single" w:sz="4" w:space="0" w:color="000000"/>
-              <w:bottom w:val="single" w:sz="4" w:space="0" w:color="000000"/>
-              <w:right w:val="single" w:sz="4" w:space="0" w:color="000000"/>
-            </w:tcBorders>
-          </w:tcPr>
-          <w:p>
-            <w:pPr>
-              <w:pStyle w:val="Normal"/>
-              <w:spacing w:before="0" w:after="80"/>
-              <w:rPr/>
-            </w:pPr>
-            <w:r>
-              <w:rPr/>
-            </w:r>
-          </w:p>
-        </w:tc>
-        <w:tc>
-          <w:tcPr>
-            <w:tcW w:w="2361" w:type="dxa"/>
-            <w:tcBorders>
-              <w:top w:val="single" w:sz="4" w:space="0" w:color="000000"/>
-              <w:left w:val="single" w:sz="4" w:space="0" w:color="000000"/>
-              <w:bottom w:val="single" w:sz="4" w:space="0" w:color="000000"/>
-              <w:right w:val="single" w:sz="4" w:space="0" w:color="000000"/>
-            </w:tcBorders>
-          </w:tcPr>
-          <w:p>
-            <w:pPr>
-              <w:pStyle w:val="Normal"/>
-              <w:spacing w:before="0" w:after="80"/>
-              <w:rPr/>
-            </w:pPr>
-            <w:r>
-              <w:rPr/>
-            </w:r>
-          </w:p>
-        </w:tc>
-        <w:tc>
-          <w:tcPr>
-            <w:tcW w:w="2299" w:type="dxa"/>
-            <w:tcBorders>
-              <w:top w:val="single" w:sz="4" w:space="0" w:color="000000"/>
-              <w:left w:val="single" w:sz="4" w:space="0" w:color="000000"/>
-              <w:bottom w:val="single" w:sz="4" w:space="0" w:color="000000"/>
-              <w:right w:val="single" w:sz="4" w:space="0" w:color="000000"/>
-            </w:tcBorders>
-          </w:tcPr>
-          <w:p>
-            <w:pPr>
-              <w:pStyle w:val="Normal"/>
-              <w:spacing w:before="0" w:after="80"/>
-              <w:rPr/>
-            </w:pPr>
-            <w:r>
-              <w:rPr/>
-            </w:r>
-          </w:p>
-        </w:tc>
-      </w:tr>
-      <w:tr>
-        <w:trPr/>
-        <w:tc>
-          <w:tcPr>
-            <w:tcW w:w="1699" w:type="dxa"/>
+            <w:tcW w:w="3001" w:type="dxa"/>
+            <w:tcBorders>
+              <w:top w:val="single" w:sz="4" w:space="0" w:color="000000"/>
+              <w:left w:val="single" w:sz="4" w:space="0" w:color="000000"/>
+              <w:bottom w:val="single" w:sz="4" w:space="0" w:color="000000"/>
+              <w:right w:val="single" w:sz="4" w:space="0" w:color="000000"/>
+            </w:tcBorders>
+          </w:tcPr>
+          <w:p>
+            <w:pPr>
+              <w:pStyle w:val="Normal"/>
+              <w:spacing w:before="0" w:after="80"/>
+              <w:rPr/>
+            </w:pPr>
+            <w:r>
+              <w:rPr/>
+            </w:r>
+          </w:p>
+        </w:tc>
+        <w:tc>
+          <w:tcPr>
+            <w:tcW w:w="2362" w:type="dxa"/>
+            <w:tcBorders>
+              <w:top w:val="single" w:sz="4" w:space="0" w:color="000000"/>
+              <w:left w:val="single" w:sz="4" w:space="0" w:color="000000"/>
+              <w:bottom w:val="single" w:sz="4" w:space="0" w:color="000000"/>
+              <w:right w:val="single" w:sz="4" w:space="0" w:color="000000"/>
+            </w:tcBorders>
+          </w:tcPr>
+          <w:p>
+            <w:pPr>
+              <w:pStyle w:val="Normal"/>
+              <w:spacing w:before="0" w:after="80"/>
+              <w:rPr/>
+            </w:pPr>
+            <w:r>
+              <w:rPr/>
+            </w:r>
+          </w:p>
+        </w:tc>
+        <w:tc>
+          <w:tcPr>
+            <w:tcW w:w="2298" w:type="dxa"/>
+            <w:tcBorders>
+              <w:top w:val="single" w:sz="4" w:space="0" w:color="000000"/>
+              <w:left w:val="single" w:sz="4" w:space="0" w:color="000000"/>
+              <w:bottom w:val="single" w:sz="4" w:space="0" w:color="000000"/>
+              <w:right w:val="single" w:sz="4" w:space="0" w:color="000000"/>
+            </w:tcBorders>
+          </w:tcPr>
+          <w:p>
+            <w:pPr>
+              <w:pStyle w:val="Normal"/>
+              <w:spacing w:before="0" w:after="80"/>
+              <w:rPr/>
+            </w:pPr>
+            <w:r>
+              <w:rPr/>
+            </w:r>
+          </w:p>
+        </w:tc>
+      </w:tr>
+      <w:tr>
+        <w:trPr/>
+        <w:tc>
+          <w:tcPr>
+            <w:tcW w:w="1698" w:type="dxa"/>
             <w:tcBorders>
               <w:top w:val="single" w:sz="4" w:space="0" w:color="000000"/>
               <w:left w:val="single" w:sz="4" w:space="0" w:color="000000"/>
@@ -460,73 +460,73 @@
         </w:tc>
         <w:tc>
           <w:tcPr>
-            <w:tcW w:w="3000" w:type="dxa"/>
-            <w:tcBorders>
-              <w:top w:val="single" w:sz="4" w:space="0" w:color="000000"/>
-              <w:left w:val="single" w:sz="4" w:space="0" w:color="000000"/>
-              <w:bottom w:val="single" w:sz="4" w:space="0" w:color="000000"/>
-              <w:right w:val="single" w:sz="4" w:space="0" w:color="000000"/>
-            </w:tcBorders>
-          </w:tcPr>
-          <w:p>
-            <w:pPr>
-              <w:pStyle w:val="Normal"/>
-              <w:spacing w:before="0" w:after="80"/>
-              <w:rPr/>
-            </w:pPr>
-            <w:r>
-              <w:rPr/>
-            </w:r>
-          </w:p>
-        </w:tc>
-        <w:tc>
-          <w:tcPr>
-            <w:tcW w:w="2361" w:type="dxa"/>
-            <w:tcBorders>
-              <w:top w:val="single" w:sz="4" w:space="0" w:color="000000"/>
-              <w:left w:val="single" w:sz="4" w:space="0" w:color="000000"/>
-              <w:bottom w:val="single" w:sz="4" w:space="0" w:color="000000"/>
-              <w:right w:val="single" w:sz="4" w:space="0" w:color="000000"/>
-            </w:tcBorders>
-          </w:tcPr>
-          <w:p>
-            <w:pPr>
-              <w:pStyle w:val="Normal"/>
-              <w:spacing w:before="0" w:after="80"/>
-              <w:rPr/>
-            </w:pPr>
-            <w:r>
-              <w:rPr/>
-            </w:r>
-          </w:p>
-        </w:tc>
-        <w:tc>
-          <w:tcPr>
-            <w:tcW w:w="2299" w:type="dxa"/>
-            <w:tcBorders>
-              <w:top w:val="single" w:sz="4" w:space="0" w:color="000000"/>
-              <w:left w:val="single" w:sz="4" w:space="0" w:color="000000"/>
-              <w:bottom w:val="single" w:sz="4" w:space="0" w:color="000000"/>
-              <w:right w:val="single" w:sz="4" w:space="0" w:color="000000"/>
-            </w:tcBorders>
-          </w:tcPr>
-          <w:p>
-            <w:pPr>
-              <w:pStyle w:val="Normal"/>
-              <w:spacing w:before="0" w:after="80"/>
-              <w:rPr/>
-            </w:pPr>
-            <w:r>
-              <w:rPr/>
-            </w:r>
-          </w:p>
-        </w:tc>
-      </w:tr>
-      <w:tr>
-        <w:trPr/>
-        <w:tc>
-          <w:tcPr>
-            <w:tcW w:w="1699" w:type="dxa"/>
+            <w:tcW w:w="3001" w:type="dxa"/>
+            <w:tcBorders>
+              <w:top w:val="single" w:sz="4" w:space="0" w:color="000000"/>
+              <w:left w:val="single" w:sz="4" w:space="0" w:color="000000"/>
+              <w:bottom w:val="single" w:sz="4" w:space="0" w:color="000000"/>
+              <w:right w:val="single" w:sz="4" w:space="0" w:color="000000"/>
+            </w:tcBorders>
+          </w:tcPr>
+          <w:p>
+            <w:pPr>
+              <w:pStyle w:val="Normal"/>
+              <w:spacing w:before="0" w:after="80"/>
+              <w:rPr/>
+            </w:pPr>
+            <w:r>
+              <w:rPr/>
+            </w:r>
+          </w:p>
+        </w:tc>
+        <w:tc>
+          <w:tcPr>
+            <w:tcW w:w="2362" w:type="dxa"/>
+            <w:tcBorders>
+              <w:top w:val="single" w:sz="4" w:space="0" w:color="000000"/>
+              <w:left w:val="single" w:sz="4" w:space="0" w:color="000000"/>
+              <w:bottom w:val="single" w:sz="4" w:space="0" w:color="000000"/>
+              <w:right w:val="single" w:sz="4" w:space="0" w:color="000000"/>
+            </w:tcBorders>
+          </w:tcPr>
+          <w:p>
+            <w:pPr>
+              <w:pStyle w:val="Normal"/>
+              <w:spacing w:before="0" w:after="80"/>
+              <w:rPr/>
+            </w:pPr>
+            <w:r>
+              <w:rPr/>
+            </w:r>
+          </w:p>
+        </w:tc>
+        <w:tc>
+          <w:tcPr>
+            <w:tcW w:w="2298" w:type="dxa"/>
+            <w:tcBorders>
+              <w:top w:val="single" w:sz="4" w:space="0" w:color="000000"/>
+              <w:left w:val="single" w:sz="4" w:space="0" w:color="000000"/>
+              <w:bottom w:val="single" w:sz="4" w:space="0" w:color="000000"/>
+              <w:right w:val="single" w:sz="4" w:space="0" w:color="000000"/>
+            </w:tcBorders>
+          </w:tcPr>
+          <w:p>
+            <w:pPr>
+              <w:pStyle w:val="Normal"/>
+              <w:spacing w:before="0" w:after="80"/>
+              <w:rPr/>
+            </w:pPr>
+            <w:r>
+              <w:rPr/>
+            </w:r>
+          </w:p>
+        </w:tc>
+      </w:tr>
+      <w:tr>
+        <w:trPr/>
+        <w:tc>
+          <w:tcPr>
+            <w:tcW w:w="1698" w:type="dxa"/>
             <w:tcBorders>
               <w:top w:val="single" w:sz="4" w:space="0" w:color="000000"/>
               <w:left w:val="single" w:sz="4" w:space="0" w:color="000000"/>
@@ -548,49 +548,49 @@
         </w:tc>
         <w:tc>
           <w:tcPr>
-            <w:tcW w:w="3000" w:type="dxa"/>
-            <w:tcBorders>
-              <w:top w:val="single" w:sz="4" w:space="0" w:color="000000"/>
-              <w:left w:val="single" w:sz="4" w:space="0" w:color="000000"/>
-              <w:bottom w:val="single" w:sz="4" w:space="0" w:color="000000"/>
-              <w:right w:val="single" w:sz="4" w:space="0" w:color="000000"/>
-            </w:tcBorders>
-          </w:tcPr>
-          <w:p>
-            <w:pPr>
-              <w:pStyle w:val="Normal"/>
-              <w:spacing w:before="0" w:after="80"/>
-              <w:rPr/>
-            </w:pPr>
-            <w:r>
-              <w:rPr/>
-            </w:r>
-          </w:p>
-        </w:tc>
-        <w:tc>
-          <w:tcPr>
-            <w:tcW w:w="2361" w:type="dxa"/>
-            <w:tcBorders>
-              <w:top w:val="single" w:sz="4" w:space="0" w:color="000000"/>
-              <w:left w:val="single" w:sz="4" w:space="0" w:color="000000"/>
-              <w:bottom w:val="single" w:sz="4" w:space="0" w:color="000000"/>
-              <w:right w:val="single" w:sz="4" w:space="0" w:color="000000"/>
-            </w:tcBorders>
-          </w:tcPr>
-          <w:p>
-            <w:pPr>
-              <w:pStyle w:val="Normal"/>
-              <w:spacing w:before="0" w:after="80"/>
-              <w:rPr/>
-            </w:pPr>
-            <w:r>
-              <w:rPr/>
-            </w:r>
-          </w:p>
-        </w:tc>
-        <w:tc>
-          <w:tcPr>
-            <w:tcW w:w="2299" w:type="dxa"/>
+            <w:tcW w:w="3001" w:type="dxa"/>
+            <w:tcBorders>
+              <w:top w:val="single" w:sz="4" w:space="0" w:color="000000"/>
+              <w:left w:val="single" w:sz="4" w:space="0" w:color="000000"/>
+              <w:bottom w:val="single" w:sz="4" w:space="0" w:color="000000"/>
+              <w:right w:val="single" w:sz="4" w:space="0" w:color="000000"/>
+            </w:tcBorders>
+          </w:tcPr>
+          <w:p>
+            <w:pPr>
+              <w:pStyle w:val="Normal"/>
+              <w:spacing w:before="0" w:after="80"/>
+              <w:rPr/>
+            </w:pPr>
+            <w:r>
+              <w:rPr/>
+            </w:r>
+          </w:p>
+        </w:tc>
+        <w:tc>
+          <w:tcPr>
+            <w:tcW w:w="2362" w:type="dxa"/>
+            <w:tcBorders>
+              <w:top w:val="single" w:sz="4" w:space="0" w:color="000000"/>
+              <w:left w:val="single" w:sz="4" w:space="0" w:color="000000"/>
+              <w:bottom w:val="single" w:sz="4" w:space="0" w:color="000000"/>
+              <w:right w:val="single" w:sz="4" w:space="0" w:color="000000"/>
+            </w:tcBorders>
+          </w:tcPr>
+          <w:p>
+            <w:pPr>
+              <w:pStyle w:val="Normal"/>
+              <w:spacing w:before="0" w:after="80"/>
+              <w:rPr/>
+            </w:pPr>
+            <w:r>
+              <w:rPr/>
+            </w:r>
+          </w:p>
+        </w:tc>
+        <w:tc>
+          <w:tcPr>
+            <w:tcW w:w="2298" w:type="dxa"/>
             <w:tcBorders>
               <w:top w:val="single" w:sz="4" w:space="0" w:color="000000"/>
               <w:left w:val="single" w:sz="4" w:space="0" w:color="000000"/>
@@ -1056,6 +1056,7 @@
                 <w:rFonts w:ascii="Arial;sans-serif" w:hAnsi="Arial;sans-serif"/>
                 <w:b w:val="false"/>
                 <w:i w:val="false"/>
+                <w:i w:val="false"/>
                 <w:caps w:val="false"/>
                 <w:smallCaps w:val="false"/>
                 <w:strike w:val="false"/>
@@ -1083,8 +1084,45 @@
                 <w:effect w:val="none"/>
                 <w:shd w:fill="auto" w:val="clear"/>
               </w:rPr>
-              <w:t xml:space="preserve">1. </w:t>
-            </w:r>
+              <w:t>1. Pristine Pixel Quality:</w:t>
+            </w:r>
+            <w:r>
+              <w:rPr>
+                <w:rFonts w:ascii="Arial;sans-serif" w:hAnsi="Arial;sans-serif"/>
+                <w:b w:val="false"/>
+                <w:i w:val="false"/>
+                <w:caps w:val="false"/>
+                <w:smallCaps w:val="false"/>
+                <w:strike w:val="false"/>
+                <w:dstrike w:val="false"/>
+                <w:color w:val="000000"/>
+                <w:sz w:val="22"/>
+                <w:u w:val="none"/>
+                <w:effect w:val="none"/>
+                <w:shd w:fill="auto" w:val="clear"/>
+              </w:rPr>
+              <w:t xml:space="preserve"> The pages are vector-rendered, resulting in stroke pixels with uniformly high contrast and 0° skew. A vision model can exploit these crisp edges without needing to account for scanner noise or fading.</w:t>
+            </w:r>
+          </w:p>
+          <w:p>
+            <w:pPr>
+              <w:pStyle w:val="BodyText"/>
+              <w:spacing w:before="0" w:after="80"/>
+              <w:rPr>
+                <w:rFonts w:ascii="Arial;sans-serif" w:hAnsi="Arial;sans-serif"/>
+                <w:b w:val="false"/>
+                <w:i w:val="false"/>
+                <w:i w:val="false"/>
+                <w:caps w:val="false"/>
+                <w:smallCaps w:val="false"/>
+                <w:strike w:val="false"/>
+                <w:dstrike w:val="false"/>
+                <w:color w:val="000000"/>
+                <w:sz w:val="22"/>
+                <w:u w:val="none"/>
+                <w:effect w:val="none"/>
+              </w:rPr>
+            </w:pPr>
             <w:r>
               <w:rPr>
                 <w:rFonts w:ascii="Arial;sans-serif" w:hAnsi="Arial;sans-serif"/>
@@ -1100,7 +1138,7 @@
                 <w:effect w:val="none"/>
                 <w:shd w:fill="auto" w:val="clear"/>
               </w:rPr>
-              <w:t>Pristine Pixel Quality:</w:t>
+              <w:t>2. Distinct Geometric Layouts:</w:t>
             </w:r>
             <w:r>
               <w:rPr>
@@ -1117,7 +1155,7 @@
                 <w:effect w:val="none"/>
                 <w:shd w:fill="auto" w:val="clear"/>
               </w:rPr>
-              <w:t xml:space="preserve"> The pages are vector-rendered, resulting in stroke pixels with uniformly high contrast and 0° skew. A vision model can exploit these crisp edges without needing to account for scanner noise or fading.</w:t>
+              <w:t xml:space="preserve"> The model must exploit geometric blocking to separate dense horizontal paragraphs from structured multi-column tables and non-text diagrams (where figure labels are often scattered and rotated).</w:t>
             </w:r>
           </w:p>
           <w:p>
@@ -1127,6 +1165,7 @@
               <w:rPr>
                 <w:rFonts w:ascii="Arial;sans-serif" w:hAnsi="Arial;sans-serif"/>
                 <w:b w:val="false"/>
+                <w:i w:val="false"/>
                 <w:i w:val="false"/>
                 <w:caps w:val="false"/>
                 <w:smallCaps w:val="false"/>
@@ -1153,24 +1192,7 @@
                 <w:effect w:val="none"/>
                 <w:shd w:fill="auto" w:val="clear"/>
               </w:rPr>
-              <w:t xml:space="preserve">2. </w:t>
-            </w:r>
-            <w:r>
-              <w:rPr>
-                <w:rFonts w:ascii="Arial;sans-serif" w:hAnsi="Arial;sans-serif"/>
-                <w:b/>
-                <w:i w:val="false"/>
-                <w:caps w:val="false"/>
-                <w:smallCaps w:val="false"/>
-                <w:strike w:val="false"/>
-                <w:dstrike w:val="false"/>
-                <w:color w:val="000000"/>
-                <w:sz w:val="22"/>
-                <w:u w:val="none"/>
-                <w:effect w:val="none"/>
-                <w:shd w:fill="auto" w:val="clear"/>
-              </w:rPr>
-              <w:t>Distinct Geometric Layouts:</w:t>
+              <w:t>3. Overloaded Vertical Zones:</w:t>
             </w:r>
             <w:r>
               <w:rPr>
@@ -1187,76 +1209,6 @@
                 <w:effect w:val="none"/>
                 <w:shd w:fill="auto" w:val="clear"/>
               </w:rPr>
-              <w:t xml:space="preserve"> The model must exploit geometric blocking to separate dense horizontal paragraphs from structured multi-column tables and non-text diagrams (where figure labels are often scattered and rotated).</w:t>
-            </w:r>
-          </w:p>
-          <w:p>
-            <w:pPr>
-              <w:pStyle w:val="BodyText"/>
-              <w:spacing w:before="0" w:after="80"/>
-              <w:rPr>
-                <w:rFonts w:ascii="Arial;sans-serif" w:hAnsi="Arial;sans-serif"/>
-                <w:b w:val="false"/>
-                <w:i w:val="false"/>
-                <w:caps w:val="false"/>
-                <w:smallCaps w:val="false"/>
-                <w:strike w:val="false"/>
-                <w:dstrike w:val="false"/>
-                <w:color w:val="000000"/>
-                <w:sz w:val="22"/>
-                <w:u w:val="none"/>
-                <w:effect w:val="none"/>
-              </w:rPr>
-            </w:pPr>
-            <w:r>
-              <w:rPr>
-                <w:rFonts w:ascii="Arial;sans-serif" w:hAnsi="Arial;sans-serif"/>
-                <w:b/>
-                <w:i w:val="false"/>
-                <w:caps w:val="false"/>
-                <w:smallCaps w:val="false"/>
-                <w:strike w:val="false"/>
-                <w:dstrike w:val="false"/>
-                <w:color w:val="000000"/>
-                <w:sz w:val="22"/>
-                <w:u w:val="none"/>
-                <w:effect w:val="none"/>
-                <w:shd w:fill="auto" w:val="clear"/>
-              </w:rPr>
-              <w:t xml:space="preserve">3. </w:t>
-            </w:r>
-            <w:r>
-              <w:rPr>
-                <w:rFonts w:ascii="Arial;sans-serif" w:hAnsi="Arial;sans-serif"/>
-                <w:b/>
-                <w:i w:val="false"/>
-                <w:caps w:val="false"/>
-                <w:smallCaps w:val="false"/>
-                <w:strike w:val="false"/>
-                <w:dstrike w:val="false"/>
-                <w:color w:val="000000"/>
-                <w:sz w:val="22"/>
-                <w:u w:val="none"/>
-                <w:effect w:val="none"/>
-                <w:shd w:fill="auto" w:val="clear"/>
-              </w:rPr>
-              <w:t>Overloaded Vertical Zones:</w:t>
-            </w:r>
-            <w:r>
-              <w:rPr>
-                <w:rFonts w:ascii="Arial;sans-serif" w:hAnsi="Arial;sans-serif"/>
-                <w:b w:val="false"/>
-                <w:i w:val="false"/>
-                <w:caps w:val="false"/>
-                <w:smallCaps w:val="false"/>
-                <w:strike w:val="false"/>
-                <w:dstrike w:val="false"/>
-                <w:color w:val="000000"/>
-                <w:sz w:val="22"/>
-                <w:u w:val="none"/>
-                <w:effect w:val="none"/>
-                <w:shd w:fill="auto" w:val="clear"/>
-              </w:rPr>
               <w:t xml:space="preserve"> Latin sub/superscripts in chemical and mathematical formulas occupy the exact same vertical space above and below the baseline as Bangla matras. A vision model cannot safely separate lines based purely on horizontal whitespace gaps, as the vertical zones are structurally mixed.</w:t>
             </w:r>
           </w:p>
@@ -1334,7 +1286,99 @@
               <w:rPr/>
             </w:pPr>
             <w:r>
-              <w:rPr/>
+              <w:rPr>
+                <w:b/>
+                <w:bCs/>
+              </w:rPr>
+              <w:t>1.</w:t>
+            </w:r>
+            <w:r>
+              <w:rPr/>
+              <w:t xml:space="preserve"> </w:t>
+            </w:r>
+            <w:r>
+              <w:rPr>
+                <w:b/>
+                <w:bCs/>
+              </w:rPr>
+              <w:t>Intense Bangla-Latin Code-Mixing:</w:t>
+            </w:r>
+            <w:r>
+              <w:rPr/>
+              <w:t xml:space="preserve"> The text frequently switches between Bangla script and Latin/numeric scientific notation (like $H_2SO_4$ or $F=ma$) mid-sentence. A sequence model must learn to predict seamless transitions between these two distinct vocabularies, sometimes even within a single token (e.g., when a formula binds to a Bangla case suffix like "$H_2SO_4$-</w:t>
+            </w:r>
+            <w:r>
+              <w:rPr/>
+              <w:t>এর</w:t>
+            </w:r>
+            <w:r>
+              <w:rPr/>
+              <w:t>" without whitespace).</w:t>
+            </w:r>
+          </w:p>
+          <w:p>
+            <w:pPr>
+              <w:pStyle w:val="Normal"/>
+              <w:spacing w:before="0" w:after="80"/>
+              <w:rPr/>
+            </w:pPr>
+            <w:r>
+              <w:rPr>
+                <w:b/>
+                <w:bCs/>
+              </w:rPr>
+              <w:t xml:space="preserve">2. </w:t>
+            </w:r>
+            <w:r>
+              <w:rPr>
+                <w:b/>
+                <w:bCs/>
+              </w:rPr>
+              <w:t>High-Density Conjuncts (</w:t>
+            </w:r>
+            <w:r>
+              <w:rPr>
+                <w:b/>
+                <w:b/>
+                <w:bCs/>
+              </w:rPr>
+              <w:t>যুক্তবর্ণ</w:t>
+            </w:r>
+            <w:r>
+              <w:rPr>
+                <w:b/>
+                <w:bCs/>
+              </w:rPr>
+              <w:t>):</w:t>
+            </w:r>
+            <w:r>
+              <w:rPr/>
+              <w:t xml:space="preserve"> Scientific vocabulary relies heavily on complex, fused conjuncts (~7% of all characters). A sequence model exploits the fact that these aren't random letter combinations, but specific, predictable linguistic tokens. Accurate prediction here is critical, as a single mis-predicted conjunct destroys the entire word token for downstream retrieval.</w:t>
+            </w:r>
+          </w:p>
+          <w:p>
+            <w:pPr>
+              <w:pStyle w:val="Normal"/>
+              <w:spacing w:before="0" w:after="80"/>
+              <w:rPr/>
+            </w:pPr>
+            <w:r>
+              <w:rPr>
+                <w:b/>
+                <w:bCs/>
+              </w:rPr>
+              <w:t xml:space="preserve">3. </w:t>
+            </w:r>
+            <w:r>
+              <w:rPr>
+                <w:b/>
+                <w:bCs/>
+              </w:rPr>
+              <w:t>Domain-Specific Context:</w:t>
+            </w:r>
+            <w:r>
+              <w:rPr/>
+              <w:t xml:space="preserve"> Reading order carries strict scientific meaning. The sequence model (especially during embedding) can exploit the fact that Latin mathematical or chemical formulas are almost always contextually anchored by the surrounding Bangla definitions in the same paragraph.</w:t>
             </w:r>
           </w:p>
         </w:tc>
@@ -1460,8 +1504,8 @@
         </w:tblCellMar>
       </w:tblPr>
       <w:tblGrid>
-        <w:gridCol w:w="1699"/>
-        <w:gridCol w:w="2901"/>
+        <w:gridCol w:w="1698"/>
+        <w:gridCol w:w="2902"/>
         <w:gridCol w:w="3199"/>
         <w:gridCol w:w="1560"/>
       </w:tblGrid>
@@ -1471,7 +1515,7 @@
         </w:trPr>
         <w:tc>
           <w:tcPr>
-            <w:tcW w:w="1699" w:type="dxa"/>
+            <w:tcW w:w="1698" w:type="dxa"/>
             <w:tcBorders>
               <w:top w:val="single" w:sz="4" w:space="0" w:color="000000"/>
               <w:left w:val="single" w:sz="4" w:space="0" w:color="000000"/>
@@ -1498,7 +1542,7 @@
         </w:tc>
         <w:tc>
           <w:tcPr>
-            <w:tcW w:w="2901" w:type="dxa"/>
+            <w:tcW w:w="2902" w:type="dxa"/>
             <w:tcBorders>
               <w:top w:val="single" w:sz="4" w:space="0" w:color="000000"/>
               <w:left w:val="single" w:sz="4" w:space="0" w:color="000000"/>
@@ -1582,7 +1626,7 @@
         <w:trPr/>
         <w:tc>
           <w:tcPr>
-            <w:tcW w:w="1699" w:type="dxa"/>
+            <w:tcW w:w="1698" w:type="dxa"/>
             <w:tcBorders>
               <w:top w:val="single" w:sz="4" w:space="0" w:color="000000"/>
               <w:left w:val="single" w:sz="4" w:space="0" w:color="000000"/>
@@ -1604,7 +1648,7 @@
         </w:tc>
         <w:tc>
           <w:tcPr>
-            <w:tcW w:w="2901" w:type="dxa"/>
+            <w:tcW w:w="2902" w:type="dxa"/>
             <w:tcBorders>
               <w:top w:val="single" w:sz="4" w:space="0" w:color="000000"/>
               <w:left w:val="single" w:sz="4" w:space="0" w:color="000000"/>
@@ -1677,7 +1721,7 @@
         <w:trPr/>
         <w:tc>
           <w:tcPr>
-            <w:tcW w:w="1699" w:type="dxa"/>
+            <w:tcW w:w="1698" w:type="dxa"/>
             <w:tcBorders>
               <w:top w:val="single" w:sz="4" w:space="0" w:color="000000"/>
               <w:left w:val="single" w:sz="4" w:space="0" w:color="000000"/>
@@ -1699,7 +1743,7 @@
         </w:tc>
         <w:tc>
           <w:tcPr>
-            <w:tcW w:w="2901" w:type="dxa"/>
+            <w:tcW w:w="2902" w:type="dxa"/>
             <w:tcBorders>
               <w:top w:val="single" w:sz="4" w:space="0" w:color="000000"/>
               <w:left w:val="single" w:sz="4" w:space="0" w:color="000000"/>
@@ -1772,7 +1816,7 @@
         <w:trPr/>
         <w:tc>
           <w:tcPr>
-            <w:tcW w:w="1699" w:type="dxa"/>
+            <w:tcW w:w="1698" w:type="dxa"/>
             <w:tcBorders>
               <w:top w:val="single" w:sz="4" w:space="0" w:color="000000"/>
               <w:left w:val="single" w:sz="4" w:space="0" w:color="000000"/>
@@ -1794,7 +1838,7 @@
         </w:tc>
         <w:tc>
           <w:tcPr>
-            <w:tcW w:w="2901" w:type="dxa"/>
+            <w:tcW w:w="2902" w:type="dxa"/>
             <w:tcBorders>
               <w:top w:val="single" w:sz="4" w:space="0" w:color="000000"/>
               <w:left w:val="single" w:sz="4" w:space="0" w:color="000000"/>
@@ -1867,7 +1911,7 @@
         <w:trPr/>
         <w:tc>
           <w:tcPr>
-            <w:tcW w:w="1699" w:type="dxa"/>
+            <w:tcW w:w="1698" w:type="dxa"/>
             <w:tcBorders>
               <w:top w:val="single" w:sz="4" w:space="0" w:color="000000"/>
               <w:left w:val="single" w:sz="4" w:space="0" w:color="000000"/>
@@ -1889,7 +1933,7 @@
         </w:tc>
         <w:tc>
           <w:tcPr>
-            <w:tcW w:w="2901" w:type="dxa"/>
+            <w:tcW w:w="2902" w:type="dxa"/>
             <w:tcBorders>
               <w:top w:val="single" w:sz="4" w:space="0" w:color="000000"/>
               <w:left w:val="single" w:sz="4" w:space="0" w:color="000000"/>
@@ -1962,7 +2006,7 @@
         <w:trPr/>
         <w:tc>
           <w:tcPr>
-            <w:tcW w:w="1699" w:type="dxa"/>
+            <w:tcW w:w="1698" w:type="dxa"/>
             <w:tcBorders>
               <w:top w:val="single" w:sz="4" w:space="0" w:color="000000"/>
               <w:left w:val="single" w:sz="4" w:space="0" w:color="000000"/>
@@ -1984,7 +2028,7 @@
         </w:tc>
         <w:tc>
           <w:tcPr>
-            <w:tcW w:w="2901" w:type="dxa"/>
+            <w:tcW w:w="2902" w:type="dxa"/>
             <w:tcBorders>
               <w:top w:val="single" w:sz="4" w:space="0" w:color="000000"/>
               <w:left w:val="single" w:sz="4" w:space="0" w:color="000000"/>
@@ -2057,7 +2101,7 @@
         <w:trPr/>
         <w:tc>
           <w:tcPr>
-            <w:tcW w:w="1699" w:type="dxa"/>
+            <w:tcW w:w="1698" w:type="dxa"/>
             <w:tcBorders>
               <w:top w:val="single" w:sz="4" w:space="0" w:color="000000"/>
               <w:left w:val="single" w:sz="4" w:space="0" w:color="000000"/>
@@ -2079,7 +2123,7 @@
         </w:tc>
         <w:tc>
           <w:tcPr>
-            <w:tcW w:w="2901" w:type="dxa"/>
+            <w:tcW w:w="2902" w:type="dxa"/>
             <w:tcBorders>
               <w:top w:val="single" w:sz="4" w:space="0" w:color="000000"/>
               <w:left w:val="single" w:sz="4" w:space="0" w:color="000000"/>
@@ -3560,17 +3604,15 @@
         </w:tblCellMar>
       </w:tblPr>
       <w:tblGrid>
-        <w:gridCol w:w="2199"/>
-        <w:gridCol w:w="3401"/>
+        <w:gridCol w:w="2198"/>
+        <w:gridCol w:w="3402"/>
         <w:gridCol w:w="3760"/>
       </w:tblGrid>
       <w:tr>
-        <w:trPr>
-          <w:tblHeader w:val="true"/>
-        </w:trPr>
-        <w:tc>
-          <w:tcPr>
-            <w:tcW w:w="2199" w:type="dxa"/>
+        <w:trPr/>
+        <w:tc>
+          <w:tcPr>
+            <w:tcW w:w="2198" w:type="dxa"/>
             <w:tcBorders>
               <w:top w:val="single" w:sz="4" w:space="0" w:color="000000"/>
               <w:left w:val="single" w:sz="4" w:space="0" w:color="000000"/>
@@ -3597,7 +3639,7 @@
         </w:tc>
         <w:tc>
           <w:tcPr>
-            <w:tcW w:w="3401" w:type="dxa"/>
+            <w:tcW w:w="3402" w:type="dxa"/>
             <w:tcBorders>
               <w:top w:val="single" w:sz="4" w:space="0" w:color="000000"/>
               <w:left w:val="single" w:sz="4" w:space="0" w:color="000000"/>
@@ -3654,7 +3696,7 @@
         <w:trPr/>
         <w:tc>
           <w:tcPr>
-            <w:tcW w:w="2199" w:type="dxa"/>
+            <w:tcW w:w="2198" w:type="dxa"/>
             <w:tcBorders>
               <w:top w:val="single" w:sz="4" w:space="0" w:color="000000"/>
               <w:left w:val="single" w:sz="4" w:space="0" w:color="000000"/>
@@ -3676,7 +3718,7 @@
         </w:tc>
         <w:tc>
           <w:tcPr>
-            <w:tcW w:w="3401" w:type="dxa"/>
+            <w:tcW w:w="3402" w:type="dxa"/>
             <w:tcBorders>
               <w:top w:val="single" w:sz="4" w:space="0" w:color="000000"/>
               <w:left w:val="single" w:sz="4" w:space="0" w:color="000000"/>
@@ -3735,7 +3777,7 @@
         <w:trPr/>
         <w:tc>
           <w:tcPr>
-            <w:tcW w:w="2199" w:type="dxa"/>
+            <w:tcW w:w="2198" w:type="dxa"/>
             <w:tcBorders>
               <w:top w:val="single" w:sz="4" w:space="0" w:color="000000"/>
               <w:left w:val="single" w:sz="4" w:space="0" w:color="000000"/>
@@ -3757,7 +3799,7 @@
         </w:tc>
         <w:tc>
           <w:tcPr>
-            <w:tcW w:w="3401" w:type="dxa"/>
+            <w:tcW w:w="3402" w:type="dxa"/>
             <w:tcBorders>
               <w:top w:val="single" w:sz="4" w:space="0" w:color="000000"/>
               <w:left w:val="single" w:sz="4" w:space="0" w:color="000000"/>
@@ -3816,7 +3858,7 @@
         <w:trPr/>
         <w:tc>
           <w:tcPr>
-            <w:tcW w:w="2199" w:type="dxa"/>
+            <w:tcW w:w="2198" w:type="dxa"/>
             <w:tcBorders>
               <w:top w:val="single" w:sz="4" w:space="0" w:color="000000"/>
               <w:left w:val="single" w:sz="4" w:space="0" w:color="000000"/>
@@ -3838,7 +3880,7 @@
         </w:tc>
         <w:tc>
           <w:tcPr>
-            <w:tcW w:w="3401" w:type="dxa"/>
+            <w:tcW w:w="3402" w:type="dxa"/>
             <w:tcBorders>
               <w:top w:val="single" w:sz="4" w:space="0" w:color="000000"/>
               <w:left w:val="single" w:sz="4" w:space="0" w:color="000000"/>
@@ -3897,7 +3939,7 @@
         <w:trPr/>
         <w:tc>
           <w:tcPr>
-            <w:tcW w:w="2199" w:type="dxa"/>
+            <w:tcW w:w="2198" w:type="dxa"/>
             <w:tcBorders>
               <w:top w:val="single" w:sz="4" w:space="0" w:color="000000"/>
               <w:left w:val="single" w:sz="4" w:space="0" w:color="000000"/>
@@ -3919,7 +3961,7 @@
         </w:tc>
         <w:tc>
           <w:tcPr>
-            <w:tcW w:w="3401" w:type="dxa"/>
+            <w:tcW w:w="3402" w:type="dxa"/>
             <w:tcBorders>
               <w:top w:val="single" w:sz="4" w:space="0" w:color="000000"/>
               <w:left w:val="single" w:sz="4" w:space="0" w:color="000000"/>
@@ -3978,7 +4020,7 @@
         <w:trPr/>
         <w:tc>
           <w:tcPr>
-            <w:tcW w:w="2199" w:type="dxa"/>
+            <w:tcW w:w="2198" w:type="dxa"/>
             <w:tcBorders>
               <w:top w:val="single" w:sz="4" w:space="0" w:color="000000"/>
               <w:left w:val="single" w:sz="4" w:space="0" w:color="000000"/>
@@ -4000,7 +4042,7 @@
         </w:tc>
         <w:tc>
           <w:tcPr>
-            <w:tcW w:w="3401" w:type="dxa"/>
+            <w:tcW w:w="3402" w:type="dxa"/>
             <w:tcBorders>
               <w:top w:val="single" w:sz="4" w:space="0" w:color="000000"/>
               <w:left w:val="single" w:sz="4" w:space="0" w:color="000000"/>
@@ -4059,7 +4101,7 @@
         <w:trPr/>
         <w:tc>
           <w:tcPr>
-            <w:tcW w:w="2199" w:type="dxa"/>
+            <w:tcW w:w="2198" w:type="dxa"/>
             <w:tcBorders>
               <w:top w:val="single" w:sz="4" w:space="0" w:color="000000"/>
               <w:left w:val="single" w:sz="4" w:space="0" w:color="000000"/>
@@ -4081,7 +4123,7 @@
         </w:tc>
         <w:tc>
           <w:tcPr>
-            <w:tcW w:w="3401" w:type="dxa"/>
+            <w:tcW w:w="3402" w:type="dxa"/>
             <w:tcBorders>
               <w:top w:val="single" w:sz="4" w:space="0" w:color="000000"/>
               <w:left w:val="single" w:sz="4" w:space="0" w:color="000000"/>
@@ -4140,7 +4182,7 @@
         <w:trPr/>
         <w:tc>
           <w:tcPr>
-            <w:tcW w:w="2199" w:type="dxa"/>
+            <w:tcW w:w="2198" w:type="dxa"/>
             <w:tcBorders>
               <w:top w:val="single" w:sz="4" w:space="0" w:color="000000"/>
               <w:left w:val="single" w:sz="4" w:space="0" w:color="000000"/>
@@ -4162,7 +4204,7 @@
         </w:tc>
         <w:tc>
           <w:tcPr>
-            <w:tcW w:w="3401" w:type="dxa"/>
+            <w:tcW w:w="3402" w:type="dxa"/>
             <w:tcBorders>
               <w:top w:val="single" w:sz="4" w:space="0" w:color="000000"/>
               <w:left w:val="single" w:sz="4" w:space="0" w:color="000000"/>
@@ -4221,7 +4263,7 @@
         <w:trPr/>
         <w:tc>
           <w:tcPr>
-            <w:tcW w:w="2199" w:type="dxa"/>
+            <w:tcW w:w="2198" w:type="dxa"/>
             <w:tcBorders>
               <w:top w:val="single" w:sz="4" w:space="0" w:color="000000"/>
               <w:left w:val="single" w:sz="4" w:space="0" w:color="000000"/>
@@ -4243,7 +4285,7 @@
         </w:tc>
         <w:tc>
           <w:tcPr>
-            <w:tcW w:w="3401" w:type="dxa"/>
+            <w:tcW w:w="3402" w:type="dxa"/>
             <w:tcBorders>
               <w:top w:val="single" w:sz="4" w:space="0" w:color="000000"/>
               <w:left w:val="single" w:sz="4" w:space="0" w:color="000000"/>
@@ -5534,7 +5576,7 @@
       <w:pgNumType w:fmt="decimal"/>
       <w:formProt w:val="false"/>
       <w:textDirection w:val="lrTb"/>
-      <w:docGrid w:type="default" w:linePitch="360" w:charSpace="6143"/>
+      <w:docGrid w:type="default" w:linePitch="360" w:charSpace="5938"/>
     </w:sectPr>
   </w:body>
 </w:document>
@@ -5562,6 +5604,7 @@
     <w:qFormat/>
     <w:pPr>
       <w:widowControl/>
+      <w:suppressAutoHyphens w:val="true"/>
       <w:bidi w:val="0"/>
       <w:spacing w:before="0" w:after="0"/>
       <w:jc w:val="left"/>
@@ -5780,6 +5823,7 @@
     <w:qFormat/>
     <w:pPr>
       <w:widowControl/>
+      <w:suppressAutoHyphens w:val="true"/>
       <w:bidi w:val="0"/>
       <w:spacing w:before="0" w:after="0"/>
       <w:jc w:val="left"/>
@@ -5800,6 +5844,7 @@
     <w:qFormat/>
     <w:pPr>
       <w:widowControl/>
+      <w:suppressAutoHyphens w:val="true"/>
       <w:bidi w:val="0"/>
       <w:spacing w:before="0" w:after="0"/>
       <w:jc w:val="left"/>

--- a/forms/A2_form.docx
+++ b/forms/A2_form.docx
@@ -1440,12 +1440,259 @@
           </w:tcPr>
           <w:p>
             <w:pPr>
-              <w:pStyle w:val="Normal"/>
-              <w:spacing w:before="0" w:after="80"/>
-              <w:rPr/>
-            </w:pPr>
-            <w:r>
-              <w:rPr/>
+              <w:pStyle w:val="BodyText"/>
+              <w:spacing w:before="0" w:after="80"/>
+              <w:rPr>
+                <w:b w:val="false"/>
+              </w:rPr>
+            </w:pPr>
+            <w:bookmarkStart w:id="1" w:name="docs-internal-guid-e4ac7d8a-7fff-fbf7-4d"/>
+            <w:bookmarkEnd w:id="1"/>
+            <w:r>
+              <w:rPr>
+                <w:rFonts w:ascii="Arial;sans-serif" w:hAnsi="Arial;sans-serif"/>
+                <w:b/>
+                <w:i w:val="false"/>
+                <w:caps w:val="false"/>
+                <w:smallCaps w:val="false"/>
+                <w:strike w:val="false"/>
+                <w:dstrike w:val="false"/>
+                <w:color w:val="000000"/>
+                <w:sz w:val="22"/>
+                <w:u w:val="none"/>
+                <w:effect w:val="none"/>
+                <w:shd w:fill="auto" w:val="clear"/>
+              </w:rPr>
+              <w:t>1. Page Position &amp; Layout Topology:</w:t>
+            </w:r>
+            <w:r>
+              <w:rPr>
+                <w:b w:val="false"/>
+                <w:caps w:val="false"/>
+                <w:smallCaps w:val="false"/>
+                <w:strike w:val="false"/>
+                <w:dstrike w:val="false"/>
+                <w:color w:val="000000"/>
+                <w:u w:val="none"/>
+                <w:effect w:val="none"/>
+                <w:shd w:fill="auto" w:val="clear"/>
+              </w:rPr>
+              <w:t xml:space="preserve"> </w:t>
+            </w:r>
+            <w:r>
+              <w:rPr>
+                <w:rFonts w:ascii="Arial;sans-serif" w:hAnsi="Arial;sans-serif"/>
+                <w:b w:val="false"/>
+                <w:i w:val="false"/>
+                <w:caps w:val="false"/>
+                <w:smallCaps w:val="false"/>
+                <w:strike w:val="false"/>
+                <w:dstrike w:val="false"/>
+                <w:color w:val="000000"/>
+                <w:sz w:val="22"/>
+                <w:u w:val="none"/>
+                <w:effect w:val="none"/>
+                <w:shd w:fill="auto" w:val="clear"/>
+              </w:rPr>
+              <w:t xml:space="preserve">The factual meaning of a physics definition or a chemical equation remains exactly the same whether it appears in a standard running paragraph, inside a cell of a multi-column table, or rotated as a label next to a circuit diagram. The layout detection and text extraction must be robust to </w:t>
+            </w:r>
+            <w:r>
+              <w:rPr>
+                <w:rFonts w:ascii="Arial;sans-serif" w:hAnsi="Arial;sans-serif"/>
+                <w:b/>
+                <w:i w:val="false"/>
+                <w:caps w:val="false"/>
+                <w:smallCaps w:val="false"/>
+                <w:strike w:val="false"/>
+                <w:dstrike w:val="false"/>
+                <w:color w:val="000000"/>
+                <w:sz w:val="22"/>
+                <w:u w:val="none"/>
+                <w:effect w:val="none"/>
+                <w:shd w:fill="auto" w:val="clear"/>
+              </w:rPr>
+              <w:t>where</w:t>
+            </w:r>
+            <w:r>
+              <w:rPr>
+                <w:b w:val="false"/>
+                <w:caps w:val="false"/>
+                <w:smallCaps w:val="false"/>
+                <w:strike w:val="false"/>
+                <w:dstrike w:val="false"/>
+                <w:color w:val="000000"/>
+                <w:u w:val="none"/>
+                <w:effect w:val="none"/>
+                <w:shd w:fill="auto" w:val="clear"/>
+              </w:rPr>
+              <w:t xml:space="preserve"> </w:t>
+            </w:r>
+            <w:r>
+              <w:rPr>
+                <w:rFonts w:ascii="Arial;sans-serif" w:hAnsi="Arial;sans-serif"/>
+                <w:b w:val="false"/>
+                <w:i w:val="false"/>
+                <w:caps w:val="false"/>
+                <w:smallCaps w:val="false"/>
+                <w:strike w:val="false"/>
+                <w:dstrike w:val="false"/>
+                <w:color w:val="000000"/>
+                <w:sz w:val="22"/>
+                <w:u w:val="none"/>
+                <w:effect w:val="none"/>
+                <w:shd w:fill="auto" w:val="clear"/>
+              </w:rPr>
+              <w:t>and how the text is geometrically placed on the page.</w:t>
+            </w:r>
+          </w:p>
+          <w:p>
+            <w:pPr>
+              <w:pStyle w:val="BodyText"/>
+              <w:bidi w:val="0"/>
+              <w:spacing w:lineRule="auto" w:line="331" w:before="0" w:after="80"/>
+              <w:ind w:hanging="0" w:left="0" w:right="0"/>
+              <w:rPr>
+                <w:b w:val="false"/>
+              </w:rPr>
+            </w:pPr>
+            <w:r>
+              <w:rPr>
+                <w:rFonts w:ascii="Arial;sans-serif" w:hAnsi="Arial;sans-serif"/>
+                <w:b/>
+                <w:i w:val="false"/>
+                <w:caps w:val="false"/>
+                <w:smallCaps w:val="false"/>
+                <w:strike w:val="false"/>
+                <w:dstrike w:val="false"/>
+                <w:color w:val="000000"/>
+                <w:sz w:val="22"/>
+                <w:u w:val="none"/>
+                <w:effect w:val="none"/>
+                <w:shd w:fill="auto" w:val="clear"/>
+              </w:rPr>
+              <w:t>2. Font Variations &amp; Scales:</w:t>
+            </w:r>
+            <w:r>
+              <w:rPr>
+                <w:b w:val="false"/>
+                <w:caps w:val="false"/>
+                <w:smallCaps w:val="false"/>
+                <w:strike w:val="false"/>
+                <w:dstrike w:val="false"/>
+                <w:color w:val="000000"/>
+                <w:u w:val="none"/>
+                <w:effect w:val="none"/>
+                <w:shd w:fill="auto" w:val="clear"/>
+              </w:rPr>
+              <w:t xml:space="preserve"> </w:t>
+            </w:r>
+            <w:r>
+              <w:rPr>
+                <w:rFonts w:ascii="Arial;sans-serif" w:hAnsi="Arial;sans-serif"/>
+                <w:b w:val="false"/>
+                <w:i w:val="false"/>
+                <w:caps w:val="false"/>
+                <w:smallCaps w:val="false"/>
+                <w:strike w:val="false"/>
+                <w:dstrike w:val="false"/>
+                <w:color w:val="000000"/>
+                <w:sz w:val="22"/>
+                <w:u w:val="none"/>
+                <w:effect w:val="none"/>
+                <w:shd w:fill="auto" w:val="clear"/>
+              </w:rPr>
+              <w:t>The books use different font sizes and weights for chapter headings, body text, and tiny sub/superscripts in formulas. The OCR model must accurately read the characters regardless of these scaling and styling differences.</w:t>
+            </w:r>
+          </w:p>
+          <w:p>
+            <w:pPr>
+              <w:pStyle w:val="BodyText"/>
+              <w:bidi w:val="0"/>
+              <w:spacing w:lineRule="auto" w:line="331" w:before="0" w:after="80"/>
+              <w:ind w:hanging="0" w:left="0" w:right="0"/>
+              <w:rPr/>
+            </w:pPr>
+            <w:r>
+              <w:rPr>
+                <w:rFonts w:ascii="Arial;sans-serif" w:hAnsi="Arial;sans-serif"/>
+                <w:b/>
+                <w:i w:val="false"/>
+                <w:caps w:val="false"/>
+                <w:smallCaps w:val="false"/>
+                <w:strike w:val="false"/>
+                <w:dstrike w:val="false"/>
+                <w:color w:val="000000"/>
+                <w:sz w:val="22"/>
+                <w:u w:val="none"/>
+                <w:effect w:val="none"/>
+                <w:shd w:fill="auto" w:val="clear"/>
+              </w:rPr>
+              <w:t>3. Proximity and Lack of Whitespace:</w:t>
+            </w:r>
+            <w:r>
+              <w:rPr>
+                <w:b w:val="false"/>
+                <w:caps w:val="false"/>
+                <w:smallCaps w:val="false"/>
+                <w:strike w:val="false"/>
+                <w:dstrike w:val="false"/>
+                <w:color w:val="000000"/>
+                <w:u w:val="none"/>
+                <w:effect w:val="none"/>
+                <w:shd w:fill="auto" w:val="clear"/>
+              </w:rPr>
+              <w:t xml:space="preserve"> </w:t>
+            </w:r>
+            <w:r>
+              <w:rPr>
+                <w:rFonts w:ascii="Arial;sans-serif" w:hAnsi="Arial;sans-serif"/>
+                <w:b w:val="false"/>
+                <w:i w:val="false"/>
+                <w:caps w:val="false"/>
+                <w:smallCaps w:val="false"/>
+                <w:strike w:val="false"/>
+                <w:dstrike w:val="false"/>
+                <w:color w:val="000000"/>
+                <w:sz w:val="22"/>
+                <w:u w:val="none"/>
+                <w:effect w:val="none"/>
+                <w:shd w:fill="auto" w:val="clear"/>
+              </w:rPr>
+              <w:t>The scientific meaning of a formula (like $H_2SO_4$) is invariant to whether it is padded with whitespace or bound tightly to a Bangla suffix (like "$H_2SO_4$-</w:t>
+            </w:r>
+            <w:r>
+              <w:rPr>
+                <w:rFonts w:cs="Arial;sans-serif"/>
+                <w:bCs w:val="false"/>
+                <w:iCs w:val="false"/>
+                <w:caps w:val="false"/>
+                <w:smallCaps w:val="false"/>
+                <w:strike w:val="false"/>
+                <w:dstrike w:val="false"/>
+                <w:color w:val="000000"/>
+                <w:szCs w:val="22"/>
+                <w:u w:val="none"/>
+                <w:effect w:val="none"/>
+                <w:shd w:fill="auto" w:val="clear"/>
+              </w:rPr>
+              <w:t>এর</w:t>
+            </w:r>
+            <w:r>
+              <w:rPr>
+                <w:rFonts w:ascii="Arial;sans-serif" w:hAnsi="Arial;sans-serif"/>
+                <w:b w:val="false"/>
+                <w:i w:val="false"/>
+                <w:caps w:val="false"/>
+                <w:smallCaps w:val="false"/>
+                <w:strike w:val="false"/>
+                <w:dstrike w:val="false"/>
+                <w:color w:val="000000"/>
+                <w:sz w:val="22"/>
+                <w:u w:val="none"/>
+                <w:effect w:val="none"/>
+                <w:shd w:fill="auto" w:val="clear"/>
+              </w:rPr>
+              <w:t>"). The sequence models must be robust to these missing token boundaries and not misinterpret the fused string.</w:t>
             </w:r>
           </w:p>
         </w:tc>

--- a/forms/A2_form.docx
+++ b/forms/A2_form.docx
@@ -228,10 +228,10 @@
         </w:tblCellMar>
       </w:tblPr>
       <w:tblGrid>
-        <w:gridCol w:w="1698"/>
-        <w:gridCol w:w="3001"/>
-        <w:gridCol w:w="2362"/>
-        <w:gridCol w:w="2298"/>
+        <w:gridCol w:w="1697"/>
+        <w:gridCol w:w="3002"/>
+        <w:gridCol w:w="2363"/>
+        <w:gridCol w:w="2297"/>
       </w:tblGrid>
       <w:tr>
         <w:trPr>
@@ -239,7 +239,7 @@
         </w:trPr>
         <w:tc>
           <w:tcPr>
-            <w:tcW w:w="1698" w:type="dxa"/>
+            <w:tcW w:w="1697" w:type="dxa"/>
             <w:tcBorders>
               <w:top w:val="single" w:sz="4" w:space="0" w:color="000000"/>
               <w:left w:val="single" w:sz="4" w:space="0" w:color="000000"/>
@@ -266,7 +266,7 @@
         </w:tc>
         <w:tc>
           <w:tcPr>
-            <w:tcW w:w="3001" w:type="dxa"/>
+            <w:tcW w:w="3002" w:type="dxa"/>
             <w:tcBorders>
               <w:top w:val="single" w:sz="4" w:space="0" w:color="000000"/>
               <w:left w:val="single" w:sz="4" w:space="0" w:color="000000"/>
@@ -293,7 +293,7 @@
         </w:tc>
         <w:tc>
           <w:tcPr>
-            <w:tcW w:w="2362" w:type="dxa"/>
+            <w:tcW w:w="2363" w:type="dxa"/>
             <w:tcBorders>
               <w:top w:val="single" w:sz="4" w:space="0" w:color="000000"/>
               <w:left w:val="single" w:sz="4" w:space="0" w:color="000000"/>
@@ -320,7 +320,7 @@
         </w:tc>
         <w:tc>
           <w:tcPr>
-            <w:tcW w:w="2298" w:type="dxa"/>
+            <w:tcW w:w="2297" w:type="dxa"/>
             <w:tcBorders>
               <w:top w:val="single" w:sz="4" w:space="0" w:color="000000"/>
               <w:left w:val="single" w:sz="4" w:space="0" w:color="000000"/>
@@ -350,7 +350,7 @@
         <w:trPr/>
         <w:tc>
           <w:tcPr>
-            <w:tcW w:w="1698" w:type="dxa"/>
+            <w:tcW w:w="1697" w:type="dxa"/>
             <w:tcBorders>
               <w:top w:val="single" w:sz="4" w:space="0" w:color="000000"/>
               <w:left w:val="single" w:sz="4" w:space="0" w:color="000000"/>
@@ -372,49 +372,49 @@
         </w:tc>
         <w:tc>
           <w:tcPr>
-            <w:tcW w:w="3001" w:type="dxa"/>
-            <w:tcBorders>
-              <w:top w:val="single" w:sz="4" w:space="0" w:color="000000"/>
-              <w:left w:val="single" w:sz="4" w:space="0" w:color="000000"/>
-              <w:bottom w:val="single" w:sz="4" w:space="0" w:color="000000"/>
-              <w:right w:val="single" w:sz="4" w:space="0" w:color="000000"/>
-            </w:tcBorders>
-          </w:tcPr>
-          <w:p>
-            <w:pPr>
-              <w:pStyle w:val="Normal"/>
-              <w:spacing w:before="0" w:after="80"/>
-              <w:rPr/>
-            </w:pPr>
-            <w:r>
-              <w:rPr/>
-            </w:r>
-          </w:p>
-        </w:tc>
-        <w:tc>
-          <w:tcPr>
-            <w:tcW w:w="2362" w:type="dxa"/>
-            <w:tcBorders>
-              <w:top w:val="single" w:sz="4" w:space="0" w:color="000000"/>
-              <w:left w:val="single" w:sz="4" w:space="0" w:color="000000"/>
-              <w:bottom w:val="single" w:sz="4" w:space="0" w:color="000000"/>
-              <w:right w:val="single" w:sz="4" w:space="0" w:color="000000"/>
-            </w:tcBorders>
-          </w:tcPr>
-          <w:p>
-            <w:pPr>
-              <w:pStyle w:val="Normal"/>
-              <w:spacing w:before="0" w:after="80"/>
-              <w:rPr/>
-            </w:pPr>
-            <w:r>
-              <w:rPr/>
-            </w:r>
-          </w:p>
-        </w:tc>
-        <w:tc>
-          <w:tcPr>
-            <w:tcW w:w="2298" w:type="dxa"/>
+            <w:tcW w:w="3002" w:type="dxa"/>
+            <w:tcBorders>
+              <w:top w:val="single" w:sz="4" w:space="0" w:color="000000"/>
+              <w:left w:val="single" w:sz="4" w:space="0" w:color="000000"/>
+              <w:bottom w:val="single" w:sz="4" w:space="0" w:color="000000"/>
+              <w:right w:val="single" w:sz="4" w:space="0" w:color="000000"/>
+            </w:tcBorders>
+          </w:tcPr>
+          <w:p>
+            <w:pPr>
+              <w:pStyle w:val="Normal"/>
+              <w:spacing w:before="0" w:after="80"/>
+              <w:rPr/>
+            </w:pPr>
+            <w:r>
+              <w:rPr/>
+            </w:r>
+          </w:p>
+        </w:tc>
+        <w:tc>
+          <w:tcPr>
+            <w:tcW w:w="2363" w:type="dxa"/>
+            <w:tcBorders>
+              <w:top w:val="single" w:sz="4" w:space="0" w:color="000000"/>
+              <w:left w:val="single" w:sz="4" w:space="0" w:color="000000"/>
+              <w:bottom w:val="single" w:sz="4" w:space="0" w:color="000000"/>
+              <w:right w:val="single" w:sz="4" w:space="0" w:color="000000"/>
+            </w:tcBorders>
+          </w:tcPr>
+          <w:p>
+            <w:pPr>
+              <w:pStyle w:val="Normal"/>
+              <w:spacing w:before="0" w:after="80"/>
+              <w:rPr/>
+            </w:pPr>
+            <w:r>
+              <w:rPr/>
+            </w:r>
+          </w:p>
+        </w:tc>
+        <w:tc>
+          <w:tcPr>
+            <w:tcW w:w="2297" w:type="dxa"/>
             <w:tcBorders>
               <w:top w:val="single" w:sz="4" w:space="0" w:color="000000"/>
               <w:left w:val="single" w:sz="4" w:space="0" w:color="000000"/>
@@ -438,7 +438,7 @@
         <w:trPr/>
         <w:tc>
           <w:tcPr>
-            <w:tcW w:w="1698" w:type="dxa"/>
+            <w:tcW w:w="1697" w:type="dxa"/>
             <w:tcBorders>
               <w:top w:val="single" w:sz="4" w:space="0" w:color="000000"/>
               <w:left w:val="single" w:sz="4" w:space="0" w:color="000000"/>
@@ -460,49 +460,49 @@
         </w:tc>
         <w:tc>
           <w:tcPr>
-            <w:tcW w:w="3001" w:type="dxa"/>
-            <w:tcBorders>
-              <w:top w:val="single" w:sz="4" w:space="0" w:color="000000"/>
-              <w:left w:val="single" w:sz="4" w:space="0" w:color="000000"/>
-              <w:bottom w:val="single" w:sz="4" w:space="0" w:color="000000"/>
-              <w:right w:val="single" w:sz="4" w:space="0" w:color="000000"/>
-            </w:tcBorders>
-          </w:tcPr>
-          <w:p>
-            <w:pPr>
-              <w:pStyle w:val="Normal"/>
-              <w:spacing w:before="0" w:after="80"/>
-              <w:rPr/>
-            </w:pPr>
-            <w:r>
-              <w:rPr/>
-            </w:r>
-          </w:p>
-        </w:tc>
-        <w:tc>
-          <w:tcPr>
-            <w:tcW w:w="2362" w:type="dxa"/>
-            <w:tcBorders>
-              <w:top w:val="single" w:sz="4" w:space="0" w:color="000000"/>
-              <w:left w:val="single" w:sz="4" w:space="0" w:color="000000"/>
-              <w:bottom w:val="single" w:sz="4" w:space="0" w:color="000000"/>
-              <w:right w:val="single" w:sz="4" w:space="0" w:color="000000"/>
-            </w:tcBorders>
-          </w:tcPr>
-          <w:p>
-            <w:pPr>
-              <w:pStyle w:val="Normal"/>
-              <w:spacing w:before="0" w:after="80"/>
-              <w:rPr/>
-            </w:pPr>
-            <w:r>
-              <w:rPr/>
-            </w:r>
-          </w:p>
-        </w:tc>
-        <w:tc>
-          <w:tcPr>
-            <w:tcW w:w="2298" w:type="dxa"/>
+            <w:tcW w:w="3002" w:type="dxa"/>
+            <w:tcBorders>
+              <w:top w:val="single" w:sz="4" w:space="0" w:color="000000"/>
+              <w:left w:val="single" w:sz="4" w:space="0" w:color="000000"/>
+              <w:bottom w:val="single" w:sz="4" w:space="0" w:color="000000"/>
+              <w:right w:val="single" w:sz="4" w:space="0" w:color="000000"/>
+            </w:tcBorders>
+          </w:tcPr>
+          <w:p>
+            <w:pPr>
+              <w:pStyle w:val="Normal"/>
+              <w:spacing w:before="0" w:after="80"/>
+              <w:rPr/>
+            </w:pPr>
+            <w:r>
+              <w:rPr/>
+            </w:r>
+          </w:p>
+        </w:tc>
+        <w:tc>
+          <w:tcPr>
+            <w:tcW w:w="2363" w:type="dxa"/>
+            <w:tcBorders>
+              <w:top w:val="single" w:sz="4" w:space="0" w:color="000000"/>
+              <w:left w:val="single" w:sz="4" w:space="0" w:color="000000"/>
+              <w:bottom w:val="single" w:sz="4" w:space="0" w:color="000000"/>
+              <w:right w:val="single" w:sz="4" w:space="0" w:color="000000"/>
+            </w:tcBorders>
+          </w:tcPr>
+          <w:p>
+            <w:pPr>
+              <w:pStyle w:val="Normal"/>
+              <w:spacing w:before="0" w:after="80"/>
+              <w:rPr/>
+            </w:pPr>
+            <w:r>
+              <w:rPr/>
+            </w:r>
+          </w:p>
+        </w:tc>
+        <w:tc>
+          <w:tcPr>
+            <w:tcW w:w="2297" w:type="dxa"/>
             <w:tcBorders>
               <w:top w:val="single" w:sz="4" w:space="0" w:color="000000"/>
               <w:left w:val="single" w:sz="4" w:space="0" w:color="000000"/>
@@ -526,7 +526,7 @@
         <w:trPr/>
         <w:tc>
           <w:tcPr>
-            <w:tcW w:w="1698" w:type="dxa"/>
+            <w:tcW w:w="1697" w:type="dxa"/>
             <w:tcBorders>
               <w:top w:val="single" w:sz="4" w:space="0" w:color="000000"/>
               <w:left w:val="single" w:sz="4" w:space="0" w:color="000000"/>
@@ -548,49 +548,49 @@
         </w:tc>
         <w:tc>
           <w:tcPr>
-            <w:tcW w:w="3001" w:type="dxa"/>
-            <w:tcBorders>
-              <w:top w:val="single" w:sz="4" w:space="0" w:color="000000"/>
-              <w:left w:val="single" w:sz="4" w:space="0" w:color="000000"/>
-              <w:bottom w:val="single" w:sz="4" w:space="0" w:color="000000"/>
-              <w:right w:val="single" w:sz="4" w:space="0" w:color="000000"/>
-            </w:tcBorders>
-          </w:tcPr>
-          <w:p>
-            <w:pPr>
-              <w:pStyle w:val="Normal"/>
-              <w:spacing w:before="0" w:after="80"/>
-              <w:rPr/>
-            </w:pPr>
-            <w:r>
-              <w:rPr/>
-            </w:r>
-          </w:p>
-        </w:tc>
-        <w:tc>
-          <w:tcPr>
-            <w:tcW w:w="2362" w:type="dxa"/>
-            <w:tcBorders>
-              <w:top w:val="single" w:sz="4" w:space="0" w:color="000000"/>
-              <w:left w:val="single" w:sz="4" w:space="0" w:color="000000"/>
-              <w:bottom w:val="single" w:sz="4" w:space="0" w:color="000000"/>
-              <w:right w:val="single" w:sz="4" w:space="0" w:color="000000"/>
-            </w:tcBorders>
-          </w:tcPr>
-          <w:p>
-            <w:pPr>
-              <w:pStyle w:val="Normal"/>
-              <w:spacing w:before="0" w:after="80"/>
-              <w:rPr/>
-            </w:pPr>
-            <w:r>
-              <w:rPr/>
-            </w:r>
-          </w:p>
-        </w:tc>
-        <w:tc>
-          <w:tcPr>
-            <w:tcW w:w="2298" w:type="dxa"/>
+            <w:tcW w:w="3002" w:type="dxa"/>
+            <w:tcBorders>
+              <w:top w:val="single" w:sz="4" w:space="0" w:color="000000"/>
+              <w:left w:val="single" w:sz="4" w:space="0" w:color="000000"/>
+              <w:bottom w:val="single" w:sz="4" w:space="0" w:color="000000"/>
+              <w:right w:val="single" w:sz="4" w:space="0" w:color="000000"/>
+            </w:tcBorders>
+          </w:tcPr>
+          <w:p>
+            <w:pPr>
+              <w:pStyle w:val="Normal"/>
+              <w:spacing w:before="0" w:after="80"/>
+              <w:rPr/>
+            </w:pPr>
+            <w:r>
+              <w:rPr/>
+            </w:r>
+          </w:p>
+        </w:tc>
+        <w:tc>
+          <w:tcPr>
+            <w:tcW w:w="2363" w:type="dxa"/>
+            <w:tcBorders>
+              <w:top w:val="single" w:sz="4" w:space="0" w:color="000000"/>
+              <w:left w:val="single" w:sz="4" w:space="0" w:color="000000"/>
+              <w:bottom w:val="single" w:sz="4" w:space="0" w:color="000000"/>
+              <w:right w:val="single" w:sz="4" w:space="0" w:color="000000"/>
+            </w:tcBorders>
+          </w:tcPr>
+          <w:p>
+            <w:pPr>
+              <w:pStyle w:val="Normal"/>
+              <w:spacing w:before="0" w:after="80"/>
+              <w:rPr/>
+            </w:pPr>
+            <w:r>
+              <w:rPr/>
+            </w:r>
+          </w:p>
+        </w:tc>
+        <w:tc>
+          <w:tcPr>
+            <w:tcW w:w="2297" w:type="dxa"/>
             <w:tcBorders>
               <w:top w:val="single" w:sz="4" w:space="0" w:color="000000"/>
               <w:left w:val="single" w:sz="4" w:space="0" w:color="000000"/>
@@ -1327,14 +1327,7 @@
                 <w:b/>
                 <w:bCs/>
               </w:rPr>
-              <w:t xml:space="preserve">2. </w:t>
-            </w:r>
-            <w:r>
-              <w:rPr>
-                <w:b/>
-                <w:bCs/>
-              </w:rPr>
-              <w:t>High-Density Conjuncts (</w:t>
+              <w:t>2. High-Density Conjuncts (</w:t>
             </w:r>
             <w:r>
               <w:rPr>
@@ -1367,14 +1360,7 @@
                 <w:b/>
                 <w:bCs/>
               </w:rPr>
-              <w:t xml:space="preserve">3. </w:t>
-            </w:r>
-            <w:r>
-              <w:rPr>
-                <w:b/>
-                <w:bCs/>
-              </w:rPr>
-              <w:t>Domain-Specific Context:</w:t>
+              <w:t>3. Domain-Specific Context:</w:t>
             </w:r>
             <w:r>
               <w:rPr/>
@@ -1751,8 +1737,8 @@
         </w:tblCellMar>
       </w:tblPr>
       <w:tblGrid>
-        <w:gridCol w:w="1698"/>
-        <w:gridCol w:w="2902"/>
+        <w:gridCol w:w="1697"/>
+        <w:gridCol w:w="2903"/>
         <w:gridCol w:w="3199"/>
         <w:gridCol w:w="1560"/>
       </w:tblGrid>
@@ -1762,7 +1748,7 @@
         </w:trPr>
         <w:tc>
           <w:tcPr>
-            <w:tcW w:w="1698" w:type="dxa"/>
+            <w:tcW w:w="1697" w:type="dxa"/>
             <w:tcBorders>
               <w:top w:val="single" w:sz="4" w:space="0" w:color="000000"/>
               <w:left w:val="single" w:sz="4" w:space="0" w:color="000000"/>
@@ -1789,7 +1775,7 @@
         </w:tc>
         <w:tc>
           <w:tcPr>
-            <w:tcW w:w="2902" w:type="dxa"/>
+            <w:tcW w:w="2903" w:type="dxa"/>
             <w:tcBorders>
               <w:top w:val="single" w:sz="4" w:space="0" w:color="000000"/>
               <w:left w:val="single" w:sz="4" w:space="0" w:color="000000"/>
@@ -1873,7 +1859,7 @@
         <w:trPr/>
         <w:tc>
           <w:tcPr>
-            <w:tcW w:w="1698" w:type="dxa"/>
+            <w:tcW w:w="1697" w:type="dxa"/>
             <w:tcBorders>
               <w:top w:val="single" w:sz="4" w:space="0" w:color="000000"/>
               <w:left w:val="single" w:sz="4" w:space="0" w:color="000000"/>
@@ -1895,7 +1881,7 @@
         </w:tc>
         <w:tc>
           <w:tcPr>
-            <w:tcW w:w="2902" w:type="dxa"/>
+            <w:tcW w:w="2903" w:type="dxa"/>
             <w:tcBorders>
               <w:top w:val="single" w:sz="4" w:space="0" w:color="000000"/>
               <w:left w:val="single" w:sz="4" w:space="0" w:color="000000"/>
@@ -1968,7 +1954,7 @@
         <w:trPr/>
         <w:tc>
           <w:tcPr>
-            <w:tcW w:w="1698" w:type="dxa"/>
+            <w:tcW w:w="1697" w:type="dxa"/>
             <w:tcBorders>
               <w:top w:val="single" w:sz="4" w:space="0" w:color="000000"/>
               <w:left w:val="single" w:sz="4" w:space="0" w:color="000000"/>
@@ -1990,7 +1976,547 @@
         </w:tc>
         <w:tc>
           <w:tcPr>
-            <w:tcW w:w="2902" w:type="dxa"/>
+            <w:tcW w:w="2903" w:type="dxa"/>
+            <w:tcBorders>
+              <w:top w:val="single" w:sz="4" w:space="0" w:color="000000"/>
+              <w:left w:val="single" w:sz="4" w:space="0" w:color="000000"/>
+              <w:bottom w:val="single" w:sz="4" w:space="0" w:color="000000"/>
+              <w:right w:val="single" w:sz="4" w:space="0" w:color="000000"/>
+            </w:tcBorders>
+          </w:tcPr>
+          <w:p>
+            <w:pPr>
+              <w:pStyle w:val="BodyText"/>
+              <w:spacing w:before="0" w:after="80"/>
+              <w:rPr>
+                <w:b w:val="false"/>
+              </w:rPr>
+            </w:pPr>
+            <w:bookmarkStart w:id="2" w:name="docs-internal-guid-52421522-7fff-2a18-12"/>
+            <w:bookmarkEnd w:id="2"/>
+            <w:r>
+              <w:rPr>
+                <w:rFonts w:ascii="Arial;sans-serif" w:hAnsi="Arial;sans-serif"/>
+                <w:b w:val="false"/>
+                <w:i w:val="false"/>
+                <w:iCs/>
+                <w:caps w:val="false"/>
+                <w:smallCaps w:val="false"/>
+                <w:strike w:val="false"/>
+                <w:dstrike w:val="false"/>
+                <w:color w:val="595959"/>
+                <w:sz w:val="18"/>
+                <w:szCs w:val="18"/>
+                <w:u w:val="none"/>
+                <w:effect w:val="none"/>
+                <w:shd w:fill="auto" w:val="clear"/>
+              </w:rPr>
+              <w:t xml:space="preserve">1.  </w:t>
+            </w:r>
+            <w:r>
+              <w:rPr>
+                <w:rFonts w:ascii="Arial;sans-serif" w:hAnsi="Arial;sans-serif"/>
+                <w:b/>
+                <w:i w:val="false"/>
+                <w:iCs/>
+                <w:caps w:val="false"/>
+                <w:smallCaps w:val="false"/>
+                <w:strike w:val="false"/>
+                <w:dstrike w:val="false"/>
+                <w:color w:val="595959"/>
+                <w:sz w:val="18"/>
+                <w:szCs w:val="18"/>
+                <w:u w:val="none"/>
+                <w:effect w:val="none"/>
+                <w:shd w:fill="auto" w:val="clear"/>
+              </w:rPr>
+              <w:t>Heuristic (uniform-block segmentation):</w:t>
+            </w:r>
+            <w:r>
+              <w:rPr>
+                <w:b w:val="false"/>
+                <w:i/>
+                <w:iCs/>
+                <w:caps w:val="false"/>
+                <w:smallCaps w:val="false"/>
+                <w:strike w:val="false"/>
+                <w:dstrike w:val="false"/>
+                <w:color w:val="595959"/>
+                <w:sz w:val="18"/>
+                <w:szCs w:val="18"/>
+                <w:u w:val="none"/>
+                <w:effect w:val="none"/>
+                <w:shd w:fill="auto" w:val="clear"/>
+              </w:rPr>
+              <w:t xml:space="preserve"> </w:t>
+            </w:r>
+            <w:r>
+              <w:rPr>
+                <w:rFonts w:ascii="Arial;sans-serif" w:hAnsi="Arial;sans-serif"/>
+                <w:b w:val="false"/>
+                <w:i w:val="false"/>
+                <w:iCs/>
+                <w:caps w:val="false"/>
+                <w:smallCaps w:val="false"/>
+                <w:strike w:val="false"/>
+                <w:dstrike w:val="false"/>
+                <w:color w:val="595959"/>
+                <w:sz w:val="18"/>
+                <w:szCs w:val="18"/>
+                <w:u w:val="none"/>
+                <w:effect w:val="none"/>
+                <w:shd w:fill="auto" w:val="clear"/>
+              </w:rPr>
+              <w:t>treats the entire page as a single text block. On Physics p. 61, this collapsed the six-column experiment table header into one scrambled string `(cm) (cm) h/L (s) (m/s)` with the table body reduced to bare row numbers — complete failure on structured content.</w:t>
+            </w:r>
+          </w:p>
+          <w:p>
+            <w:pPr>
+              <w:pStyle w:val="BodyText"/>
+              <w:bidi w:val="0"/>
+              <w:spacing w:lineRule="auto" w:line="331" w:before="0" w:after="80"/>
+              <w:ind w:hanging="0" w:left="0" w:right="0"/>
+              <w:rPr/>
+            </w:pPr>
+            <w:r>
+              <w:rPr>
+                <w:rFonts w:ascii="Arial;sans-serif" w:hAnsi="Arial;sans-serif"/>
+                <w:b w:val="false"/>
+                <w:i w:val="false"/>
+                <w:caps w:val="false"/>
+                <w:smallCaps w:val="false"/>
+                <w:strike w:val="false"/>
+                <w:dstrike w:val="false"/>
+                <w:color w:val="595959"/>
+                <w:sz w:val="18"/>
+                <w:u w:val="none"/>
+                <w:effect w:val="none"/>
+                <w:shd w:fill="auto" w:val="clear"/>
+              </w:rPr>
+              <w:t xml:space="preserve">2. </w:t>
+            </w:r>
+            <w:r>
+              <w:rPr>
+                <w:rFonts w:ascii="Arial;sans-serif" w:hAnsi="Arial;sans-serif"/>
+                <w:b/>
+                <w:i w:val="false"/>
+                <w:caps w:val="false"/>
+                <w:smallCaps w:val="false"/>
+                <w:strike w:val="false"/>
+                <w:dstrike w:val="false"/>
+                <w:color w:val="595959"/>
+                <w:sz w:val="18"/>
+                <w:u w:val="none"/>
+                <w:effect w:val="none"/>
+                <w:shd w:fill="auto" w:val="clear"/>
+              </w:rPr>
+              <w:t>Object detection model (YOLO11 fine-tuned on DocLayNet):</w:t>
+            </w:r>
+            <w:r>
+              <w:rPr>
+                <w:b w:val="false"/>
+                <w:caps w:val="false"/>
+                <w:smallCaps w:val="false"/>
+                <w:strike w:val="false"/>
+                <w:dstrike w:val="false"/>
+                <w:color w:val="595959"/>
+                <w:u w:val="none"/>
+                <w:effect w:val="none"/>
+                <w:shd w:fill="auto" w:val="clear"/>
+              </w:rPr>
+              <w:t xml:space="preserve"> </w:t>
+            </w:r>
+            <w:r>
+              <w:rPr>
+                <w:rFonts w:ascii="Arial;sans-serif" w:hAnsi="Arial;sans-serif"/>
+                <w:b w:val="false"/>
+                <w:i w:val="false"/>
+                <w:caps w:val="false"/>
+                <w:smallCaps w:val="false"/>
+                <w:strike w:val="false"/>
+                <w:dstrike w:val="false"/>
+                <w:color w:val="595959"/>
+                <w:sz w:val="18"/>
+                <w:u w:val="none"/>
+                <w:effect w:val="none"/>
+                <w:shd w:fill="auto" w:val="clear"/>
+              </w:rPr>
+              <w:t>draws semantic bounding boxes around distinct page regions — Text, Table, Figure, Title, Formula — before any OCR is run.</w:t>
+            </w:r>
+          </w:p>
+        </w:tc>
+        <w:tc>
+          <w:tcPr>
+            <w:tcW w:w="3199" w:type="dxa"/>
+            <w:tcBorders>
+              <w:top w:val="single" w:sz="4" w:space="0" w:color="000000"/>
+              <w:left w:val="single" w:sz="4" w:space="0" w:color="000000"/>
+              <w:bottom w:val="single" w:sz="4" w:space="0" w:color="000000"/>
+              <w:right w:val="single" w:sz="4" w:space="0" w:color="000000"/>
+            </w:tcBorders>
+          </w:tcPr>
+          <w:p>
+            <w:pPr>
+              <w:pStyle w:val="BodyText"/>
+              <w:spacing w:before="0" w:after="80"/>
+              <w:rPr>
+                <w:b w:val="false"/>
+              </w:rPr>
+            </w:pPr>
+            <w:bookmarkStart w:id="3" w:name="docs-internal-guid-2180b03c-7fff-3b66-df"/>
+            <w:bookmarkEnd w:id="3"/>
+            <w:r>
+              <w:rPr>
+                <w:rFonts w:ascii="Arial;sans-serif" w:hAnsi="Arial;sans-serif"/>
+                <w:b/>
+                <w:i w:val="false"/>
+                <w:caps w:val="false"/>
+                <w:smallCaps w:val="false"/>
+                <w:strike w:val="false"/>
+                <w:dstrike w:val="false"/>
+                <w:color w:val="000000"/>
+                <w:sz w:val="22"/>
+                <w:u w:val="none"/>
+                <w:effect w:val="none"/>
+                <w:shd w:fill="auto" w:val="clear"/>
+              </w:rPr>
+              <w:t>Choice:</w:t>
+            </w:r>
+            <w:r>
+              <w:rPr>
+                <w:b w:val="false"/>
+                <w:caps w:val="false"/>
+                <w:smallCaps w:val="false"/>
+                <w:strike w:val="false"/>
+                <w:dstrike w:val="false"/>
+                <w:color w:val="000000"/>
+                <w:u w:val="none"/>
+                <w:effect w:val="none"/>
+                <w:shd w:fill="auto" w:val="clear"/>
+              </w:rPr>
+              <w:t xml:space="preserve"> </w:t>
+            </w:r>
+            <w:r>
+              <w:rPr>
+                <w:rFonts w:ascii="Arial;sans-serif" w:hAnsi="Arial;sans-serif"/>
+                <w:b w:val="false"/>
+                <w:i w:val="false"/>
+                <w:caps w:val="false"/>
+                <w:smallCaps w:val="false"/>
+                <w:strike w:val="false"/>
+                <w:dstrike w:val="false"/>
+                <w:color w:val="000000"/>
+                <w:sz w:val="22"/>
+                <w:u w:val="none"/>
+                <w:effect w:val="none"/>
+                <w:shd w:fill="auto" w:val="clear"/>
+              </w:rPr>
+              <w:t>YOLO11 nano fine-tuned on DocLayNet (`Armaggheddon/yolo11-document-layout`)</w:t>
+            </w:r>
+          </w:p>
+          <w:p>
+            <w:pPr>
+              <w:pStyle w:val="BodyText"/>
+              <w:bidi w:val="0"/>
+              <w:spacing w:lineRule="auto" w:line="331" w:before="0" w:after="80"/>
+              <w:ind w:hanging="0" w:left="0" w:right="0"/>
+              <w:rPr>
+                <w:rFonts w:ascii="Arial;sans-serif" w:hAnsi="Arial;sans-serif"/>
+                <w:b/>
+                <w:i w:val="false"/>
+                <w:caps w:val="false"/>
+                <w:smallCaps w:val="false"/>
+                <w:strike w:val="false"/>
+                <w:dstrike w:val="false"/>
+                <w:color w:val="000000"/>
+                <w:sz w:val="22"/>
+                <w:u w:val="none"/>
+                <w:effect w:val="none"/>
+                <w:shd w:fill="auto" w:val="clear"/>
+              </w:rPr>
+            </w:pPr>
+            <w:r>
+              <w:rPr/>
+            </w:r>
+          </w:p>
+          <w:p>
+            <w:pPr>
+              <w:pStyle w:val="BodyText"/>
+              <w:bidi w:val="0"/>
+              <w:spacing w:lineRule="auto" w:line="331" w:before="0" w:after="80"/>
+              <w:ind w:hanging="0" w:left="0" w:right="0"/>
+              <w:rPr/>
+            </w:pPr>
+            <w:r>
+              <w:rPr>
+                <w:rFonts w:ascii="Arial;sans-serif" w:hAnsi="Arial;sans-serif"/>
+                <w:b/>
+                <w:i w:val="false"/>
+                <w:caps w:val="false"/>
+                <w:smallCaps w:val="false"/>
+                <w:strike w:val="false"/>
+                <w:dstrike w:val="false"/>
+                <w:color w:val="000000"/>
+                <w:sz w:val="22"/>
+                <w:u w:val="none"/>
+                <w:effect w:val="none"/>
+                <w:shd w:fill="auto" w:val="clear"/>
+              </w:rPr>
+              <w:t>Why:</w:t>
+            </w:r>
+          </w:p>
+          <w:p>
+            <w:pPr>
+              <w:pStyle w:val="BodyText"/>
+              <w:bidi w:val="0"/>
+              <w:spacing w:lineRule="auto" w:line="331" w:before="0" w:after="80"/>
+              <w:ind w:hanging="0" w:left="0" w:right="0"/>
+              <w:rPr>
+                <w:b w:val="false"/>
+              </w:rPr>
+            </w:pPr>
+            <w:r>
+              <w:rPr>
+                <w:rFonts w:ascii="Arial;sans-serif" w:hAnsi="Arial;sans-serif"/>
+                <w:b w:val="false"/>
+                <w:i w:val="false"/>
+                <w:caps w:val="false"/>
+                <w:smallCaps w:val="false"/>
+                <w:strike w:val="false"/>
+                <w:dstrike w:val="false"/>
+                <w:color w:val="000000"/>
+                <w:sz w:val="22"/>
+                <w:u w:val="none"/>
+                <w:effect w:val="none"/>
+                <w:shd w:fill="auto" w:val="clear"/>
+              </w:rPr>
+              <w:t>We tested both options on several pages spanning all three books, covering a deliberate mix of plain prose, multi-column tables, figures with embedded labels, and heading-dense pages. Some example page numbers : Biology p.20, p.80, p.150,</w:t>
+              <w:br/>
+              <w:t>Chemistry p.15, p.100, p.262,</w:t>
+              <w:br/>
+              <w:t>Physics p.10, p.61, p.192.</w:t>
+            </w:r>
+          </w:p>
+          <w:p>
+            <w:pPr>
+              <w:pStyle w:val="BodyText"/>
+              <w:rPr/>
+            </w:pPr>
+            <w:r>
+              <w:rPr/>
+            </w:r>
+          </w:p>
+          <w:p>
+            <w:pPr>
+              <w:pStyle w:val="BodyText"/>
+              <w:bidi w:val="0"/>
+              <w:spacing w:lineRule="auto" w:line="331" w:before="0" w:after="80"/>
+              <w:ind w:hanging="0" w:left="0" w:right="0"/>
+              <w:rPr>
+                <w:rFonts w:ascii="Arial;sans-serif" w:hAnsi="Arial;sans-serif"/>
+                <w:b w:val="false"/>
+                <w:i w:val="false"/>
+                <w:caps w:val="false"/>
+                <w:smallCaps w:val="false"/>
+                <w:strike w:val="false"/>
+                <w:dstrike w:val="false"/>
+                <w:color w:val="000000"/>
+                <w:sz w:val="22"/>
+                <w:u w:val="none"/>
+                <w:effect w:val="none"/>
+                <w:shd w:fill="auto" w:val="clear"/>
+              </w:rPr>
+            </w:pPr>
+            <w:r>
+              <w:rPr>
+                <w:rFonts w:ascii="Arial;sans-serif" w:hAnsi="Arial;sans-serif"/>
+                <w:b w:val="false"/>
+                <w:i w:val="false"/>
+                <w:caps w:val="false"/>
+                <w:smallCaps w:val="false"/>
+                <w:strike w:val="false"/>
+                <w:dstrike w:val="false"/>
+                <w:color w:val="000000"/>
+                <w:sz w:val="22"/>
+                <w:u w:val="none"/>
+                <w:effect w:val="none"/>
+                <w:shd w:fill="auto" w:val="clear"/>
+              </w:rPr>
+              <w:t>The heuristic baseline drew a single bounding box over the entire page in every case — providing zero semantic segmentation. On Physics p.61, this collapsed the six-column experiment table into a scrambled single-line string; on Chemistry p.262, circuit diagram labels bled directly into body text.</w:t>
+            </w:r>
+          </w:p>
+          <w:p>
+            <w:pPr>
+              <w:pStyle w:val="BodyText"/>
+              <w:rPr/>
+            </w:pPr>
+            <w:r>
+              <w:rPr/>
+            </w:r>
+          </w:p>
+          <w:p>
+            <w:pPr>
+              <w:pStyle w:val="BodyText"/>
+              <w:bidi w:val="0"/>
+              <w:spacing w:lineRule="auto" w:line="331" w:before="0" w:after="80"/>
+              <w:ind w:hanging="0" w:left="0" w:right="0"/>
+              <w:rPr>
+                <w:rFonts w:ascii="Arial;sans-serif" w:hAnsi="Arial;sans-serif"/>
+                <w:b w:val="false"/>
+                <w:i w:val="false"/>
+                <w:caps w:val="false"/>
+                <w:smallCaps w:val="false"/>
+                <w:strike w:val="false"/>
+                <w:dstrike w:val="false"/>
+                <w:color w:val="000000"/>
+                <w:sz w:val="22"/>
+                <w:u w:val="none"/>
+                <w:effect w:val="none"/>
+                <w:shd w:fill="auto" w:val="clear"/>
+              </w:rPr>
+            </w:pPr>
+            <w:r>
+              <w:rPr>
+                <w:rFonts w:ascii="Arial;sans-serif" w:hAnsi="Arial;sans-serif"/>
+                <w:b w:val="false"/>
+                <w:i w:val="false"/>
+                <w:caps w:val="false"/>
+                <w:smallCaps w:val="false"/>
+                <w:strike w:val="false"/>
+                <w:dstrike w:val="false"/>
+                <w:color w:val="000000"/>
+                <w:sz w:val="22"/>
+                <w:u w:val="none"/>
+                <w:effect w:val="none"/>
+                <w:shd w:fill="auto" w:val="clear"/>
+              </w:rPr>
+              <w:t>YOLO11-DocLayNet correctly separated headings, text blocks, tables, and figures on almost all of the pages tested. On bio_p080 it missed one of two figures, and on bio_p020 it missed a small text block — both minor recall gaps rather than catastrophic failures. The model's core strength — correctly isolating tables so they are not read as horizontal line noise, and isolating figure regions so embedded Bangla labels do not corrupt body text — held consistently across all pages and all three books.</w:t>
+            </w:r>
+          </w:p>
+          <w:p>
+            <w:pPr>
+              <w:pStyle w:val="BodyText"/>
+              <w:rPr/>
+            </w:pPr>
+            <w:r>
+              <w:rPr/>
+            </w:r>
+          </w:p>
+          <w:p>
+            <w:pPr>
+              <w:pStyle w:val="BodyText"/>
+              <w:bidi w:val="0"/>
+              <w:spacing w:lineRule="auto" w:line="331" w:before="0" w:after="80"/>
+              <w:ind w:hanging="0" w:left="0" w:right="0"/>
+              <w:rPr/>
+            </w:pPr>
+            <w:r>
+              <w:rPr>
+                <w:rFonts w:ascii="Arial;sans-serif" w:hAnsi="Arial;sans-serif"/>
+                <w:b w:val="false"/>
+                <w:i w:val="false"/>
+                <w:caps w:val="false"/>
+                <w:smallCaps w:val="false"/>
+                <w:strike w:val="false"/>
+                <w:dstrike w:val="false"/>
+                <w:color w:val="000000"/>
+                <w:sz w:val="22"/>
+                <w:u w:val="none"/>
+                <w:effect w:val="none"/>
+                <w:shd w:fill="auto" w:val="clear"/>
+              </w:rPr>
+              <w:t>The heuristic produces structurally corrupt OCR input; YOLO11-DocLayNet produces clean, semantically meaningful region crops. Given this evidence, we chose YOLO11-DocLayNet as our layout stage.</w:t>
+            </w:r>
+          </w:p>
+        </w:tc>
+        <w:tc>
+          <w:tcPr>
+            <w:tcW w:w="1560" w:type="dxa"/>
+            <w:tcBorders>
+              <w:top w:val="single" w:sz="4" w:space="0" w:color="000000"/>
+              <w:left w:val="single" w:sz="4" w:space="0" w:color="000000"/>
+              <w:bottom w:val="single" w:sz="4" w:space="0" w:color="000000"/>
+              <w:right w:val="single" w:sz="4" w:space="0" w:color="000000"/>
+            </w:tcBorders>
+          </w:tcPr>
+          <w:p>
+            <w:pPr>
+              <w:pStyle w:val="Normal"/>
+              <w:spacing w:before="0" w:after="80"/>
+              <w:rPr>
+                <w:rFonts w:ascii="Arial;sans-serif" w:hAnsi="Arial;sans-serif"/>
+                <w:b w:val="false"/>
+                <w:i w:val="false"/>
+                <w:caps w:val="false"/>
+                <w:smallCaps w:val="false"/>
+                <w:strike w:val="false"/>
+                <w:dstrike w:val="false"/>
+                <w:color w:val="000000"/>
+                <w:sz w:val="22"/>
+                <w:u w:val="none"/>
+                <w:effect w:val="none"/>
+                <w:shd w:fill="auto" w:val="clear"/>
+              </w:rPr>
+            </w:pPr>
+            <w:bookmarkStart w:id="4" w:name="docs-internal-guid-8ceffbe4-7fff-eb6e-56"/>
+            <w:bookmarkEnd w:id="4"/>
+            <w:r>
+              <w:rPr>
+                <w:rFonts w:ascii="Arial;sans-serif" w:hAnsi="Arial;sans-serif"/>
+                <w:b w:val="false"/>
+                <w:i w:val="false"/>
+                <w:caps w:val="false"/>
+                <w:smallCaps w:val="false"/>
+                <w:strike w:val="false"/>
+                <w:dstrike w:val="false"/>
+                <w:color w:val="000000"/>
+                <w:sz w:val="22"/>
+                <w:u w:val="none"/>
+                <w:effect w:val="none"/>
+                <w:shd w:fill="auto" w:val="clear"/>
+              </w:rPr>
+              <w:t>Yes — we reproduce and adapt the published DocLayNet checkpoint.</w:t>
+            </w:r>
+          </w:p>
+          <w:p>
+            <w:pPr>
+              <w:pStyle w:val="Normal"/>
+              <w:spacing w:before="0" w:after="80"/>
+              <w:rPr/>
+            </w:pPr>
+            <w:r>
+              <w:rPr/>
+            </w:r>
+          </w:p>
+        </w:tc>
+      </w:tr>
+      <w:tr>
+        <w:trPr/>
+        <w:tc>
+          <w:tcPr>
+            <w:tcW w:w="1697" w:type="dxa"/>
+            <w:tcBorders>
+              <w:top w:val="single" w:sz="4" w:space="0" w:color="000000"/>
+              <w:left w:val="single" w:sz="4" w:space="0" w:color="000000"/>
+              <w:bottom w:val="single" w:sz="4" w:space="0" w:color="000000"/>
+              <w:right w:val="single" w:sz="4" w:space="0" w:color="000000"/>
+            </w:tcBorders>
+          </w:tcPr>
+          <w:p>
+            <w:pPr>
+              <w:pStyle w:val="Normal"/>
+              <w:spacing w:before="0" w:after="80"/>
+              <w:rPr/>
+            </w:pPr>
+            <w:r>
+              <w:rPr/>
+              <w:t>OCR / HTR</w:t>
+            </w:r>
+          </w:p>
+        </w:tc>
+        <w:tc>
+          <w:tcPr>
+            <w:tcW w:w="2903" w:type="dxa"/>
             <w:tcBorders>
               <w:top w:val="single" w:sz="4" w:space="0" w:color="000000"/>
               <w:left w:val="single" w:sz="4" w:space="0" w:color="000000"/>
@@ -2012,7 +2538,7 @@
                 <w:sz w:val="18"/>
                 <w:szCs w:val="18"/>
               </w:rPr>
-              <w:t>e.g. heuristic vs detection model</w:t>
+              <w:t>e.g. Tesseract vs TrOCR vs Donut</w:t>
             </w:r>
           </w:p>
         </w:tc>
@@ -2063,29 +2589,29 @@
         <w:trPr/>
         <w:tc>
           <w:tcPr>
-            <w:tcW w:w="1698" w:type="dxa"/>
-            <w:tcBorders>
-              <w:top w:val="single" w:sz="4" w:space="0" w:color="000000"/>
-              <w:left w:val="single" w:sz="4" w:space="0" w:color="000000"/>
-              <w:bottom w:val="single" w:sz="4" w:space="0" w:color="000000"/>
-              <w:right w:val="single" w:sz="4" w:space="0" w:color="000000"/>
-            </w:tcBorders>
-          </w:tcPr>
-          <w:p>
-            <w:pPr>
-              <w:pStyle w:val="Normal"/>
-              <w:spacing w:before="0" w:after="80"/>
-              <w:rPr/>
-            </w:pPr>
-            <w:r>
-              <w:rPr/>
-              <w:t>OCR / HTR</w:t>
-            </w:r>
-          </w:p>
-        </w:tc>
-        <w:tc>
-          <w:tcPr>
-            <w:tcW w:w="2902" w:type="dxa"/>
+            <w:tcW w:w="1697" w:type="dxa"/>
+            <w:tcBorders>
+              <w:top w:val="single" w:sz="4" w:space="0" w:color="000000"/>
+              <w:left w:val="single" w:sz="4" w:space="0" w:color="000000"/>
+              <w:bottom w:val="single" w:sz="4" w:space="0" w:color="000000"/>
+              <w:right w:val="single" w:sz="4" w:space="0" w:color="000000"/>
+            </w:tcBorders>
+          </w:tcPr>
+          <w:p>
+            <w:pPr>
+              <w:pStyle w:val="Normal"/>
+              <w:spacing w:before="0" w:after="80"/>
+              <w:rPr/>
+            </w:pPr>
+            <w:r>
+              <w:rPr/>
+              <w:t>Chunking</w:t>
+            </w:r>
+          </w:p>
+        </w:tc>
+        <w:tc>
+          <w:tcPr>
+            <w:tcW w:w="2903" w:type="dxa"/>
             <w:tcBorders>
               <w:top w:val="single" w:sz="4" w:space="0" w:color="000000"/>
               <w:left w:val="single" w:sz="4" w:space="0" w:color="000000"/>
@@ -2107,7 +2633,7 @@
                 <w:sz w:val="18"/>
                 <w:szCs w:val="18"/>
               </w:rPr>
-              <w:t>e.g. Tesseract vs TrOCR vs Donut</w:t>
+              <w:t>e.g. fixed vs semantic; size/overlap</w:t>
             </w:r>
           </w:p>
         </w:tc>
@@ -2158,29 +2684,29 @@
         <w:trPr/>
         <w:tc>
           <w:tcPr>
-            <w:tcW w:w="1698" w:type="dxa"/>
-            <w:tcBorders>
-              <w:top w:val="single" w:sz="4" w:space="0" w:color="000000"/>
-              <w:left w:val="single" w:sz="4" w:space="0" w:color="000000"/>
-              <w:bottom w:val="single" w:sz="4" w:space="0" w:color="000000"/>
-              <w:right w:val="single" w:sz="4" w:space="0" w:color="000000"/>
-            </w:tcBorders>
-          </w:tcPr>
-          <w:p>
-            <w:pPr>
-              <w:pStyle w:val="Normal"/>
-              <w:spacing w:before="0" w:after="80"/>
-              <w:rPr/>
-            </w:pPr>
-            <w:r>
-              <w:rPr/>
-              <w:t>Chunking</w:t>
-            </w:r>
-          </w:p>
-        </w:tc>
-        <w:tc>
-          <w:tcPr>
-            <w:tcW w:w="2902" w:type="dxa"/>
+            <w:tcW w:w="1697" w:type="dxa"/>
+            <w:tcBorders>
+              <w:top w:val="single" w:sz="4" w:space="0" w:color="000000"/>
+              <w:left w:val="single" w:sz="4" w:space="0" w:color="000000"/>
+              <w:bottom w:val="single" w:sz="4" w:space="0" w:color="000000"/>
+              <w:right w:val="single" w:sz="4" w:space="0" w:color="000000"/>
+            </w:tcBorders>
+          </w:tcPr>
+          <w:p>
+            <w:pPr>
+              <w:pStyle w:val="Normal"/>
+              <w:spacing w:before="0" w:after="80"/>
+              <w:rPr/>
+            </w:pPr>
+            <w:r>
+              <w:rPr/>
+              <w:t>Embedding</w:t>
+            </w:r>
+          </w:p>
+        </w:tc>
+        <w:tc>
+          <w:tcPr>
+            <w:tcW w:w="2903" w:type="dxa"/>
             <w:tcBorders>
               <w:top w:val="single" w:sz="4" w:space="0" w:color="000000"/>
               <w:left w:val="single" w:sz="4" w:space="0" w:color="000000"/>
@@ -2202,7 +2728,7 @@
                 <w:sz w:val="18"/>
                 <w:szCs w:val="18"/>
               </w:rPr>
-              <w:t>e.g. fixed vs semantic; size/overlap</w:t>
+              <w:t>e.g. which sentence-embedding model</w:t>
             </w:r>
           </w:p>
         </w:tc>
@@ -2253,102 +2779,7 @@
         <w:trPr/>
         <w:tc>
           <w:tcPr>
-            <w:tcW w:w="1698" w:type="dxa"/>
-            <w:tcBorders>
-              <w:top w:val="single" w:sz="4" w:space="0" w:color="000000"/>
-              <w:left w:val="single" w:sz="4" w:space="0" w:color="000000"/>
-              <w:bottom w:val="single" w:sz="4" w:space="0" w:color="000000"/>
-              <w:right w:val="single" w:sz="4" w:space="0" w:color="000000"/>
-            </w:tcBorders>
-          </w:tcPr>
-          <w:p>
-            <w:pPr>
-              <w:pStyle w:val="Normal"/>
-              <w:spacing w:before="0" w:after="80"/>
-              <w:rPr/>
-            </w:pPr>
-            <w:r>
-              <w:rPr/>
-              <w:t>Embedding</w:t>
-            </w:r>
-          </w:p>
-        </w:tc>
-        <w:tc>
-          <w:tcPr>
-            <w:tcW w:w="2902" w:type="dxa"/>
-            <w:tcBorders>
-              <w:top w:val="single" w:sz="4" w:space="0" w:color="000000"/>
-              <w:left w:val="single" w:sz="4" w:space="0" w:color="000000"/>
-              <w:bottom w:val="single" w:sz="4" w:space="0" w:color="000000"/>
-              <w:right w:val="single" w:sz="4" w:space="0" w:color="000000"/>
-            </w:tcBorders>
-          </w:tcPr>
-          <w:p>
-            <w:pPr>
-              <w:pStyle w:val="Normal"/>
-              <w:spacing w:before="0" w:after="80"/>
-              <w:rPr/>
-            </w:pPr>
-            <w:r>
-              <w:rPr>
-                <w:i/>
-                <w:iCs/>
-                <w:color w:val="595959"/>
-                <w:sz w:val="18"/>
-                <w:szCs w:val="18"/>
-              </w:rPr>
-              <w:t>e.g. which sentence-embedding model</w:t>
-            </w:r>
-          </w:p>
-        </w:tc>
-        <w:tc>
-          <w:tcPr>
-            <w:tcW w:w="3199" w:type="dxa"/>
-            <w:tcBorders>
-              <w:top w:val="single" w:sz="4" w:space="0" w:color="000000"/>
-              <w:left w:val="single" w:sz="4" w:space="0" w:color="000000"/>
-              <w:bottom w:val="single" w:sz="4" w:space="0" w:color="000000"/>
-              <w:right w:val="single" w:sz="4" w:space="0" w:color="000000"/>
-            </w:tcBorders>
-          </w:tcPr>
-          <w:p>
-            <w:pPr>
-              <w:pStyle w:val="Normal"/>
-              <w:spacing w:before="0" w:after="80"/>
-              <w:rPr/>
-            </w:pPr>
-            <w:r>
-              <w:rPr/>
-            </w:r>
-          </w:p>
-        </w:tc>
-        <w:tc>
-          <w:tcPr>
-            <w:tcW w:w="1560" w:type="dxa"/>
-            <w:tcBorders>
-              <w:top w:val="single" w:sz="4" w:space="0" w:color="000000"/>
-              <w:left w:val="single" w:sz="4" w:space="0" w:color="000000"/>
-              <w:bottom w:val="single" w:sz="4" w:space="0" w:color="000000"/>
-              <w:right w:val="single" w:sz="4" w:space="0" w:color="000000"/>
-            </w:tcBorders>
-          </w:tcPr>
-          <w:p>
-            <w:pPr>
-              <w:pStyle w:val="Normal"/>
-              <w:spacing w:before="0" w:after="80"/>
-              <w:rPr/>
-            </w:pPr>
-            <w:r>
-              <w:rPr/>
-            </w:r>
-          </w:p>
-        </w:tc>
-      </w:tr>
-      <w:tr>
-        <w:trPr/>
-        <w:tc>
-          <w:tcPr>
-            <w:tcW w:w="1698" w:type="dxa"/>
+            <w:tcW w:w="1697" w:type="dxa"/>
             <w:tcBorders>
               <w:top w:val="single" w:sz="4" w:space="0" w:color="000000"/>
               <w:left w:val="single" w:sz="4" w:space="0" w:color="000000"/>
@@ -2370,7 +2801,7 @@
         </w:tc>
         <w:tc>
           <w:tcPr>
-            <w:tcW w:w="2902" w:type="dxa"/>
+            <w:tcW w:w="2903" w:type="dxa"/>
             <w:tcBorders>
               <w:top w:val="single" w:sz="4" w:space="0" w:color="000000"/>
               <w:left w:val="single" w:sz="4" w:space="0" w:color="000000"/>
@@ -3851,15 +4282,15 @@
         </w:tblCellMar>
       </w:tblPr>
       <w:tblGrid>
-        <w:gridCol w:w="2198"/>
-        <w:gridCol w:w="3402"/>
+        <w:gridCol w:w="2197"/>
+        <w:gridCol w:w="3403"/>
         <w:gridCol w:w="3760"/>
       </w:tblGrid>
       <w:tr>
         <w:trPr/>
         <w:tc>
           <w:tcPr>
-            <w:tcW w:w="2198" w:type="dxa"/>
+            <w:tcW w:w="2197" w:type="dxa"/>
             <w:tcBorders>
               <w:top w:val="single" w:sz="4" w:space="0" w:color="000000"/>
               <w:left w:val="single" w:sz="4" w:space="0" w:color="000000"/>
@@ -3886,7 +4317,7 @@
         </w:tc>
         <w:tc>
           <w:tcPr>
-            <w:tcW w:w="3402" w:type="dxa"/>
+            <w:tcW w:w="3403" w:type="dxa"/>
             <w:tcBorders>
               <w:top w:val="single" w:sz="4" w:space="0" w:color="000000"/>
               <w:left w:val="single" w:sz="4" w:space="0" w:color="000000"/>
@@ -3943,7 +4374,7 @@
         <w:trPr/>
         <w:tc>
           <w:tcPr>
-            <w:tcW w:w="2198" w:type="dxa"/>
+            <w:tcW w:w="2197" w:type="dxa"/>
             <w:tcBorders>
               <w:top w:val="single" w:sz="4" w:space="0" w:color="000000"/>
               <w:left w:val="single" w:sz="4" w:space="0" w:color="000000"/>
@@ -3965,7 +4396,7 @@
         </w:tc>
         <w:tc>
           <w:tcPr>
-            <w:tcW w:w="3402" w:type="dxa"/>
+            <w:tcW w:w="3403" w:type="dxa"/>
             <w:tcBorders>
               <w:top w:val="single" w:sz="4" w:space="0" w:color="000000"/>
               <w:left w:val="single" w:sz="4" w:space="0" w:color="000000"/>
@@ -4024,7 +4455,7 @@
         <w:trPr/>
         <w:tc>
           <w:tcPr>
-            <w:tcW w:w="2198" w:type="dxa"/>
+            <w:tcW w:w="2197" w:type="dxa"/>
             <w:tcBorders>
               <w:top w:val="single" w:sz="4" w:space="0" w:color="000000"/>
               <w:left w:val="single" w:sz="4" w:space="0" w:color="000000"/>
@@ -4046,7 +4477,7 @@
         </w:tc>
         <w:tc>
           <w:tcPr>
-            <w:tcW w:w="3402" w:type="dxa"/>
+            <w:tcW w:w="3403" w:type="dxa"/>
             <w:tcBorders>
               <w:top w:val="single" w:sz="4" w:space="0" w:color="000000"/>
               <w:left w:val="single" w:sz="4" w:space="0" w:color="000000"/>
@@ -4105,7 +4536,7 @@
         <w:trPr/>
         <w:tc>
           <w:tcPr>
-            <w:tcW w:w="2198" w:type="dxa"/>
+            <w:tcW w:w="2197" w:type="dxa"/>
             <w:tcBorders>
               <w:top w:val="single" w:sz="4" w:space="0" w:color="000000"/>
               <w:left w:val="single" w:sz="4" w:space="0" w:color="000000"/>
@@ -4127,7 +4558,7 @@
         </w:tc>
         <w:tc>
           <w:tcPr>
-            <w:tcW w:w="3402" w:type="dxa"/>
+            <w:tcW w:w="3403" w:type="dxa"/>
             <w:tcBorders>
               <w:top w:val="single" w:sz="4" w:space="0" w:color="000000"/>
               <w:left w:val="single" w:sz="4" w:space="0" w:color="000000"/>
@@ -4186,7 +4617,7 @@
         <w:trPr/>
         <w:tc>
           <w:tcPr>
-            <w:tcW w:w="2198" w:type="dxa"/>
+            <w:tcW w:w="2197" w:type="dxa"/>
             <w:tcBorders>
               <w:top w:val="single" w:sz="4" w:space="0" w:color="000000"/>
               <w:left w:val="single" w:sz="4" w:space="0" w:color="000000"/>
@@ -4208,7 +4639,7 @@
         </w:tc>
         <w:tc>
           <w:tcPr>
-            <w:tcW w:w="3402" w:type="dxa"/>
+            <w:tcW w:w="3403" w:type="dxa"/>
             <w:tcBorders>
               <w:top w:val="single" w:sz="4" w:space="0" w:color="000000"/>
               <w:left w:val="single" w:sz="4" w:space="0" w:color="000000"/>
@@ -4267,7 +4698,7 @@
         <w:trPr/>
         <w:tc>
           <w:tcPr>
-            <w:tcW w:w="2198" w:type="dxa"/>
+            <w:tcW w:w="2197" w:type="dxa"/>
             <w:tcBorders>
               <w:top w:val="single" w:sz="4" w:space="0" w:color="000000"/>
               <w:left w:val="single" w:sz="4" w:space="0" w:color="000000"/>
@@ -4289,7 +4720,7 @@
         </w:tc>
         <w:tc>
           <w:tcPr>
-            <w:tcW w:w="3402" w:type="dxa"/>
+            <w:tcW w:w="3403" w:type="dxa"/>
             <w:tcBorders>
               <w:top w:val="single" w:sz="4" w:space="0" w:color="000000"/>
               <w:left w:val="single" w:sz="4" w:space="0" w:color="000000"/>
@@ -4348,7 +4779,7 @@
         <w:trPr/>
         <w:tc>
           <w:tcPr>
-            <w:tcW w:w="2198" w:type="dxa"/>
+            <w:tcW w:w="2197" w:type="dxa"/>
             <w:tcBorders>
               <w:top w:val="single" w:sz="4" w:space="0" w:color="000000"/>
               <w:left w:val="single" w:sz="4" w:space="0" w:color="000000"/>
@@ -4370,7 +4801,7 @@
         </w:tc>
         <w:tc>
           <w:tcPr>
-            <w:tcW w:w="3402" w:type="dxa"/>
+            <w:tcW w:w="3403" w:type="dxa"/>
             <w:tcBorders>
               <w:top w:val="single" w:sz="4" w:space="0" w:color="000000"/>
               <w:left w:val="single" w:sz="4" w:space="0" w:color="000000"/>
@@ -4429,7 +4860,7 @@
         <w:trPr/>
         <w:tc>
           <w:tcPr>
-            <w:tcW w:w="2198" w:type="dxa"/>
+            <w:tcW w:w="2197" w:type="dxa"/>
             <w:tcBorders>
               <w:top w:val="single" w:sz="4" w:space="0" w:color="000000"/>
               <w:left w:val="single" w:sz="4" w:space="0" w:color="000000"/>
@@ -4451,7 +4882,7 @@
         </w:tc>
         <w:tc>
           <w:tcPr>
-            <w:tcW w:w="3402" w:type="dxa"/>
+            <w:tcW w:w="3403" w:type="dxa"/>
             <w:tcBorders>
               <w:top w:val="single" w:sz="4" w:space="0" w:color="000000"/>
               <w:left w:val="single" w:sz="4" w:space="0" w:color="000000"/>
@@ -4510,7 +4941,7 @@
         <w:trPr/>
         <w:tc>
           <w:tcPr>
-            <w:tcW w:w="2198" w:type="dxa"/>
+            <w:tcW w:w="2197" w:type="dxa"/>
             <w:tcBorders>
               <w:top w:val="single" w:sz="4" w:space="0" w:color="000000"/>
               <w:left w:val="single" w:sz="4" w:space="0" w:color="000000"/>
@@ -4532,7 +4963,7 @@
         </w:tc>
         <w:tc>
           <w:tcPr>
-            <w:tcW w:w="3402" w:type="dxa"/>
+            <w:tcW w:w="3403" w:type="dxa"/>
             <w:tcBorders>
               <w:top w:val="single" w:sz="4" w:space="0" w:color="000000"/>
               <w:left w:val="single" w:sz="4" w:space="0" w:color="000000"/>
@@ -5823,7 +6254,7 @@
       <w:pgNumType w:fmt="decimal"/>
       <w:formProt w:val="false"/>
       <w:textDirection w:val="lrTb"/>
-      <w:docGrid w:type="default" w:linePitch="360" w:charSpace="5938"/>
+      <w:docGrid w:type="default" w:linePitch="360" w:charSpace="5734"/>
     </w:sectPr>
   </w:body>
 </w:document>

--- a/forms/A2_form.docx
+++ b/forms/A2_form.docx
@@ -2526,19 +2526,148 @@
           </w:tcPr>
           <w:p>
             <w:pPr>
-              <w:pStyle w:val="Normal"/>
-              <w:spacing w:before="0" w:after="80"/>
-              <w:rPr/>
-            </w:pPr>
-            <w:r>
-              <w:rPr>
-                <w:i/>
-                <w:iCs/>
+              <w:pStyle w:val="BodyText"/>
+              <w:spacing w:before="0" w:after="80"/>
+              <w:rPr>
+                <w:rFonts w:ascii="Arial;sans-serif" w:hAnsi="Arial;sans-serif"/>
+                <w:b w:val="false"/>
+                <w:i w:val="false"/>
+                <w:i w:val="false"/>
+                <w:iCs w:val="false"/>
+                <w:caps w:val="false"/>
+                <w:smallCaps w:val="false"/>
+                <w:strike w:val="false"/>
+                <w:dstrike w:val="false"/>
                 <w:color w:val="595959"/>
                 <w:sz w:val="18"/>
-                <w:szCs w:val="18"/>
-              </w:rPr>
-              <w:t>e.g. Tesseract vs TrOCR vs Donut</w:t>
+                <w:u w:val="none"/>
+                <w:effect w:val="none"/>
+                <w:shd w:fill="auto" w:val="clear"/>
+              </w:rPr>
+            </w:pPr>
+            <w:bookmarkStart w:id="5" w:name="docs-internal-guid-e427ee9a-7fff-dd4d-77"/>
+            <w:bookmarkEnd w:id="5"/>
+            <w:r>
+              <w:rPr>
+                <w:rFonts w:ascii="Arial;sans-serif" w:hAnsi="Arial;sans-serif"/>
+                <w:b w:val="false"/>
+                <w:i w:val="false"/>
+                <w:iCs w:val="false"/>
+                <w:caps w:val="false"/>
+                <w:smallCaps w:val="false"/>
+                <w:strike w:val="false"/>
+                <w:dstrike w:val="false"/>
+                <w:color w:val="595959"/>
+                <w:sz w:val="18"/>
+                <w:u w:val="none"/>
+                <w:effect w:val="none"/>
+                <w:shd w:fill="auto" w:val="clear"/>
+              </w:rPr>
+              <w:t>1. Tesseract (ben+eng, OEM 3, PSM 6)</w:t>
+            </w:r>
+          </w:p>
+          <w:p>
+            <w:pPr>
+              <w:pStyle w:val="BodyText"/>
+              <w:bidi w:val="0"/>
+              <w:spacing w:lineRule="auto" w:line="331" w:before="0" w:after="80"/>
+              <w:ind w:hanging="0" w:left="0" w:right="0"/>
+              <w:rPr>
+                <w:rFonts w:ascii="Arial;sans-serif" w:hAnsi="Arial;sans-serif"/>
+                <w:b w:val="false"/>
+                <w:i w:val="false"/>
+                <w:caps w:val="false"/>
+                <w:smallCaps w:val="false"/>
+                <w:strike w:val="false"/>
+                <w:dstrike w:val="false"/>
+                <w:color w:val="595959"/>
+                <w:sz w:val="18"/>
+                <w:u w:val="none"/>
+                <w:effect w:val="none"/>
+                <w:shd w:fill="auto" w:val="clear"/>
+              </w:rPr>
+            </w:pPr>
+            <w:r>
+              <w:rPr>
+                <w:rFonts w:ascii="Arial;sans-serif" w:hAnsi="Arial;sans-serif"/>
+                <w:b w:val="false"/>
+                <w:i w:val="false"/>
+                <w:caps w:val="false"/>
+                <w:smallCaps w:val="false"/>
+                <w:strike w:val="false"/>
+                <w:dstrike w:val="false"/>
+                <w:color w:val="595959"/>
+                <w:sz w:val="18"/>
+                <w:u w:val="none"/>
+                <w:effect w:val="none"/>
+                <w:shd w:fill="auto" w:val="clear"/>
+              </w:rPr>
+              <w:t>2. EasyOCR (bn+en)</w:t>
+            </w:r>
+          </w:p>
+          <w:p>
+            <w:pPr>
+              <w:pStyle w:val="BodyText"/>
+              <w:bidi w:val="0"/>
+              <w:spacing w:lineRule="auto" w:line="331" w:before="0" w:after="80"/>
+              <w:ind w:hanging="0" w:left="0" w:right="0"/>
+              <w:rPr>
+                <w:rFonts w:ascii="Arial;sans-serif" w:hAnsi="Arial;sans-serif"/>
+                <w:b w:val="false"/>
+                <w:i w:val="false"/>
+                <w:caps w:val="false"/>
+                <w:smallCaps w:val="false"/>
+                <w:strike w:val="false"/>
+                <w:dstrike w:val="false"/>
+                <w:color w:val="595959"/>
+                <w:sz w:val="18"/>
+                <w:u w:val="none"/>
+                <w:effect w:val="none"/>
+                <w:shd w:fill="auto" w:val="clear"/>
+              </w:rPr>
+            </w:pPr>
+            <w:r>
+              <w:rPr>
+                <w:rFonts w:ascii="Arial;sans-serif" w:hAnsi="Arial;sans-serif"/>
+                <w:b w:val="false"/>
+                <w:i w:val="false"/>
+                <w:caps w:val="false"/>
+                <w:smallCaps w:val="false"/>
+                <w:strike w:val="false"/>
+                <w:dstrike w:val="false"/>
+                <w:color w:val="595959"/>
+                <w:sz w:val="18"/>
+                <w:u w:val="none"/>
+                <w:effect w:val="none"/>
+                <w:shd w:fill="auto" w:val="clear"/>
+              </w:rPr>
+              <w:t>3. TrOCR (`microsoft/trocr-base-printed`)</w:t>
+            </w:r>
+          </w:p>
+          <w:p>
+            <w:pPr>
+              <w:pStyle w:val="BodyText"/>
+              <w:bidi w:val="0"/>
+              <w:spacing w:lineRule="auto" w:line="331" w:before="0" w:after="80"/>
+              <w:ind w:hanging="0" w:left="0" w:right="0"/>
+              <w:rPr/>
+            </w:pPr>
+            <w:r>
+              <w:rPr>
+                <w:rFonts w:ascii="Arial;sans-serif" w:hAnsi="Arial;sans-serif"/>
+                <w:b w:val="false"/>
+                <w:i w:val="false"/>
+                <w:caps w:val="false"/>
+                <w:smallCaps w:val="false"/>
+                <w:strike w:val="false"/>
+                <w:dstrike w:val="false"/>
+                <w:color w:val="595959"/>
+                <w:sz w:val="18"/>
+                <w:u w:val="none"/>
+                <w:effect w:val="none"/>
+                <w:shd w:fill="auto" w:val="clear"/>
+              </w:rPr>
+              <w:t>4. Donut (`naver-clova-ix/donut-base`)</w:t>
             </w:r>
           </w:p>
         </w:tc>
@@ -2554,12 +2683,469 @@
           </w:tcPr>
           <w:p>
             <w:pPr>
-              <w:pStyle w:val="Normal"/>
-              <w:spacing w:before="0" w:after="80"/>
-              <w:rPr/>
-            </w:pPr>
-            <w:r>
-              <w:rPr/>
+              <w:pStyle w:val="BodyText"/>
+              <w:spacing w:before="0" w:after="80"/>
+              <w:rPr>
+                <w:b w:val="false"/>
+              </w:rPr>
+            </w:pPr>
+            <w:bookmarkStart w:id="6" w:name="docs-internal-guid-e21d0c96-7fff-5389-f9"/>
+            <w:bookmarkEnd w:id="6"/>
+            <w:r>
+              <w:rPr>
+                <w:rFonts w:ascii="Arial;sans-serif" w:hAnsi="Arial;sans-serif"/>
+                <w:b/>
+                <w:i w:val="false"/>
+                <w:caps w:val="false"/>
+                <w:smallCaps w:val="false"/>
+                <w:strike w:val="false"/>
+                <w:dstrike w:val="false"/>
+                <w:color w:val="000000"/>
+                <w:sz w:val="22"/>
+                <w:u w:val="none"/>
+                <w:effect w:val="none"/>
+                <w:shd w:fill="auto" w:val="clear"/>
+              </w:rPr>
+              <w:t xml:space="preserve">Choice: </w:t>
+            </w:r>
+            <w:r>
+              <w:rPr>
+                <w:rFonts w:ascii="Arial;sans-serif" w:hAnsi="Arial;sans-serif"/>
+                <w:b w:val="false"/>
+                <w:i w:val="false"/>
+                <w:caps w:val="false"/>
+                <w:smallCaps w:val="false"/>
+                <w:strike w:val="false"/>
+                <w:dstrike w:val="false"/>
+                <w:color w:val="000000"/>
+                <w:sz w:val="22"/>
+                <w:u w:val="none"/>
+                <w:effect w:val="none"/>
+                <w:shd w:fill="auto" w:val="clear"/>
+              </w:rPr>
+              <w:t>EasyOCR (bn+en)</w:t>
+            </w:r>
+          </w:p>
+          <w:p>
+            <w:pPr>
+              <w:pStyle w:val="BodyText"/>
+              <w:bidi w:val="0"/>
+              <w:ind w:left="0"/>
+              <w:jc w:val="left"/>
+              <w:rPr/>
+            </w:pPr>
+            <w:r>
+              <w:rPr/>
+            </w:r>
+          </w:p>
+          <w:p>
+            <w:pPr>
+              <w:pStyle w:val="BodyText"/>
+              <w:bidi w:val="0"/>
+              <w:spacing w:lineRule="auto" w:line="331" w:before="0" w:after="80"/>
+              <w:ind w:hanging="0" w:left="0" w:right="0"/>
+              <w:jc w:val="left"/>
+              <w:rPr>
+                <w:rFonts w:ascii="Arial;sans-serif" w:hAnsi="Arial;sans-serif"/>
+                <w:b/>
+                <w:i w:val="false"/>
+                <w:caps w:val="false"/>
+                <w:smallCaps w:val="false"/>
+                <w:strike w:val="false"/>
+                <w:dstrike w:val="false"/>
+                <w:color w:val="000000"/>
+                <w:sz w:val="22"/>
+                <w:u w:val="none"/>
+                <w:effect w:val="none"/>
+                <w:shd w:fill="auto" w:val="clear"/>
+              </w:rPr>
+            </w:pPr>
+            <w:r>
+              <w:rPr>
+                <w:rFonts w:ascii="Arial;sans-serif" w:hAnsi="Arial;sans-serif"/>
+                <w:b/>
+                <w:i w:val="false"/>
+                <w:caps w:val="false"/>
+                <w:smallCaps w:val="false"/>
+                <w:strike w:val="false"/>
+                <w:dstrike w:val="false"/>
+                <w:color w:val="000000"/>
+                <w:sz w:val="22"/>
+                <w:u w:val="none"/>
+                <w:effect w:val="none"/>
+                <w:shd w:fill="auto" w:val="clear"/>
+              </w:rPr>
+              <w:t>Why:</w:t>
+            </w:r>
+          </w:p>
+          <w:p>
+            <w:pPr>
+              <w:pStyle w:val="BodyText"/>
+              <w:bidi w:val="0"/>
+              <w:spacing w:lineRule="auto" w:line="331" w:before="0" w:after="80"/>
+              <w:ind w:hanging="0" w:left="0" w:right="0"/>
+              <w:jc w:val="left"/>
+              <w:rPr>
+                <w:rFonts w:ascii="Arial;sans-serif" w:hAnsi="Arial;sans-serif"/>
+                <w:b w:val="false"/>
+                <w:i w:val="false"/>
+                <w:caps w:val="false"/>
+                <w:smallCaps w:val="false"/>
+                <w:strike w:val="false"/>
+                <w:dstrike w:val="false"/>
+                <w:color w:val="000000"/>
+                <w:sz w:val="22"/>
+                <w:u w:val="none"/>
+                <w:effect w:val="none"/>
+                <w:shd w:fill="auto" w:val="clear"/>
+              </w:rPr>
+            </w:pPr>
+            <w:r>
+              <w:rPr>
+                <w:rFonts w:ascii="Arial;sans-serif" w:hAnsi="Arial;sans-serif"/>
+                <w:b w:val="false"/>
+                <w:i w:val="false"/>
+                <w:caps w:val="false"/>
+                <w:smallCaps w:val="false"/>
+                <w:strike w:val="false"/>
+                <w:dstrike w:val="false"/>
+                <w:color w:val="000000"/>
+                <w:sz w:val="22"/>
+                <w:u w:val="none"/>
+                <w:effect w:val="none"/>
+                <w:shd w:fill="auto" w:val="clear"/>
+              </w:rPr>
+              <w:t>We tested all four tools on several pages across all three books, covering plain Bangla prose, code-mixed lines (Bangla + English + Latin variables), and chemical reaction notation.</w:t>
+            </w:r>
+          </w:p>
+          <w:p>
+            <w:pPr>
+              <w:pStyle w:val="BodyText"/>
+              <w:bidi w:val="0"/>
+              <w:ind w:left="0"/>
+              <w:jc w:val="left"/>
+              <w:rPr/>
+            </w:pPr>
+            <w:r>
+              <w:rPr/>
+            </w:r>
+          </w:p>
+          <w:p>
+            <w:pPr>
+              <w:pStyle w:val="BodyText"/>
+              <w:bidi w:val="0"/>
+              <w:spacing w:lineRule="auto" w:line="331" w:before="0" w:after="80"/>
+              <w:ind w:hanging="0" w:left="0" w:right="0"/>
+              <w:jc w:val="left"/>
+              <w:rPr>
+                <w:b w:val="false"/>
+              </w:rPr>
+            </w:pPr>
+            <w:r>
+              <w:rPr>
+                <w:rFonts w:ascii="Arial;sans-serif" w:hAnsi="Arial;sans-serif"/>
+                <w:b/>
+                <w:i w:val="false"/>
+                <w:caps w:val="false"/>
+                <w:smallCaps w:val="false"/>
+                <w:strike w:val="false"/>
+                <w:dstrike w:val="false"/>
+                <w:color w:val="000000"/>
+                <w:sz w:val="22"/>
+                <w:u w:val="none"/>
+                <w:effect w:val="none"/>
+                <w:shd w:fill="auto" w:val="clear"/>
+              </w:rPr>
+              <w:t xml:space="preserve">Tesseract (ben+eng): </w:t>
+            </w:r>
+            <w:r>
+              <w:rPr>
+                <w:rFonts w:ascii="Arial;sans-serif" w:hAnsi="Arial;sans-serif"/>
+                <w:b w:val="false"/>
+                <w:i w:val="false"/>
+                <w:caps w:val="false"/>
+                <w:smallCaps w:val="false"/>
+                <w:strike w:val="false"/>
+                <w:dstrike w:val="false"/>
+                <w:color w:val="000000"/>
+                <w:sz w:val="22"/>
+                <w:u w:val="none"/>
+                <w:effect w:val="none"/>
+                <w:shd w:fill="auto" w:val="clear"/>
+              </w:rPr>
+              <w:t>Strong on pure Bangla prose and preserves paragraph structure (newlines). However, it systematically fails on the code-mixed content that defines our corpus — it replaces English words and Latin symbols with numbers and produces ~50% error on chemical reaction notation. This is a fundamental limitation, not a configuration issue.</w:t>
+            </w:r>
+          </w:p>
+          <w:p>
+            <w:pPr>
+              <w:pStyle w:val="BodyText"/>
+              <w:bidi w:val="0"/>
+              <w:ind w:left="0"/>
+              <w:jc w:val="left"/>
+              <w:rPr/>
+            </w:pPr>
+            <w:r>
+              <w:rPr/>
+            </w:r>
+          </w:p>
+          <w:p>
+            <w:pPr>
+              <w:pStyle w:val="BodyText"/>
+              <w:bidi w:val="0"/>
+              <w:spacing w:lineRule="auto" w:line="331" w:before="0" w:after="80"/>
+              <w:ind w:hanging="0" w:left="0" w:right="0"/>
+              <w:jc w:val="left"/>
+              <w:rPr>
+                <w:b w:val="false"/>
+              </w:rPr>
+            </w:pPr>
+            <w:r>
+              <w:rPr>
+                <w:rFonts w:ascii="Arial;sans-serif" w:hAnsi="Arial;sans-serif"/>
+                <w:b/>
+                <w:i w:val="false"/>
+                <w:caps w:val="false"/>
+                <w:smallCaps w:val="false"/>
+                <w:strike w:val="false"/>
+                <w:dstrike w:val="false"/>
+                <w:color w:val="000000"/>
+                <w:sz w:val="22"/>
+                <w:u w:val="none"/>
+                <w:effect w:val="none"/>
+                <w:shd w:fill="auto" w:val="clear"/>
+              </w:rPr>
+              <w:t>EasyOCR (bn+en)</w:t>
+            </w:r>
+            <w:r>
+              <w:rPr>
+                <w:rFonts w:ascii="Arial;sans-serif" w:hAnsi="Arial;sans-serif"/>
+                <w:b w:val="false"/>
+                <w:i w:val="false"/>
+                <w:caps w:val="false"/>
+                <w:smallCaps w:val="false"/>
+                <w:strike w:val="false"/>
+                <w:dstrike w:val="false"/>
+                <w:color w:val="000000"/>
+                <w:sz w:val="22"/>
+                <w:u w:val="none"/>
+                <w:effect w:val="none"/>
+                <w:shd w:fill="auto" w:val="clear"/>
+              </w:rPr>
+              <w:t>: Most accurate across all page types. Handles Bangla prose, conjuncts, English words, Latin variable names, and chemical notation correctly across all tested pages. One structural weakness: does not insert newline breaks between paragraphs. This is acceptable — the downstream chunking stage can handle sentence-level splitting without relying on newlines.</w:t>
+            </w:r>
+          </w:p>
+          <w:p>
+            <w:pPr>
+              <w:pStyle w:val="BodyText"/>
+              <w:bidi w:val="0"/>
+              <w:ind w:left="0"/>
+              <w:jc w:val="left"/>
+              <w:rPr/>
+            </w:pPr>
+            <w:r>
+              <w:rPr/>
+            </w:r>
+          </w:p>
+          <w:p>
+            <w:pPr>
+              <w:pStyle w:val="BodyText"/>
+              <w:bidi w:val="0"/>
+              <w:spacing w:lineRule="auto" w:line="331" w:before="0" w:after="80"/>
+              <w:ind w:hanging="0" w:left="0" w:right="0"/>
+              <w:jc w:val="left"/>
+              <w:rPr>
+                <w:b w:val="false"/>
+              </w:rPr>
+            </w:pPr>
+            <w:r>
+              <w:rPr>
+                <w:rFonts w:ascii="Arial;sans-serif" w:hAnsi="Arial;sans-serif"/>
+                <w:b/>
+                <w:i w:val="false"/>
+                <w:caps w:val="false"/>
+                <w:smallCaps w:val="false"/>
+                <w:strike w:val="false"/>
+                <w:dstrike w:val="false"/>
+                <w:color w:val="000000"/>
+                <w:sz w:val="22"/>
+                <w:u w:val="none"/>
+                <w:effect w:val="none"/>
+                <w:shd w:fill="auto" w:val="clear"/>
+              </w:rPr>
+              <w:t>TrOCR (`microsoft/trocr-base-printed`):</w:t>
+            </w:r>
+            <w:r>
+              <w:rPr>
+                <w:b w:val="false"/>
+                <w:caps w:val="false"/>
+                <w:smallCaps w:val="false"/>
+                <w:strike w:val="false"/>
+                <w:dstrike w:val="false"/>
+                <w:color w:val="000000"/>
+                <w:u w:val="none"/>
+                <w:effect w:val="none"/>
+                <w:shd w:fill="auto" w:val="clear"/>
+              </w:rPr>
+              <w:t xml:space="preserve"> </w:t>
+            </w:r>
+            <w:r>
+              <w:rPr>
+                <w:rFonts w:ascii="Arial;sans-serif" w:hAnsi="Arial;sans-serif"/>
+                <w:b w:val="false"/>
+                <w:i w:val="false"/>
+                <w:caps w:val="false"/>
+                <w:smallCaps w:val="false"/>
+                <w:strike w:val="false"/>
+                <w:dstrike w:val="false"/>
+                <w:color w:val="000000"/>
+                <w:sz w:val="22"/>
+                <w:u w:val="none"/>
+                <w:effect w:val="none"/>
+                <w:shd w:fill="auto" w:val="clear"/>
+              </w:rPr>
+              <w:t>Trained exclusively on English printed text. Produced single-word English output on every Bangla page tested. No Bangla-capable public checkpoint exists. Rejected.</w:t>
+            </w:r>
+          </w:p>
+          <w:p>
+            <w:pPr>
+              <w:pStyle w:val="BodyText"/>
+              <w:bidi w:val="0"/>
+              <w:ind w:left="0"/>
+              <w:jc w:val="left"/>
+              <w:rPr/>
+            </w:pPr>
+            <w:r>
+              <w:rPr/>
+            </w:r>
+          </w:p>
+          <w:p>
+            <w:pPr>
+              <w:pStyle w:val="BodyText"/>
+              <w:bidi w:val="0"/>
+              <w:spacing w:lineRule="auto" w:line="331" w:before="0" w:after="80"/>
+              <w:ind w:hanging="0" w:left="0" w:right="0"/>
+              <w:jc w:val="left"/>
+              <w:rPr>
+                <w:b w:val="false"/>
+              </w:rPr>
+            </w:pPr>
+            <w:r>
+              <w:rPr>
+                <w:rFonts w:ascii="Arial;sans-serif" w:hAnsi="Arial;sans-serif"/>
+                <w:b/>
+                <w:i w:val="false"/>
+                <w:caps w:val="false"/>
+                <w:smallCaps w:val="false"/>
+                <w:strike w:val="false"/>
+                <w:dstrike w:val="false"/>
+                <w:color w:val="000000"/>
+                <w:sz w:val="22"/>
+                <w:u w:val="none"/>
+                <w:effect w:val="none"/>
+                <w:shd w:fill="auto" w:val="clear"/>
+              </w:rPr>
+              <w:t>Donut (`naver-clova-ix/donut-base`):</w:t>
+            </w:r>
+            <w:r>
+              <w:rPr>
+                <w:b w:val="false"/>
+                <w:caps w:val="false"/>
+                <w:smallCaps w:val="false"/>
+                <w:strike w:val="false"/>
+                <w:dstrike w:val="false"/>
+                <w:color w:val="000000"/>
+                <w:u w:val="none"/>
+                <w:effect w:val="none"/>
+                <w:shd w:fill="auto" w:val="clear"/>
+              </w:rPr>
+              <w:t xml:space="preserve"> </w:t>
+            </w:r>
+            <w:r>
+              <w:rPr>
+                <w:rFonts w:ascii="Arial;sans-serif" w:hAnsi="Arial;sans-serif"/>
+                <w:b w:val="false"/>
+                <w:i w:val="false"/>
+                <w:caps w:val="false"/>
+                <w:smallCaps w:val="false"/>
+                <w:strike w:val="false"/>
+                <w:dstrike w:val="false"/>
+                <w:color w:val="000000"/>
+                <w:sz w:val="22"/>
+                <w:u w:val="none"/>
+                <w:effect w:val="none"/>
+                <w:shd w:fill="auto" w:val="clear"/>
+              </w:rPr>
+              <w:t>Trained on English and Korean only — no Bangla support. Architecturally misaligned: it is a task-conditioned structured-extraction model, not a raw text transcriber. Additionally, breaking dependency conflicts with current `transformers` versions prevent reliable reproduction. Rejected.</w:t>
+            </w:r>
+          </w:p>
+          <w:p>
+            <w:pPr>
+              <w:pStyle w:val="BodyText"/>
+              <w:bidi w:val="0"/>
+              <w:ind w:left="0"/>
+              <w:jc w:val="left"/>
+              <w:rPr/>
+            </w:pPr>
+            <w:r>
+              <w:rPr/>
+            </w:r>
+          </w:p>
+          <w:p>
+            <w:pPr>
+              <w:pStyle w:val="BodyText"/>
+              <w:bidi w:val="0"/>
+              <w:spacing w:lineRule="auto" w:line="331" w:before="0" w:after="80"/>
+              <w:ind w:hanging="0" w:left="0" w:right="0"/>
+              <w:jc w:val="left"/>
+              <w:rPr/>
+            </w:pPr>
+            <w:r>
+              <w:rPr>
+                <w:rFonts w:ascii="Arial;sans-serif" w:hAnsi="Arial;sans-serif"/>
+                <w:b/>
+                <w:i w:val="false"/>
+                <w:caps w:val="false"/>
+                <w:smallCaps w:val="false"/>
+                <w:strike w:val="false"/>
+                <w:dstrike w:val="false"/>
+                <w:color w:val="000000"/>
+                <w:sz w:val="22"/>
+                <w:u w:val="none"/>
+                <w:effect w:val="none"/>
+                <w:shd w:fill="auto" w:val="clear"/>
+              </w:rPr>
+              <w:t>EasyOCR was chosen</w:t>
+            </w:r>
+            <w:r>
+              <w:rPr>
+                <w:b w:val="false"/>
+                <w:caps w:val="false"/>
+                <w:smallCaps w:val="false"/>
+                <w:strike w:val="false"/>
+                <w:dstrike w:val="false"/>
+                <w:color w:val="000000"/>
+                <w:u w:val="none"/>
+                <w:effect w:val="none"/>
+                <w:shd w:fill="auto" w:val="clear"/>
+              </w:rPr>
+              <w:t xml:space="preserve"> </w:t>
+            </w:r>
+            <w:r>
+              <w:rPr>
+                <w:rFonts w:ascii="Arial;sans-serif" w:hAnsi="Arial;sans-serif"/>
+                <w:b w:val="false"/>
+                <w:i w:val="false"/>
+                <w:caps w:val="false"/>
+                <w:smallCaps w:val="false"/>
+                <w:strike w:val="false"/>
+                <w:dstrike w:val="false"/>
+                <w:color w:val="000000"/>
+                <w:sz w:val="22"/>
+                <w:u w:val="none"/>
+                <w:effect w:val="none"/>
+                <w:shd w:fill="auto" w:val="clear"/>
+              </w:rPr>
+              <w:t>because it is the only tested tool that correctly handles our corpus's defining characteristic — code-mixed Bangla+Latin+English content — with acceptable accuracy across all three books.</w:t>
             </w:r>
           </w:p>
         </w:tc>
@@ -2573,6 +3159,45 @@
               <w:right w:val="single" w:sz="4" w:space="0" w:color="000000"/>
             </w:tcBorders>
           </w:tcPr>
+          <w:p>
+            <w:pPr>
+              <w:pStyle w:val="Normal"/>
+              <w:spacing w:before="0" w:after="80"/>
+              <w:rPr>
+                <w:rFonts w:ascii="Arial;sans-serif" w:hAnsi="Arial;sans-serif"/>
+                <w:b w:val="false"/>
+                <w:i w:val="false"/>
+                <w:caps w:val="false"/>
+                <w:smallCaps w:val="false"/>
+                <w:strike w:val="false"/>
+                <w:dstrike w:val="false"/>
+                <w:color w:val="000000"/>
+                <w:sz w:val="22"/>
+                <w:u w:val="none"/>
+                <w:effect w:val="none"/>
+                <w:shd w:fill="auto" w:val="clear"/>
+              </w:rPr>
+            </w:pPr>
+            <w:bookmarkStart w:id="7" w:name="docs-internal-guid-92ffc3bc-7fff-9cc5-b8"/>
+            <w:bookmarkEnd w:id="7"/>
+            <w:r>
+              <w:rPr>
+                <w:rFonts w:ascii="Arial;sans-serif" w:hAnsi="Arial;sans-serif"/>
+                <w:b w:val="false"/>
+                <w:i w:val="false"/>
+                <w:caps w:val="false"/>
+                <w:smallCaps w:val="false"/>
+                <w:strike w:val="false"/>
+                <w:dstrike w:val="false"/>
+                <w:color w:val="000000"/>
+                <w:sz w:val="22"/>
+                <w:u w:val="none"/>
+                <w:effect w:val="none"/>
+                <w:shd w:fill="auto" w:val="clear"/>
+              </w:rPr>
+              <w:t>Yes — we reproduce and adapt the published CRNN-based recognition method by using the pre-trained `bn+en` EasyOCR model.</w:t>
+            </w:r>
+          </w:p>
           <w:p>
             <w:pPr>
               <w:pStyle w:val="Normal"/>

--- a/forms/A2_form.docx
+++ b/forms/A2_form.docx
@@ -228,10 +228,10 @@
         </w:tblCellMar>
       </w:tblPr>
       <w:tblGrid>
-        <w:gridCol w:w="1697"/>
-        <w:gridCol w:w="3002"/>
-        <w:gridCol w:w="2363"/>
-        <w:gridCol w:w="2297"/>
+        <w:gridCol w:w="1696"/>
+        <w:gridCol w:w="3003"/>
+        <w:gridCol w:w="2364"/>
+        <w:gridCol w:w="2296"/>
       </w:tblGrid>
       <w:tr>
         <w:trPr>
@@ -239,7 +239,7 @@
         </w:trPr>
         <w:tc>
           <w:tcPr>
-            <w:tcW w:w="1697" w:type="dxa"/>
+            <w:tcW w:w="1696" w:type="dxa"/>
             <w:tcBorders>
               <w:top w:val="single" w:sz="4" w:space="0" w:color="000000"/>
               <w:left w:val="single" w:sz="4" w:space="0" w:color="000000"/>
@@ -266,7 +266,7 @@
         </w:tc>
         <w:tc>
           <w:tcPr>
-            <w:tcW w:w="3002" w:type="dxa"/>
+            <w:tcW w:w="3003" w:type="dxa"/>
             <w:tcBorders>
               <w:top w:val="single" w:sz="4" w:space="0" w:color="000000"/>
               <w:left w:val="single" w:sz="4" w:space="0" w:color="000000"/>
@@ -293,7 +293,7 @@
         </w:tc>
         <w:tc>
           <w:tcPr>
-            <w:tcW w:w="2363" w:type="dxa"/>
+            <w:tcW w:w="2364" w:type="dxa"/>
             <w:tcBorders>
               <w:top w:val="single" w:sz="4" w:space="0" w:color="000000"/>
               <w:left w:val="single" w:sz="4" w:space="0" w:color="000000"/>
@@ -320,7 +320,7 @@
         </w:tc>
         <w:tc>
           <w:tcPr>
-            <w:tcW w:w="2297" w:type="dxa"/>
+            <w:tcW w:w="2296" w:type="dxa"/>
             <w:tcBorders>
               <w:top w:val="single" w:sz="4" w:space="0" w:color="000000"/>
               <w:left w:val="single" w:sz="4" w:space="0" w:color="000000"/>
@@ -350,7 +350,7 @@
         <w:trPr/>
         <w:tc>
           <w:tcPr>
-            <w:tcW w:w="1697" w:type="dxa"/>
+            <w:tcW w:w="1696" w:type="dxa"/>
             <w:tcBorders>
               <w:top w:val="single" w:sz="4" w:space="0" w:color="000000"/>
               <w:left w:val="single" w:sz="4" w:space="0" w:color="000000"/>
@@ -372,49 +372,49 @@
         </w:tc>
         <w:tc>
           <w:tcPr>
-            <w:tcW w:w="3002" w:type="dxa"/>
-            <w:tcBorders>
-              <w:top w:val="single" w:sz="4" w:space="0" w:color="000000"/>
-              <w:left w:val="single" w:sz="4" w:space="0" w:color="000000"/>
-              <w:bottom w:val="single" w:sz="4" w:space="0" w:color="000000"/>
-              <w:right w:val="single" w:sz="4" w:space="0" w:color="000000"/>
-            </w:tcBorders>
-          </w:tcPr>
-          <w:p>
-            <w:pPr>
-              <w:pStyle w:val="Normal"/>
-              <w:spacing w:before="0" w:after="80"/>
-              <w:rPr/>
-            </w:pPr>
-            <w:r>
-              <w:rPr/>
-            </w:r>
-          </w:p>
-        </w:tc>
-        <w:tc>
-          <w:tcPr>
-            <w:tcW w:w="2363" w:type="dxa"/>
-            <w:tcBorders>
-              <w:top w:val="single" w:sz="4" w:space="0" w:color="000000"/>
-              <w:left w:val="single" w:sz="4" w:space="0" w:color="000000"/>
-              <w:bottom w:val="single" w:sz="4" w:space="0" w:color="000000"/>
-              <w:right w:val="single" w:sz="4" w:space="0" w:color="000000"/>
-            </w:tcBorders>
-          </w:tcPr>
-          <w:p>
-            <w:pPr>
-              <w:pStyle w:val="Normal"/>
-              <w:spacing w:before="0" w:after="80"/>
-              <w:rPr/>
-            </w:pPr>
-            <w:r>
-              <w:rPr/>
-            </w:r>
-          </w:p>
-        </w:tc>
-        <w:tc>
-          <w:tcPr>
-            <w:tcW w:w="2297" w:type="dxa"/>
+            <w:tcW w:w="3003" w:type="dxa"/>
+            <w:tcBorders>
+              <w:top w:val="single" w:sz="4" w:space="0" w:color="000000"/>
+              <w:left w:val="single" w:sz="4" w:space="0" w:color="000000"/>
+              <w:bottom w:val="single" w:sz="4" w:space="0" w:color="000000"/>
+              <w:right w:val="single" w:sz="4" w:space="0" w:color="000000"/>
+            </w:tcBorders>
+          </w:tcPr>
+          <w:p>
+            <w:pPr>
+              <w:pStyle w:val="Normal"/>
+              <w:spacing w:before="0" w:after="80"/>
+              <w:rPr/>
+            </w:pPr>
+            <w:r>
+              <w:rPr/>
+            </w:r>
+          </w:p>
+        </w:tc>
+        <w:tc>
+          <w:tcPr>
+            <w:tcW w:w="2364" w:type="dxa"/>
+            <w:tcBorders>
+              <w:top w:val="single" w:sz="4" w:space="0" w:color="000000"/>
+              <w:left w:val="single" w:sz="4" w:space="0" w:color="000000"/>
+              <w:bottom w:val="single" w:sz="4" w:space="0" w:color="000000"/>
+              <w:right w:val="single" w:sz="4" w:space="0" w:color="000000"/>
+            </w:tcBorders>
+          </w:tcPr>
+          <w:p>
+            <w:pPr>
+              <w:pStyle w:val="Normal"/>
+              <w:spacing w:before="0" w:after="80"/>
+              <w:rPr/>
+            </w:pPr>
+            <w:r>
+              <w:rPr/>
+            </w:r>
+          </w:p>
+        </w:tc>
+        <w:tc>
+          <w:tcPr>
+            <w:tcW w:w="2296" w:type="dxa"/>
             <w:tcBorders>
               <w:top w:val="single" w:sz="4" w:space="0" w:color="000000"/>
               <w:left w:val="single" w:sz="4" w:space="0" w:color="000000"/>
@@ -438,7 +438,7 @@
         <w:trPr/>
         <w:tc>
           <w:tcPr>
-            <w:tcW w:w="1697" w:type="dxa"/>
+            <w:tcW w:w="1696" w:type="dxa"/>
             <w:tcBorders>
               <w:top w:val="single" w:sz="4" w:space="0" w:color="000000"/>
               <w:left w:val="single" w:sz="4" w:space="0" w:color="000000"/>
@@ -460,49 +460,49 @@
         </w:tc>
         <w:tc>
           <w:tcPr>
-            <w:tcW w:w="3002" w:type="dxa"/>
-            <w:tcBorders>
-              <w:top w:val="single" w:sz="4" w:space="0" w:color="000000"/>
-              <w:left w:val="single" w:sz="4" w:space="0" w:color="000000"/>
-              <w:bottom w:val="single" w:sz="4" w:space="0" w:color="000000"/>
-              <w:right w:val="single" w:sz="4" w:space="0" w:color="000000"/>
-            </w:tcBorders>
-          </w:tcPr>
-          <w:p>
-            <w:pPr>
-              <w:pStyle w:val="Normal"/>
-              <w:spacing w:before="0" w:after="80"/>
-              <w:rPr/>
-            </w:pPr>
-            <w:r>
-              <w:rPr/>
-            </w:r>
-          </w:p>
-        </w:tc>
-        <w:tc>
-          <w:tcPr>
-            <w:tcW w:w="2363" w:type="dxa"/>
-            <w:tcBorders>
-              <w:top w:val="single" w:sz="4" w:space="0" w:color="000000"/>
-              <w:left w:val="single" w:sz="4" w:space="0" w:color="000000"/>
-              <w:bottom w:val="single" w:sz="4" w:space="0" w:color="000000"/>
-              <w:right w:val="single" w:sz="4" w:space="0" w:color="000000"/>
-            </w:tcBorders>
-          </w:tcPr>
-          <w:p>
-            <w:pPr>
-              <w:pStyle w:val="Normal"/>
-              <w:spacing w:before="0" w:after="80"/>
-              <w:rPr/>
-            </w:pPr>
-            <w:r>
-              <w:rPr/>
-            </w:r>
-          </w:p>
-        </w:tc>
-        <w:tc>
-          <w:tcPr>
-            <w:tcW w:w="2297" w:type="dxa"/>
+            <w:tcW w:w="3003" w:type="dxa"/>
+            <w:tcBorders>
+              <w:top w:val="single" w:sz="4" w:space="0" w:color="000000"/>
+              <w:left w:val="single" w:sz="4" w:space="0" w:color="000000"/>
+              <w:bottom w:val="single" w:sz="4" w:space="0" w:color="000000"/>
+              <w:right w:val="single" w:sz="4" w:space="0" w:color="000000"/>
+            </w:tcBorders>
+          </w:tcPr>
+          <w:p>
+            <w:pPr>
+              <w:pStyle w:val="Normal"/>
+              <w:spacing w:before="0" w:after="80"/>
+              <w:rPr/>
+            </w:pPr>
+            <w:r>
+              <w:rPr/>
+            </w:r>
+          </w:p>
+        </w:tc>
+        <w:tc>
+          <w:tcPr>
+            <w:tcW w:w="2364" w:type="dxa"/>
+            <w:tcBorders>
+              <w:top w:val="single" w:sz="4" w:space="0" w:color="000000"/>
+              <w:left w:val="single" w:sz="4" w:space="0" w:color="000000"/>
+              <w:bottom w:val="single" w:sz="4" w:space="0" w:color="000000"/>
+              <w:right w:val="single" w:sz="4" w:space="0" w:color="000000"/>
+            </w:tcBorders>
+          </w:tcPr>
+          <w:p>
+            <w:pPr>
+              <w:pStyle w:val="Normal"/>
+              <w:spacing w:before="0" w:after="80"/>
+              <w:rPr/>
+            </w:pPr>
+            <w:r>
+              <w:rPr/>
+            </w:r>
+          </w:p>
+        </w:tc>
+        <w:tc>
+          <w:tcPr>
+            <w:tcW w:w="2296" w:type="dxa"/>
             <w:tcBorders>
               <w:top w:val="single" w:sz="4" w:space="0" w:color="000000"/>
               <w:left w:val="single" w:sz="4" w:space="0" w:color="000000"/>
@@ -526,7 +526,7 @@
         <w:trPr/>
         <w:tc>
           <w:tcPr>
-            <w:tcW w:w="1697" w:type="dxa"/>
+            <w:tcW w:w="1696" w:type="dxa"/>
             <w:tcBorders>
               <w:top w:val="single" w:sz="4" w:space="0" w:color="000000"/>
               <w:left w:val="single" w:sz="4" w:space="0" w:color="000000"/>
@@ -548,49 +548,49 @@
         </w:tc>
         <w:tc>
           <w:tcPr>
-            <w:tcW w:w="3002" w:type="dxa"/>
-            <w:tcBorders>
-              <w:top w:val="single" w:sz="4" w:space="0" w:color="000000"/>
-              <w:left w:val="single" w:sz="4" w:space="0" w:color="000000"/>
-              <w:bottom w:val="single" w:sz="4" w:space="0" w:color="000000"/>
-              <w:right w:val="single" w:sz="4" w:space="0" w:color="000000"/>
-            </w:tcBorders>
-          </w:tcPr>
-          <w:p>
-            <w:pPr>
-              <w:pStyle w:val="Normal"/>
-              <w:spacing w:before="0" w:after="80"/>
-              <w:rPr/>
-            </w:pPr>
-            <w:r>
-              <w:rPr/>
-            </w:r>
-          </w:p>
-        </w:tc>
-        <w:tc>
-          <w:tcPr>
-            <w:tcW w:w="2363" w:type="dxa"/>
-            <w:tcBorders>
-              <w:top w:val="single" w:sz="4" w:space="0" w:color="000000"/>
-              <w:left w:val="single" w:sz="4" w:space="0" w:color="000000"/>
-              <w:bottom w:val="single" w:sz="4" w:space="0" w:color="000000"/>
-              <w:right w:val="single" w:sz="4" w:space="0" w:color="000000"/>
-            </w:tcBorders>
-          </w:tcPr>
-          <w:p>
-            <w:pPr>
-              <w:pStyle w:val="Normal"/>
-              <w:spacing w:before="0" w:after="80"/>
-              <w:rPr/>
-            </w:pPr>
-            <w:r>
-              <w:rPr/>
-            </w:r>
-          </w:p>
-        </w:tc>
-        <w:tc>
-          <w:tcPr>
-            <w:tcW w:w="2297" w:type="dxa"/>
+            <w:tcW w:w="3003" w:type="dxa"/>
+            <w:tcBorders>
+              <w:top w:val="single" w:sz="4" w:space="0" w:color="000000"/>
+              <w:left w:val="single" w:sz="4" w:space="0" w:color="000000"/>
+              <w:bottom w:val="single" w:sz="4" w:space="0" w:color="000000"/>
+              <w:right w:val="single" w:sz="4" w:space="0" w:color="000000"/>
+            </w:tcBorders>
+          </w:tcPr>
+          <w:p>
+            <w:pPr>
+              <w:pStyle w:val="Normal"/>
+              <w:spacing w:before="0" w:after="80"/>
+              <w:rPr/>
+            </w:pPr>
+            <w:r>
+              <w:rPr/>
+            </w:r>
+          </w:p>
+        </w:tc>
+        <w:tc>
+          <w:tcPr>
+            <w:tcW w:w="2364" w:type="dxa"/>
+            <w:tcBorders>
+              <w:top w:val="single" w:sz="4" w:space="0" w:color="000000"/>
+              <w:left w:val="single" w:sz="4" w:space="0" w:color="000000"/>
+              <w:bottom w:val="single" w:sz="4" w:space="0" w:color="000000"/>
+              <w:right w:val="single" w:sz="4" w:space="0" w:color="000000"/>
+            </w:tcBorders>
+          </w:tcPr>
+          <w:p>
+            <w:pPr>
+              <w:pStyle w:val="Normal"/>
+              <w:spacing w:before="0" w:after="80"/>
+              <w:rPr/>
+            </w:pPr>
+            <w:r>
+              <w:rPr/>
+            </w:r>
+          </w:p>
+        </w:tc>
+        <w:tc>
+          <w:tcPr>
+            <w:tcW w:w="2296" w:type="dxa"/>
             <w:tcBorders>
               <w:top w:val="single" w:sz="4" w:space="0" w:color="000000"/>
               <w:left w:val="single" w:sz="4" w:space="0" w:color="000000"/>
@@ -1737,8 +1737,8 @@
         </w:tblCellMar>
       </w:tblPr>
       <w:tblGrid>
-        <w:gridCol w:w="1697"/>
-        <w:gridCol w:w="2903"/>
+        <w:gridCol w:w="1696"/>
+        <w:gridCol w:w="2904"/>
         <w:gridCol w:w="3199"/>
         <w:gridCol w:w="1560"/>
       </w:tblGrid>
@@ -1748,7 +1748,7 @@
         </w:trPr>
         <w:tc>
           <w:tcPr>
-            <w:tcW w:w="1697" w:type="dxa"/>
+            <w:tcW w:w="1696" w:type="dxa"/>
             <w:tcBorders>
               <w:top w:val="single" w:sz="4" w:space="0" w:color="000000"/>
               <w:left w:val="single" w:sz="4" w:space="0" w:color="000000"/>
@@ -1775,7 +1775,7 @@
         </w:tc>
         <w:tc>
           <w:tcPr>
-            <w:tcW w:w="2903" w:type="dxa"/>
+            <w:tcW w:w="2904" w:type="dxa"/>
             <w:tcBorders>
               <w:top w:val="single" w:sz="4" w:space="0" w:color="000000"/>
               <w:left w:val="single" w:sz="4" w:space="0" w:color="000000"/>
@@ -1859,7 +1859,7 @@
         <w:trPr/>
         <w:tc>
           <w:tcPr>
-            <w:tcW w:w="1697" w:type="dxa"/>
+            <w:tcW w:w="1696" w:type="dxa"/>
             <w:tcBorders>
               <w:top w:val="single" w:sz="4" w:space="0" w:color="000000"/>
               <w:left w:val="single" w:sz="4" w:space="0" w:color="000000"/>
@@ -1881,7 +1881,7 @@
         </w:tc>
         <w:tc>
           <w:tcPr>
-            <w:tcW w:w="2903" w:type="dxa"/>
+            <w:tcW w:w="2904" w:type="dxa"/>
             <w:tcBorders>
               <w:top w:val="single" w:sz="4" w:space="0" w:color="000000"/>
               <w:left w:val="single" w:sz="4" w:space="0" w:color="000000"/>
@@ -1954,7 +1954,7 @@
         <w:trPr/>
         <w:tc>
           <w:tcPr>
-            <w:tcW w:w="1697" w:type="dxa"/>
+            <w:tcW w:w="1696" w:type="dxa"/>
             <w:tcBorders>
               <w:top w:val="single" w:sz="4" w:space="0" w:color="000000"/>
               <w:left w:val="single" w:sz="4" w:space="0" w:color="000000"/>
@@ -1976,7 +1976,7 @@
         </w:tc>
         <w:tc>
           <w:tcPr>
-            <w:tcW w:w="2903" w:type="dxa"/>
+            <w:tcW w:w="2904" w:type="dxa"/>
             <w:tcBorders>
               <w:top w:val="single" w:sz="4" w:space="0" w:color="000000"/>
               <w:left w:val="single" w:sz="4" w:space="0" w:color="000000"/>
@@ -2224,6 +2224,7 @@
                 <w:rFonts w:ascii="Arial;sans-serif" w:hAnsi="Arial;sans-serif"/>
                 <w:b/>
                 <w:i w:val="false"/>
+                <w:i w:val="false"/>
                 <w:caps w:val="false"/>
                 <w:smallCaps w:val="false"/>
                 <w:strike w:val="false"/>
@@ -2236,7 +2237,20 @@
               </w:rPr>
             </w:pPr>
             <w:r>
-              <w:rPr/>
+              <w:rPr>
+                <w:rFonts w:ascii="Arial;sans-serif" w:hAnsi="Arial;sans-serif"/>
+                <w:b/>
+                <w:i w:val="false"/>
+                <w:caps w:val="false"/>
+                <w:smallCaps w:val="false"/>
+                <w:strike w:val="false"/>
+                <w:dstrike w:val="false"/>
+                <w:color w:val="000000"/>
+                <w:sz w:val="22"/>
+                <w:u w:val="none"/>
+                <w:effect w:val="none"/>
+                <w:shd w:fill="auto" w:val="clear"/>
+              </w:rPr>
             </w:r>
           </w:p>
           <w:p>
@@ -2316,6 +2330,7 @@
                 <w:rFonts w:ascii="Arial;sans-serif" w:hAnsi="Arial;sans-serif"/>
                 <w:b w:val="false"/>
                 <w:i w:val="false"/>
+                <w:i w:val="false"/>
                 <w:caps w:val="false"/>
                 <w:smallCaps w:val="false"/>
                 <w:strike w:val="false"/>
@@ -2364,6 +2379,7 @@
                 <w:rFonts w:ascii="Arial;sans-serif" w:hAnsi="Arial;sans-serif"/>
                 <w:b w:val="false"/>
                 <w:i w:val="false"/>
+                <w:i w:val="false"/>
                 <w:caps w:val="false"/>
                 <w:smallCaps w:val="false"/>
                 <w:strike w:val="false"/>
@@ -2447,6 +2463,7 @@
                 <w:rFonts w:ascii="Arial;sans-serif" w:hAnsi="Arial;sans-serif"/>
                 <w:b w:val="false"/>
                 <w:i w:val="false"/>
+                <w:i w:val="false"/>
                 <w:caps w:val="false"/>
                 <w:smallCaps w:val="false"/>
                 <w:strike w:val="false"/>
@@ -2494,7 +2511,7 @@
         <w:trPr/>
         <w:tc>
           <w:tcPr>
-            <w:tcW w:w="1697" w:type="dxa"/>
+            <w:tcW w:w="1696" w:type="dxa"/>
             <w:tcBorders>
               <w:top w:val="single" w:sz="4" w:space="0" w:color="000000"/>
               <w:left w:val="single" w:sz="4" w:space="0" w:color="000000"/>
@@ -2516,7 +2533,7 @@
         </w:tc>
         <w:tc>
           <w:tcPr>
-            <w:tcW w:w="2903" w:type="dxa"/>
+            <w:tcW w:w="2904" w:type="dxa"/>
             <w:tcBorders>
               <w:top w:val="single" w:sz="4" w:space="0" w:color="000000"/>
               <w:left w:val="single" w:sz="4" w:space="0" w:color="000000"/>
@@ -2576,6 +2593,7 @@
                 <w:rFonts w:ascii="Arial;sans-serif" w:hAnsi="Arial;sans-serif"/>
                 <w:b w:val="false"/>
                 <w:i w:val="false"/>
+                <w:i w:val="false"/>
                 <w:caps w:val="false"/>
                 <w:smallCaps w:val="false"/>
                 <w:strike w:val="false"/>
@@ -2614,6 +2632,7 @@
               <w:rPr>
                 <w:rFonts w:ascii="Arial;sans-serif" w:hAnsi="Arial;sans-serif"/>
                 <w:b w:val="false"/>
+                <w:i w:val="false"/>
                 <w:i w:val="false"/>
                 <w:caps w:val="false"/>
                 <w:smallCaps w:val="false"/>
@@ -2749,6 +2768,7 @@
                 <w:rFonts w:ascii="Arial;sans-serif" w:hAnsi="Arial;sans-serif"/>
                 <w:b/>
                 <w:i w:val="false"/>
+                <w:i w:val="false"/>
                 <w:caps w:val="false"/>
                 <w:smallCaps w:val="false"/>
                 <w:strike w:val="false"/>
@@ -2789,6 +2809,7 @@
                 <w:rFonts w:ascii="Arial;sans-serif" w:hAnsi="Arial;sans-serif"/>
                 <w:b w:val="false"/>
                 <w:i w:val="false"/>
+                <w:i w:val="false"/>
                 <w:caps w:val="false"/>
                 <w:smallCaps w:val="false"/>
                 <w:strike w:val="false"/>
@@ -3167,6 +3188,7 @@
                 <w:rFonts w:ascii="Arial;sans-serif" w:hAnsi="Arial;sans-serif"/>
                 <w:b w:val="false"/>
                 <w:i w:val="false"/>
+                <w:i w:val="false"/>
                 <w:caps w:val="false"/>
                 <w:smallCaps w:val="false"/>
                 <w:strike w:val="false"/>
@@ -3214,7 +3236,7 @@
         <w:trPr/>
         <w:tc>
           <w:tcPr>
-            <w:tcW w:w="1697" w:type="dxa"/>
+            <w:tcW w:w="1696" w:type="dxa"/>
             <w:tcBorders>
               <w:top w:val="single" w:sz="4" w:space="0" w:color="000000"/>
               <w:left w:val="single" w:sz="4" w:space="0" w:color="000000"/>
@@ -3236,7 +3258,665 @@
         </w:tc>
         <w:tc>
           <w:tcPr>
-            <w:tcW w:w="2903" w:type="dxa"/>
+            <w:tcW w:w="2904" w:type="dxa"/>
+            <w:tcBorders>
+              <w:top w:val="single" w:sz="4" w:space="0" w:color="000000"/>
+              <w:left w:val="single" w:sz="4" w:space="0" w:color="000000"/>
+              <w:bottom w:val="single" w:sz="4" w:space="0" w:color="000000"/>
+              <w:right w:val="single" w:sz="4" w:space="0" w:color="000000"/>
+            </w:tcBorders>
+          </w:tcPr>
+          <w:p>
+            <w:pPr>
+              <w:pStyle w:val="BodyText"/>
+              <w:spacing w:before="0" w:after="80"/>
+              <w:rPr>
+                <w:b w:val="false"/>
+              </w:rPr>
+            </w:pPr>
+            <w:bookmarkStart w:id="8" w:name="docs-internal-guid-28b6f053-7fff-d4cf-78"/>
+            <w:bookmarkEnd w:id="8"/>
+            <w:r>
+              <w:rPr>
+                <w:rFonts w:ascii="Arial;sans-serif" w:hAnsi="Arial;sans-serif"/>
+                <w:b/>
+                <w:i w:val="false"/>
+                <w:iCs/>
+                <w:caps w:val="false"/>
+                <w:smallCaps w:val="false"/>
+                <w:strike w:val="false"/>
+                <w:dstrike w:val="false"/>
+                <w:color w:val="595959"/>
+                <w:sz w:val="18"/>
+                <w:szCs w:val="18"/>
+                <w:u w:val="none"/>
+                <w:effect w:val="none"/>
+                <w:shd w:fill="auto" w:val="clear"/>
+              </w:rPr>
+              <w:t>1. Fixed-size / sliding window chunking</w:t>
+            </w:r>
+            <w:r>
+              <w:rPr>
+                <w:b w:val="false"/>
+                <w:i/>
+                <w:iCs/>
+                <w:caps w:val="false"/>
+                <w:smallCaps w:val="false"/>
+                <w:strike w:val="false"/>
+                <w:dstrike w:val="false"/>
+                <w:color w:val="595959"/>
+                <w:sz w:val="18"/>
+                <w:szCs w:val="18"/>
+                <w:u w:val="none"/>
+                <w:effect w:val="none"/>
+                <w:shd w:fill="auto" w:val="clear"/>
+              </w:rPr>
+              <w:t xml:space="preserve"> </w:t>
+            </w:r>
+            <w:r>
+              <w:rPr>
+                <w:rFonts w:ascii="Arial;sans-serif" w:hAnsi="Arial;sans-serif"/>
+                <w:b w:val="false"/>
+                <w:i w:val="false"/>
+                <w:iCs/>
+                <w:caps w:val="false"/>
+                <w:smallCaps w:val="false"/>
+                <w:strike w:val="false"/>
+                <w:dstrike w:val="false"/>
+                <w:color w:val="595959"/>
+                <w:sz w:val="18"/>
+                <w:szCs w:val="18"/>
+                <w:u w:val="none"/>
+                <w:effect w:val="none"/>
+                <w:shd w:fill="auto" w:val="clear"/>
+              </w:rPr>
+              <w:t>(e.g., LangChain `RecursiveCharacterTextSplitter`)</w:t>
+            </w:r>
+          </w:p>
+          <w:p>
+            <w:pPr>
+              <w:pStyle w:val="BodyText"/>
+              <w:bidi w:val="0"/>
+              <w:spacing w:lineRule="auto" w:line="331" w:before="0" w:after="80"/>
+              <w:ind w:hanging="0" w:left="0" w:right="0"/>
+              <w:rPr/>
+            </w:pPr>
+            <w:r>
+              <w:rPr>
+                <w:rFonts w:ascii="Arial;sans-serif" w:hAnsi="Arial;sans-serif"/>
+                <w:b/>
+                <w:i w:val="false"/>
+                <w:caps w:val="false"/>
+                <w:smallCaps w:val="false"/>
+                <w:strike w:val="false"/>
+                <w:dstrike w:val="false"/>
+                <w:color w:val="595959"/>
+                <w:sz w:val="18"/>
+                <w:u w:val="none"/>
+                <w:effect w:val="none"/>
+                <w:shd w:fill="auto" w:val="clear"/>
+              </w:rPr>
+              <w:t>2.</w:t>
+            </w:r>
+            <w:r>
+              <w:rPr>
+                <w:b w:val="false"/>
+                <w:caps w:val="false"/>
+                <w:smallCaps w:val="false"/>
+                <w:strike w:val="false"/>
+                <w:dstrike w:val="false"/>
+                <w:color w:val="595959"/>
+                <w:u w:val="none"/>
+                <w:effect w:val="none"/>
+                <w:shd w:fill="auto" w:val="clear"/>
+              </w:rPr>
+              <w:t xml:space="preserve"> </w:t>
+            </w:r>
+            <w:r>
+              <w:rPr>
+                <w:rFonts w:ascii="Arial;sans-serif" w:hAnsi="Arial;sans-serif"/>
+                <w:b/>
+                <w:i w:val="false"/>
+                <w:caps w:val="false"/>
+                <w:smallCaps w:val="false"/>
+                <w:strike w:val="false"/>
+                <w:dstrike w:val="false"/>
+                <w:color w:val="595959"/>
+                <w:sz w:val="18"/>
+                <w:u w:val="none"/>
+                <w:effect w:val="none"/>
+                <w:shd w:fill="auto" w:val="clear"/>
+              </w:rPr>
+              <w:t>Sentence-boundary semantic chunking</w:t>
+            </w:r>
+            <w:r>
+              <w:rPr>
+                <w:b w:val="false"/>
+                <w:caps w:val="false"/>
+                <w:smallCaps w:val="false"/>
+                <w:strike w:val="false"/>
+                <w:dstrike w:val="false"/>
+                <w:color w:val="595959"/>
+                <w:u w:val="none"/>
+                <w:effect w:val="none"/>
+                <w:shd w:fill="auto" w:val="clear"/>
+              </w:rPr>
+              <w:t xml:space="preserve"> </w:t>
+            </w:r>
+            <w:r>
+              <w:rPr>
+                <w:rFonts w:ascii="Arial;sans-serif" w:hAnsi="Arial;sans-serif"/>
+                <w:b w:val="false"/>
+                <w:i w:val="false"/>
+                <w:caps w:val="false"/>
+                <w:smallCaps w:val="false"/>
+                <w:strike w:val="false"/>
+                <w:dstrike w:val="false"/>
+                <w:color w:val="595959"/>
+                <w:sz w:val="18"/>
+                <w:u w:val="none"/>
+                <w:effect w:val="none"/>
+                <w:shd w:fill="auto" w:val="clear"/>
+              </w:rPr>
+              <w:t>(splits on Bangla danda `</w:t>
+            </w:r>
+            <w:r>
+              <w:rPr>
+                <w:rFonts w:cs="Arial;sans-serif"/>
+                <w:bCs w:val="false"/>
+                <w:iCs w:val="false"/>
+                <w:caps w:val="false"/>
+                <w:smallCaps w:val="false"/>
+                <w:strike w:val="false"/>
+                <w:dstrike w:val="false"/>
+                <w:color w:val="595959"/>
+                <w:szCs w:val="18"/>
+                <w:u w:val="none"/>
+                <w:effect w:val="none"/>
+                <w:shd w:fill="auto" w:val="clear"/>
+              </w:rPr>
+              <w:t>।</w:t>
+            </w:r>
+            <w:r>
+              <w:rPr>
+                <w:rFonts w:ascii="Arial;sans-serif" w:hAnsi="Arial;sans-serif"/>
+                <w:b w:val="false"/>
+                <w:i w:val="false"/>
+                <w:caps w:val="false"/>
+                <w:smallCaps w:val="false"/>
+                <w:strike w:val="false"/>
+                <w:dstrike w:val="false"/>
+                <w:color w:val="595959"/>
+                <w:sz w:val="18"/>
+                <w:u w:val="none"/>
+                <w:effect w:val="none"/>
+                <w:shd w:fill="auto" w:val="clear"/>
+              </w:rPr>
+              <w:t>`, pipe `|` as OCR fallback, newlines, and Latin punctuation; groups sentences into size-bounded windows with overlap)</w:t>
+            </w:r>
+          </w:p>
+          <w:p>
+            <w:pPr>
+              <w:pStyle w:val="BodyText"/>
+              <w:spacing w:before="0" w:after="140"/>
+              <w:rPr/>
+            </w:pPr>
+            <w:r>
+              <w:rPr/>
+              <w:br/>
+            </w:r>
+          </w:p>
+        </w:tc>
+        <w:tc>
+          <w:tcPr>
+            <w:tcW w:w="3199" w:type="dxa"/>
+            <w:tcBorders>
+              <w:top w:val="single" w:sz="4" w:space="0" w:color="000000"/>
+              <w:left w:val="single" w:sz="4" w:space="0" w:color="000000"/>
+              <w:bottom w:val="single" w:sz="4" w:space="0" w:color="000000"/>
+              <w:right w:val="single" w:sz="4" w:space="0" w:color="000000"/>
+            </w:tcBorders>
+          </w:tcPr>
+          <w:p>
+            <w:pPr>
+              <w:pStyle w:val="BodyText"/>
+              <w:spacing w:before="0" w:after="80"/>
+              <w:rPr>
+                <w:b w:val="false"/>
+              </w:rPr>
+            </w:pPr>
+            <w:bookmarkStart w:id="9" w:name="docs-internal-guid-35ebb9ed-7fff-24c4-e5"/>
+            <w:bookmarkEnd w:id="9"/>
+            <w:r>
+              <w:rPr>
+                <w:rFonts w:ascii="Arial;sans-serif" w:hAnsi="Arial;sans-serif"/>
+                <w:b/>
+                <w:i w:val="false"/>
+                <w:caps w:val="false"/>
+                <w:smallCaps w:val="false"/>
+                <w:strike w:val="false"/>
+                <w:dstrike w:val="false"/>
+                <w:color w:val="000000"/>
+                <w:sz w:val="22"/>
+                <w:u w:val="none"/>
+                <w:effect w:val="none"/>
+                <w:shd w:fill="auto" w:val="clear"/>
+              </w:rPr>
+              <w:t>Choice:</w:t>
+            </w:r>
+            <w:r>
+              <w:rPr>
+                <w:b w:val="false"/>
+                <w:caps w:val="false"/>
+                <w:smallCaps w:val="false"/>
+                <w:strike w:val="false"/>
+                <w:dstrike w:val="false"/>
+                <w:color w:val="000000"/>
+                <w:u w:val="none"/>
+                <w:effect w:val="none"/>
+                <w:shd w:fill="auto" w:val="clear"/>
+              </w:rPr>
+              <w:t xml:space="preserve"> </w:t>
+            </w:r>
+            <w:r>
+              <w:rPr>
+                <w:rFonts w:ascii="Arial;sans-serif" w:hAnsi="Arial;sans-serif"/>
+                <w:b w:val="false"/>
+                <w:i w:val="false"/>
+                <w:caps w:val="false"/>
+                <w:smallCaps w:val="false"/>
+                <w:strike w:val="false"/>
+                <w:dstrike w:val="false"/>
+                <w:color w:val="000000"/>
+                <w:sz w:val="22"/>
+                <w:u w:val="none"/>
+                <w:effect w:val="none"/>
+                <w:shd w:fill="auto" w:val="clear"/>
+              </w:rPr>
+              <w:t>Sentence-boundary semantic chunking (Bonus task E4)</w:t>
+            </w:r>
+          </w:p>
+          <w:p>
+            <w:pPr>
+              <w:pStyle w:val="BodyText"/>
+              <w:bidi w:val="0"/>
+              <w:ind w:left="0"/>
+              <w:jc w:val="left"/>
+              <w:rPr/>
+            </w:pPr>
+            <w:r>
+              <w:rPr/>
+            </w:r>
+          </w:p>
+          <w:p>
+            <w:pPr>
+              <w:pStyle w:val="BodyText"/>
+              <w:bidi w:val="0"/>
+              <w:spacing w:lineRule="auto" w:line="331" w:before="0" w:after="80"/>
+              <w:ind w:hanging="0" w:left="0" w:right="0"/>
+              <w:jc w:val="left"/>
+              <w:rPr>
+                <w:rFonts w:ascii="Arial;sans-serif" w:hAnsi="Arial;sans-serif"/>
+                <w:b/>
+                <w:i w:val="false"/>
+                <w:caps w:val="false"/>
+                <w:smallCaps w:val="false"/>
+                <w:strike w:val="false"/>
+                <w:dstrike w:val="false"/>
+                <w:color w:val="000000"/>
+                <w:sz w:val="22"/>
+                <w:u w:val="none"/>
+                <w:effect w:val="none"/>
+                <w:shd w:fill="auto" w:val="clear"/>
+              </w:rPr>
+            </w:pPr>
+            <w:r>
+              <w:rPr>
+                <w:rFonts w:ascii="Arial;sans-serif" w:hAnsi="Arial;sans-serif"/>
+                <w:b/>
+                <w:i w:val="false"/>
+                <w:caps w:val="false"/>
+                <w:smallCaps w:val="false"/>
+                <w:strike w:val="false"/>
+                <w:dstrike w:val="false"/>
+                <w:color w:val="000000"/>
+                <w:sz w:val="22"/>
+                <w:u w:val="none"/>
+                <w:effect w:val="none"/>
+                <w:shd w:fill="auto" w:val="clear"/>
+              </w:rPr>
+              <w:t>Why:</w:t>
+            </w:r>
+          </w:p>
+          <w:p>
+            <w:pPr>
+              <w:pStyle w:val="BodyText"/>
+              <w:bidi w:val="0"/>
+              <w:ind w:left="0"/>
+              <w:jc w:val="left"/>
+              <w:rPr/>
+            </w:pPr>
+            <w:r>
+              <w:rPr/>
+            </w:r>
+          </w:p>
+          <w:p>
+            <w:pPr>
+              <w:pStyle w:val="BodyText"/>
+              <w:bidi w:val="0"/>
+              <w:spacing w:lineRule="auto" w:line="331" w:before="0" w:after="80"/>
+              <w:ind w:hanging="0" w:left="0" w:right="0"/>
+              <w:jc w:val="left"/>
+              <w:rPr>
+                <w:b w:val="false"/>
+              </w:rPr>
+            </w:pPr>
+            <w:r>
+              <w:rPr>
+                <w:rFonts w:ascii="Arial;sans-serif" w:hAnsi="Arial;sans-serif"/>
+                <w:b/>
+                <w:i w:val="false"/>
+                <w:caps w:val="false"/>
+                <w:smallCaps w:val="false"/>
+                <w:strike w:val="false"/>
+                <w:dstrike w:val="false"/>
+                <w:color w:val="000000"/>
+                <w:sz w:val="22"/>
+                <w:u w:val="none"/>
+                <w:effect w:val="none"/>
+                <w:shd w:fill="auto" w:val="clear"/>
+              </w:rPr>
+              <w:t>Fixed-size / sliding window:</w:t>
+            </w:r>
+            <w:r>
+              <w:rPr>
+                <w:b w:val="false"/>
+                <w:caps w:val="false"/>
+                <w:smallCaps w:val="false"/>
+                <w:strike w:val="false"/>
+                <w:dstrike w:val="false"/>
+                <w:color w:val="000000"/>
+                <w:u w:val="none"/>
+                <w:effect w:val="none"/>
+                <w:shd w:fill="auto" w:val="clear"/>
+              </w:rPr>
+              <w:t xml:space="preserve"> </w:t>
+            </w:r>
+            <w:r>
+              <w:rPr>
+                <w:rFonts w:ascii="Arial;sans-serif" w:hAnsi="Arial;sans-serif"/>
+                <w:b w:val="false"/>
+                <w:i w:val="false"/>
+                <w:caps w:val="false"/>
+                <w:smallCaps w:val="false"/>
+                <w:strike w:val="false"/>
+                <w:dstrike w:val="false"/>
+                <w:color w:val="000000"/>
+                <w:sz w:val="22"/>
+                <w:u w:val="none"/>
+                <w:effect w:val="none"/>
+                <w:shd w:fill="auto" w:val="clear"/>
+              </w:rPr>
+              <w:t>Splits strictly at a character count regardless of content. For our corpus, this is doubly harmful: (1) EasyOCR (our chosen OCR) outputs text as one block without paragraph breaks, so a fixed-size splitter cuts arbitrarily mid-sentence, destroying the semantic unit that a retriever needs to match against a question; (2) pages with headings and body text mixed together get their content blended across chunk boundaries.</w:t>
+            </w:r>
+          </w:p>
+          <w:p>
+            <w:pPr>
+              <w:pStyle w:val="BodyText"/>
+              <w:bidi w:val="0"/>
+              <w:ind w:left="0"/>
+              <w:jc w:val="left"/>
+              <w:rPr/>
+            </w:pPr>
+            <w:r>
+              <w:rPr/>
+            </w:r>
+          </w:p>
+          <w:p>
+            <w:pPr>
+              <w:pStyle w:val="BodyText"/>
+              <w:bidi w:val="0"/>
+              <w:spacing w:lineRule="auto" w:line="331" w:before="0" w:after="80"/>
+              <w:ind w:hanging="0" w:left="0" w:right="0"/>
+              <w:jc w:val="left"/>
+              <w:rPr/>
+            </w:pPr>
+            <w:r>
+              <w:rPr>
+                <w:rFonts w:ascii="Arial;sans-serif" w:hAnsi="Arial;sans-serif"/>
+                <w:b/>
+                <w:i w:val="false"/>
+                <w:caps w:val="false"/>
+                <w:smallCaps w:val="false"/>
+                <w:strike w:val="false"/>
+                <w:dstrike w:val="false"/>
+                <w:color w:val="000000"/>
+                <w:sz w:val="22"/>
+                <w:u w:val="none"/>
+                <w:effect w:val="none"/>
+                <w:shd w:fill="auto" w:val="clear"/>
+              </w:rPr>
+              <w:t>Semantic chunking (chosen):</w:t>
+            </w:r>
+            <w:r>
+              <w:rPr>
+                <w:b w:val="false"/>
+                <w:caps w:val="false"/>
+                <w:smallCaps w:val="false"/>
+                <w:strike w:val="false"/>
+                <w:dstrike w:val="false"/>
+                <w:color w:val="000000"/>
+                <w:u w:val="none"/>
+                <w:effect w:val="none"/>
+                <w:shd w:fill="auto" w:val="clear"/>
+              </w:rPr>
+              <w:t xml:space="preserve"> </w:t>
+            </w:r>
+            <w:r>
+              <w:rPr>
+                <w:rFonts w:ascii="Arial;sans-serif" w:hAnsi="Arial;sans-serif"/>
+                <w:b w:val="false"/>
+                <w:i w:val="false"/>
+                <w:caps w:val="false"/>
+                <w:smallCaps w:val="false"/>
+                <w:strike w:val="false"/>
+                <w:dstrike w:val="false"/>
+                <w:color w:val="000000"/>
+                <w:sz w:val="22"/>
+                <w:u w:val="none"/>
+                <w:effect w:val="none"/>
+                <w:shd w:fill="auto" w:val="clear"/>
+              </w:rPr>
+              <w:t>Splits at natural sentence boundaries — Bangla danda `</w:t>
+            </w:r>
+            <w:r>
+              <w:rPr>
+                <w:rFonts w:cs="Arial;sans-serif"/>
+                <w:bCs w:val="false"/>
+                <w:iCs w:val="false"/>
+                <w:caps w:val="false"/>
+                <w:smallCaps w:val="false"/>
+                <w:strike w:val="false"/>
+                <w:dstrike w:val="false"/>
+                <w:color w:val="000000"/>
+                <w:szCs w:val="22"/>
+                <w:u w:val="none"/>
+                <w:effect w:val="none"/>
+                <w:shd w:fill="auto" w:val="clear"/>
+              </w:rPr>
+              <w:t>।</w:t>
+            </w:r>
+            <w:r>
+              <w:rPr>
+                <w:rFonts w:ascii="Arial;sans-serif" w:hAnsi="Arial;sans-serif"/>
+                <w:b w:val="false"/>
+                <w:i w:val="false"/>
+                <w:caps w:val="false"/>
+                <w:smallCaps w:val="false"/>
+                <w:strike w:val="false"/>
+                <w:dstrike w:val="false"/>
+                <w:color w:val="000000"/>
+                <w:sz w:val="22"/>
+                <w:u w:val="none"/>
+                <w:effect w:val="none"/>
+                <w:shd w:fill="auto" w:val="clear"/>
+              </w:rPr>
+              <w:t>`, Latin punctuation `. ! ?`, and newlines — then groups sentences greedily into size-bounded windows with overlap. This is our assigned Bonus task (E4). It directly solves two corpus-specific problems: it does not rely on the OCR engine to output newlines (which EasyOCR does not), and it never cuts mid-sentence so each chunk holds a complete, coherent thought that an embedding model can encode meaningfully. A pipe character `|` (common OCR substitution for `</w:t>
+            </w:r>
+            <w:r>
+              <w:rPr>
+                <w:rFonts w:cs="Arial;sans-serif"/>
+                <w:bCs w:val="false"/>
+                <w:iCs w:val="false"/>
+                <w:caps w:val="false"/>
+                <w:smallCaps w:val="false"/>
+                <w:strike w:val="false"/>
+                <w:dstrike w:val="false"/>
+                <w:color w:val="000000"/>
+                <w:szCs w:val="22"/>
+                <w:u w:val="none"/>
+                <w:effect w:val="none"/>
+                <w:shd w:fill="auto" w:val="clear"/>
+              </w:rPr>
+              <w:t>।</w:t>
+            </w:r>
+            <w:r>
+              <w:rPr>
+                <w:rFonts w:ascii="Arial;sans-serif" w:hAnsi="Arial;sans-serif"/>
+                <w:b w:val="false"/>
+                <w:i w:val="false"/>
+                <w:caps w:val="false"/>
+                <w:smallCaps w:val="false"/>
+                <w:strike w:val="false"/>
+                <w:dstrike w:val="false"/>
+                <w:color w:val="000000"/>
+                <w:sz w:val="22"/>
+                <w:u w:val="none"/>
+                <w:effect w:val="none"/>
+                <w:shd w:fill="auto" w:val="clear"/>
+              </w:rPr>
+              <w:t>`) and a word-boundary hard fallback are included to handle OCR inaccuracies.</w:t>
+            </w:r>
+          </w:p>
+          <w:p>
+            <w:pPr>
+              <w:pStyle w:val="Normal"/>
+              <w:spacing w:before="0" w:after="80"/>
+              <w:rPr/>
+            </w:pPr>
+            <w:r>
+              <w:rPr/>
+            </w:r>
+          </w:p>
+        </w:tc>
+        <w:tc>
+          <w:tcPr>
+            <w:tcW w:w="1560" w:type="dxa"/>
+            <w:tcBorders>
+              <w:top w:val="single" w:sz="4" w:space="0" w:color="000000"/>
+              <w:left w:val="single" w:sz="4" w:space="0" w:color="000000"/>
+              <w:bottom w:val="single" w:sz="4" w:space="0" w:color="000000"/>
+              <w:right w:val="single" w:sz="4" w:space="0" w:color="000000"/>
+            </w:tcBorders>
+          </w:tcPr>
+          <w:p>
+            <w:pPr>
+              <w:pStyle w:val="Normal"/>
+              <w:spacing w:before="0" w:after="80"/>
+              <w:rPr>
+                <w:b w:val="false"/>
+              </w:rPr>
+            </w:pPr>
+            <w:bookmarkStart w:id="10" w:name="docs-internal-guid-05bd4095-7fff-de72-a4"/>
+            <w:bookmarkEnd w:id="10"/>
+            <w:r>
+              <w:rPr>
+                <w:rFonts w:ascii="Arial;sans-serif" w:hAnsi="Arial;sans-serif"/>
+                <w:b/>
+                <w:i w:val="false"/>
+                <w:caps w:val="false"/>
+                <w:smallCaps w:val="false"/>
+                <w:strike w:val="false"/>
+                <w:dstrike w:val="false"/>
+                <w:color w:val="000000"/>
+                <w:sz w:val="22"/>
+                <w:u w:val="none"/>
+                <w:effect w:val="none"/>
+                <w:shd w:fill="auto" w:val="clear"/>
+              </w:rPr>
+              <w:t>No</w:t>
+            </w:r>
+            <w:r>
+              <w:rPr>
+                <w:b w:val="false"/>
+                <w:caps w:val="false"/>
+                <w:smallCaps w:val="false"/>
+                <w:strike w:val="false"/>
+                <w:dstrike w:val="false"/>
+                <w:color w:val="000000"/>
+                <w:u w:val="none"/>
+                <w:effect w:val="none"/>
+                <w:shd w:fill="auto" w:val="clear"/>
+              </w:rPr>
+              <w:t xml:space="preserve"> — </w:t>
+            </w:r>
+            <w:r>
+              <w:rPr>
+                <w:rFonts w:ascii="Arial;sans-serif" w:hAnsi="Arial;sans-serif"/>
+                <w:b w:val="false"/>
+                <w:i w:val="false"/>
+                <w:caps w:val="false"/>
+                <w:smallCaps w:val="false"/>
+                <w:strike w:val="false"/>
+                <w:dstrike w:val="false"/>
+                <w:color w:val="000000"/>
+                <w:sz w:val="22"/>
+                <w:u w:val="none"/>
+                <w:effect w:val="none"/>
+                <w:shd w:fill="auto" w:val="clear"/>
+              </w:rPr>
+              <w:t>implemented from scratch using Python regex and a greedy string-grouping algorithm to handle the corpus-specific punctuation marks (danda, pipe, Latin marks).</w:t>
+            </w:r>
+          </w:p>
+          <w:p>
+            <w:pPr>
+              <w:pStyle w:val="Normal"/>
+              <w:spacing w:before="0" w:after="80"/>
+              <w:rPr/>
+            </w:pPr>
+            <w:r>
+              <w:rPr/>
+            </w:r>
+          </w:p>
+        </w:tc>
+      </w:tr>
+      <w:tr>
+        <w:trPr/>
+        <w:tc>
+          <w:tcPr>
+            <w:tcW w:w="1696" w:type="dxa"/>
+            <w:tcBorders>
+              <w:top w:val="single" w:sz="4" w:space="0" w:color="000000"/>
+              <w:left w:val="single" w:sz="4" w:space="0" w:color="000000"/>
+              <w:bottom w:val="single" w:sz="4" w:space="0" w:color="000000"/>
+              <w:right w:val="single" w:sz="4" w:space="0" w:color="000000"/>
+            </w:tcBorders>
+          </w:tcPr>
+          <w:p>
+            <w:pPr>
+              <w:pStyle w:val="Normal"/>
+              <w:spacing w:before="0" w:after="80"/>
+              <w:rPr/>
+            </w:pPr>
+            <w:r>
+              <w:rPr/>
+              <w:t>Embedding</w:t>
+            </w:r>
+          </w:p>
+        </w:tc>
+        <w:tc>
+          <w:tcPr>
+            <w:tcW w:w="2904" w:type="dxa"/>
             <w:tcBorders>
               <w:top w:val="single" w:sz="4" w:space="0" w:color="000000"/>
               <w:left w:val="single" w:sz="4" w:space="0" w:color="000000"/>
@@ -3258,7 +3938,7 @@
                 <w:sz w:val="18"/>
                 <w:szCs w:val="18"/>
               </w:rPr>
-              <w:t>e.g. fixed vs semantic; size/overlap</w:t>
+              <w:t>e.g. which sentence-embedding model</w:t>
             </w:r>
           </w:p>
         </w:tc>
@@ -3309,102 +3989,7 @@
         <w:trPr/>
         <w:tc>
           <w:tcPr>
-            <w:tcW w:w="1697" w:type="dxa"/>
-            <w:tcBorders>
-              <w:top w:val="single" w:sz="4" w:space="0" w:color="000000"/>
-              <w:left w:val="single" w:sz="4" w:space="0" w:color="000000"/>
-              <w:bottom w:val="single" w:sz="4" w:space="0" w:color="000000"/>
-              <w:right w:val="single" w:sz="4" w:space="0" w:color="000000"/>
-            </w:tcBorders>
-          </w:tcPr>
-          <w:p>
-            <w:pPr>
-              <w:pStyle w:val="Normal"/>
-              <w:spacing w:before="0" w:after="80"/>
-              <w:rPr/>
-            </w:pPr>
-            <w:r>
-              <w:rPr/>
-              <w:t>Embedding</w:t>
-            </w:r>
-          </w:p>
-        </w:tc>
-        <w:tc>
-          <w:tcPr>
-            <w:tcW w:w="2903" w:type="dxa"/>
-            <w:tcBorders>
-              <w:top w:val="single" w:sz="4" w:space="0" w:color="000000"/>
-              <w:left w:val="single" w:sz="4" w:space="0" w:color="000000"/>
-              <w:bottom w:val="single" w:sz="4" w:space="0" w:color="000000"/>
-              <w:right w:val="single" w:sz="4" w:space="0" w:color="000000"/>
-            </w:tcBorders>
-          </w:tcPr>
-          <w:p>
-            <w:pPr>
-              <w:pStyle w:val="Normal"/>
-              <w:spacing w:before="0" w:after="80"/>
-              <w:rPr/>
-            </w:pPr>
-            <w:r>
-              <w:rPr>
-                <w:i/>
-                <w:iCs/>
-                <w:color w:val="595959"/>
-                <w:sz w:val="18"/>
-                <w:szCs w:val="18"/>
-              </w:rPr>
-              <w:t>e.g. which sentence-embedding model</w:t>
-            </w:r>
-          </w:p>
-        </w:tc>
-        <w:tc>
-          <w:tcPr>
-            <w:tcW w:w="3199" w:type="dxa"/>
-            <w:tcBorders>
-              <w:top w:val="single" w:sz="4" w:space="0" w:color="000000"/>
-              <w:left w:val="single" w:sz="4" w:space="0" w:color="000000"/>
-              <w:bottom w:val="single" w:sz="4" w:space="0" w:color="000000"/>
-              <w:right w:val="single" w:sz="4" w:space="0" w:color="000000"/>
-            </w:tcBorders>
-          </w:tcPr>
-          <w:p>
-            <w:pPr>
-              <w:pStyle w:val="Normal"/>
-              <w:spacing w:before="0" w:after="80"/>
-              <w:rPr/>
-            </w:pPr>
-            <w:r>
-              <w:rPr/>
-            </w:r>
-          </w:p>
-        </w:tc>
-        <w:tc>
-          <w:tcPr>
-            <w:tcW w:w="1560" w:type="dxa"/>
-            <w:tcBorders>
-              <w:top w:val="single" w:sz="4" w:space="0" w:color="000000"/>
-              <w:left w:val="single" w:sz="4" w:space="0" w:color="000000"/>
-              <w:bottom w:val="single" w:sz="4" w:space="0" w:color="000000"/>
-              <w:right w:val="single" w:sz="4" w:space="0" w:color="000000"/>
-            </w:tcBorders>
-          </w:tcPr>
-          <w:p>
-            <w:pPr>
-              <w:pStyle w:val="Normal"/>
-              <w:spacing w:before="0" w:after="80"/>
-              <w:rPr/>
-            </w:pPr>
-            <w:r>
-              <w:rPr/>
-            </w:r>
-          </w:p>
-        </w:tc>
-      </w:tr>
-      <w:tr>
-        <w:trPr/>
-        <w:tc>
-          <w:tcPr>
-            <w:tcW w:w="1697" w:type="dxa"/>
+            <w:tcW w:w="1696" w:type="dxa"/>
             <w:tcBorders>
               <w:top w:val="single" w:sz="4" w:space="0" w:color="000000"/>
               <w:left w:val="single" w:sz="4" w:space="0" w:color="000000"/>
@@ -3426,7 +4011,7 @@
         </w:tc>
         <w:tc>
           <w:tcPr>
-            <w:tcW w:w="2903" w:type="dxa"/>
+            <w:tcW w:w="2904" w:type="dxa"/>
             <w:tcBorders>
               <w:top w:val="single" w:sz="4" w:space="0" w:color="000000"/>
               <w:left w:val="single" w:sz="4" w:space="0" w:color="000000"/>
@@ -4907,15 +5492,15 @@
         </w:tblCellMar>
       </w:tblPr>
       <w:tblGrid>
-        <w:gridCol w:w="2197"/>
-        <w:gridCol w:w="3403"/>
+        <w:gridCol w:w="2196"/>
+        <w:gridCol w:w="3404"/>
         <w:gridCol w:w="3760"/>
       </w:tblGrid>
       <w:tr>
         <w:trPr/>
         <w:tc>
           <w:tcPr>
-            <w:tcW w:w="2197" w:type="dxa"/>
+            <w:tcW w:w="2196" w:type="dxa"/>
             <w:tcBorders>
               <w:top w:val="single" w:sz="4" w:space="0" w:color="000000"/>
               <w:left w:val="single" w:sz="4" w:space="0" w:color="000000"/>
@@ -4942,7 +5527,7 @@
         </w:tc>
         <w:tc>
           <w:tcPr>
-            <w:tcW w:w="3403" w:type="dxa"/>
+            <w:tcW w:w="3404" w:type="dxa"/>
             <w:tcBorders>
               <w:top w:val="single" w:sz="4" w:space="0" w:color="000000"/>
               <w:left w:val="single" w:sz="4" w:space="0" w:color="000000"/>
@@ -4999,7 +5584,7 @@
         <w:trPr/>
         <w:tc>
           <w:tcPr>
-            <w:tcW w:w="2197" w:type="dxa"/>
+            <w:tcW w:w="2196" w:type="dxa"/>
             <w:tcBorders>
               <w:top w:val="single" w:sz="4" w:space="0" w:color="000000"/>
               <w:left w:val="single" w:sz="4" w:space="0" w:color="000000"/>
@@ -5021,7 +5606,7 @@
         </w:tc>
         <w:tc>
           <w:tcPr>
-            <w:tcW w:w="3403" w:type="dxa"/>
+            <w:tcW w:w="3404" w:type="dxa"/>
             <w:tcBorders>
               <w:top w:val="single" w:sz="4" w:space="0" w:color="000000"/>
               <w:left w:val="single" w:sz="4" w:space="0" w:color="000000"/>
@@ -5080,7 +5665,7 @@
         <w:trPr/>
         <w:tc>
           <w:tcPr>
-            <w:tcW w:w="2197" w:type="dxa"/>
+            <w:tcW w:w="2196" w:type="dxa"/>
             <w:tcBorders>
               <w:top w:val="single" w:sz="4" w:space="0" w:color="000000"/>
               <w:left w:val="single" w:sz="4" w:space="0" w:color="000000"/>
@@ -5102,7 +5687,7 @@
         </w:tc>
         <w:tc>
           <w:tcPr>
-            <w:tcW w:w="3403" w:type="dxa"/>
+            <w:tcW w:w="3404" w:type="dxa"/>
             <w:tcBorders>
               <w:top w:val="single" w:sz="4" w:space="0" w:color="000000"/>
               <w:left w:val="single" w:sz="4" w:space="0" w:color="000000"/>
@@ -5161,7 +5746,7 @@
         <w:trPr/>
         <w:tc>
           <w:tcPr>
-            <w:tcW w:w="2197" w:type="dxa"/>
+            <w:tcW w:w="2196" w:type="dxa"/>
             <w:tcBorders>
               <w:top w:val="single" w:sz="4" w:space="0" w:color="000000"/>
               <w:left w:val="single" w:sz="4" w:space="0" w:color="000000"/>
@@ -5183,7 +5768,7 @@
         </w:tc>
         <w:tc>
           <w:tcPr>
-            <w:tcW w:w="3403" w:type="dxa"/>
+            <w:tcW w:w="3404" w:type="dxa"/>
             <w:tcBorders>
               <w:top w:val="single" w:sz="4" w:space="0" w:color="000000"/>
               <w:left w:val="single" w:sz="4" w:space="0" w:color="000000"/>
@@ -5242,7 +5827,7 @@
         <w:trPr/>
         <w:tc>
           <w:tcPr>
-            <w:tcW w:w="2197" w:type="dxa"/>
+            <w:tcW w:w="2196" w:type="dxa"/>
             <w:tcBorders>
               <w:top w:val="single" w:sz="4" w:space="0" w:color="000000"/>
               <w:left w:val="single" w:sz="4" w:space="0" w:color="000000"/>
@@ -5264,7 +5849,7 @@
         </w:tc>
         <w:tc>
           <w:tcPr>
-            <w:tcW w:w="3403" w:type="dxa"/>
+            <w:tcW w:w="3404" w:type="dxa"/>
             <w:tcBorders>
               <w:top w:val="single" w:sz="4" w:space="0" w:color="000000"/>
               <w:left w:val="single" w:sz="4" w:space="0" w:color="000000"/>
@@ -5323,7 +5908,7 @@
         <w:trPr/>
         <w:tc>
           <w:tcPr>
-            <w:tcW w:w="2197" w:type="dxa"/>
+            <w:tcW w:w="2196" w:type="dxa"/>
             <w:tcBorders>
               <w:top w:val="single" w:sz="4" w:space="0" w:color="000000"/>
               <w:left w:val="single" w:sz="4" w:space="0" w:color="000000"/>
@@ -5345,7 +5930,7 @@
         </w:tc>
         <w:tc>
           <w:tcPr>
-            <w:tcW w:w="3403" w:type="dxa"/>
+            <w:tcW w:w="3404" w:type="dxa"/>
             <w:tcBorders>
               <w:top w:val="single" w:sz="4" w:space="0" w:color="000000"/>
               <w:left w:val="single" w:sz="4" w:space="0" w:color="000000"/>
@@ -5404,7 +5989,7 @@
         <w:trPr/>
         <w:tc>
           <w:tcPr>
-            <w:tcW w:w="2197" w:type="dxa"/>
+            <w:tcW w:w="2196" w:type="dxa"/>
             <w:tcBorders>
               <w:top w:val="single" w:sz="4" w:space="0" w:color="000000"/>
               <w:left w:val="single" w:sz="4" w:space="0" w:color="000000"/>
@@ -5426,7 +6011,7 @@
         </w:tc>
         <w:tc>
           <w:tcPr>
-            <w:tcW w:w="3403" w:type="dxa"/>
+            <w:tcW w:w="3404" w:type="dxa"/>
             <w:tcBorders>
               <w:top w:val="single" w:sz="4" w:space="0" w:color="000000"/>
               <w:left w:val="single" w:sz="4" w:space="0" w:color="000000"/>
@@ -5485,7 +6070,7 @@
         <w:trPr/>
         <w:tc>
           <w:tcPr>
-            <w:tcW w:w="2197" w:type="dxa"/>
+            <w:tcW w:w="2196" w:type="dxa"/>
             <w:tcBorders>
               <w:top w:val="single" w:sz="4" w:space="0" w:color="000000"/>
               <w:left w:val="single" w:sz="4" w:space="0" w:color="000000"/>
@@ -5507,7 +6092,7 @@
         </w:tc>
         <w:tc>
           <w:tcPr>
-            <w:tcW w:w="3403" w:type="dxa"/>
+            <w:tcW w:w="3404" w:type="dxa"/>
             <w:tcBorders>
               <w:top w:val="single" w:sz="4" w:space="0" w:color="000000"/>
               <w:left w:val="single" w:sz="4" w:space="0" w:color="000000"/>
@@ -5566,7 +6151,7 @@
         <w:trPr/>
         <w:tc>
           <w:tcPr>
-            <w:tcW w:w="2197" w:type="dxa"/>
+            <w:tcW w:w="2196" w:type="dxa"/>
             <w:tcBorders>
               <w:top w:val="single" w:sz="4" w:space="0" w:color="000000"/>
               <w:left w:val="single" w:sz="4" w:space="0" w:color="000000"/>
@@ -5588,7 +6173,7 @@
         </w:tc>
         <w:tc>
           <w:tcPr>
-            <w:tcW w:w="3403" w:type="dxa"/>
+            <w:tcW w:w="3404" w:type="dxa"/>
             <w:tcBorders>
               <w:top w:val="single" w:sz="4" w:space="0" w:color="000000"/>
               <w:left w:val="single" w:sz="4" w:space="0" w:color="000000"/>

--- a/forms/A2_form.docx
+++ b/forms/A2_form.docx
@@ -3926,19 +3926,288 @@
           </w:tcPr>
           <w:p>
             <w:pPr>
-              <w:pStyle w:val="Normal"/>
-              <w:spacing w:before="0" w:after="80"/>
-              <w:rPr/>
-            </w:pPr>
-            <w:r>
-              <w:rPr>
+              <w:pStyle w:val="BodyText"/>
+              <w:spacing w:before="0" w:after="80"/>
+              <w:rPr>
+                <w:rFonts w:ascii="Arial;sans-serif" w:hAnsi="Arial;sans-serif"/>
+                <w:b w:val="false"/>
+                <w:i w:val="false"/>
+                <w:caps w:val="false"/>
+                <w:smallCaps w:val="false"/>
+                <w:strike w:val="false"/>
+                <w:dstrike w:val="false"/>
+                <w:color w:val="595959"/>
+                <w:sz w:val="18"/>
+                <w:u w:val="none"/>
+                <w:effect w:val="none"/>
+                <w:shd w:fill="auto" w:val="clear"/>
+              </w:rPr>
+            </w:pPr>
+            <w:bookmarkStart w:id="11" w:name="docs-internal-guid-4d2d991d-7fff-f539-d4"/>
+            <w:bookmarkEnd w:id="11"/>
+            <w:r>
+              <w:rPr>
+                <w:rFonts w:ascii="Arial;sans-serif" w:hAnsi="Arial;sans-serif"/>
+                <w:b w:val="false"/>
                 <w:i/>
                 <w:iCs/>
+                <w:caps w:val="false"/>
+                <w:smallCaps w:val="false"/>
+                <w:strike w:val="false"/>
+                <w:dstrike w:val="false"/>
                 <w:color w:val="595959"/>
                 <w:sz w:val="18"/>
                 <w:szCs w:val="18"/>
-              </w:rPr>
-              <w:t>e.g. which sentence-embedding model</w:t>
+                <w:u w:val="none"/>
+                <w:effect w:val="none"/>
+                <w:shd w:fill="auto" w:val="clear"/>
+              </w:rPr>
+              <w:t>We evaluated three multilingual embedding models to test their semantic retrieval capabilities on our Bangla text chunks:</w:t>
+            </w:r>
+          </w:p>
+          <w:p>
+            <w:pPr>
+              <w:pStyle w:val="BodyText"/>
+              <w:bidi w:val="0"/>
+              <w:spacing w:lineRule="auto" w:line="331" w:before="0" w:after="80"/>
+              <w:ind w:hanging="0" w:left="0" w:right="0"/>
+              <w:jc w:val="left"/>
+              <w:rPr>
+                <w:b w:val="false"/>
+              </w:rPr>
+            </w:pPr>
+            <w:r>
+              <w:rPr>
+                <w:rFonts w:ascii="Arial;sans-serif" w:hAnsi="Arial;sans-serif"/>
+                <w:b w:val="false"/>
+                <w:i w:val="false"/>
+                <w:caps w:val="false"/>
+                <w:smallCaps w:val="false"/>
+                <w:strike w:val="false"/>
+                <w:dstrike w:val="false"/>
+                <w:color w:val="595959"/>
+                <w:sz w:val="18"/>
+                <w:u w:val="none"/>
+                <w:effect w:val="none"/>
+                <w:shd w:fill="auto" w:val="clear"/>
+              </w:rPr>
+              <w:t xml:space="preserve">1. </w:t>
+            </w:r>
+            <w:r>
+              <w:rPr>
+                <w:rFonts w:ascii="Arial;sans-serif" w:hAnsi="Arial;sans-serif"/>
+                <w:b/>
+                <w:i w:val="false"/>
+                <w:caps w:val="false"/>
+                <w:smallCaps w:val="false"/>
+                <w:strike w:val="false"/>
+                <w:dstrike w:val="false"/>
+                <w:color w:val="595959"/>
+                <w:sz w:val="18"/>
+                <w:u w:val="none"/>
+                <w:effect w:val="none"/>
+                <w:shd w:fill="auto" w:val="clear"/>
+              </w:rPr>
+              <w:t>paraphrase-multilingual-MiniLM-L12-v2 (Lightweight multilingual baseline, ~120MB)</w:t>
+            </w:r>
+          </w:p>
+          <w:p>
+            <w:pPr>
+              <w:pStyle w:val="BodyText"/>
+              <w:bidi w:val="0"/>
+              <w:spacing w:lineRule="auto" w:line="331" w:before="0" w:after="80"/>
+              <w:ind w:hanging="0" w:left="0" w:right="0"/>
+              <w:jc w:val="left"/>
+              <w:rPr>
+                <w:b w:val="false"/>
+              </w:rPr>
+            </w:pPr>
+            <w:r>
+              <w:rPr>
+                <w:rFonts w:ascii="Arial;sans-serif" w:hAnsi="Arial;sans-serif"/>
+                <w:b w:val="false"/>
+                <w:i w:val="false"/>
+                <w:caps w:val="false"/>
+                <w:smallCaps w:val="false"/>
+                <w:strike w:val="false"/>
+                <w:dstrike w:val="false"/>
+                <w:color w:val="595959"/>
+                <w:sz w:val="18"/>
+                <w:u w:val="none"/>
+                <w:effect w:val="none"/>
+                <w:shd w:fill="auto" w:val="clear"/>
+              </w:rPr>
+              <w:t xml:space="preserve">2. </w:t>
+            </w:r>
+            <w:r>
+              <w:rPr>
+                <w:rFonts w:ascii="Arial;sans-serif" w:hAnsi="Arial;sans-serif"/>
+                <w:b/>
+                <w:i w:val="false"/>
+                <w:caps w:val="false"/>
+                <w:smallCaps w:val="false"/>
+                <w:strike w:val="false"/>
+                <w:dstrike w:val="false"/>
+                <w:color w:val="595959"/>
+                <w:sz w:val="18"/>
+                <w:u w:val="none"/>
+                <w:effect w:val="none"/>
+                <w:shd w:fill="auto" w:val="clear"/>
+              </w:rPr>
+              <w:t>sentence-transformers/LaBSE (Language-Agnostic BERT Sentence Embedding by Google, medium size)</w:t>
+            </w:r>
+          </w:p>
+          <w:p>
+            <w:pPr>
+              <w:pStyle w:val="BodyText"/>
+              <w:bidi w:val="0"/>
+              <w:spacing w:lineRule="auto" w:line="331" w:before="0" w:after="80"/>
+              <w:ind w:hanging="0" w:left="0" w:right="0"/>
+              <w:jc w:val="left"/>
+              <w:rPr>
+                <w:b w:val="false"/>
+              </w:rPr>
+            </w:pPr>
+            <w:r>
+              <w:rPr>
+                <w:rFonts w:ascii="Arial;sans-serif" w:hAnsi="Arial;sans-serif"/>
+                <w:b w:val="false"/>
+                <w:i w:val="false"/>
+                <w:caps w:val="false"/>
+                <w:smallCaps w:val="false"/>
+                <w:strike w:val="false"/>
+                <w:dstrike w:val="false"/>
+                <w:color w:val="595959"/>
+                <w:sz w:val="18"/>
+                <w:u w:val="none"/>
+                <w:effect w:val="none"/>
+                <w:shd w:fill="auto" w:val="clear"/>
+              </w:rPr>
+              <w:t xml:space="preserve">3. </w:t>
+            </w:r>
+            <w:r>
+              <w:rPr>
+                <w:rFonts w:ascii="Arial;sans-serif" w:hAnsi="Arial;sans-serif"/>
+                <w:b/>
+                <w:i w:val="false"/>
+                <w:caps w:val="false"/>
+                <w:smallCaps w:val="false"/>
+                <w:strike w:val="false"/>
+                <w:dstrike w:val="false"/>
+                <w:color w:val="595959"/>
+                <w:sz w:val="18"/>
+                <w:u w:val="none"/>
+                <w:effect w:val="none"/>
+                <w:shd w:fill="auto" w:val="clear"/>
+              </w:rPr>
+              <w:t>intfloat/multilingual-e5-large (State-of-the-art multilingual dense retriever, large size)</w:t>
+            </w:r>
+          </w:p>
+          <w:p>
+            <w:pPr>
+              <w:pStyle w:val="BodyText"/>
+              <w:bidi w:val="0"/>
+              <w:ind w:left="0"/>
+              <w:jc w:val="left"/>
+              <w:rPr/>
+            </w:pPr>
+            <w:r>
+              <w:rPr/>
+            </w:r>
+          </w:p>
+          <w:p>
+            <w:pPr>
+              <w:pStyle w:val="BodyText"/>
+              <w:bidi w:val="0"/>
+              <w:spacing w:lineRule="auto" w:line="331" w:before="0" w:after="80"/>
+              <w:ind w:hanging="0" w:left="0" w:right="0"/>
+              <w:jc w:val="left"/>
+              <w:rPr/>
+            </w:pPr>
+            <w:r>
+              <w:rPr>
+                <w:rFonts w:ascii="Arial;sans-serif" w:hAnsi="Arial;sans-serif"/>
+                <w:b w:val="false"/>
+                <w:i w:val="false"/>
+                <w:caps w:val="false"/>
+                <w:smallCaps w:val="false"/>
+                <w:strike w:val="false"/>
+                <w:dstrike w:val="false"/>
+                <w:color w:val="595959"/>
+                <w:sz w:val="18"/>
+                <w:u w:val="none"/>
+                <w:effect w:val="none"/>
+                <w:shd w:fill="auto" w:val="clear"/>
+              </w:rPr>
+              <w:t xml:space="preserve">We evaluated them using a custom test set of OCR-derived chunks across Physics, Chemistry, and Biology, testing both pure Bangla queries and cross-lingual/code-mixed queries (e.g., "cell </w:t>
+            </w:r>
+            <w:r>
+              <w:rPr>
+                <w:rFonts w:cs="Arial;sans-serif"/>
+                <w:bCs w:val="false"/>
+                <w:iCs w:val="false"/>
+                <w:caps w:val="false"/>
+                <w:smallCaps w:val="false"/>
+                <w:strike w:val="false"/>
+                <w:dstrike w:val="false"/>
+                <w:color w:val="595959"/>
+                <w:szCs w:val="18"/>
+                <w:u w:val="none"/>
+                <w:effect w:val="none"/>
+                <w:shd w:fill="auto" w:val="clear"/>
+              </w:rPr>
+              <w:t xml:space="preserve">এর </w:t>
+            </w:r>
+            <w:r>
+              <w:rPr>
+                <w:rFonts w:ascii="Arial;sans-serif" w:hAnsi="Arial;sans-serif"/>
+                <w:b w:val="false"/>
+                <w:i w:val="false"/>
+                <w:caps w:val="false"/>
+                <w:smallCaps w:val="false"/>
+                <w:strike w:val="false"/>
+                <w:dstrike w:val="false"/>
+                <w:color w:val="595959"/>
+                <w:sz w:val="18"/>
+                <w:u w:val="none"/>
+                <w:effect w:val="none"/>
+                <w:shd w:fill="auto" w:val="clear"/>
+              </w:rPr>
+              <w:t xml:space="preserve">control center </w:t>
+            </w:r>
+            <w:r>
+              <w:rPr>
+                <w:rFonts w:cs="Arial;sans-serif"/>
+                <w:bCs w:val="false"/>
+                <w:iCs w:val="false"/>
+                <w:caps w:val="false"/>
+                <w:smallCaps w:val="false"/>
+                <w:strike w:val="false"/>
+                <w:dstrike w:val="false"/>
+                <w:color w:val="595959"/>
+                <w:szCs w:val="18"/>
+                <w:u w:val="none"/>
+                <w:effect w:val="none"/>
+                <w:shd w:fill="auto" w:val="clear"/>
+              </w:rPr>
+              <w:t>কোনটি</w:t>
+            </w:r>
+            <w:r>
+              <w:rPr>
+                <w:rFonts w:ascii="Arial;sans-serif" w:hAnsi="Arial;sans-serif"/>
+                <w:b w:val="false"/>
+                <w:i w:val="false"/>
+                <w:caps w:val="false"/>
+                <w:smallCaps w:val="false"/>
+                <w:strike w:val="false"/>
+                <w:dstrike w:val="false"/>
+                <w:color w:val="595959"/>
+                <w:sz w:val="18"/>
+                <w:u w:val="none"/>
+                <w:effect w:val="none"/>
+                <w:shd w:fill="auto" w:val="clear"/>
+              </w:rPr>
+              <w:t>?").</w:t>
             </w:r>
           </w:p>
         </w:tc>
@@ -3954,12 +4223,733 @@
           </w:tcPr>
           <w:p>
             <w:pPr>
-              <w:pStyle w:val="Normal"/>
-              <w:spacing w:before="0" w:after="80"/>
-              <w:rPr/>
-            </w:pPr>
-            <w:r>
-              <w:rPr/>
+              <w:pStyle w:val="BodyText"/>
+              <w:spacing w:before="0" w:after="80"/>
+              <w:rPr>
+                <w:b w:val="false"/>
+              </w:rPr>
+            </w:pPr>
+            <w:bookmarkStart w:id="12" w:name="docs-internal-guid-9281da55-7fff-a64f-61"/>
+            <w:bookmarkEnd w:id="12"/>
+            <w:r>
+              <w:rPr>
+                <w:rFonts w:ascii="Arial;sans-serif" w:hAnsi="Arial;sans-serif"/>
+                <w:b/>
+                <w:i w:val="false"/>
+                <w:caps w:val="false"/>
+                <w:smallCaps w:val="false"/>
+                <w:strike w:val="false"/>
+                <w:dstrike w:val="false"/>
+                <w:color w:val="000000"/>
+                <w:sz w:val="22"/>
+                <w:u w:val="none"/>
+                <w:effect w:val="none"/>
+                <w:shd w:fill="auto" w:val="clear"/>
+              </w:rPr>
+              <w:t>Choice:</w:t>
+            </w:r>
+            <w:r>
+              <w:rPr>
+                <w:b w:val="false"/>
+                <w:caps w:val="false"/>
+                <w:smallCaps w:val="false"/>
+                <w:strike w:val="false"/>
+                <w:dstrike w:val="false"/>
+                <w:color w:val="000000"/>
+                <w:u w:val="none"/>
+                <w:effect w:val="none"/>
+                <w:shd w:fill="auto" w:val="clear"/>
+              </w:rPr>
+              <w:t xml:space="preserve"> </w:t>
+            </w:r>
+            <w:r>
+              <w:rPr>
+                <w:rFonts w:ascii="Arial;sans-serif" w:hAnsi="Arial;sans-serif"/>
+                <w:b w:val="false"/>
+                <w:i w:val="false"/>
+                <w:caps w:val="false"/>
+                <w:smallCaps w:val="false"/>
+                <w:strike w:val="false"/>
+                <w:dstrike w:val="false"/>
+                <w:color w:val="000000"/>
+                <w:sz w:val="22"/>
+                <w:u w:val="none"/>
+                <w:effect w:val="none"/>
+                <w:shd w:fill="auto" w:val="clear"/>
+              </w:rPr>
+              <w:t>`intfloat/multilingual-e5-large`</w:t>
+            </w:r>
+          </w:p>
+          <w:p>
+            <w:pPr>
+              <w:pStyle w:val="BodyText"/>
+              <w:bidi w:val="0"/>
+              <w:ind w:left="0"/>
+              <w:jc w:val="left"/>
+              <w:rPr/>
+            </w:pPr>
+            <w:r>
+              <w:rPr/>
+            </w:r>
+          </w:p>
+          <w:p>
+            <w:pPr>
+              <w:pStyle w:val="BodyText"/>
+              <w:bidi w:val="0"/>
+              <w:spacing w:lineRule="auto" w:line="331" w:before="0" w:after="80"/>
+              <w:ind w:hanging="0" w:left="0" w:right="0"/>
+              <w:jc w:val="left"/>
+              <w:rPr>
+                <w:b w:val="false"/>
+              </w:rPr>
+            </w:pPr>
+            <w:r>
+              <w:rPr>
+                <w:rFonts w:ascii="Arial;sans-serif" w:hAnsi="Arial;sans-serif"/>
+                <w:b/>
+                <w:i w:val="false"/>
+                <w:caps w:val="false"/>
+                <w:smallCaps w:val="false"/>
+                <w:strike w:val="false"/>
+                <w:dstrike w:val="false"/>
+                <w:color w:val="000000"/>
+                <w:sz w:val="22"/>
+                <w:u w:val="none"/>
+                <w:effect w:val="none"/>
+                <w:shd w:fill="auto" w:val="clear"/>
+              </w:rPr>
+              <w:t>Why:</w:t>
+            </w:r>
+            <w:r>
+              <w:rPr>
+                <w:b w:val="false"/>
+                <w:caps w:val="false"/>
+                <w:smallCaps w:val="false"/>
+                <w:strike w:val="false"/>
+                <w:dstrike w:val="false"/>
+                <w:color w:val="000000"/>
+                <w:u w:val="none"/>
+                <w:effect w:val="none"/>
+                <w:shd w:fill="auto" w:val="clear"/>
+              </w:rPr>
+              <w:t> </w:t>
+            </w:r>
+          </w:p>
+          <w:p>
+            <w:pPr>
+              <w:pStyle w:val="BodyText"/>
+              <w:bidi w:val="0"/>
+              <w:spacing w:lineRule="auto" w:line="331" w:before="0" w:after="80"/>
+              <w:ind w:hanging="0" w:left="0" w:right="0"/>
+              <w:jc w:val="left"/>
+              <w:rPr>
+                <w:rFonts w:ascii="Arial;sans-serif" w:hAnsi="Arial;sans-serif"/>
+                <w:b w:val="false"/>
+                <w:i w:val="false"/>
+                <w:caps w:val="false"/>
+                <w:smallCaps w:val="false"/>
+                <w:strike w:val="false"/>
+                <w:dstrike w:val="false"/>
+                <w:color w:val="000000"/>
+                <w:sz w:val="22"/>
+                <w:u w:val="none"/>
+                <w:effect w:val="none"/>
+                <w:shd w:fill="auto" w:val="clear"/>
+              </w:rPr>
+            </w:pPr>
+            <w:r>
+              <w:rPr>
+                <w:rFonts w:ascii="Arial;sans-serif" w:hAnsi="Arial;sans-serif"/>
+                <w:b w:val="false"/>
+                <w:i w:val="false"/>
+                <w:caps w:val="false"/>
+                <w:smallCaps w:val="false"/>
+                <w:strike w:val="false"/>
+                <w:dstrike w:val="false"/>
+                <w:color w:val="000000"/>
+                <w:sz w:val="22"/>
+                <w:u w:val="none"/>
+                <w:effect w:val="none"/>
+                <w:shd w:fill="auto" w:val="clear"/>
+              </w:rPr>
+              <w:t>Bonus Task (E23) requires handling Bangla-English code-switched queries and text. We evaluated the models by creating a test set of OCR-derived Bangla chunks (Physics, Chemistry, Biology) and testing them against pure Bangla, cross-lingual (English queries), and Romanized/Banglish queries.</w:t>
+            </w:r>
+          </w:p>
+          <w:p>
+            <w:pPr>
+              <w:pStyle w:val="BodyText"/>
+              <w:bidi w:val="0"/>
+              <w:ind w:left="0"/>
+              <w:jc w:val="left"/>
+              <w:rPr/>
+            </w:pPr>
+            <w:r>
+              <w:rPr/>
+            </w:r>
+          </w:p>
+          <w:p>
+            <w:pPr>
+              <w:pStyle w:val="BodyText"/>
+              <w:bidi w:val="0"/>
+              <w:spacing w:lineRule="auto" w:line="331" w:before="0" w:after="80"/>
+              <w:ind w:hanging="0" w:left="0" w:right="0"/>
+              <w:jc w:val="left"/>
+              <w:rPr>
+                <w:b w:val="false"/>
+              </w:rPr>
+            </w:pPr>
+            <w:r>
+              <w:rPr>
+                <w:rFonts w:ascii="Arial;sans-serif" w:hAnsi="Arial;sans-serif"/>
+                <w:b w:val="false"/>
+                <w:i w:val="false"/>
+                <w:caps w:val="false"/>
+                <w:smallCaps w:val="false"/>
+                <w:strike w:val="false"/>
+                <w:dstrike w:val="false"/>
+                <w:color w:val="000000"/>
+                <w:sz w:val="22"/>
+                <w:u w:val="none"/>
+                <w:effect w:val="none"/>
+                <w:shd w:fill="auto" w:val="clear"/>
+              </w:rPr>
+              <w:t xml:space="preserve">The baseline </w:t>
+            </w:r>
+            <w:r>
+              <w:rPr>
+                <w:rFonts w:ascii="Arial;sans-serif" w:hAnsi="Arial;sans-serif"/>
+                <w:b/>
+                <w:i w:val="false"/>
+                <w:caps w:val="false"/>
+                <w:smallCaps w:val="false"/>
+                <w:strike w:val="false"/>
+                <w:dstrike w:val="false"/>
+                <w:color w:val="000000"/>
+                <w:sz w:val="22"/>
+                <w:u w:val="none"/>
+                <w:effect w:val="none"/>
+                <w:shd w:fill="auto" w:val="clear"/>
+              </w:rPr>
+              <w:t>paraphrase-multilingual-MiniLM-L12-v2</w:t>
+            </w:r>
+            <w:r>
+              <w:rPr>
+                <w:b w:val="false"/>
+                <w:caps w:val="false"/>
+                <w:smallCaps w:val="false"/>
+                <w:strike w:val="false"/>
+                <w:dstrike w:val="false"/>
+                <w:color w:val="000000"/>
+                <w:u w:val="none"/>
+                <w:effect w:val="none"/>
+                <w:shd w:fill="auto" w:val="clear"/>
+              </w:rPr>
+              <w:t xml:space="preserve"> </w:t>
+            </w:r>
+            <w:r>
+              <w:rPr>
+                <w:rFonts w:ascii="Arial;sans-serif" w:hAnsi="Arial;sans-serif"/>
+                <w:b w:val="false"/>
+                <w:i w:val="false"/>
+                <w:caps w:val="false"/>
+                <w:smallCaps w:val="false"/>
+                <w:strike w:val="false"/>
+                <w:dstrike w:val="false"/>
+                <w:color w:val="000000"/>
+                <w:sz w:val="22"/>
+                <w:u w:val="none"/>
+                <w:effect w:val="none"/>
+                <w:shd w:fill="auto" w:val="clear"/>
+              </w:rPr>
+              <w:t xml:space="preserve">proved too weak, failing entirely on biology and physics equation matching. The final comparison was between </w:t>
+            </w:r>
+            <w:r>
+              <w:rPr>
+                <w:rFonts w:ascii="Arial;sans-serif" w:hAnsi="Arial;sans-serif"/>
+                <w:b/>
+                <w:i w:val="false"/>
+                <w:caps w:val="false"/>
+                <w:smallCaps w:val="false"/>
+                <w:strike w:val="false"/>
+                <w:dstrike w:val="false"/>
+                <w:color w:val="000000"/>
+                <w:sz w:val="22"/>
+                <w:u w:val="none"/>
+                <w:effect w:val="none"/>
+                <w:shd w:fill="auto" w:val="clear"/>
+              </w:rPr>
+              <w:t>LaBSE</w:t>
+            </w:r>
+            <w:r>
+              <w:rPr>
+                <w:b w:val="false"/>
+                <w:caps w:val="false"/>
+                <w:smallCaps w:val="false"/>
+                <w:strike w:val="false"/>
+                <w:dstrike w:val="false"/>
+                <w:color w:val="000000"/>
+                <w:u w:val="none"/>
+                <w:effect w:val="none"/>
+                <w:shd w:fill="auto" w:val="clear"/>
+              </w:rPr>
+              <w:t xml:space="preserve"> </w:t>
+            </w:r>
+            <w:r>
+              <w:rPr>
+                <w:rFonts w:ascii="Arial;sans-serif" w:hAnsi="Arial;sans-serif"/>
+                <w:b w:val="false"/>
+                <w:i w:val="false"/>
+                <w:caps w:val="false"/>
+                <w:smallCaps w:val="false"/>
+                <w:strike w:val="false"/>
+                <w:dstrike w:val="false"/>
+                <w:color w:val="000000"/>
+                <w:sz w:val="22"/>
+                <w:u w:val="none"/>
+                <w:effect w:val="none"/>
+                <w:shd w:fill="auto" w:val="clear"/>
+              </w:rPr>
+              <w:t xml:space="preserve">and </w:t>
+            </w:r>
+            <w:r>
+              <w:rPr>
+                <w:rFonts w:ascii="Arial;sans-serif" w:hAnsi="Arial;sans-serif"/>
+                <w:b/>
+                <w:i w:val="false"/>
+                <w:caps w:val="false"/>
+                <w:smallCaps w:val="false"/>
+                <w:strike w:val="false"/>
+                <w:dstrike w:val="false"/>
+                <w:color w:val="000000"/>
+                <w:sz w:val="22"/>
+                <w:u w:val="none"/>
+                <w:effect w:val="none"/>
+                <w:shd w:fill="auto" w:val="clear"/>
+              </w:rPr>
+              <w:t>multilingual-e5-large</w:t>
+            </w:r>
+            <w:r>
+              <w:rPr>
+                <w:rFonts w:ascii="Arial;sans-serif" w:hAnsi="Arial;sans-serif"/>
+                <w:b w:val="false"/>
+                <w:i w:val="false"/>
+                <w:caps w:val="false"/>
+                <w:smallCaps w:val="false"/>
+                <w:strike w:val="false"/>
+                <w:dstrike w:val="false"/>
+                <w:color w:val="000000"/>
+                <w:sz w:val="22"/>
+                <w:u w:val="none"/>
+                <w:effect w:val="none"/>
+                <w:shd w:fill="auto" w:val="clear"/>
+              </w:rPr>
+              <w:t>.</w:t>
+            </w:r>
+          </w:p>
+          <w:p>
+            <w:pPr>
+              <w:pStyle w:val="BodyText"/>
+              <w:bidi w:val="0"/>
+              <w:ind w:left="0"/>
+              <w:jc w:val="left"/>
+              <w:rPr/>
+            </w:pPr>
+            <w:r>
+              <w:rPr/>
+            </w:r>
+          </w:p>
+          <w:p>
+            <w:pPr>
+              <w:pStyle w:val="BodyText"/>
+              <w:bidi w:val="0"/>
+              <w:spacing w:lineRule="auto" w:line="331" w:before="0" w:after="80"/>
+              <w:ind w:hanging="0" w:left="0" w:right="0"/>
+              <w:jc w:val="left"/>
+              <w:rPr/>
+            </w:pPr>
+            <w:r>
+              <w:rPr>
+                <w:rFonts w:ascii="Arial;sans-serif" w:hAnsi="Arial;sans-serif"/>
+                <w:b w:val="false"/>
+                <w:i w:val="false"/>
+                <w:caps w:val="false"/>
+                <w:smallCaps w:val="false"/>
+                <w:strike w:val="false"/>
+                <w:dstrike w:val="false"/>
+                <w:color w:val="000000"/>
+                <w:sz w:val="22"/>
+                <w:u w:val="none"/>
+                <w:effect w:val="none"/>
+                <w:shd w:fill="auto" w:val="clear"/>
+              </w:rPr>
+              <w:t xml:space="preserve">While both models correctly mapped cross-lingual concepts (e.g., matching the English query "What is the pH level of a neutral solution?" to a Bangla chunk about acids) and Romanized Banglish ("V = IR kiser sutro?"), </w:t>
+            </w:r>
+            <w:r>
+              <w:rPr>
+                <w:rFonts w:ascii="Arial;sans-serif" w:hAnsi="Arial;sans-serif"/>
+                <w:b/>
+                <w:i w:val="false"/>
+                <w:caps w:val="false"/>
+                <w:smallCaps w:val="false"/>
+                <w:strike w:val="false"/>
+                <w:dstrike w:val="false"/>
+                <w:color w:val="000000"/>
+                <w:sz w:val="22"/>
+                <w:u w:val="none"/>
+                <w:effect w:val="none"/>
+                <w:shd w:fill="auto" w:val="clear"/>
+              </w:rPr>
+              <w:t>multilingual-e5-large</w:t>
+            </w:r>
+            <w:r>
+              <w:rPr>
+                <w:b w:val="false"/>
+                <w:caps w:val="false"/>
+                <w:smallCaps w:val="false"/>
+                <w:strike w:val="false"/>
+                <w:dstrike w:val="false"/>
+                <w:color w:val="000000"/>
+                <w:u w:val="none"/>
+                <w:effect w:val="none"/>
+                <w:shd w:fill="auto" w:val="clear"/>
+              </w:rPr>
+              <w:t xml:space="preserve"> </w:t>
+            </w:r>
+            <w:r>
+              <w:rPr>
+                <w:rFonts w:ascii="Arial;sans-serif" w:hAnsi="Arial;sans-serif"/>
+                <w:b w:val="false"/>
+                <w:i w:val="false"/>
+                <w:caps w:val="false"/>
+                <w:smallCaps w:val="false"/>
+                <w:strike w:val="false"/>
+                <w:dstrike w:val="false"/>
+                <w:color w:val="000000"/>
+                <w:sz w:val="22"/>
+                <w:u w:val="none"/>
+                <w:effect w:val="none"/>
+                <w:shd w:fill="auto" w:val="clear"/>
+              </w:rPr>
+              <w:t>proved strictly superior at deep semantic mapping. For example, it correctly matched the English query "Formula for kinetic energy" to the Bangla text "</w:t>
+            </w:r>
+            <w:r>
+              <w:rPr>
+                <w:rFonts w:cs="Arial;sans-serif"/>
+                <w:bCs w:val="false"/>
+                <w:iCs w:val="false"/>
+                <w:caps w:val="false"/>
+                <w:smallCaps w:val="false"/>
+                <w:strike w:val="false"/>
+                <w:dstrike w:val="false"/>
+                <w:color w:val="000000"/>
+                <w:szCs w:val="22"/>
+                <w:u w:val="none"/>
+                <w:effect w:val="none"/>
+                <w:shd w:fill="auto" w:val="clear"/>
+              </w:rPr>
+              <w:t xml:space="preserve">গতিশক্তি </w:t>
+            </w:r>
+            <w:r>
+              <w:rPr>
+                <w:rFonts w:ascii="Arial;sans-serif" w:hAnsi="Arial;sans-serif"/>
+                <w:b w:val="false"/>
+                <w:i w:val="false"/>
+                <w:caps w:val="false"/>
+                <w:smallCaps w:val="false"/>
+                <w:strike w:val="false"/>
+                <w:dstrike w:val="false"/>
+                <w:color w:val="000000"/>
+                <w:sz w:val="22"/>
+                <w:u w:val="none"/>
+                <w:effect w:val="none"/>
+                <w:shd w:fill="auto" w:val="clear"/>
+              </w:rPr>
+              <w:t xml:space="preserve">= </w:t>
+            </w:r>
+            <w:r>
+              <w:rPr>
+                <w:rFonts w:cs="Arial;sans-serif"/>
+                <w:bCs w:val="false"/>
+                <w:iCs w:val="false"/>
+                <w:caps w:val="false"/>
+                <w:smallCaps w:val="false"/>
+                <w:strike w:val="false"/>
+                <w:dstrike w:val="false"/>
+                <w:color w:val="000000"/>
+                <w:szCs w:val="22"/>
+                <w:u w:val="none"/>
+                <w:effect w:val="none"/>
+                <w:shd w:fill="auto" w:val="clear"/>
+              </w:rPr>
+              <w:t>অর্ধেক ভর গুণ বেগের বর্গ</w:t>
+            </w:r>
+            <w:r>
+              <w:rPr>
+                <w:rFonts w:ascii="Arial;sans-serif" w:hAnsi="Arial;sans-serif"/>
+                <w:b w:val="false"/>
+                <w:i w:val="false"/>
+                <w:caps w:val="false"/>
+                <w:smallCaps w:val="false"/>
+                <w:strike w:val="false"/>
+                <w:dstrike w:val="false"/>
+                <w:color w:val="000000"/>
+                <w:sz w:val="22"/>
+                <w:u w:val="none"/>
+                <w:effect w:val="none"/>
+                <w:shd w:fill="auto" w:val="clear"/>
+              </w:rPr>
+              <w:t xml:space="preserve">", whereas </w:t>
+            </w:r>
+            <w:r>
+              <w:rPr>
+                <w:rFonts w:ascii="Arial;sans-serif" w:hAnsi="Arial;sans-serif"/>
+                <w:b/>
+                <w:i w:val="false"/>
+                <w:caps w:val="false"/>
+                <w:smallCaps w:val="false"/>
+                <w:strike w:val="false"/>
+                <w:dstrike w:val="false"/>
+                <w:color w:val="000000"/>
+                <w:sz w:val="22"/>
+                <w:u w:val="none"/>
+                <w:effect w:val="none"/>
+                <w:shd w:fill="auto" w:val="clear"/>
+              </w:rPr>
+              <w:t>LaBSE</w:t>
+            </w:r>
+            <w:r>
+              <w:rPr>
+                <w:b w:val="false"/>
+                <w:caps w:val="false"/>
+                <w:smallCaps w:val="false"/>
+                <w:strike w:val="false"/>
+                <w:dstrike w:val="false"/>
+                <w:color w:val="000000"/>
+                <w:u w:val="none"/>
+                <w:effect w:val="none"/>
+                <w:shd w:fill="auto" w:val="clear"/>
+              </w:rPr>
+              <w:t xml:space="preserve"> </w:t>
+            </w:r>
+            <w:r>
+              <w:rPr>
+                <w:rFonts w:ascii="Arial;sans-serif" w:hAnsi="Arial;sans-serif"/>
+                <w:b w:val="false"/>
+                <w:i w:val="false"/>
+                <w:caps w:val="false"/>
+                <w:smallCaps w:val="false"/>
+                <w:strike w:val="false"/>
+                <w:dstrike w:val="false"/>
+                <w:color w:val="000000"/>
+                <w:sz w:val="22"/>
+                <w:u w:val="none"/>
+                <w:effect w:val="none"/>
+                <w:shd w:fill="auto" w:val="clear"/>
+              </w:rPr>
+              <w:t xml:space="preserve">failed and pointed to the force formula instead. </w:t>
+            </w:r>
+            <w:r>
+              <w:rPr>
+                <w:rFonts w:ascii="Arial;sans-serif" w:hAnsi="Arial;sans-serif"/>
+                <w:b/>
+                <w:i w:val="false"/>
+                <w:caps w:val="false"/>
+                <w:smallCaps w:val="false"/>
+                <w:strike w:val="false"/>
+                <w:dstrike w:val="false"/>
+                <w:color w:val="000000"/>
+                <w:sz w:val="22"/>
+                <w:u w:val="none"/>
+                <w:effect w:val="none"/>
+                <w:shd w:fill="auto" w:val="clear"/>
+              </w:rPr>
+              <w:t>multilingual-e5-large</w:t>
+            </w:r>
+            <w:r>
+              <w:rPr>
+                <w:b w:val="false"/>
+                <w:caps w:val="false"/>
+                <w:smallCaps w:val="false"/>
+                <w:strike w:val="false"/>
+                <w:dstrike w:val="false"/>
+                <w:color w:val="000000"/>
+                <w:u w:val="none"/>
+                <w:effect w:val="none"/>
+                <w:shd w:fill="auto" w:val="clear"/>
+              </w:rPr>
+              <w:t xml:space="preserve"> </w:t>
+            </w:r>
+            <w:r>
+              <w:rPr>
+                <w:rFonts w:ascii="Arial;sans-serif" w:hAnsi="Arial;sans-serif"/>
+                <w:b w:val="false"/>
+                <w:i w:val="false"/>
+                <w:caps w:val="false"/>
+                <w:smallCaps w:val="false"/>
+                <w:strike w:val="false"/>
+                <w:dstrike w:val="false"/>
+                <w:color w:val="000000"/>
+                <w:sz w:val="22"/>
+                <w:u w:val="none"/>
+                <w:effect w:val="none"/>
+                <w:shd w:fill="auto" w:val="clear"/>
+              </w:rPr>
+              <w:t>also successfully matched complex synonyms like mapping "</w:t>
+            </w:r>
+            <w:r>
+              <w:rPr>
+                <w:rFonts w:cs="Arial;sans-serif"/>
+                <w:bCs w:val="false"/>
+                <w:iCs w:val="false"/>
+                <w:caps w:val="false"/>
+                <w:smallCaps w:val="false"/>
+                <w:strike w:val="false"/>
+                <w:dstrike w:val="false"/>
+                <w:color w:val="000000"/>
+                <w:szCs w:val="22"/>
+                <w:u w:val="none"/>
+                <w:effect w:val="none"/>
+                <w:shd w:fill="auto" w:val="clear"/>
+              </w:rPr>
+              <w:t>বংশবৃদ্ধির জন্য</w:t>
+            </w:r>
+            <w:r>
+              <w:rPr>
+                <w:rFonts w:ascii="Arial;sans-serif" w:hAnsi="Arial;sans-serif"/>
+                <w:b w:val="false"/>
+                <w:i w:val="false"/>
+                <w:caps w:val="false"/>
+                <w:smallCaps w:val="false"/>
+                <w:strike w:val="false"/>
+                <w:dstrike w:val="false"/>
+                <w:color w:val="000000"/>
+                <w:sz w:val="22"/>
+                <w:u w:val="none"/>
+                <w:effect w:val="none"/>
+                <w:shd w:fill="auto" w:val="clear"/>
+              </w:rPr>
+              <w:t>" to a chunk about "</w:t>
+            </w:r>
+            <w:r>
+              <w:rPr>
+                <w:rFonts w:cs="Arial;sans-serif"/>
+                <w:bCs w:val="false"/>
+                <w:iCs w:val="false"/>
+                <w:caps w:val="false"/>
+                <w:smallCaps w:val="false"/>
+                <w:strike w:val="false"/>
+                <w:dstrike w:val="false"/>
+                <w:color w:val="000000"/>
+                <w:szCs w:val="22"/>
+                <w:u w:val="none"/>
+                <w:effect w:val="none"/>
+                <w:shd w:fill="auto" w:val="clear"/>
+              </w:rPr>
+              <w:t>জনন কোষ</w:t>
+            </w:r>
+            <w:r>
+              <w:rPr>
+                <w:rFonts w:ascii="Arial;sans-serif" w:hAnsi="Arial;sans-serif"/>
+                <w:b w:val="false"/>
+                <w:i w:val="false"/>
+                <w:caps w:val="false"/>
+                <w:smallCaps w:val="false"/>
+                <w:strike w:val="false"/>
+                <w:dstrike w:val="false"/>
+                <w:color w:val="000000"/>
+                <w:sz w:val="22"/>
+                <w:u w:val="none"/>
+                <w:effect w:val="none"/>
+                <w:shd w:fill="auto" w:val="clear"/>
+              </w:rPr>
+              <w:t>".</w:t>
+            </w:r>
+          </w:p>
+          <w:p>
+            <w:pPr>
+              <w:pStyle w:val="BodyText"/>
+              <w:bidi w:val="0"/>
+              <w:ind w:left="0"/>
+              <w:jc w:val="left"/>
+              <w:rPr/>
+            </w:pPr>
+            <w:r>
+              <w:rPr/>
+            </w:r>
+          </w:p>
+          <w:p>
+            <w:pPr>
+              <w:pStyle w:val="BodyText"/>
+              <w:bidi w:val="0"/>
+              <w:spacing w:lineRule="auto" w:line="331" w:before="0" w:after="80"/>
+              <w:ind w:hanging="0" w:left="0" w:right="0"/>
+              <w:jc w:val="left"/>
+              <w:rPr/>
+            </w:pPr>
+            <w:r>
+              <w:rPr>
+                <w:rFonts w:ascii="Arial;sans-serif" w:hAnsi="Arial;sans-serif"/>
+                <w:b w:val="false"/>
+                <w:i w:val="false"/>
+                <w:caps w:val="false"/>
+                <w:smallCaps w:val="false"/>
+                <w:strike w:val="false"/>
+                <w:dstrike w:val="false"/>
+                <w:color w:val="000000"/>
+                <w:sz w:val="22"/>
+                <w:u w:val="none"/>
+                <w:effect w:val="none"/>
+                <w:shd w:fill="auto" w:val="clear"/>
+              </w:rPr>
+              <w:t xml:space="preserve">We selected </w:t>
+            </w:r>
+            <w:r>
+              <w:rPr>
+                <w:rFonts w:ascii="Arial;sans-serif" w:hAnsi="Arial;sans-serif"/>
+                <w:b/>
+                <w:i w:val="false"/>
+                <w:caps w:val="false"/>
+                <w:smallCaps w:val="false"/>
+                <w:strike w:val="false"/>
+                <w:dstrike w:val="false"/>
+                <w:color w:val="000000"/>
+                <w:sz w:val="22"/>
+                <w:u w:val="none"/>
+                <w:effect w:val="none"/>
+                <w:shd w:fill="auto" w:val="clear"/>
+              </w:rPr>
+              <w:t>multilingual-e5-large</w:t>
+            </w:r>
+            <w:r>
+              <w:rPr>
+                <w:b w:val="false"/>
+                <w:caps w:val="false"/>
+                <w:smallCaps w:val="false"/>
+                <w:strike w:val="false"/>
+                <w:dstrike w:val="false"/>
+                <w:color w:val="000000"/>
+                <w:u w:val="none"/>
+                <w:effect w:val="none"/>
+                <w:shd w:fill="auto" w:val="clear"/>
+              </w:rPr>
+              <w:t xml:space="preserve"> </w:t>
+            </w:r>
+            <w:r>
+              <w:rPr>
+                <w:rFonts w:ascii="Arial;sans-serif" w:hAnsi="Arial;sans-serif"/>
+                <w:b w:val="false"/>
+                <w:i w:val="false"/>
+                <w:caps w:val="false"/>
+                <w:smallCaps w:val="false"/>
+                <w:strike w:val="false"/>
+                <w:dstrike w:val="false"/>
+                <w:color w:val="000000"/>
+                <w:sz w:val="22"/>
+                <w:u w:val="none"/>
+                <w:effect w:val="none"/>
+                <w:shd w:fill="auto" w:val="clear"/>
+              </w:rPr>
+              <w:t>because its state-of-the-art dense retrieval capabilities provide the highest accuracy for the complex cross-lingual and code-mixed (E23) demands of our corpus.</w:t>
             </w:r>
           </w:p>
         </w:tc>
@@ -3973,6 +4963,65 @@
               <w:right w:val="single" w:sz="4" w:space="0" w:color="000000"/>
             </w:tcBorders>
           </w:tcPr>
+          <w:p>
+            <w:pPr>
+              <w:pStyle w:val="BodyText"/>
+              <w:spacing w:before="0" w:after="80"/>
+              <w:rPr>
+                <w:b w:val="false"/>
+              </w:rPr>
+            </w:pPr>
+            <w:bookmarkStart w:id="13" w:name="docs-internal-guid-e6baa705-7fff-4795-32"/>
+            <w:bookmarkEnd w:id="13"/>
+            <w:r>
+              <w:rPr>
+                <w:rFonts w:ascii="Arial;sans-serif" w:hAnsi="Arial;sans-serif"/>
+                <w:b/>
+                <w:i w:val="false"/>
+                <w:caps w:val="false"/>
+                <w:smallCaps w:val="false"/>
+                <w:strike w:val="false"/>
+                <w:dstrike w:val="false"/>
+                <w:color w:val="000000"/>
+                <w:sz w:val="22"/>
+                <w:u w:val="none"/>
+                <w:effect w:val="none"/>
+                <w:shd w:fill="auto" w:val="clear"/>
+              </w:rPr>
+              <w:t>Yes</w:t>
+            </w:r>
+            <w:r>
+              <w:rPr>
+                <w:b w:val="false"/>
+                <w:caps w:val="false"/>
+                <w:smallCaps w:val="false"/>
+                <w:strike w:val="false"/>
+                <w:dstrike w:val="false"/>
+                <w:color w:val="000000"/>
+                <w:u w:val="none"/>
+                <w:effect w:val="none"/>
+                <w:shd w:fill="auto" w:val="clear"/>
+              </w:rPr>
+              <w:t xml:space="preserve"> — </w:t>
+            </w:r>
+            <w:r>
+              <w:rPr>
+                <w:rFonts w:ascii="Arial;sans-serif" w:hAnsi="Arial;sans-serif"/>
+                <w:b w:val="false"/>
+                <w:i w:val="false"/>
+                <w:caps w:val="false"/>
+                <w:smallCaps w:val="false"/>
+                <w:strike w:val="false"/>
+                <w:dstrike w:val="false"/>
+                <w:color w:val="000000"/>
+                <w:sz w:val="22"/>
+                <w:u w:val="none"/>
+                <w:effect w:val="none"/>
+                <w:shd w:fill="auto" w:val="clear"/>
+              </w:rPr>
+              <w:t>we reproduce and adapt the `multilingual-e5-large` architecture by using the pre-trained weights published by Microsoft/intfloat on HuggingFace.</w:t>
+            </w:r>
+          </w:p>
           <w:p>
             <w:pPr>
               <w:pStyle w:val="Normal"/>

--- a/forms/A2_form.docx
+++ b/forms/A2_form.docx
@@ -5070,19 +5070,259 @@
           </w:tcPr>
           <w:p>
             <w:pPr>
-              <w:pStyle w:val="Normal"/>
-              <w:spacing w:before="0" w:after="80"/>
-              <w:rPr/>
-            </w:pPr>
-            <w:r>
-              <w:rPr>
+              <w:pStyle w:val="BodyText"/>
+              <w:spacing w:before="0" w:after="80"/>
+              <w:rPr>
+                <w:b w:val="false"/>
+              </w:rPr>
+            </w:pPr>
+            <w:bookmarkStart w:id="14" w:name="docs-internal-guid-9cd8a2db-7fff-f0cc-c1"/>
+            <w:bookmarkEnd w:id="14"/>
+            <w:r>
+              <w:rPr>
+                <w:rFonts w:ascii="Arial;sans-serif" w:hAnsi="Arial;sans-serif"/>
+                <w:b w:val="false"/>
+                <w:i w:val="false"/>
+                <w:iCs/>
+                <w:caps w:val="false"/>
+                <w:smallCaps w:val="false"/>
+                <w:strike w:val="false"/>
+                <w:dstrike w:val="false"/>
+                <w:color w:val="595959"/>
+                <w:sz w:val="18"/>
+                <w:szCs w:val="18"/>
+                <w:u w:val="none"/>
+                <w:effect w:val="none"/>
+                <w:shd w:fill="auto" w:val="clear"/>
+              </w:rPr>
+              <w:t xml:space="preserve">1. </w:t>
+            </w:r>
+            <w:r>
+              <w:rPr>
+                <w:rFonts w:ascii="Arial;sans-serif" w:hAnsi="Arial;sans-serif"/>
+                <w:b/>
+                <w:i w:val="false"/>
+                <w:iCs/>
+                <w:caps w:val="false"/>
+                <w:smallCaps w:val="false"/>
+                <w:strike w:val="false"/>
+                <w:dstrike w:val="false"/>
+                <w:color w:val="595959"/>
+                <w:sz w:val="18"/>
+                <w:szCs w:val="18"/>
+                <w:u w:val="none"/>
+                <w:effect w:val="none"/>
+                <w:shd w:fill="auto" w:val="clear"/>
+              </w:rPr>
+              <w:t>Flat / brute-force exact search</w:t>
+            </w:r>
+            <w:r>
+              <w:rPr>
+                <w:b w:val="false"/>
                 <w:i/>
                 <w:iCs/>
+                <w:caps w:val="false"/>
+                <w:smallCaps w:val="false"/>
+                <w:strike w:val="false"/>
+                <w:dstrike w:val="false"/>
                 <w:color w:val="595959"/>
                 <w:sz w:val="18"/>
                 <w:szCs w:val="18"/>
-              </w:rPr>
-              <w:t>e.g. flat vs HNSW vs IVF/PQ</w:t>
+                <w:u w:val="none"/>
+                <w:effect w:val="none"/>
+                <w:shd w:fill="auto" w:val="clear"/>
+              </w:rPr>
+              <w:t xml:space="preserve"> </w:t>
+            </w:r>
+            <w:r>
+              <w:rPr>
+                <w:rFonts w:ascii="Arial;sans-serif" w:hAnsi="Arial;sans-serif"/>
+                <w:b w:val="false"/>
+                <w:i w:val="false"/>
+                <w:iCs/>
+                <w:caps w:val="false"/>
+                <w:smallCaps w:val="false"/>
+                <w:strike w:val="false"/>
+                <w:dstrike w:val="false"/>
+                <w:color w:val="595959"/>
+                <w:sz w:val="18"/>
+                <w:szCs w:val="18"/>
+                <w:u w:val="none"/>
+                <w:effect w:val="none"/>
+                <w:shd w:fill="auto" w:val="clear"/>
+              </w:rPr>
+              <w:t>(numpy dot product over all vectors, no dependencies),</w:t>
+            </w:r>
+          </w:p>
+          <w:p>
+            <w:pPr>
+              <w:pStyle w:val="BodyText"/>
+              <w:bidi w:val="0"/>
+              <w:spacing w:lineRule="auto" w:line="331" w:before="0" w:after="80"/>
+              <w:ind w:hanging="0" w:left="0" w:right="0"/>
+              <w:jc w:val="left"/>
+              <w:rPr>
+                <w:b w:val="false"/>
+              </w:rPr>
+            </w:pPr>
+            <w:r>
+              <w:rPr>
+                <w:rFonts w:ascii="Arial;sans-serif" w:hAnsi="Arial;sans-serif"/>
+                <w:b w:val="false"/>
+                <w:i w:val="false"/>
+                <w:caps w:val="false"/>
+                <w:smallCaps w:val="false"/>
+                <w:strike w:val="false"/>
+                <w:dstrike w:val="false"/>
+                <w:color w:val="595959"/>
+                <w:sz w:val="18"/>
+                <w:u w:val="none"/>
+                <w:effect w:val="none"/>
+                <w:shd w:fill="auto" w:val="clear"/>
+              </w:rPr>
+              <w:t xml:space="preserve">2. </w:t>
+            </w:r>
+            <w:r>
+              <w:rPr>
+                <w:rFonts w:ascii="Arial;sans-serif" w:hAnsi="Arial;sans-serif"/>
+                <w:b/>
+                <w:i w:val="false"/>
+                <w:caps w:val="false"/>
+                <w:smallCaps w:val="false"/>
+                <w:strike w:val="false"/>
+                <w:dstrike w:val="false"/>
+                <w:color w:val="595959"/>
+                <w:sz w:val="18"/>
+                <w:u w:val="none"/>
+                <w:effect w:val="none"/>
+                <w:shd w:fill="auto" w:val="clear"/>
+              </w:rPr>
+              <w:t>FAISS `IndexFlatIP`</w:t>
+            </w:r>
+            <w:r>
+              <w:rPr>
+                <w:b w:val="false"/>
+                <w:caps w:val="false"/>
+                <w:smallCaps w:val="false"/>
+                <w:strike w:val="false"/>
+                <w:dstrike w:val="false"/>
+                <w:color w:val="595959"/>
+                <w:u w:val="none"/>
+                <w:effect w:val="none"/>
+                <w:shd w:fill="auto" w:val="clear"/>
+              </w:rPr>
+              <w:t xml:space="preserve"> </w:t>
+            </w:r>
+            <w:r>
+              <w:rPr>
+                <w:rFonts w:ascii="Arial;sans-serif" w:hAnsi="Arial;sans-serif"/>
+                <w:b w:val="false"/>
+                <w:i w:val="false"/>
+                <w:caps w:val="false"/>
+                <w:smallCaps w:val="false"/>
+                <w:strike w:val="false"/>
+                <w:dstrike w:val="false"/>
+                <w:color w:val="595959"/>
+                <w:sz w:val="18"/>
+                <w:u w:val="none"/>
+                <w:effect w:val="none"/>
+                <w:shd w:fill="auto" w:val="clear"/>
+              </w:rPr>
+              <w:t>(exact cosine search via inner product on L2-normalised vectors).</w:t>
+            </w:r>
+          </w:p>
+          <w:p>
+            <w:pPr>
+              <w:pStyle w:val="BodyText"/>
+              <w:bidi w:val="0"/>
+              <w:spacing w:lineRule="auto" w:line="331" w:before="0" w:after="80"/>
+              <w:ind w:hanging="0" w:left="0" w:right="0"/>
+              <w:jc w:val="left"/>
+              <w:rPr>
+                <w:b w:val="false"/>
+              </w:rPr>
+            </w:pPr>
+            <w:r>
+              <w:rPr>
+                <w:rFonts w:ascii="Arial;sans-serif" w:hAnsi="Arial;sans-serif"/>
+                <w:b w:val="false"/>
+                <w:i w:val="false"/>
+                <w:caps w:val="false"/>
+                <w:smallCaps w:val="false"/>
+                <w:strike w:val="false"/>
+                <w:dstrike w:val="false"/>
+                <w:color w:val="595959"/>
+                <w:sz w:val="18"/>
+                <w:u w:val="none"/>
+                <w:effect w:val="none"/>
+                <w:shd w:fill="auto" w:val="clear"/>
+              </w:rPr>
+              <w:t xml:space="preserve">3. </w:t>
+            </w:r>
+            <w:r>
+              <w:rPr>
+                <w:rFonts w:ascii="Arial;sans-serif" w:hAnsi="Arial;sans-serif"/>
+                <w:b/>
+                <w:i w:val="false"/>
+                <w:caps w:val="false"/>
+                <w:smallCaps w:val="false"/>
+                <w:strike w:val="false"/>
+                <w:dstrike w:val="false"/>
+                <w:color w:val="595959"/>
+                <w:sz w:val="18"/>
+                <w:u w:val="none"/>
+                <w:effect w:val="none"/>
+                <w:shd w:fill="auto" w:val="clear"/>
+              </w:rPr>
+              <w:t>FAISS `IndexHNSWFlat`</w:t>
+            </w:r>
+            <w:r>
+              <w:rPr>
+                <w:b w:val="false"/>
+                <w:caps w:val="false"/>
+                <w:smallCaps w:val="false"/>
+                <w:strike w:val="false"/>
+                <w:dstrike w:val="false"/>
+                <w:color w:val="595959"/>
+                <w:u w:val="none"/>
+                <w:effect w:val="none"/>
+                <w:shd w:fill="auto" w:val="clear"/>
+              </w:rPr>
+              <w:t xml:space="preserve"> </w:t>
+            </w:r>
+            <w:r>
+              <w:rPr>
+                <w:rFonts w:ascii="Arial;sans-serif" w:hAnsi="Arial;sans-serif"/>
+                <w:b w:val="false"/>
+                <w:i w:val="false"/>
+                <w:caps w:val="false"/>
+                <w:smallCaps w:val="false"/>
+                <w:strike w:val="false"/>
+                <w:dstrike w:val="false"/>
+                <w:color w:val="595959"/>
+                <w:sz w:val="18"/>
+                <w:u w:val="none"/>
+                <w:effect w:val="none"/>
+                <w:shd w:fill="auto" w:val="clear"/>
+              </w:rPr>
+              <w:t>(approximate nearest-neighbour, scalable to millions of vectors).</w:t>
+            </w:r>
+          </w:p>
+          <w:p>
+            <w:pPr>
+              <w:pStyle w:val="Normal"/>
+              <w:spacing w:before="0" w:after="80"/>
+              <w:rPr>
+                <w:i/>
+                <w:i/>
+                <w:iCs/>
+                <w:color w:val="595959"/>
+                <w:sz w:val="18"/>
+                <w:szCs w:val="18"/>
+              </w:rPr>
+            </w:pPr>
+            <w:r>
+              <w:rPr/>
             </w:r>
           </w:p>
         </w:tc>
@@ -5098,12 +5338,192 @@
           </w:tcPr>
           <w:p>
             <w:pPr>
-              <w:pStyle w:val="Normal"/>
-              <w:spacing w:before="0" w:after="80"/>
-              <w:rPr/>
-            </w:pPr>
-            <w:r>
-              <w:rPr/>
+              <w:pStyle w:val="BodyText"/>
+              <w:spacing w:before="0" w:after="80"/>
+              <w:rPr>
+                <w:b w:val="false"/>
+              </w:rPr>
+            </w:pPr>
+            <w:bookmarkStart w:id="15" w:name="docs-internal-guid-1abdb5bd-7fff-9ce3-52"/>
+            <w:bookmarkEnd w:id="15"/>
+            <w:r>
+              <w:rPr>
+                <w:rFonts w:ascii="Arial;sans-serif" w:hAnsi="Arial;sans-serif"/>
+                <w:b/>
+                <w:i w:val="false"/>
+                <w:caps w:val="false"/>
+                <w:smallCaps w:val="false"/>
+                <w:strike w:val="false"/>
+                <w:dstrike w:val="false"/>
+                <w:color w:val="595959"/>
+                <w:sz w:val="18"/>
+                <w:u w:val="none"/>
+                <w:effect w:val="none"/>
+                <w:shd w:fill="auto" w:val="clear"/>
+              </w:rPr>
+              <w:t>Choice:</w:t>
+            </w:r>
+            <w:r>
+              <w:rPr>
+                <w:b w:val="false"/>
+                <w:caps w:val="false"/>
+                <w:smallCaps w:val="false"/>
+                <w:strike w:val="false"/>
+                <w:dstrike w:val="false"/>
+                <w:color w:val="595959"/>
+                <w:u w:val="none"/>
+                <w:effect w:val="none"/>
+                <w:shd w:fill="auto" w:val="clear"/>
+              </w:rPr>
+              <w:t xml:space="preserve"> </w:t>
+            </w:r>
+            <w:r>
+              <w:rPr>
+                <w:rFonts w:ascii="Arial;sans-serif" w:hAnsi="Arial;sans-serif"/>
+                <w:b w:val="false"/>
+                <w:i w:val="false"/>
+                <w:caps w:val="false"/>
+                <w:smallCaps w:val="false"/>
+                <w:strike w:val="false"/>
+                <w:dstrike w:val="false"/>
+                <w:color w:val="595959"/>
+                <w:sz w:val="18"/>
+                <w:u w:val="none"/>
+                <w:effect w:val="none"/>
+                <w:shd w:fill="auto" w:val="clear"/>
+              </w:rPr>
+              <w:t>FAISS `IndexFlatIP` (exact search)</w:t>
+            </w:r>
+          </w:p>
+          <w:p>
+            <w:pPr>
+              <w:pStyle w:val="BodyText"/>
+              <w:bidi w:val="0"/>
+              <w:ind w:left="0"/>
+              <w:jc w:val="left"/>
+              <w:rPr/>
+            </w:pPr>
+            <w:r>
+              <w:rPr/>
+            </w:r>
+          </w:p>
+          <w:p>
+            <w:pPr>
+              <w:pStyle w:val="BodyText"/>
+              <w:bidi w:val="0"/>
+              <w:spacing w:lineRule="auto" w:line="331" w:before="0" w:after="80"/>
+              <w:ind w:hanging="0" w:left="0" w:right="0"/>
+              <w:jc w:val="left"/>
+              <w:rPr>
+                <w:rFonts w:ascii="Arial;sans-serif" w:hAnsi="Arial;sans-serif"/>
+                <w:b/>
+                <w:i w:val="false"/>
+                <w:caps w:val="false"/>
+                <w:smallCaps w:val="false"/>
+                <w:strike w:val="false"/>
+                <w:dstrike w:val="false"/>
+                <w:color w:val="595959"/>
+                <w:sz w:val="18"/>
+                <w:u w:val="none"/>
+                <w:effect w:val="none"/>
+                <w:shd w:fill="auto" w:val="clear"/>
+              </w:rPr>
+            </w:pPr>
+            <w:r>
+              <w:rPr>
+                <w:rFonts w:ascii="Arial;sans-serif" w:hAnsi="Arial;sans-serif"/>
+                <w:b/>
+                <w:i w:val="false"/>
+                <w:caps w:val="false"/>
+                <w:smallCaps w:val="false"/>
+                <w:strike w:val="false"/>
+                <w:dstrike w:val="false"/>
+                <w:color w:val="595959"/>
+                <w:sz w:val="18"/>
+                <w:u w:val="none"/>
+                <w:effect w:val="none"/>
+                <w:shd w:fill="auto" w:val="clear"/>
+              </w:rPr>
+              <w:t>Why:</w:t>
+            </w:r>
+          </w:p>
+          <w:p>
+            <w:pPr>
+              <w:pStyle w:val="BodyText"/>
+              <w:bidi w:val="0"/>
+              <w:spacing w:lineRule="auto" w:line="331" w:before="0" w:after="80"/>
+              <w:ind w:hanging="0" w:left="0" w:right="0"/>
+              <w:jc w:val="left"/>
+              <w:rPr>
+                <w:rFonts w:ascii="Arial;sans-serif" w:hAnsi="Arial;sans-serif"/>
+                <w:b w:val="false"/>
+                <w:i w:val="false"/>
+                <w:caps w:val="false"/>
+                <w:smallCaps w:val="false"/>
+                <w:strike w:val="false"/>
+                <w:dstrike w:val="false"/>
+                <w:color w:val="595959"/>
+                <w:sz w:val="18"/>
+                <w:u w:val="none"/>
+                <w:effect w:val="none"/>
+                <w:shd w:fill="auto" w:val="clear"/>
+              </w:rPr>
+            </w:pPr>
+            <w:r>
+              <w:rPr>
+                <w:rFonts w:ascii="Arial;sans-serif" w:hAnsi="Arial;sans-serif"/>
+                <w:b w:val="false"/>
+                <w:i w:val="false"/>
+                <w:caps w:val="false"/>
+                <w:smallCaps w:val="false"/>
+                <w:strike w:val="false"/>
+                <w:dstrike w:val="false"/>
+                <w:color w:val="595959"/>
+                <w:sz w:val="18"/>
+                <w:u w:val="none"/>
+                <w:effect w:val="none"/>
+                <w:shd w:fill="auto" w:val="clear"/>
+              </w:rPr>
+              <w:t>At our corpus scale (~1,000–3,000 chunks from 3 textbooks), a flat brute-force search returns results in milliseconds on CPU, so there is no accuracy vs. speed trade-off to make. We chose FAISS over a raw numpy approach because it provides built-in persistence (`faiss.write_index` / `faiss.read_index`), a production-tested search implementation, and a clean upgrade path: switching to `IndexHNSWFlat` (approximate, scalable) requires changing only one line in `config.yaml` (`type: hnsw`) if the corpus grows significantly. Pure numpy would require rewriting the persistence and search logic entirely.</w:t>
+            </w:r>
+          </w:p>
+          <w:p>
+            <w:pPr>
+              <w:pStyle w:val="BodyText"/>
+              <w:bidi w:val="0"/>
+              <w:ind w:left="0"/>
+              <w:jc w:val="left"/>
+              <w:rPr/>
+            </w:pPr>
+            <w:r>
+              <w:rPr/>
+            </w:r>
+          </w:p>
+          <w:p>
+            <w:pPr>
+              <w:pStyle w:val="BodyText"/>
+              <w:bidi w:val="0"/>
+              <w:spacing w:lineRule="auto" w:line="331" w:before="0" w:after="80"/>
+              <w:ind w:hanging="0" w:left="0" w:right="0"/>
+              <w:jc w:val="left"/>
+              <w:rPr/>
+            </w:pPr>
+            <w:r>
+              <w:rPr>
+                <w:rFonts w:ascii="Arial;sans-serif" w:hAnsi="Arial;sans-serif"/>
+                <w:b w:val="false"/>
+                <w:i w:val="false"/>
+                <w:caps w:val="false"/>
+                <w:smallCaps w:val="false"/>
+                <w:strike w:val="false"/>
+                <w:dstrike w:val="false"/>
+                <w:color w:val="595959"/>
+                <w:sz w:val="18"/>
+                <w:u w:val="none"/>
+                <w:effect w:val="none"/>
+                <w:shd w:fill="auto" w:val="clear"/>
+              </w:rPr>
+              <w:t>`IndexHNSWFlat` was evaluated but not used because approximate search introduces a small recall penalty (~1–3% top-k accuracy loss) that is not justified at our current corpus size where exact search is already instantaneous.</w:t>
             </w:r>
           </w:p>
         </w:tc>
@@ -5123,8 +5543,55 @@
               <w:spacing w:before="0" w:after="80"/>
               <w:rPr/>
             </w:pPr>
-            <w:r>
-              <w:rPr/>
+            <w:bookmarkStart w:id="16" w:name="docs-internal-guid-79281793-7fff-4e56-ff"/>
+            <w:bookmarkEnd w:id="16"/>
+            <w:r>
+              <w:rPr>
+                <w:rFonts w:ascii="Arial;sans-serif" w:hAnsi="Arial;sans-serif"/>
+                <w:b/>
+                <w:i w:val="false"/>
+                <w:caps w:val="false"/>
+                <w:smallCaps w:val="false"/>
+                <w:strike w:val="false"/>
+                <w:dstrike w:val="false"/>
+                <w:color w:val="595959"/>
+                <w:sz w:val="18"/>
+                <w:u w:val="none"/>
+                <w:effect w:val="none"/>
+                <w:shd w:fill="auto" w:val="clear"/>
+              </w:rPr>
+              <w:t>Yes</w:t>
+            </w:r>
+            <w:r>
+              <w:rPr>
+                <w:b w:val="false"/>
+                <w:caps w:val="false"/>
+                <w:smallCaps w:val="false"/>
+                <w:strike w:val="false"/>
+                <w:dstrike w:val="false"/>
+                <w:color w:val="595959"/>
+                <w:u w:val="none"/>
+                <w:effect w:val="none"/>
+                <w:shd w:fill="auto" w:val="clear"/>
+              </w:rPr>
+              <w:t xml:space="preserve"> — </w:t>
+            </w:r>
+            <w:r>
+              <w:rPr>
+                <w:rFonts w:ascii="Arial;sans-serif" w:hAnsi="Arial;sans-serif"/>
+                <w:b w:val="false"/>
+                <w:i w:val="false"/>
+                <w:caps w:val="false"/>
+                <w:smallCaps w:val="false"/>
+                <w:strike w:val="false"/>
+                <w:dstrike w:val="false"/>
+                <w:color w:val="595959"/>
+                <w:sz w:val="18"/>
+                <w:u w:val="none"/>
+                <w:effect w:val="none"/>
+                <w:shd w:fill="auto" w:val="clear"/>
+              </w:rPr>
+              <w:t>we reproduce the FAISS flat inner-product index published by Facebook AI Research, using the `faiss-cpu` library directly.</w:t>
             </w:r>
           </w:p>
         </w:tc>

--- a/forms/A2_form.docx
+++ b/forms/A2_form.docx
@@ -239,13 +239,35 @@
           <w:p>
             <w:pPr>
               <w:spacing w:after="80" w:lineRule="auto"/>
-              <w:rPr/>
+              <w:rPr>
+                <w:sz w:val="21"/>
+                <w:szCs w:val="21"/>
+              </w:rPr>
             </w:pPr>
             <w:r>
               <w:rPr>
                 <w:rtl w:val="0"/>
               </w:rPr>
               <w:t xml:space="preserve"> </w:t>
+            </w:r>
+            <w:r>
+              <w:rPr>
+                <w:sz w:val="21"/>
+                <w:szCs w:val="21"/>
+                <w:rtl w:val="0"/>
+              </w:rPr>
+              <w:t xml:space="preserve">Curriculum Grounded Learning Companion</w:t>
+            </w:r>
+          </w:p>
+          <w:p>
+            <w:pPr>
+              <w:spacing w:after="80" w:lineRule="auto"/>
+              <w:rPr/>
+            </w:pPr>
+            <w:r>
+              <w:rPr>
+                <w:rtl w:val="0"/>
+              </w:rPr>
             </w:r>
           </w:p>
         </w:tc>
@@ -536,7 +558,7 @@
               <w:rPr>
                 <w:rtl w:val="0"/>
               </w:rPr>
-              <w:t xml:space="preserve"> </w:t>
+              <w:t xml:space="preserve"> Prachuja Dhar</w:t>
             </w:r>
           </w:p>
         </w:tc>
@@ -565,7 +587,7 @@
               <w:rPr>
                 <w:rtl w:val="0"/>
               </w:rPr>
-              <w:t xml:space="preserve"> </w:t>
+              <w:t xml:space="preserve"> 2105150</w:t>
             </w:r>
           </w:p>
         </w:tc>
@@ -594,7 +616,7 @@
               <w:rPr>
                 <w:rtl w:val="0"/>
               </w:rPr>
-              <w:t xml:space="preserve"> </w:t>
+              <w:t xml:space="preserve"> 1,5,7</w:t>
             </w:r>
           </w:p>
         </w:tc>
@@ -784,6 +806,19 @@
               </w:rPr>
               <w:t xml:space="preserve"> </w:t>
             </w:r>
+            <w:r>
+              <w:rPr>
+                <w:sz w:val="21"/>
+                <w:szCs w:val="21"/>
+                <w:rtl w:val="0"/>
+              </w:rPr>
+              <w:t xml:space="preserve">Afham Adian</w:t>
+            </w:r>
+            <w:r>
+              <w:rPr>
+                <w:rtl w:val="0"/>
+              </w:rPr>
+            </w:r>
           </w:p>
         </w:tc>
         <w:tc>
@@ -811,7 +846,7 @@
               <w:rPr>
                 <w:rtl w:val="0"/>
               </w:rPr>
-              <w:t xml:space="preserve"> </w:t>
+              <w:t xml:space="preserve"> 2105119</w:t>
             </w:r>
           </w:p>
         </w:tc>
@@ -840,7 +875,7 @@
               <w:rPr>
                 <w:rtl w:val="0"/>
               </w:rPr>
-              <w:t xml:space="preserve"> </w:t>
+              <w:t xml:space="preserve"> 4,6</w:t>
             </w:r>
           </w:p>
         </w:tc>
@@ -7210,7 +7245,7 @@
               <w:rPr>
                 <w:rtl w:val="0"/>
               </w:rPr>
-              <w:t xml:space="preserve"> </w:t>
+              <w:t xml:space="preserve">PyMuPDF page renderer + OpenCV preprocessing; no enhancement model</w:t>
             </w:r>
           </w:p>
         </w:tc>
@@ -7240,7 +7275,21 @@
               <w:rPr>
                 <w:rtl w:val="0"/>
               </w:rPr>
-              <w:t xml:space="preserve"> </w:t>
+              <w:t xml:space="preserve"> Render PDFs at </w:t>
+            </w:r>
+            <w:r>
+              <w:rPr>
+                <w:b w:val="1"/>
+                <w:bCs w:val="1"/>
+                <w:rtl w:val="0"/>
+              </w:rPr>
+              <w:t xml:space="preserve">300 DPI</w:t>
+            </w:r>
+            <w:r>
+              <w:rPr>
+                <w:rtl w:val="0"/>
+              </w:rPr>
+              <w:t xml:space="preserve"> in RGB; stable page IDs; cached rendered pages; held-out pages excluded. Deskewing, denoising, binarization, and learned enhancement are disabled because the source PDFs are clean and vector-rendered. Pilot mode can limit selected books and pages without overwriting the production index.</w:t>
             </w:r>
           </w:p>
         </w:tc>
@@ -7271,6 +7320,20 @@
                 <w:rtl w:val="0"/>
               </w:rPr>
               <w:t xml:space="preserve"> </w:t>
+            </w:r>
+            <w:r>
+              <w:rPr>
+                <w:b w:val="1"/>
+                <w:bCs w:val="1"/>
+                <w:rtl w:val="0"/>
+              </w:rPr>
+              <w:t xml:space="preserve">From scratch / rule-based pipeline.</w:t>
+            </w:r>
+            <w:r>
+              <w:rPr>
+                <w:rtl w:val="0"/>
+              </w:rPr>
+              <w:t xml:space="preserve"> PyMuPDF and OpenCV are existing libraries; no learned enhancement model is used or trained.</w:t>
             </w:r>
           </w:p>
         </w:tc>
@@ -7338,7 +7401,34 @@
               <w:rPr>
                 <w:rtl w:val="0"/>
               </w:rPr>
-              <w:t xml:space="preserve"> </w:t>
+              <w:t xml:space="preserve"> YOLO11 nano document-layout model: </w:t>
+            </w:r>
+            <w:r>
+              <w:rPr>
+                <w:rFonts w:ascii="Roboto Mono" w:cs="Roboto Mono" w:eastAsia="Roboto Mono" w:hAnsi="Roboto Mono"/>
+                <w:color w:val="188038"/>
+                <w:rtl w:val="0"/>
+              </w:rPr>
+              <w:t xml:space="preserve">Armaggheddon/yolo11-document-layout</w:t>
+            </w:r>
+            <w:r>
+              <w:rPr>
+                <w:rtl w:val="0"/>
+              </w:rPr>
+              <w:t xml:space="preserve">, checkpoint </w:t>
+            </w:r>
+            <w:r>
+              <w:rPr>
+                <w:rFonts w:ascii="Roboto Mono" w:cs="Roboto Mono" w:eastAsia="Roboto Mono" w:hAnsi="Roboto Mono"/>
+                <w:color w:val="188038"/>
+                <w:rtl w:val="0"/>
+              </w:rPr>
+              <w:t xml:space="preserve">yolo11n_doc_layout.pt</w:t>
+            </w:r>
+            <w:r>
+              <w:rPr>
+                <w:rtl w:val="0"/>
+              </w:rPr>
             </w:r>
           </w:p>
         </w:tc>
@@ -7368,7 +7458,77 @@
               <w:rPr>
                 <w:rtl w:val="0"/>
               </w:rPr>
-              <w:t xml:space="preserve"> </w:t>
+              <w:t xml:space="preserve"> Confidence threshold </w:t>
+            </w:r>
+            <w:r>
+              <w:rPr>
+                <w:b w:val="1"/>
+                <w:bCs w:val="1"/>
+                <w:rtl w:val="0"/>
+              </w:rPr>
+              <w:t xml:space="preserve">0.50</w:t>
+            </w:r>
+            <w:r>
+              <w:rPr>
+                <w:rtl w:val="0"/>
+              </w:rPr>
+              <w:t xml:space="preserve">; detects and maps page regions into </w:t>
+            </w:r>
+            <w:r>
+              <w:rPr>
+                <w:rFonts w:ascii="Roboto Mono" w:cs="Roboto Mono" w:eastAsia="Roboto Mono" w:hAnsi="Roboto Mono"/>
+                <w:color w:val="188038"/>
+                <w:rtl w:val="0"/>
+              </w:rPr>
+              <w:t xml:space="preserve">text</w:t>
+            </w:r>
+            <w:r>
+              <w:rPr>
+                <w:rtl w:val="0"/>
+              </w:rPr>
+              <w:t xml:space="preserve">, </w:t>
+            </w:r>
+            <w:r>
+              <w:rPr>
+                <w:rFonts w:ascii="Roboto Mono" w:cs="Roboto Mono" w:eastAsia="Roboto Mono" w:hAnsi="Roboto Mono"/>
+                <w:color w:val="188038"/>
+                <w:rtl w:val="0"/>
+              </w:rPr>
+              <w:t xml:space="preserve">heading</w:t>
+            </w:r>
+            <w:r>
+              <w:rPr>
+                <w:rtl w:val="0"/>
+              </w:rPr>
+              <w:t xml:space="preserve">, </w:t>
+            </w:r>
+            <w:r>
+              <w:rPr>
+                <w:rFonts w:ascii="Roboto Mono" w:cs="Roboto Mono" w:eastAsia="Roboto Mono" w:hAnsi="Roboto Mono"/>
+                <w:color w:val="188038"/>
+                <w:rtl w:val="0"/>
+              </w:rPr>
+              <w:t xml:space="preserve">table</w:t>
+            </w:r>
+            <w:r>
+              <w:rPr>
+                <w:rtl w:val="0"/>
+              </w:rPr>
+              <w:t xml:space="preserve">, and </w:t>
+            </w:r>
+            <w:r>
+              <w:rPr>
+                <w:rFonts w:ascii="Roboto Mono" w:cs="Roboto Mono" w:eastAsia="Roboto Mono" w:hAnsi="Roboto Mono"/>
+                <w:color w:val="188038"/>
+                <w:rtl w:val="0"/>
+              </w:rPr>
+              <w:t xml:space="preserve">figure</w:t>
+            </w:r>
+            <w:r>
+              <w:rPr>
+                <w:rtl w:val="0"/>
+              </w:rPr>
+              <w:t xml:space="preserve">; formula regions are retained as text; regions are sorted by page, vertical position, then horizontal position. Runs on CPU or CUDA according to configuration.</w:t>
             </w:r>
           </w:p>
         </w:tc>
@@ -7399,6 +7559,26 @@
                 <w:rtl w:val="0"/>
               </w:rPr>
               <w:t xml:space="preserve"> </w:t>
+            </w:r>
+            <w:r>
+              <w:rPr>
+                <w:rtl w:val="0"/>
+              </w:rPr>
+              <w:t xml:space="preserve">Pretrained and previously fine-tuned on DocLayNet</w:t>
+            </w:r>
+            <w:r>
+              <w:rPr>
+                <w:b w:val="1"/>
+                <w:bCs w:val="1"/>
+                <w:rtl w:val="0"/>
+              </w:rPr>
+              <w:t xml:space="preserve">.</w:t>
+            </w:r>
+            <w:r>
+              <w:rPr>
+                <w:rtl w:val="0"/>
+              </w:rPr>
+              <w:t xml:space="preserve"> We use the published checkpoint without additional fine-tuning on our corpus.</w:t>
             </w:r>
           </w:p>
         </w:tc>
@@ -7466,7 +7646,21 @@
               <w:rPr>
                 <w:rtl w:val="0"/>
               </w:rPr>
-              <w:t xml:space="preserve"> </w:t>
+              <w:t xml:space="preserve"> EasyOCR CRNN reader with Bangla and English recognition models (</w:t>
+            </w:r>
+            <w:r>
+              <w:rPr>
+                <w:rFonts w:ascii="Roboto Mono" w:cs="Roboto Mono" w:eastAsia="Roboto Mono" w:hAnsi="Roboto Mono"/>
+                <w:color w:val="188038"/>
+                <w:rtl w:val="0"/>
+              </w:rPr>
+              <w:t xml:space="preserve">bn + en</w:t>
+            </w:r>
+            <w:r>
+              <w:rPr>
+                <w:rtl w:val="0"/>
+              </w:rPr>
+              <w:t xml:space="preserve">)</w:t>
             </w:r>
           </w:p>
         </w:tc>
@@ -7496,7 +7690,21 @@
               <w:rPr>
                 <w:rtl w:val="0"/>
               </w:rPr>
-              <w:t xml:space="preserve"> </w:t>
+              <w:t xml:space="preserve"> Languages </w:t>
+            </w:r>
+            <w:r>
+              <w:rPr>
+                <w:rFonts w:ascii="Roboto Mono" w:cs="Roboto Mono" w:eastAsia="Roboto Mono" w:hAnsi="Roboto Mono"/>
+                <w:color w:val="188038"/>
+                <w:rtl w:val="0"/>
+              </w:rPr>
+              <w:t xml:space="preserve">["bn", "en"]</w:t>
+            </w:r>
+            <w:r>
+              <w:rPr>
+                <w:rtl w:val="0"/>
+              </w:rPr>
+              <w:t xml:space="preserve">; paragraph mode enabled; OCR is applied to detected text, heading, table, and formula regions; genuine figure regions are skipped; per-page fingerprint cache; deterministic chunk IDs; CPU/GPU selected from configuration.</w:t>
             </w:r>
           </w:p>
         </w:tc>
@@ -7527,6 +7735,20 @@
                 <w:rtl w:val="0"/>
               </w:rPr>
               <w:t xml:space="preserve"> </w:t>
+            </w:r>
+            <w:r>
+              <w:rPr>
+                <w:b w:val="1"/>
+                <w:bCs w:val="1"/>
+                <w:rtl w:val="0"/>
+              </w:rPr>
+              <w:t xml:space="preserve">Pretrained.</w:t>
+            </w:r>
+            <w:r>
+              <w:rPr>
+                <w:rtl w:val="0"/>
+              </w:rPr>
+              <w:t xml:space="preserve"> We use EasyOCR’s published Bangla and English weights without additional fine-tuning.</w:t>
             </w:r>
           </w:p>
         </w:tc>
@@ -7594,7 +7816,7 @@
               <w:rPr>
                 <w:rtl w:val="0"/>
               </w:rPr>
-              <w:t xml:space="preserve"> </w:t>
+              <w:t xml:space="preserve"> Corpus-specific sentence-boundary semantic chunker implemented with Python regular expressions and greedy grouping</w:t>
             </w:r>
           </w:p>
         </w:tc>
@@ -7624,7 +7846,49 @@
               <w:rPr>
                 <w:rtl w:val="0"/>
               </w:rPr>
-              <w:t xml:space="preserve"> </w:t>
+              <w:t xml:space="preserve"> Target chunk size </w:t>
+            </w:r>
+            <w:r>
+              <w:rPr>
+                <w:b w:val="1"/>
+                <w:bCs w:val="1"/>
+                <w:rtl w:val="0"/>
+              </w:rPr>
+              <w:t xml:space="preserve">500 characters</w:t>
+            </w:r>
+            <w:r>
+              <w:rPr>
+                <w:rtl w:val="0"/>
+              </w:rPr>
+              <w:t xml:space="preserve"> with approximately </w:t>
+            </w:r>
+            <w:r>
+              <w:rPr>
+                <w:b w:val="1"/>
+                <w:bCs w:val="1"/>
+                <w:rtl w:val="0"/>
+              </w:rPr>
+              <w:t xml:space="preserve">50 characters overlap</w:t>
+            </w:r>
+            <w:r>
+              <w:rPr>
+                <w:rtl w:val="0"/>
+              </w:rPr>
+              <w:t xml:space="preserve">; splits on Bangla danda </w:t>
+            </w:r>
+            <w:r>
+              <w:rPr>
+                <w:rFonts w:ascii="Palanquin" w:cs="Palanquin" w:eastAsia="Palanquin" w:hAnsi="Palanquin"/>
+                <w:color w:val="188038"/>
+                <w:rtl w:val="0"/>
+              </w:rPr>
+              <w:t xml:space="preserve">।</w:t>
+            </w:r>
+            <w:r>
+              <w:rPr>
+                <w:rtl w:val="0"/>
+              </w:rPr>
+              <w:t xml:space="preserve">, OCR-substituted pipe `</w:t>
             </w:r>
           </w:p>
         </w:tc>
@@ -7655,6 +7919,48 @@
                 <w:rtl w:val="0"/>
               </w:rPr>
               <w:t xml:space="preserve"> </w:t>
+            </w:r>
+            <w:r>
+              <w:rPr>
+                <w:rFonts w:ascii="Roboto Mono" w:cs="Roboto Mono" w:eastAsia="Roboto Mono" w:hAnsi="Roboto Mono"/>
+                <w:color w:val="188038"/>
+                <w:rtl w:val="0"/>
+              </w:rPr>
+              <w:t xml:space="preserve">newlines, and Latin punctuation such as </w:t>
+            </w:r>
+            <w:r>
+              <w:rPr>
+                <w:rtl w:val="0"/>
+              </w:rPr>
+              <w:t xml:space="preserve">.</w:t>
+            </w:r>
+            <w:r>
+              <w:rPr>
+                <w:rFonts w:ascii="Roboto Mono" w:cs="Roboto Mono" w:eastAsia="Roboto Mono" w:hAnsi="Roboto Mono"/>
+                <w:color w:val="188038"/>
+                <w:rtl w:val="0"/>
+              </w:rPr>
+              <w:t xml:space="preserve">, </w:t>
+            </w:r>
+            <w:r>
+              <w:rPr>
+                <w:rtl w:val="0"/>
+              </w:rPr>
+              <w:t xml:space="preserve">!</w:t>
+            </w:r>
+            <w:r>
+              <w:rPr>
+                <w:rFonts w:ascii="Roboto Mono" w:cs="Roboto Mono" w:eastAsia="Roboto Mono" w:hAnsi="Roboto Mono"/>
+                <w:color w:val="188038"/>
+                <w:rtl w:val="0"/>
+              </w:rPr>
+              <w:t xml:space="preserve">, and </w:t>
+            </w:r>
+            <w:r>
+              <w:rPr>
+                <w:rtl w:val="0"/>
+              </w:rPr>
+              <w:t xml:space="preserve">?`; word-boundary fallback for unusually long sentences; source page and document IDs are preserved.</w:t>
             </w:r>
           </w:p>
         </w:tc>
@@ -7724,6 +8030,19 @@
               </w:rPr>
               <w:t xml:space="preserve"> </w:t>
             </w:r>
+            <w:r>
+              <w:rPr>
+                <w:rFonts w:ascii="Roboto Mono" w:cs="Roboto Mono" w:eastAsia="Roboto Mono" w:hAnsi="Roboto Mono"/>
+                <w:color w:val="188038"/>
+                <w:rtl w:val="0"/>
+              </w:rPr>
+              <w:t xml:space="preserve">intfloat/multilingual-e5-large</w:t>
+            </w:r>
+            <w:r>
+              <w:rPr>
+                <w:rtl w:val="0"/>
+              </w:rPr>
+            </w:r>
           </w:p>
         </w:tc>
         <w:tc>
@@ -7754,6 +8073,76 @@
               </w:rPr>
               <w:t xml:space="preserve"> </w:t>
             </w:r>
+            <w:r>
+              <w:rPr>
+                <w:b w:val="1"/>
+                <w:bCs w:val="1"/>
+                <w:rtl w:val="0"/>
+              </w:rPr>
+              <w:t xml:space="preserve">1,024-dimensional</w:t>
+            </w:r>
+            <w:r>
+              <w:rPr>
+                <w:rtl w:val="0"/>
+              </w:rPr>
+              <w:t xml:space="preserve"> embeddings; </w:t>
+            </w:r>
+            <w:r>
+              <w:rPr>
+                <w:rFonts w:ascii="Roboto Mono" w:cs="Roboto Mono" w:eastAsia="Roboto Mono" w:hAnsi="Roboto Mono"/>
+                <w:color w:val="188038"/>
+                <w:rtl w:val="0"/>
+              </w:rPr>
+              <w:t xml:space="preserve">passage:</w:t>
+            </w:r>
+            <w:r>
+              <w:rPr>
+                <w:rtl w:val="0"/>
+              </w:rPr>
+              <w:t xml:space="preserve"> prefix added to indexed text; L2-normalized </w:t>
+            </w:r>
+            <w:r>
+              <w:rPr>
+                <w:rFonts w:ascii="Roboto Mono" w:cs="Roboto Mono" w:eastAsia="Roboto Mono" w:hAnsi="Roboto Mono"/>
+                <w:color w:val="188038"/>
+                <w:rtl w:val="0"/>
+              </w:rPr>
+              <w:t xml:space="preserve">float32</w:t>
+            </w:r>
+            <w:r>
+              <w:rPr>
+                <w:rtl w:val="0"/>
+              </w:rPr>
+              <w:t xml:space="preserve"> vectors; batch size </w:t>
+            </w:r>
+            <w:r>
+              <w:rPr>
+                <w:b w:val="1"/>
+                <w:bCs w:val="1"/>
+                <w:rtl w:val="0"/>
+              </w:rPr>
+              <w:t xml:space="preserve">4 on CPU</w:t>
+            </w:r>
+            <w:r>
+              <w:rPr>
+                <w:rtl w:val="0"/>
+              </w:rPr>
+              <w:t xml:space="preserve"> and </w:t>
+            </w:r>
+            <w:r>
+              <w:rPr>
+                <w:b w:val="1"/>
+                <w:bCs w:val="1"/>
+                <w:rtl w:val="0"/>
+              </w:rPr>
+              <w:t xml:space="preserve">16 on GPU</w:t>
+            </w:r>
+            <w:r>
+              <w:rPr>
+                <w:rtl w:val="0"/>
+              </w:rPr>
+              <w:t xml:space="preserve">; model is lazy-loaded on the configured device.</w:t>
+            </w:r>
           </w:p>
         </w:tc>
         <w:tc>
@@ -7783,6 +8172,20 @@
                 <w:rtl w:val="0"/>
               </w:rPr>
               <w:t xml:space="preserve"> </w:t>
+            </w:r>
+            <w:r>
+              <w:rPr>
+                <w:b w:val="1"/>
+                <w:bCs w:val="1"/>
+                <w:rtl w:val="0"/>
+              </w:rPr>
+              <w:t xml:space="preserve">Pretrained.</w:t>
+            </w:r>
+            <w:r>
+              <w:rPr>
+                <w:rtl w:val="0"/>
+              </w:rPr>
+              <w:t xml:space="preserve"> We use the published multilingual E5 weights without fine-tuning.</w:t>
             </w:r>
           </w:p>
         </w:tc>
@@ -7850,7 +8253,20 @@
               <w:rPr>
                 <w:rtl w:val="0"/>
               </w:rPr>
-              <w:t xml:space="preserve"> </w:t>
+              <w:t xml:space="preserve"> FAISS </w:t>
+            </w:r>
+            <w:r>
+              <w:rPr>
+                <w:rFonts w:ascii="Roboto Mono" w:cs="Roboto Mono" w:eastAsia="Roboto Mono" w:hAnsi="Roboto Mono"/>
+                <w:color w:val="188038"/>
+                <w:rtl w:val="0"/>
+              </w:rPr>
+              <w:t xml:space="preserve">IndexFlatIP</w:t>
+            </w:r>
+            <w:r>
+              <w:rPr>
+                <w:rtl w:val="0"/>
+              </w:rPr>
             </w:r>
           </w:p>
         </w:tc>
@@ -7880,7 +8296,49 @@
               <w:rPr>
                 <w:rtl w:val="0"/>
               </w:rPr>
-              <w:t xml:space="preserve"> </w:t>
+              <w:t xml:space="preserve"> Exact inner-product search over L2-normalized vectors, equivalent to cosine similarity; no approximate-search parameters; stores </w:t>
+            </w:r>
+            <w:r>
+              <w:rPr>
+                <w:rFonts w:ascii="Roboto Mono" w:cs="Roboto Mono" w:eastAsia="Roboto Mono" w:hAnsi="Roboto Mono"/>
+                <w:color w:val="188038"/>
+                <w:rtl w:val="0"/>
+              </w:rPr>
+              <w:t xml:space="preserve">index.faiss</w:t>
+            </w:r>
+            <w:r>
+              <w:rPr>
+                <w:rtl w:val="0"/>
+              </w:rPr>
+              <w:t xml:space="preserve">, </w:t>
+            </w:r>
+            <w:r>
+              <w:rPr>
+                <w:rFonts w:ascii="Roboto Mono" w:cs="Roboto Mono" w:eastAsia="Roboto Mono" w:hAnsi="Roboto Mono"/>
+                <w:color w:val="188038"/>
+                <w:rtl w:val="0"/>
+              </w:rPr>
+              <w:t xml:space="preserve">chunks.jsonl</w:t>
+            </w:r>
+            <w:r>
+              <w:rPr>
+                <w:rtl w:val="0"/>
+              </w:rPr>
+              <w:t xml:space="preserve">, and </w:t>
+            </w:r>
+            <w:r>
+              <w:rPr>
+                <w:rFonts w:ascii="Roboto Mono" w:cs="Roboto Mono" w:eastAsia="Roboto Mono" w:hAnsi="Roboto Mono"/>
+                <w:color w:val="188038"/>
+                <w:rtl w:val="0"/>
+              </w:rPr>
+              <w:t xml:space="preserve">metadata.json</w:t>
+            </w:r>
+            <w:r>
+              <w:rPr>
+                <w:rtl w:val="0"/>
+              </w:rPr>
+              <w:t xml:space="preserve">; validates vector/chunk counts and blocks held-out-page contamination.</w:t>
             </w:r>
           </w:p>
         </w:tc>
@@ -7889,28 +8347,35 @@
             <w:tcBorders>
               <w:top w:color="000000" w:space="0" w:sz="0" w:val="nil"/>
               <w:left w:color="000000" w:space="0" w:sz="0" w:val="nil"/>
-              <w:bottom w:color="000000" w:space="0" w:sz="8" w:val="single"/>
-              <w:right w:color="000000" w:space="0" w:sz="8" w:val="single"/>
-            </w:tcBorders>
-            <w:shd w:fill="auto" w:val="clear"/>
-            <w:tcMar>
-              <w:top w:w="0.0" w:type="dxa"/>
-              <w:left w:w="20.0" w:type="dxa"/>
-              <w:bottom w:w="0.0" w:type="dxa"/>
-              <w:right w:w="20.0" w:type="dxa"/>
-            </w:tcMar>
-            <w:vAlign w:val="top"/>
-          </w:tcPr>
-          <w:p>
-            <w:pPr>
-              <w:spacing w:after="80" w:lineRule="auto"/>
-              <w:rPr/>
-            </w:pPr>
-            <w:r>
-              <w:rPr>
-                <w:rtl w:val="0"/>
-              </w:rPr>
-              <w:t xml:space="preserve"> </w:t>
+              <w:bottom w:color="000000" w:space="0" w:sz="0" w:val="nil"/>
+              <w:right w:color="000000" w:space="0" w:sz="0" w:val="nil"/>
+            </w:tcBorders>
+            <w:tcMar>
+              <w:top w:w="100.0" w:type="dxa"/>
+              <w:left w:w="100.0" w:type="dxa"/>
+              <w:bottom w:w="100.0" w:type="dxa"/>
+              <w:right w:w="100.0" w:type="dxa"/>
+            </w:tcMar>
+            <w:vAlign w:val="top"/>
+          </w:tcPr>
+          <w:p>
+            <w:pPr>
+              <w:spacing w:after="80" w:lineRule="auto"/>
+              <w:rPr/>
+            </w:pPr>
+            <w:r>
+              <w:rPr>
+                <w:b w:val="1"/>
+                <w:bCs w:val="1"/>
+                <w:rtl w:val="0"/>
+              </w:rPr>
+              <w:t xml:space="preserve">Existing published library/algorithm; no training.</w:t>
+            </w:r>
+            <w:r>
+              <w:rPr>
+                <w:rtl w:val="0"/>
+              </w:rPr>
+              <w:t xml:space="preserve"> The index is built from scratch using embeddings produced from our corpus.</w:t>
             </w:r>
           </w:p>
         </w:tc>
@@ -8006,9 +8471,39 @@
             </w:pPr>
             <w:r>
               <w:rPr>
-                <w:rtl w:val="0"/>
-              </w:rPr>
-              <w:t xml:space="preserve"> </w:t>
+                <w:rFonts w:ascii="Arial Unicode MS" w:cs="Arial Unicode MS" w:eastAsia="Arial Unicode MS" w:hAnsi="Arial Unicode MS"/>
+                <w:rtl w:val="0"/>
+              </w:rPr>
+              <w:t xml:space="preserve">NCTB Physics, Chemistry, and Biology PDFs → render at 300 DPI → validate and pass through without enhancement → detect text, heading, table, and figure regions with YOLO11-DocLayNet → run EasyOCR in Bangla and English on relevant regions → create sentence-boundary semantic chunks of approximately 500 characters with 50-character overlap → encode normalized 1,024-dimensional vectors using </w:t>
+            </w:r>
+            <w:r>
+              <w:rPr>
+                <w:rFonts w:ascii="Roboto Mono" w:cs="Roboto Mono" w:eastAsia="Roboto Mono" w:hAnsi="Roboto Mono"/>
+                <w:color w:val="188038"/>
+                <w:rtl w:val="0"/>
+              </w:rPr>
+              <w:t xml:space="preserve">multilingual-e5-large</w:t>
+            </w:r>
+            <w:r>
+              <w:rPr>
+                <w:rFonts w:ascii="Arial Unicode MS" w:cs="Arial Unicode MS" w:eastAsia="Arial Unicode MS" w:hAnsi="Arial Unicode MS"/>
+                <w:rtl w:val="0"/>
+              </w:rPr>
+              <w:t xml:space="preserve"> → store chunks, provenance, metadata, and vectors in an exact FAISS </w:t>
+            </w:r>
+            <w:r>
+              <w:rPr>
+                <w:rFonts w:ascii="Roboto Mono" w:cs="Roboto Mono" w:eastAsia="Roboto Mono" w:hAnsi="Roboto Mono"/>
+                <w:color w:val="188038"/>
+                <w:rtl w:val="0"/>
+              </w:rPr>
+              <w:t xml:space="preserve">IndexFlatIP</w:t>
+            </w:r>
+            <w:r>
+              <w:rPr>
+                <w:rtl w:val="0"/>
+              </w:rPr>
+              <w:t xml:space="preserve"> index.</w:t>
             </w:r>
           </w:p>
         </w:tc>
@@ -8322,13 +8817,195 @@
           <w:p>
             <w:pPr>
               <w:spacing w:after="80" w:lineRule="auto"/>
-              <w:rPr/>
+              <w:rPr>
+                <w:b w:val="1"/>
+                <w:bCs w:val="1"/>
+                <w:color w:val="1b1b1e"/>
+                <w:sz w:val="21"/>
+                <w:szCs w:val="21"/>
+                <w:shd w:fill="f5f5f5" w:val="clear"/>
+              </w:rPr>
             </w:pPr>
             <w:r>
               <w:rPr>
                 <w:rtl w:val="0"/>
               </w:rPr>
               <w:t xml:space="preserve"> </w:t>
+            </w:r>
+            <w:r>
+              <w:rPr>
+                <w:b w:val="1"/>
+                <w:bCs w:val="1"/>
+                <w:color w:val="1b1b1e"/>
+                <w:sz w:val="21"/>
+                <w:szCs w:val="21"/>
+                <w:shd w:fill="f5f5f5" w:val="clear"/>
+                <w:rtl w:val="0"/>
+              </w:rPr>
+              <w:t xml:space="preserve">OCR quality on a sample:</w:t>
+            </w:r>
+          </w:p>
+          <w:p>
+            <w:pPr>
+              <w:spacing w:after="80" w:lineRule="auto"/>
+              <w:rPr>
+                <w:color w:val="1b1b1e"/>
+                <w:sz w:val="21"/>
+                <w:szCs w:val="21"/>
+                <w:shd w:fill="f5f5f5" w:val="clear"/>
+              </w:rPr>
+            </w:pPr>
+            <w:r>
+              <w:rPr>
+                <w:color w:val="1b1b1e"/>
+                <w:sz w:val="21"/>
+                <w:szCs w:val="21"/>
+                <w:shd w:fill="f5f5f5" w:val="clear"/>
+                <w:rtl w:val="0"/>
+              </w:rPr>
+              <w:t xml:space="preserve">Evaluated on a 9-page stratified held-out sample (Biology, Chemistry, Physics) containing ground-truth annotations in </w:t>
+            </w:r>
+            <w:r>
+              <w:rPr>
+                <w:rFonts w:ascii="Courier New" w:cs="Courier New" w:eastAsia="Courier New" w:hAnsi="Courier New"/>
+                <w:color w:val="2b2d31"/>
+                <w:sz w:val="21"/>
+                <w:szCs w:val="21"/>
+                <w:shd w:fill="fcfcfc" w:val="clear"/>
+                <w:rtl w:val="0"/>
+              </w:rPr>
+              <w:t xml:space="preserve">labels.jsonl</w:t>
+            </w:r>
+            <w:r>
+              <w:rPr>
+                <w:color w:val="1b1b1e"/>
+                <w:sz w:val="21"/>
+                <w:szCs w:val="21"/>
+                <w:shd w:fill="f5f5f5" w:val="clear"/>
+                <w:rtl w:val="0"/>
+              </w:rPr>
+              <w:t xml:space="preserve">. Using our chosen </w:t>
+            </w:r>
+            <w:r>
+              <w:rPr>
+                <w:rFonts w:ascii="Courier New" w:cs="Courier New" w:eastAsia="Courier New" w:hAnsi="Courier New"/>
+                <w:color w:val="2b2d31"/>
+                <w:sz w:val="21"/>
+                <w:szCs w:val="21"/>
+                <w:shd w:fill="fcfcfc" w:val="clear"/>
+                <w:rtl w:val="0"/>
+              </w:rPr>
+              <w:t xml:space="preserve">EasyOCR (bn+en)</w:t>
+            </w:r>
+            <w:r>
+              <w:rPr>
+                <w:color w:val="1b1b1e"/>
+                <w:sz w:val="21"/>
+                <w:szCs w:val="21"/>
+                <w:shd w:fill="f5f5f5" w:val="clear"/>
+                <w:rtl w:val="0"/>
+              </w:rPr>
+              <w:t xml:space="preserve"> model, the overall </w:t>
+            </w:r>
+            <w:r>
+              <w:rPr>
+                <w:b w:val="1"/>
+                <w:bCs w:val="1"/>
+                <w:color w:val="1b1b1e"/>
+                <w:sz w:val="21"/>
+                <w:szCs w:val="21"/>
+                <w:shd w:fill="f5f5f5" w:val="clear"/>
+                <w:rtl w:val="0"/>
+              </w:rPr>
+              <w:t xml:space="preserve">Character Error Rate (CER) is 0.1301 (13.01%)</w:t>
+            </w:r>
+            <w:r>
+              <w:rPr>
+                <w:color w:val="1b1b1e"/>
+                <w:sz w:val="21"/>
+                <w:szCs w:val="21"/>
+                <w:shd w:fill="f5f5f5" w:val="clear"/>
+                <w:rtl w:val="0"/>
+              </w:rPr>
+              <w:t xml:space="preserve">, yielding an estimated character accuracy of 86.99%. This honest baseline reflects the difficulty of transcribing dense Bangla conjuncts interleaved with Latin scientific notation (</w:t>
+            </w:r>
+          </w:p>
+          <w:p>
+            <w:pPr>
+              <w:spacing w:line="288" w:lineRule="auto"/>
+              <w:rPr>
+                <w:color w:val="1b1b1e"/>
+                <w:sz w:val="21"/>
+                <w:szCs w:val="21"/>
+                <w:shd w:fill="f5f5f5" w:val="clear"/>
+              </w:rPr>
+            </w:pPr>
+            <w:r>
+              <w:rPr>
+                <w:rFonts w:ascii="Times New Roman" w:cs="Times New Roman" w:eastAsia="Times New Roman" w:hAnsi="Times New Roman"/>
+                <w:color w:val="1b1b1e"/>
+                <w:sz w:val="25"/>
+                <w:szCs w:val="25"/>
+                <w:shd w:fill="f5f5f5" w:val="clear"/>
+                <w:rtl w:val="0"/>
+              </w:rPr>
+              <w:t xml:space="preserve">H2SO4,</w:t>
+            </w:r>
+            <w:r>
+              <w:rPr>
+                <w:rtl w:val="0"/>
+              </w:rPr>
+            </w:r>
+          </w:p>
+          <w:p>
+            <w:pPr>
+              <w:spacing w:line="288" w:lineRule="auto"/>
+              <w:rPr>
+                <w:rFonts w:ascii="Times New Roman" w:cs="Times New Roman" w:eastAsia="Times New Roman" w:hAnsi="Times New Roman"/>
+                <w:i w:val="1"/>
+                <w:iCs w:val="1"/>
+                <w:color w:val="1b1b1e"/>
+                <w:sz w:val="25"/>
+                <w:szCs w:val="25"/>
+                <w:shd w:fill="f5f5f5" w:val="clear"/>
+              </w:rPr>
+            </w:pPr>
+            <w:r>
+              <w:rPr>
+                <w:rFonts w:ascii="Times New Roman" w:cs="Times New Roman" w:eastAsia="Times New Roman" w:hAnsi="Times New Roman"/>
+                <w:color w:val="1b1b1e"/>
+                <w:sz w:val="25"/>
+                <w:szCs w:val="25"/>
+                <w:shd w:fill="f5f5f5" w:val="clear"/>
+                <w:rtl w:val="0"/>
+              </w:rPr>
+              <w:t xml:space="preserve">F=ma</w:t>
+            </w:r>
+            <w:r>
+              <w:rPr>
+                <w:rtl w:val="0"/>
+              </w:rPr>
+            </w:r>
+          </w:p>
+          <w:p>
+            <w:pPr>
+              <w:spacing w:after="80" w:lineRule="auto"/>
+              <w:rPr/>
+            </w:pPr>
+            <w:r>
+              <w:rPr>
+                <w:color w:val="1b1b1e"/>
+                <w:sz w:val="21"/>
+                <w:szCs w:val="21"/>
+                <w:shd w:fill="f5f5f5" w:val="clear"/>
+                <w:rtl w:val="0"/>
+              </w:rPr>
+              <w:t xml:space="preserve">).</w:t>
+            </w:r>
+            <w:r>
+              <w:rPr>
+                <w:rtl w:val="0"/>
+              </w:rPr>
             </w:r>
           </w:p>
         </w:tc>
@@ -8417,13 +9094,172 @@
           <w:p>
             <w:pPr>
               <w:spacing w:after="80" w:lineRule="auto"/>
-              <w:rPr/>
+              <w:rPr>
+                <w:color w:val="1b1b1e"/>
+                <w:sz w:val="21"/>
+                <w:szCs w:val="21"/>
+                <w:shd w:fill="f5f5f5" w:val="clear"/>
+              </w:rPr>
             </w:pPr>
             <w:r>
               <w:rPr>
                 <w:rtl w:val="0"/>
               </w:rPr>
               <w:t xml:space="preserve"> </w:t>
+            </w:r>
+            <w:r>
+              <w:rPr>
+                <w:b w:val="1"/>
+                <w:bCs w:val="1"/>
+                <w:color w:val="1b1b1e"/>
+                <w:sz w:val="21"/>
+                <w:szCs w:val="21"/>
+                <w:shd w:fill="f5f5f5" w:val="clear"/>
+                <w:rtl w:val="0"/>
+              </w:rPr>
+              <w:t xml:space="preserve">Chunks indexed:</w:t>
+            </w:r>
+            <w:r>
+              <w:rPr>
+                <w:color w:val="1b1b1e"/>
+                <w:sz w:val="21"/>
+                <w:szCs w:val="21"/>
+                <w:shd w:fill="f5f5f5" w:val="clear"/>
+                <w:rtl w:val="0"/>
+              </w:rPr>
+              <w:t xml:space="preserve"> 295 (from our 50-page Physics pilot build).</w:t>
+            </w:r>
+          </w:p>
+          <w:p>
+            <w:pPr>
+              <w:spacing w:after="80" w:lineRule="auto"/>
+              <w:rPr>
+                <w:color w:val="1b1b1e"/>
+                <w:sz w:val="21"/>
+                <w:szCs w:val="21"/>
+                <w:shd w:fill="f5f5f5" w:val="clear"/>
+              </w:rPr>
+            </w:pPr>
+            <w:r>
+              <w:rPr>
+                <w:b w:val="1"/>
+                <w:bCs w:val="1"/>
+                <w:color w:val="1b1b1e"/>
+                <w:sz w:val="21"/>
+                <w:szCs w:val="21"/>
+                <w:shd w:fill="f5f5f5" w:val="clear"/>
+                <w:rtl w:val="0"/>
+              </w:rPr>
+              <w:t xml:space="preserve">Embedding dimension:</w:t>
+            </w:r>
+            <w:r>
+              <w:rPr>
+                <w:color w:val="1b1b1e"/>
+                <w:sz w:val="21"/>
+                <w:szCs w:val="21"/>
+                <w:shd w:fill="f5f5f5" w:val="clear"/>
+                <w:rtl w:val="0"/>
+              </w:rPr>
+              <w:t xml:space="preserve"> 1024 (</w:t>
+            </w:r>
+            <w:r>
+              <w:rPr>
+                <w:rFonts w:ascii="Courier New" w:cs="Courier New" w:eastAsia="Courier New" w:hAnsi="Courier New"/>
+                <w:color w:val="2b2d31"/>
+                <w:sz w:val="21"/>
+                <w:szCs w:val="21"/>
+                <w:shd w:fill="fcfcfc" w:val="clear"/>
+                <w:rtl w:val="0"/>
+              </w:rPr>
+              <w:t xml:space="preserve">multilingual-e5-large</w:t>
+            </w:r>
+            <w:r>
+              <w:rPr>
+                <w:color w:val="1b1b1e"/>
+                <w:sz w:val="21"/>
+                <w:szCs w:val="21"/>
+                <w:shd w:fill="f5f5f5" w:val="clear"/>
+                <w:rtl w:val="0"/>
+              </w:rPr>
+              <w:t xml:space="preserve">).</w:t>
+            </w:r>
+          </w:p>
+          <w:p>
+            <w:pPr>
+              <w:spacing w:after="80" w:lineRule="auto"/>
+              <w:rPr>
+                <w:color w:val="1b1b1e"/>
+                <w:sz w:val="21"/>
+                <w:szCs w:val="21"/>
+                <w:shd w:fill="f5f5f5" w:val="clear"/>
+              </w:rPr>
+            </w:pPr>
+            <w:r>
+              <w:rPr>
+                <w:b w:val="1"/>
+                <w:bCs w:val="1"/>
+                <w:color w:val="1b1b1e"/>
+                <w:sz w:val="21"/>
+                <w:szCs w:val="21"/>
+                <w:shd w:fill="f5f5f5" w:val="clear"/>
+                <w:rtl w:val="0"/>
+              </w:rPr>
+              <w:t xml:space="preserve">Index type:</w:t>
+            </w:r>
+            <w:r>
+              <w:rPr>
+                <w:color w:val="1b1b1e"/>
+                <w:sz w:val="21"/>
+                <w:szCs w:val="21"/>
+                <w:shd w:fill="f5f5f5" w:val="clear"/>
+                <w:rtl w:val="0"/>
+              </w:rPr>
+              <w:t xml:space="preserve"> FAISS IndexFlatIP.</w:t>
+            </w:r>
+          </w:p>
+          <w:p>
+            <w:pPr>
+              <w:spacing w:after="80" w:lineRule="auto"/>
+              <w:rPr/>
+            </w:pPr>
+            <w:r>
+              <w:rPr>
+                <w:b w:val="1"/>
+                <w:bCs w:val="1"/>
+                <w:color w:val="1b1b1e"/>
+                <w:sz w:val="21"/>
+                <w:szCs w:val="21"/>
+                <w:shd w:fill="f5f5f5" w:val="clear"/>
+                <w:rtl w:val="0"/>
+              </w:rPr>
+              <w:t xml:space="preserve">Corpus coverage:</w:t>
+            </w:r>
+            <w:r>
+              <w:rPr>
+                <w:color w:val="1b1b1e"/>
+                <w:sz w:val="21"/>
+                <w:szCs w:val="21"/>
+                <w:shd w:fill="f5f5f5" w:val="clear"/>
+                <w:rtl w:val="0"/>
+              </w:rPr>
+              <w:t xml:space="preserve"> 50 pages / 9,447 words. </w:t>
+            </w:r>
+            <w:r>
+              <w:rPr>
+                <w:i w:val="1"/>
+                <w:iCs w:val="1"/>
+                <w:color w:val="1b1b1e"/>
+                <w:sz w:val="21"/>
+                <w:szCs w:val="21"/>
+                <w:shd w:fill="f5f5f5" w:val="clear"/>
+                <w:rtl w:val="0"/>
+              </w:rPr>
+              <w:t xml:space="preserve">(Note: We built a 50-page pilot of the Physics textbook to validate the pipeline for A2, ensuring high-quality ingestion before scaling to the full 990-page corpus in A3).</w:t>
+            </w:r>
+            <w:r>
+              <w:rPr>
+                <w:rtl w:val="0"/>
+              </w:rPr>
             </w:r>
           </w:p>
         </w:tc>
@@ -8512,13 +9348,172 @@
           <w:p>
             <w:pPr>
               <w:spacing w:after="80" w:lineRule="auto"/>
-              <w:rPr/>
+              <w:rPr>
+                <w:color w:val="1b1b1e"/>
+                <w:sz w:val="21"/>
+                <w:szCs w:val="21"/>
+                <w:shd w:fill="f5f5f5" w:val="clear"/>
+              </w:rPr>
             </w:pPr>
             <w:r>
               <w:rPr>
                 <w:rtl w:val="0"/>
               </w:rPr>
               <w:t xml:space="preserve"> </w:t>
+            </w:r>
+            <w:r>
+              <w:rPr>
+                <w:b w:val="1"/>
+                <w:bCs w:val="1"/>
+                <w:color w:val="1b1b1e"/>
+                <w:sz w:val="21"/>
+                <w:szCs w:val="21"/>
+                <w:shd w:fill="f5f5f5" w:val="clear"/>
+                <w:rtl w:val="0"/>
+              </w:rPr>
+              <w:t xml:space="preserve">Query:</w:t>
+            </w:r>
+            <w:r>
+              <w:rPr>
+                <w:rFonts w:ascii="Vrinda" w:cs="Vrinda" w:eastAsia="Vrinda" w:hAnsi="Vrinda"/>
+                <w:color w:val="1b1b1e"/>
+                <w:sz w:val="21"/>
+                <w:szCs w:val="21"/>
+                <w:shd w:fill="f5f5f5" w:val="clear"/>
+                <w:rtl w:val="0"/>
+              </w:rPr>
+              <w:t xml:space="preserve"> "পদার্থবিজ্ঞান কাকে বলে?" (What is physics?)</w:t>
+            </w:r>
+          </w:p>
+          <w:p>
+            <w:pPr>
+              <w:spacing w:after="80" w:lineRule="auto"/>
+              <w:rPr>
+                <w:color w:val="1b1b1e"/>
+                <w:sz w:val="21"/>
+                <w:szCs w:val="21"/>
+                <w:shd w:fill="f5f5f5" w:val="clear"/>
+              </w:rPr>
+            </w:pPr>
+            <w:r>
+              <w:rPr>
+                <w:b w:val="1"/>
+                <w:bCs w:val="1"/>
+                <w:color w:val="1b1b1e"/>
+                <w:sz w:val="21"/>
+                <w:szCs w:val="21"/>
+                <w:shd w:fill="f5f5f5" w:val="clear"/>
+                <w:rtl w:val="0"/>
+              </w:rPr>
+              <w:t xml:space="preserve">Returned Chunk:</w:t>
+            </w:r>
+            <w:r>
+              <w:rPr>
+                <w:rFonts w:ascii="Vrinda" w:cs="Vrinda" w:eastAsia="Vrinda" w:hAnsi="Vrinda"/>
+                <w:color w:val="1b1b1e"/>
+                <w:sz w:val="21"/>
+                <w:szCs w:val="21"/>
+                <w:shd w:fill="f5f5f5" w:val="clear"/>
+                <w:rtl w:val="0"/>
+              </w:rPr>
+              <w:t xml:space="preserve"> "পদার্থবিজ্ঞান বিজ্ঞানের একটা শাখা এবং বলা যেতে পারে এটা হচ্ছে প্রাচীনতম শাখা কারণ বিজ্ঞানের অন্যান্য শাখাগুলো দানা বাঁধার অনেক আগেই বিজ্ঞানীরা পদার্থবিজ্ঞানের গুরুত্বপূর্ণ শাখা-জ্যোতির্বিদ্যা চর্চা শুরু করেছিলেন..."</w:t>
+            </w:r>
+          </w:p>
+          <w:p>
+            <w:pPr>
+              <w:spacing w:after="80" w:lineRule="auto"/>
+              <w:rPr/>
+            </w:pPr>
+            <w:r>
+              <w:rPr>
+                <w:b w:val="1"/>
+                <w:bCs w:val="1"/>
+                <w:color w:val="1b1b1e"/>
+                <w:sz w:val="21"/>
+                <w:szCs w:val="21"/>
+                <w:shd w:fill="f5f5f5" w:val="clear"/>
+                <w:rtl w:val="0"/>
+              </w:rPr>
+              <w:t xml:space="preserve">Did it work?</w:t>
+            </w:r>
+            <w:r>
+              <w:rPr>
+                <w:color w:val="1b1b1e"/>
+                <w:sz w:val="21"/>
+                <w:szCs w:val="21"/>
+                <w:shd w:fill="f5f5f5" w:val="clear"/>
+                <w:rtl w:val="0"/>
+              </w:rPr>
+              <w:t xml:space="preserve"> Yes! With an extremely high cosine similarity score of </w:t>
+            </w:r>
+            <w:r>
+              <w:rPr>
+                <w:b w:val="1"/>
+                <w:bCs w:val="1"/>
+                <w:color w:val="1b1b1e"/>
+                <w:sz w:val="21"/>
+                <w:szCs w:val="21"/>
+                <w:shd w:fill="f5f5f5" w:val="clear"/>
+                <w:rtl w:val="0"/>
+              </w:rPr>
+              <w:t xml:space="preserve">0.8621</w:t>
+            </w:r>
+            <w:r>
+              <w:rPr>
+                <w:color w:val="1b1b1e"/>
+                <w:sz w:val="21"/>
+                <w:szCs w:val="21"/>
+                <w:shd w:fill="f5f5f5" w:val="clear"/>
+                <w:rtl w:val="0"/>
+              </w:rPr>
+              <w:t xml:space="preserve">, the </w:t>
+            </w:r>
+            <w:r>
+              <w:rPr>
+                <w:rFonts w:ascii="Courier New" w:cs="Courier New" w:eastAsia="Courier New" w:hAnsi="Courier New"/>
+                <w:color w:val="2b2d31"/>
+                <w:sz w:val="21"/>
+                <w:szCs w:val="21"/>
+                <w:shd w:fill="fcfcfc" w:val="clear"/>
+                <w:rtl w:val="0"/>
+              </w:rPr>
+              <w:t xml:space="preserve">e5-large</w:t>
+            </w:r>
+            <w:r>
+              <w:rPr>
+                <w:color w:val="1b1b1e"/>
+                <w:sz w:val="21"/>
+                <w:szCs w:val="21"/>
+                <w:shd w:fill="f5f5f5" w:val="clear"/>
+                <w:rtl w:val="0"/>
+              </w:rPr>
+              <w:t xml:space="preserve"> model successfully mapped the Bangla query to the fundamental definition of physics, correctly retrieving the exact paragraph and citing the exact source page (</w:t>
+            </w:r>
+            <w:r>
+              <w:rPr>
+                <w:rFonts w:ascii="Courier New" w:cs="Courier New" w:eastAsia="Courier New" w:hAnsi="Courier New"/>
+                <w:color w:val="2b2d31"/>
+                <w:sz w:val="21"/>
+                <w:szCs w:val="21"/>
+                <w:shd w:fill="fcfcfc" w:val="clear"/>
+                <w:rtl w:val="0"/>
+              </w:rPr>
+              <w:t xml:space="preserve">physics-008.png</w:t>
+            </w:r>
+            <w:r>
+              <w:rPr>
+                <w:color w:val="1b1b1e"/>
+                <w:sz w:val="21"/>
+                <w:szCs w:val="21"/>
+                <w:shd w:fill="f5f5f5" w:val="clear"/>
+                <w:rtl w:val="0"/>
+              </w:rPr>
+              <w:t xml:space="preserve">).</w:t>
+            </w:r>
+            <w:r>
+              <w:rPr>
+                <w:rtl w:val="0"/>
+              </w:rPr>
             </w:r>
           </w:p>
         </w:tc>
@@ -8607,13 +9602,253 @@
           <w:p>
             <w:pPr>
               <w:spacing w:after="80" w:lineRule="auto"/>
-              <w:rPr/>
+              <w:rPr>
+                <w:color w:val="1b1b1e"/>
+                <w:sz w:val="21"/>
+                <w:szCs w:val="21"/>
+                <w:shd w:fill="f5f5f5" w:val="clear"/>
+              </w:rPr>
             </w:pPr>
             <w:r>
               <w:rPr>
                 <w:rtl w:val="0"/>
               </w:rPr>
               <w:t xml:space="preserve"> </w:t>
+            </w:r>
+            <w:r>
+              <w:rPr>
+                <w:b w:val="1"/>
+                <w:bCs w:val="1"/>
+                <w:color w:val="1b1b1e"/>
+                <w:sz w:val="21"/>
+                <w:szCs w:val="21"/>
+                <w:shd w:fill="f5f5f5" w:val="clear"/>
+                <w:rtl w:val="0"/>
+              </w:rPr>
+              <w:t xml:space="preserve">Failed Page:</w:t>
+            </w:r>
+            <w:r>
+              <w:rPr>
+                <w:color w:val="1b1b1e"/>
+                <w:sz w:val="21"/>
+                <w:szCs w:val="21"/>
+                <w:shd w:fill="f5f5f5" w:val="clear"/>
+                <w:rtl w:val="0"/>
+              </w:rPr>
+              <w:t xml:space="preserve"> Physics Class 9-10, Page 61 (</w:t>
+            </w:r>
+            <w:r>
+              <w:rPr>
+                <w:rFonts w:ascii="Courier New" w:cs="Courier New" w:eastAsia="Courier New" w:hAnsi="Courier New"/>
+                <w:color w:val="2b2d31"/>
+                <w:sz w:val="21"/>
+                <w:szCs w:val="21"/>
+                <w:shd w:fill="fcfcfc" w:val="clear"/>
+                <w:rtl w:val="0"/>
+              </w:rPr>
+              <w:t xml:space="preserve">phy_p0061</w:t>
+            </w:r>
+            <w:r>
+              <w:rPr>
+                <w:color w:val="1b1b1e"/>
+                <w:sz w:val="21"/>
+                <w:szCs w:val="21"/>
+                <w:shd w:fill="f5f5f5" w:val="clear"/>
+                <w:rtl w:val="0"/>
+              </w:rPr>
+              <w:t xml:space="preserve">).</w:t>
+            </w:r>
+          </w:p>
+          <w:p>
+            <w:pPr>
+              <w:spacing w:after="80" w:lineRule="auto"/>
+              <w:rPr>
+                <w:color w:val="1b1b1e"/>
+                <w:sz w:val="21"/>
+                <w:szCs w:val="21"/>
+                <w:shd w:fill="f5f5f5" w:val="clear"/>
+              </w:rPr>
+            </w:pPr>
+            <w:r>
+              <w:rPr>
+                <w:b w:val="1"/>
+                <w:bCs w:val="1"/>
+                <w:color w:val="1b1b1e"/>
+                <w:sz w:val="21"/>
+                <w:szCs w:val="21"/>
+                <w:shd w:fill="f5f5f5" w:val="clear"/>
+                <w:rtl w:val="0"/>
+              </w:rPr>
+              <w:t xml:space="preserve">Failure Mode:</w:t>
+            </w:r>
+            <w:r>
+              <w:rPr>
+                <w:color w:val="1b1b1e"/>
+                <w:sz w:val="21"/>
+                <w:szCs w:val="21"/>
+                <w:shd w:fill="f5f5f5" w:val="clear"/>
+                <w:rtl w:val="0"/>
+              </w:rPr>
+              <w:t xml:space="preserve"> Structural collapse of a multi-column experiment recording table. The table header contains highly code-mixed elements: Bangla text, Latin variables, and mathematical operators (e.g., </w:t>
+            </w:r>
+            <w:r>
+              <w:rPr>
+                <w:rFonts w:ascii="Baloo Da" w:cs="Baloo Da" w:eastAsia="Baloo Da" w:hAnsi="Baloo Da"/>
+                <w:color w:val="2b2d31"/>
+                <w:sz w:val="21"/>
+                <w:szCs w:val="21"/>
+                <w:shd w:fill="fcfcfc" w:val="clear"/>
+                <w:rtl w:val="0"/>
+              </w:rPr>
+              <w:t xml:space="preserve">দূরত্ব L (cm)</w:t>
+            </w:r>
+            <w:r>
+              <w:rPr>
+                <w:color w:val="1b1b1e"/>
+                <w:sz w:val="21"/>
+                <w:szCs w:val="21"/>
+                <w:shd w:fill="f5f5f5" w:val="clear"/>
+                <w:rtl w:val="0"/>
+              </w:rPr>
+              <w:t xml:space="preserve">, </w:t>
+            </w:r>
+            <w:r>
+              <w:rPr>
+                <w:rFonts w:ascii="Baloo Da" w:cs="Baloo Da" w:eastAsia="Baloo Da" w:hAnsi="Baloo Da"/>
+                <w:color w:val="2b2d31"/>
+                <w:sz w:val="21"/>
+                <w:szCs w:val="21"/>
+                <w:shd w:fill="fcfcfc" w:val="clear"/>
+                <w:rtl w:val="0"/>
+              </w:rPr>
+              <w:t xml:space="preserve">উচ্চতা h (cm)</w:t>
+            </w:r>
+            <w:r>
+              <w:rPr>
+                <w:color w:val="1b1b1e"/>
+                <w:sz w:val="21"/>
+                <w:szCs w:val="21"/>
+                <w:shd w:fill="f5f5f5" w:val="clear"/>
+                <w:rtl w:val="0"/>
+              </w:rPr>
+              <w:t xml:space="preserve">, </w:t>
+            </w:r>
+            <w:r>
+              <w:rPr>
+                <w:rFonts w:ascii="Courier New" w:cs="Courier New" w:eastAsia="Courier New" w:hAnsi="Courier New"/>
+                <w:color w:val="2b2d31"/>
+                <w:sz w:val="21"/>
+                <w:szCs w:val="21"/>
+                <w:shd w:fill="fcfcfc" w:val="clear"/>
+                <w:rtl w:val="0"/>
+              </w:rPr>
+              <w:t xml:space="preserve">sinθ = h/L</w:t>
+            </w:r>
+            <w:r>
+              <w:rPr>
+                <w:color w:val="1b1b1e"/>
+                <w:sz w:val="21"/>
+                <w:szCs w:val="21"/>
+                <w:shd w:fill="f5f5f5" w:val="clear"/>
+                <w:rtl w:val="0"/>
+              </w:rPr>
+              <w:t xml:space="preserve">, </w:t>
+            </w:r>
+            <w:r>
+              <w:rPr>
+                <w:rFonts w:ascii="Baloo Da" w:cs="Baloo Da" w:eastAsia="Baloo Da" w:hAnsi="Baloo Da"/>
+                <w:color w:val="2b2d31"/>
+                <w:sz w:val="21"/>
+                <w:szCs w:val="21"/>
+                <w:shd w:fill="fcfcfc" w:val="clear"/>
+                <w:rtl w:val="0"/>
+              </w:rPr>
+              <w:t xml:space="preserve">গড় দ্রুতি (m/s)</w:t>
+            </w:r>
+            <w:r>
+              <w:rPr>
+                <w:color w:val="1b1b1e"/>
+                <w:sz w:val="21"/>
+                <w:szCs w:val="21"/>
+                <w:shd w:fill="f5f5f5" w:val="clear"/>
+                <w:rtl w:val="0"/>
+              </w:rPr>
+              <w:t xml:space="preserve">).</w:t>
+            </w:r>
+          </w:p>
+          <w:p>
+            <w:pPr>
+              <w:spacing w:after="80" w:lineRule="auto"/>
+              <w:rPr/>
+            </w:pPr>
+            <w:r>
+              <w:rPr>
+                <w:b w:val="1"/>
+                <w:bCs w:val="1"/>
+                <w:color w:val="1b1b1e"/>
+                <w:sz w:val="21"/>
+                <w:szCs w:val="21"/>
+                <w:shd w:fill="f5f5f5" w:val="clear"/>
+                <w:rtl w:val="0"/>
+              </w:rPr>
+              <w:t xml:space="preserve">Why it failed:</w:t>
+            </w:r>
+            <w:r>
+              <w:rPr>
+                <w:color w:val="1b1b1e"/>
+                <w:sz w:val="21"/>
+                <w:szCs w:val="21"/>
+                <w:shd w:fill="f5f5f5" w:val="clear"/>
+                <w:rtl w:val="0"/>
+              </w:rPr>
+              <w:t xml:space="preserve"> Even with our chosen </w:t>
+            </w:r>
+            <w:r>
+              <w:rPr>
+                <w:rFonts w:ascii="Courier New" w:cs="Courier New" w:eastAsia="Courier New" w:hAnsi="Courier New"/>
+                <w:color w:val="2b2d31"/>
+                <w:sz w:val="21"/>
+                <w:szCs w:val="21"/>
+                <w:shd w:fill="fcfcfc" w:val="clear"/>
+                <w:rtl w:val="0"/>
+              </w:rPr>
+              <w:t xml:space="preserve">EasyOCR (bn+en)</w:t>
+            </w:r>
+            <w:r>
+              <w:rPr>
+                <w:color w:val="1b1b1e"/>
+                <w:sz w:val="21"/>
+                <w:szCs w:val="21"/>
+                <w:shd w:fill="f5f5f5" w:val="clear"/>
+                <w:rtl w:val="0"/>
+              </w:rPr>
+              <w:t xml:space="preserve"> model, OCR fundamentally lacks spatial awareness of table gridlines. When reading this page without perfect bounding-box cropping from our layout model, the OCR engine read horizontally across the columns, collapsing six distinct headers into a single scrambled string </w:t>
+            </w:r>
+            <w:r>
+              <w:rPr>
+                <w:rFonts w:ascii="Courier New" w:cs="Courier New" w:eastAsia="Courier New" w:hAnsi="Courier New"/>
+                <w:color w:val="2b2d31"/>
+                <w:sz w:val="21"/>
+                <w:szCs w:val="21"/>
+                <w:shd w:fill="fcfcfc" w:val="clear"/>
+                <w:rtl w:val="0"/>
+              </w:rPr>
+              <w:t xml:space="preserve">"L (cm) h (cm) sinθ = h/L (m/s)"</w:t>
+            </w:r>
+            <w:r>
+              <w:rPr>
+                <w:color w:val="1b1b1e"/>
+                <w:sz w:val="21"/>
+                <w:szCs w:val="21"/>
+                <w:shd w:fill="f5f5f5" w:val="clear"/>
+                <w:rtl w:val="0"/>
+              </w:rPr>
+              <w:t xml:space="preserve">. Furthermore, the blank cells left for students to fill out produced whitespace gaps that caused the downstream semantic chunker to misinterpret the table's data rows as fragmented, incomplete sentences. This failure confirms that layout detection (YOLO11-DocLayNet) is strictly mandatory before OCR is applied.</w:t>
+            </w:r>
+            <w:r>
+              <w:rPr>
+                <w:rtl w:val="0"/>
+              </w:rPr>
             </w:r>
           </w:p>
         </w:tc>
@@ -8673,8 +9908,9 @@
     <w:tbl>
       <w:tblPr>
         <w:tblStyle w:val="Table12"/>
-        <w:tblW w:w="9345.0" w:type="dxa"/>
+        <w:tblW w:w="9285.0" w:type="dxa"/>
         <w:jc w:val="left"/>
+        <w:tblInd w:w="60.0" w:type="dxa"/>
         <w:tblBorders>
           <w:top w:color="000000" w:space="0" w:sz="0" w:val="nil"/>
           <w:left w:color="000000" w:space="0" w:sz="0" w:val="nil"/>
@@ -8687,11 +9923,11 @@
         <w:tblLook w:val="0600"/>
       </w:tblPr>
       <w:tblGrid>
-        <w:gridCol w:w="3510"/>
+        <w:gridCol w:w="3450"/>
         <w:gridCol w:w="5835"/>
         <w:tblGridChange w:id="0">
           <w:tblGrid>
-            <w:gridCol w:w="3510"/>
+            <w:gridCol w:w="3450"/>
             <w:gridCol w:w="5835"/>
           </w:tblGrid>
         </w:tblGridChange>
@@ -8797,7 +10033,158 @@
               <w:rPr>
                 <w:rtl w:val="0"/>
               </w:rPr>
-              <w:t xml:space="preserve"> </w:t>
+              <w:t xml:space="preserve"> We will turn the knowledge base into a grounded Bangla SSC science question-answering agent. The agent will use </w:t>
+            </w:r>
+            <w:r>
+              <w:rPr>
+                <w:rFonts w:ascii="Roboto Mono" w:cs="Roboto Mono" w:eastAsia="Roboto Mono" w:hAnsi="Roboto Mono"/>
+                <w:color w:val="188038"/>
+                <w:rtl w:val="0"/>
+              </w:rPr>
+              <w:t xml:space="preserve">multilingual-e5-large</w:t>
+            </w:r>
+            <w:r>
+              <w:rPr>
+                <w:rtl w:val="0"/>
+              </w:rPr>
+              <w:t xml:space="preserve"> and FAISS to retrieve candidate chunks, followed by a multilingual cross-encoder to rerank them. It will provide tools for retrieval, reranking, reading the complete source page, extracting facts or formulas, calculation, citation, and human escalation.</w:t>
+            </w:r>
+          </w:p>
+          <w:p>
+            <w:pPr>
+              <w:spacing w:after="240" w:before="240" w:lineRule="auto"/>
+              <w:rPr/>
+            </w:pPr>
+            <w:r>
+              <w:rPr>
+                <w:rtl w:val="0"/>
+              </w:rPr>
+              <w:t xml:space="preserve">The mandatory agentic behaviour will be evidence-gated re-search. The agent will initially retrieve </w:t>
+            </w:r>
+            <w:r>
+              <w:rPr>
+                <w:rFonts w:ascii="Roboto Mono" w:cs="Roboto Mono" w:eastAsia="Roboto Mono" w:hAnsi="Roboto Mono"/>
+                <w:color w:val="188038"/>
+                <w:rtl w:val="0"/>
+              </w:rPr>
+              <w:t xml:space="preserve">k=10</w:t>
+            </w:r>
+            <w:r>
+              <w:rPr>
+                <w:rtl w:val="0"/>
+              </w:rPr>
+              <w:t xml:space="preserve"> chunks. If the post-reranking evidence score is below a calibrated </w:t>
+            </w:r>
+            <w:r>
+              <w:rPr>
+                <w:rFonts w:ascii="Roboto Mono" w:cs="Roboto Mono" w:eastAsia="Roboto Mono" w:hAnsi="Roboto Mono"/>
+                <w:color w:val="188038"/>
+                <w:rtl w:val="0"/>
+              </w:rPr>
+              <w:t xml:space="preserve">weak_threshold</w:t>
+            </w:r>
+            <w:r>
+              <w:rPr>
+                <w:rtl w:val="0"/>
+              </w:rPr>
+              <w:t xml:space="preserve">, it will increase </w:t>
+            </w:r>
+            <w:r>
+              <w:rPr>
+                <w:rFonts w:ascii="Roboto Mono" w:cs="Roboto Mono" w:eastAsia="Roboto Mono" w:hAnsi="Roboto Mono"/>
+                <w:color w:val="188038"/>
+                <w:rtl w:val="0"/>
+              </w:rPr>
+              <w:t xml:space="preserve">k</w:t>
+            </w:r>
+            <w:r>
+              <w:rPr>
+                <w:rtl w:val="0"/>
+              </w:rPr>
+              <w:t xml:space="preserve"> by </w:t>
+            </w:r>
+            <w:r>
+              <w:rPr>
+                <w:rFonts w:ascii="Roboto Mono" w:cs="Roboto Mono" w:eastAsia="Roboto Mono" w:hAnsi="Roboto Mono"/>
+                <w:color w:val="188038"/>
+                <w:rtl w:val="0"/>
+              </w:rPr>
+              <w:t xml:space="preserve">k_step=10</w:t>
+            </w:r>
+            <w:r>
+              <w:rPr>
+                <w:rtl w:val="0"/>
+              </w:rPr>
+              <w:t xml:space="preserve"> and search again. It will continue until it finds sufficient evidence or reaches </w:t>
+            </w:r>
+            <w:r>
+              <w:rPr>
+                <w:rFonts w:ascii="Roboto Mono" w:cs="Roboto Mono" w:eastAsia="Roboto Mono" w:hAnsi="Roboto Mono"/>
+                <w:color w:val="188038"/>
+                <w:rtl w:val="0"/>
+              </w:rPr>
+              <w:t xml:space="preserve">k_max=40</w:t>
+            </w:r>
+            <w:r>
+              <w:rPr>
+                <w:rtl w:val="0"/>
+              </w:rPr>
+              <w:t xml:space="preserve">. If the evidence remains weak at </w:t>
+            </w:r>
+            <w:r>
+              <w:rPr>
+                <w:rFonts w:ascii="Roboto Mono" w:cs="Roboto Mono" w:eastAsia="Roboto Mono" w:hAnsi="Roboto Mono"/>
+                <w:color w:val="188038"/>
+                <w:rtl w:val="0"/>
+              </w:rPr>
+              <w:t xml:space="preserve">k_max</w:t>
+            </w:r>
+            <w:r>
+              <w:rPr>
+                <w:rFonts w:ascii="Vrinda" w:cs="Vrinda" w:eastAsia="Vrinda" w:hAnsi="Vrinda"/>
+                <w:rtl w:val="0"/>
+              </w:rPr>
+              <w:t xml:space="preserve">, it will abstain with “পাঠ্যবইয়ে যথেষ্ট প্রমাণ পাওয়া যায়নি” instead of producing an unsupported answer. Each retrieval attempt will record </w:t>
+            </w:r>
+            <w:r>
+              <w:rPr>
+                <w:rFonts w:ascii="Roboto Mono" w:cs="Roboto Mono" w:eastAsia="Roboto Mono" w:hAnsi="Roboto Mono"/>
+                <w:color w:val="188038"/>
+                <w:rtl w:val="0"/>
+              </w:rPr>
+              <w:t xml:space="preserve">k</w:t>
+            </w:r>
+            <w:r>
+              <w:rPr>
+                <w:rtl w:val="0"/>
+              </w:rPr>
+              <w:t xml:space="preserve">, evidence score, selected chunks, tool calls, and citations in </w:t>
+            </w:r>
+            <w:r>
+              <w:rPr>
+                <w:rFonts w:ascii="Roboto Mono" w:cs="Roboto Mono" w:eastAsia="Roboto Mono" w:hAnsi="Roboto Mono"/>
+                <w:color w:val="188038"/>
+                <w:rtl w:val="0"/>
+              </w:rPr>
+              <w:t xml:space="preserve">traces/run.jsonl</w:t>
+            </w:r>
+            <w:r>
+              <w:rPr>
+                <w:rtl w:val="0"/>
+              </w:rPr>
+              <w:t xml:space="preserve">.</w:t>
+            </w:r>
+          </w:p>
+          <w:p>
+            <w:pPr>
+              <w:spacing w:after="240" w:before="240" w:lineRule="auto"/>
+              <w:rPr/>
+            </w:pPr>
+            <w:r>
+              <w:rPr>
+                <w:rtl w:val="0"/>
+              </w:rPr>
+              <w:t xml:space="preserve">Before answering, a grounding gate will verify that the factual claims are supported by the retrieved textbook evidence. Retrieved text will be treated as untrusted content to prevent instructions embedded in a page from controlling the agent. Human escalation will be used when OCR is unreadable, sources conflict, or a table or diagram cannot be interpreted confidently. We will measure recall@k, answer accuracy, citation accuracy, groundedness, and correct abstention. </w:t>
             </w:r>
           </w:p>
         </w:tc>
@@ -8892,7 +10279,100 @@
               <w:rPr>
                 <w:rtl w:val="0"/>
               </w:rPr>
-              <w:t xml:space="preserve"> </w:t>
+              <w:t xml:space="preserve"> We will write approximately 45 domain-specific questions in </w:t>
+            </w:r>
+            <w:r>
+              <w:rPr>
+                <w:rFonts w:ascii="Roboto Mono" w:cs="Roboto Mono" w:eastAsia="Roboto Mono" w:hAnsi="Roboto Mono"/>
+                <w:color w:val="188038"/>
+                <w:rtl w:val="0"/>
+              </w:rPr>
+              <w:t xml:space="preserve">grading_kit/tasks.jsonl</w:t>
+            </w:r>
+            <w:r>
+              <w:rPr>
+                <w:rtl w:val="0"/>
+              </w:rPr>
+              <w:t xml:space="preserve">, based on manually checked held-out pages from the Physics, Chemistry, and Biology textbooks. These pages will not be used for development or threshold tuning. The questions will represent what a Bangla-medium SSC student would realistically ask, including Bangla, English, code-mixed, and Romanized Bangla queries.</w:t>
+            </w:r>
+          </w:p>
+          <w:p>
+            <w:pPr>
+              <w:spacing w:after="240" w:before="240" w:lineRule="auto"/>
+              <w:rPr/>
+            </w:pPr>
+            <w:r>
+              <w:rPr>
+                <w:rFonts w:ascii="Vrinda" w:cs="Vrinda" w:eastAsia="Vrinda" w:hAnsi="Vrinda"/>
+                <w:rtl w:val="0"/>
+              </w:rPr>
+              <w:t xml:space="preserve">The set will contain approximately 27 verifiable questions, 12 judged questions, and 6 abstention cases. Verifiable questions will have a single checkable answer, such as a number, unit, formula, scientific term, chemical symbol, organ name, or short definition. Examples include “নিরপেক্ষ দ্রবণের pH কত?”, “গতিশক্তির সূত্র কী?”, and “কোষের শক্তিঘর কোন অঙ্গাণু?” Judged questions will require explanation, comparison, causal reasoning, or evidence from multiple chunks, such as “মাইটোসিস ও মিয়োসিসের পার্থক্য ব্যাখ্যা করো” and “ধাতু বিদ্যুৎ পরিবহন করে কেন?” We will also include code-mixed questions such as “V = IR kiser sutro?” and questions affected by OCR-sensitive Bangla conjuncts, formulas, tables, and figure captions.</w:t>
+            </w:r>
+          </w:p>
+          <w:p>
+            <w:pPr>
+              <w:spacing w:after="240" w:before="240" w:lineRule="auto"/>
+              <w:rPr/>
+            </w:pPr>
+            <w:r>
+              <w:rPr>
+                <w:rtl w:val="0"/>
+              </w:rPr>
+              <w:t xml:space="preserve">Each supported task will include a gold answer and manually verified </w:t>
+            </w:r>
+            <w:r>
+              <w:rPr>
+                <w:rFonts w:ascii="Roboto Mono" w:cs="Roboto Mono" w:eastAsia="Roboto Mono" w:hAnsi="Roboto Mono"/>
+                <w:color w:val="188038"/>
+                <w:rtl w:val="0"/>
+              </w:rPr>
+              <w:t xml:space="preserve">gold_pages</w:t>
+            </w:r>
+            <w:r>
+              <w:rPr>
+                <w:rtl w:val="0"/>
+              </w:rPr>
+              <w:t xml:space="preserve">. Verifiable items will be scored using normalized exact match, allowing harmless differences in Bangla/Latin digits, whitespace, and formula formatting. Explanatory answers will be judged using a fixed rubric covering correctness, completeness, citation accuracy, and support for every factual claim. Out-of-corpus questions, such as questions about Class 11–12 topics, current events, or medical advice, will test whether the agent correctly abstains.</w:t>
+            </w:r>
+          </w:p>
+          <w:p>
+            <w:pPr>
+              <w:spacing w:after="240" w:before="240" w:lineRule="auto"/>
+              <w:rPr/>
+            </w:pPr>
+            <w:r>
+              <w:rPr>
+                <w:rtl w:val="0"/>
+              </w:rPr>
+              <w:t xml:space="preserve">We will include at least one </w:t>
+            </w:r>
+            <w:r>
+              <w:rPr>
+                <w:rFonts w:ascii="Roboto Mono" w:cs="Roboto Mono" w:eastAsia="Roboto Mono" w:hAnsi="Roboto Mono"/>
+                <w:color w:val="188038"/>
+                <w:rtl w:val="0"/>
+              </w:rPr>
+              <w:t xml:space="preserve">needs_research: false</w:t>
+            </w:r>
+            <w:r>
+              <w:rPr>
+                <w:rtl w:val="0"/>
+              </w:rPr>
+              <w:t xml:space="preserve"> control question that should be answered after one retrieval and one </w:t>
+            </w:r>
+            <w:r>
+              <w:rPr>
+                <w:rFonts w:ascii="Roboto Mono" w:cs="Roboto Mono" w:eastAsia="Roboto Mono" w:hAnsi="Roboto Mono"/>
+                <w:color w:val="188038"/>
+                <w:rtl w:val="0"/>
+              </w:rPr>
+              <w:t xml:space="preserve">needs_research: true</w:t>
+            </w:r>
+            <w:r>
+              <w:rPr>
+                <w:rtl w:val="0"/>
+              </w:rPr>
+              <w:t xml:space="preserve"> trigger question whose evidence appears lower in the ranking or across multiple chunks. This pair will verify that the agent’s behaviour changes according to the strength of the retrieved evidence.</w:t>
             </w:r>
           </w:p>
         </w:tc>
@@ -8987,7 +10467,75 @@
               <w:rPr>
                 <w:rtl w:val="0"/>
               </w:rPr>
-              <w:t xml:space="preserve"> </w:t>
+              <w:t xml:space="preserve">The biggest risk is calibrating the evidence threshold for Bangla and code-mixed OCR text. A correct chunk may receive a low score because EasyOCR misreads a conjunct, subscript, formula, or Bangla–Latin token. This could cause unnecessary re-search or abstention even when the answer exists. More seriously, a loosely related chunk could receive a high score and allow the agent to produce an unsupported answer.</w:t>
+            </w:r>
+          </w:p>
+          <w:p>
+            <w:pPr>
+              <w:spacing w:after="240" w:before="240" w:lineRule="auto"/>
+              <w:rPr/>
+            </w:pPr>
+            <w:r>
+              <w:rPr>
+                <w:rtl w:val="0"/>
+              </w:rPr>
+              <w:t xml:space="preserve">Another issue is that increasing </w:t>
+            </w:r>
+            <w:r>
+              <w:rPr>
+                <w:rFonts w:ascii="Roboto Mono" w:cs="Roboto Mono" w:eastAsia="Roboto Mono" w:hAnsi="Roboto Mono"/>
+                <w:color w:val="188038"/>
+                <w:rtl w:val="0"/>
+              </w:rPr>
+              <w:t xml:space="preserve">k</w:t>
+            </w:r>
+            <w:r>
+              <w:rPr>
+                <w:rtl w:val="0"/>
+              </w:rPr>
+              <w:t xml:space="preserve"> in exact FAISS search does not change the original top-1 cosine score. Therefore, widening retrieval can only help if the larger candidate set is reranked and checked for evidence coverage. Our first solution will be to use a multilingual reranker and treat the post-reranking relevance score as the evidence score used by the agent. We will calibrate </w:t>
+            </w:r>
+            <w:r>
+              <w:rPr>
+                <w:rFonts w:ascii="Roboto Mono" w:cs="Roboto Mono" w:eastAsia="Roboto Mono" w:hAnsi="Roboto Mono"/>
+                <w:color w:val="188038"/>
+                <w:rtl w:val="0"/>
+              </w:rPr>
+              <w:t xml:space="preserve">weak_threshold</w:t>
+            </w:r>
+            <w:r>
+              <w:rPr>
+                <w:rtl w:val="0"/>
+              </w:rPr>
+              <w:t xml:space="preserve">, </w:t>
+            </w:r>
+            <w:r>
+              <w:rPr>
+                <w:rFonts w:ascii="Roboto Mono" w:cs="Roboto Mono" w:eastAsia="Roboto Mono" w:hAnsi="Roboto Mono"/>
+                <w:color w:val="188038"/>
+                <w:rtl w:val="0"/>
+              </w:rPr>
+              <w:t xml:space="preserve">k_step</w:t>
+            </w:r>
+            <w:r>
+              <w:rPr>
+                <w:rtl w:val="0"/>
+              </w:rPr>
+              <w:t xml:space="preserve">, and </w:t>
+            </w:r>
+            <w:r>
+              <w:rPr>
+                <w:rFonts w:ascii="Roboto Mono" w:cs="Roboto Mono" w:eastAsia="Roboto Mono" w:hAnsi="Roboto Mono"/>
+                <w:color w:val="188038"/>
+                <w:rtl w:val="0"/>
+              </w:rPr>
+              <w:t xml:space="preserve">k_max</w:t>
+            </w:r>
+            <w:r>
+              <w:rPr>
+                <w:rtl w:val="0"/>
+              </w:rPr>
+              <w:t xml:space="preserve"> on a development set containing strong-evidence, weak-evidence, code-mixed, OCR-corrupted, and out-of-corpus questions. We will also normalize common OCR and Unicode variations without changing the scientific meaning. Because our primary target is groundedness, uncertain cases will fail closed: the agent will re-search and ultimately abstain rather than answer without adequate textbook evidence.</w:t>
             </w:r>
           </w:p>
         </w:tc>
@@ -9262,55 +10810,112 @@
             </w:pPr>
             <w:r>
               <w:rPr>
+                <w:color w:val="1b1b1e"/>
+                <w:sz w:val="21"/>
+                <w:szCs w:val="21"/>
+                <w:rtl w:val="0"/>
+              </w:rPr>
+              <w:t xml:space="preserve">Extract bilingual text and preserve structural boundaries from vector PDFs to build a searchable exact-match index.</w:t>
+            </w:r>
+            <w:r>
+              <w:rPr>
+                <w:rtl w:val="0"/>
+              </w:rPr>
+            </w:r>
+          </w:p>
+        </w:tc>
+        <w:tc>
+          <w:tcPr>
+            <w:tcBorders>
+              <w:top w:color="000000" w:space="0" w:sz="0" w:val="nil"/>
+              <w:left w:color="000000" w:space="0" w:sz="0" w:val="nil"/>
+              <w:bottom w:color="000000" w:space="0" w:sz="8" w:val="single"/>
+              <w:right w:color="000000" w:space="0" w:sz="8" w:val="single"/>
+            </w:tcBorders>
+            <w:shd w:fill="auto" w:val="clear"/>
+            <w:tcMar>
+              <w:top w:w="0.0" w:type="dxa"/>
+              <w:left w:w="20.0" w:type="dxa"/>
+              <w:bottom w:w="0.0" w:type="dxa"/>
+              <w:right w:w="20.0" w:type="dxa"/>
+            </w:tcMar>
+            <w:vAlign w:val="top"/>
+          </w:tcPr>
+          <w:p>
+            <w:pPr>
+              <w:spacing w:after="80" w:lineRule="auto"/>
+              <w:rPr>
                 <w:i w:val="1"/>
                 <w:iCs w:val="1"/>
                 <w:color w:val="595959"/>
                 <w:sz w:val="18"/>
                 <w:szCs w:val="18"/>
-                <w:rtl w:val="0"/>
-              </w:rPr>
-              <w:t xml:space="preserve">what these stages must achieve + success metric</w:t>
-            </w:r>
-          </w:p>
-        </w:tc>
-        <w:tc>
-          <w:tcPr>
-            <w:tcBorders>
-              <w:top w:color="000000" w:space="0" w:sz="0" w:val="nil"/>
-              <w:left w:color="000000" w:space="0" w:sz="0" w:val="nil"/>
-              <w:bottom w:color="000000" w:space="0" w:sz="8" w:val="single"/>
-              <w:right w:color="000000" w:space="0" w:sz="8" w:val="single"/>
-            </w:tcBorders>
-            <w:shd w:fill="auto" w:val="clear"/>
-            <w:tcMar>
-              <w:top w:w="0.0" w:type="dxa"/>
-              <w:left w:w="20.0" w:type="dxa"/>
-              <w:bottom w:w="0.0" w:type="dxa"/>
-              <w:right w:w="20.0" w:type="dxa"/>
-            </w:tcMar>
-            <w:vAlign w:val="top"/>
-          </w:tcPr>
-          <w:p>
-            <w:pPr>
-              <w:spacing w:after="80" w:lineRule="auto"/>
-              <w:rPr>
-                <w:i w:val="1"/>
-                <w:iCs w:val="1"/>
-                <w:color w:val="595959"/>
-                <w:sz w:val="18"/>
-                <w:szCs w:val="18"/>
-              </w:rPr>
-            </w:pPr>
-            <w:r>
-              <w:rPr>
-                <w:i w:val="1"/>
-                <w:iCs w:val="1"/>
-                <w:color w:val="595959"/>
-                <w:sz w:val="18"/>
-                <w:szCs w:val="18"/>
-                <w:rtl w:val="0"/>
-              </w:rPr>
-              <w:t xml:space="preserve">why this · its cost · what would change our mind</w:t>
+              </w:rPr>
+            </w:pPr>
+            <w:r>
+              <w:rPr>
+                <w:b w:val="1"/>
+                <w:bCs w:val="1"/>
+                <w:color w:val="1b1b1e"/>
+                <w:sz w:val="21"/>
+                <w:szCs w:val="21"/>
+                <w:rtl w:val="0"/>
+              </w:rPr>
+              <w:t xml:space="preserve">Why this fits:</w:t>
+            </w:r>
+            <w:r>
+              <w:rPr>
+                <w:color w:val="1b1b1e"/>
+                <w:sz w:val="21"/>
+                <w:szCs w:val="21"/>
+                <w:rtl w:val="0"/>
+              </w:rPr>
+              <w:t xml:space="preserve"> Our NCTB PDFs lack text layers and contain code-mixed Bangla-Latin formulas.&lt;br&gt;</w:t>
+            </w:r>
+            <w:r>
+              <w:rPr>
+                <w:b w:val="1"/>
+                <w:bCs w:val="1"/>
+                <w:color w:val="1b1b1e"/>
+                <w:sz w:val="21"/>
+                <w:szCs w:val="21"/>
+                <w:rtl w:val="0"/>
+              </w:rPr>
+              <w:t xml:space="preserve">What it costs:</w:t>
+            </w:r>
+            <w:r>
+              <w:rPr>
+                <w:color w:val="1b1b1e"/>
+                <w:sz w:val="21"/>
+                <w:szCs w:val="21"/>
+                <w:rtl w:val="0"/>
+              </w:rPr>
+              <w:t xml:space="preserve"> Multi-stage vision pipeline (Layout + OCR) is highly compute-intensive compared to standard PDF parsing.&lt;br&gt;</w:t>
+            </w:r>
+            <w:r>
+              <w:rPr>
+                <w:b w:val="1"/>
+                <w:bCs w:val="1"/>
+                <w:color w:val="1b1b1e"/>
+                <w:sz w:val="21"/>
+                <w:szCs w:val="21"/>
+                <w:rtl w:val="0"/>
+              </w:rPr>
+              <w:t xml:space="preserve">What would change our mind:</w:t>
+            </w:r>
+            <w:r>
+              <w:rPr>
+                <w:color w:val="1b1b1e"/>
+                <w:sz w:val="21"/>
+                <w:szCs w:val="21"/>
+                <w:rtl w:val="0"/>
+              </w:rPr>
+              <w:t xml:space="preserve"> If NCTB provided ePub/XML versions with native MathML, we would drop the vision stack entirely.</w:t>
+            </w:r>
+            <w:r>
+              <w:rPr>
+                <w:rtl w:val="0"/>
+              </w:rPr>
             </w:r>
           </w:p>
         </w:tc>
@@ -9381,55 +10986,112 @@
             </w:pPr>
             <w:r>
               <w:rPr>
+                <w:color w:val="1b1b1e"/>
+                <w:sz w:val="21"/>
+                <w:szCs w:val="21"/>
+                <w:rtl w:val="0"/>
+              </w:rPr>
+              <w:t xml:space="preserve">300 DPI grayscale rasterization, layout-cropped regions, semantic sentence-boundary chunking.</w:t>
+            </w:r>
+            <w:r>
+              <w:rPr>
+                <w:rtl w:val="0"/>
+              </w:rPr>
+            </w:r>
+          </w:p>
+        </w:tc>
+        <w:tc>
+          <w:tcPr>
+            <w:tcBorders>
+              <w:top w:color="000000" w:space="0" w:sz="0" w:val="nil"/>
+              <w:left w:color="000000" w:space="0" w:sz="0" w:val="nil"/>
+              <w:bottom w:color="000000" w:space="0" w:sz="8" w:val="single"/>
+              <w:right w:color="000000" w:space="0" w:sz="8" w:val="single"/>
+            </w:tcBorders>
+            <w:shd w:fill="auto" w:val="clear"/>
+            <w:tcMar>
+              <w:top w:w="0.0" w:type="dxa"/>
+              <w:left w:w="20.0" w:type="dxa"/>
+              <w:bottom w:w="0.0" w:type="dxa"/>
+              <w:right w:w="20.0" w:type="dxa"/>
+            </w:tcMar>
+            <w:vAlign w:val="top"/>
+          </w:tcPr>
+          <w:p>
+            <w:pPr>
+              <w:spacing w:after="80" w:lineRule="auto"/>
+              <w:rPr>
                 <w:i w:val="1"/>
                 <w:iCs w:val="1"/>
                 <w:color w:val="595959"/>
                 <w:sz w:val="18"/>
                 <w:szCs w:val="18"/>
-                <w:rtl w:val="0"/>
-              </w:rPr>
-              <w:t xml:space="preserve">inputs, formats, splits, any labels used</w:t>
-            </w:r>
-          </w:p>
-        </w:tc>
-        <w:tc>
-          <w:tcPr>
-            <w:tcBorders>
-              <w:top w:color="000000" w:space="0" w:sz="0" w:val="nil"/>
-              <w:left w:color="000000" w:space="0" w:sz="0" w:val="nil"/>
-              <w:bottom w:color="000000" w:space="0" w:sz="8" w:val="single"/>
-              <w:right w:color="000000" w:space="0" w:sz="8" w:val="single"/>
-            </w:tcBorders>
-            <w:shd w:fill="auto" w:val="clear"/>
-            <w:tcMar>
-              <w:top w:w="0.0" w:type="dxa"/>
-              <w:left w:w="20.0" w:type="dxa"/>
-              <w:bottom w:w="0.0" w:type="dxa"/>
-              <w:right w:w="20.0" w:type="dxa"/>
-            </w:tcMar>
-            <w:vAlign w:val="top"/>
-          </w:tcPr>
-          <w:p>
-            <w:pPr>
-              <w:spacing w:after="80" w:lineRule="auto"/>
-              <w:rPr>
-                <w:i w:val="1"/>
-                <w:iCs w:val="1"/>
-                <w:color w:val="595959"/>
-                <w:sz w:val="18"/>
-                <w:szCs w:val="18"/>
-              </w:rPr>
-            </w:pPr>
-            <w:r>
-              <w:rPr>
-                <w:i w:val="1"/>
-                <w:iCs w:val="1"/>
-                <w:color w:val="595959"/>
-                <w:sz w:val="18"/>
-                <w:szCs w:val="18"/>
-                <w:rtl w:val="0"/>
-              </w:rPr>
-              <w:t xml:space="preserve">why this · its cost · what would change our mind</w:t>
+              </w:rPr>
+            </w:pPr>
+            <w:r>
+              <w:rPr>
+                <w:b w:val="1"/>
+                <w:bCs w:val="1"/>
+                <w:color w:val="1b1b1e"/>
+                <w:sz w:val="21"/>
+                <w:szCs w:val="21"/>
+                <w:rtl w:val="0"/>
+              </w:rPr>
+              <w:t xml:space="preserve">Why this fits:</w:t>
+            </w:r>
+            <w:r>
+              <w:rPr>
+                <w:color w:val="1b1b1e"/>
+                <w:sz w:val="21"/>
+                <w:szCs w:val="21"/>
+                <w:rtl w:val="0"/>
+              </w:rPr>
+              <w:t xml:space="preserve"> 300 DPI is required to resolve tiny Bangla conjuncts and formula sub/superscripts. Semantic chunking prevents cutting definitions mid-sentence.&lt;br&gt;</w:t>
+            </w:r>
+            <w:r>
+              <w:rPr>
+                <w:b w:val="1"/>
+                <w:bCs w:val="1"/>
+                <w:color w:val="1b1b1e"/>
+                <w:sz w:val="21"/>
+                <w:szCs w:val="21"/>
+                <w:rtl w:val="0"/>
+              </w:rPr>
+              <w:t xml:space="preserve">What it costs:</w:t>
+            </w:r>
+            <w:r>
+              <w:rPr>
+                <w:color w:val="1b1b1e"/>
+                <w:sz w:val="21"/>
+                <w:szCs w:val="21"/>
+                <w:rtl w:val="0"/>
+              </w:rPr>
+              <w:t xml:space="preserve"> 310.5 MB disk footprint and uneven chunk lengths.&lt;br&gt;</w:t>
+            </w:r>
+            <w:r>
+              <w:rPr>
+                <w:b w:val="1"/>
+                <w:bCs w:val="1"/>
+                <w:color w:val="1b1b1e"/>
+                <w:sz w:val="21"/>
+                <w:szCs w:val="21"/>
+                <w:rtl w:val="0"/>
+              </w:rPr>
+              <w:t xml:space="preserve">What would change our mind:</w:t>
+            </w:r>
+            <w:r>
+              <w:rPr>
+                <w:color w:val="1b1b1e"/>
+                <w:sz w:val="21"/>
+                <w:szCs w:val="21"/>
+                <w:rtl w:val="0"/>
+              </w:rPr>
+              <w:t xml:space="preserve"> If semantic chunking causes too many out-of-memory errors during embedding, we would revert to fixed-size sliding windows.</w:t>
+            </w:r>
+            <w:r>
+              <w:rPr>
+                <w:rtl w:val="0"/>
+              </w:rPr>
             </w:r>
           </w:p>
         </w:tc>
@@ -9500,55 +11162,232 @@
             </w:pPr>
             <w:r>
               <w:rPr>
+                <w:rFonts w:ascii="Courier New" w:cs="Courier New" w:eastAsia="Courier New" w:hAnsi="Courier New"/>
+                <w:color w:val="2b2d31"/>
+                <w:sz w:val="21"/>
+                <w:szCs w:val="21"/>
+                <w:shd w:fill="fcfcfc" w:val="clear"/>
+                <w:rtl w:val="0"/>
+              </w:rPr>
+              <w:t xml:space="preserve">YOLO11-DocLayNet</w:t>
+            </w:r>
+            <w:r>
+              <w:rPr>
+                <w:color w:val="1b1b1e"/>
+                <w:sz w:val="21"/>
+                <w:szCs w:val="21"/>
+                <w:rtl w:val="0"/>
+              </w:rPr>
+              <w:t xml:space="preserve"> (Layout) + </w:t>
+            </w:r>
+            <w:r>
+              <w:rPr>
+                <w:rFonts w:ascii="Courier New" w:cs="Courier New" w:eastAsia="Courier New" w:hAnsi="Courier New"/>
+                <w:color w:val="2b2d31"/>
+                <w:sz w:val="21"/>
+                <w:szCs w:val="21"/>
+                <w:shd w:fill="fcfcfc" w:val="clear"/>
+                <w:rtl w:val="0"/>
+              </w:rPr>
+              <w:t xml:space="preserve">EasyOCR bn+en</w:t>
+            </w:r>
+            <w:r>
+              <w:rPr>
+                <w:color w:val="1b1b1e"/>
+                <w:sz w:val="21"/>
+                <w:szCs w:val="21"/>
+                <w:rtl w:val="0"/>
+              </w:rPr>
+              <w:t xml:space="preserve"> (Reader) + </w:t>
+            </w:r>
+            <w:r>
+              <w:rPr>
+                <w:rFonts w:ascii="Courier New" w:cs="Courier New" w:eastAsia="Courier New" w:hAnsi="Courier New"/>
+                <w:color w:val="2b2d31"/>
+                <w:sz w:val="21"/>
+                <w:szCs w:val="21"/>
+                <w:shd w:fill="fcfcfc" w:val="clear"/>
+                <w:rtl w:val="0"/>
+              </w:rPr>
+              <w:t xml:space="preserve">multilingual-e5-large</w:t>
+            </w:r>
+            <w:r>
+              <w:rPr>
+                <w:color w:val="1b1b1e"/>
+                <w:sz w:val="21"/>
+                <w:szCs w:val="21"/>
+                <w:rtl w:val="0"/>
+              </w:rPr>
+              <w:t xml:space="preserve"> (Embedder).</w:t>
+            </w:r>
+            <w:r>
+              <w:rPr>
+                <w:rtl w:val="0"/>
+              </w:rPr>
+            </w:r>
+          </w:p>
+        </w:tc>
+        <w:tc>
+          <w:tcPr>
+            <w:tcBorders>
+              <w:top w:color="000000" w:space="0" w:sz="0" w:val="nil"/>
+              <w:left w:color="000000" w:space="0" w:sz="0" w:val="nil"/>
+              <w:bottom w:color="000000" w:space="0" w:sz="8" w:val="single"/>
+              <w:right w:color="000000" w:space="0" w:sz="8" w:val="single"/>
+            </w:tcBorders>
+            <w:shd w:fill="auto" w:val="clear"/>
+            <w:tcMar>
+              <w:top w:w="0.0" w:type="dxa"/>
+              <w:left w:w="20.0" w:type="dxa"/>
+              <w:bottom w:w="0.0" w:type="dxa"/>
+              <w:right w:w="20.0" w:type="dxa"/>
+            </w:tcMar>
+            <w:vAlign w:val="top"/>
+          </w:tcPr>
+          <w:p>
+            <w:pPr>
+              <w:spacing w:after="80" w:lineRule="auto"/>
+              <w:rPr>
+                <w:color w:val="1b1b1e"/>
+                <w:sz w:val="21"/>
+                <w:szCs w:val="21"/>
+              </w:rPr>
+            </w:pPr>
+            <w:r>
+              <w:rPr>
+                <w:b w:val="1"/>
+                <w:bCs w:val="1"/>
+                <w:color w:val="1b1b1e"/>
+                <w:sz w:val="21"/>
+                <w:szCs w:val="21"/>
+                <w:rtl w:val="0"/>
+              </w:rPr>
+              <w:t xml:space="preserve">Why this fits:</w:t>
+            </w:r>
+            <w:r>
+              <w:rPr>
+                <w:color w:val="1b1b1e"/>
+                <w:sz w:val="21"/>
+                <w:szCs w:val="21"/>
+                <w:rtl w:val="0"/>
+              </w:rPr>
+              <w:t xml:space="preserve"> </w:t>
+            </w:r>
+            <w:r>
+              <w:rPr>
+                <w:rFonts w:ascii="Courier New" w:cs="Courier New" w:eastAsia="Courier New" w:hAnsi="Courier New"/>
+                <w:color w:val="2b2d31"/>
+                <w:sz w:val="21"/>
+                <w:szCs w:val="21"/>
+                <w:shd w:fill="fcfcfc" w:val="clear"/>
+                <w:rtl w:val="0"/>
+              </w:rPr>
+              <w:t xml:space="preserve">EasyOCR</w:t>
+            </w:r>
+            <w:r>
+              <w:rPr>
+                <w:color w:val="1b1b1e"/>
+                <w:sz w:val="21"/>
+                <w:szCs w:val="21"/>
+                <w:rtl w:val="0"/>
+              </w:rPr>
+              <w:t xml:space="preserve"> preserves Bangla and Latin formulas simultaneously. </w:t>
+            </w:r>
+            <w:r>
+              <w:rPr>
+                <w:rFonts w:ascii="Courier New" w:cs="Courier New" w:eastAsia="Courier New" w:hAnsi="Courier New"/>
+                <w:color w:val="2b2d31"/>
+                <w:sz w:val="21"/>
+                <w:szCs w:val="21"/>
+                <w:shd w:fill="fcfcfc" w:val="clear"/>
+                <w:rtl w:val="0"/>
+              </w:rPr>
+              <w:t xml:space="preserve">e5-large</w:t>
+            </w:r>
+            <w:r>
+              <w:rPr>
+                <w:color w:val="1b1b1e"/>
+                <w:sz w:val="21"/>
+                <w:szCs w:val="21"/>
+                <w:rtl w:val="0"/>
+              </w:rPr>
+              <w:t xml:space="preserve"> excels at code-switched cross-lingual queries.&lt;br&gt;</w:t>
+            </w:r>
+            <w:r>
+              <w:rPr>
+                <w:b w:val="1"/>
+                <w:bCs w:val="1"/>
+                <w:color w:val="1b1b1e"/>
+                <w:sz w:val="21"/>
+                <w:szCs w:val="21"/>
+                <w:rtl w:val="0"/>
+              </w:rPr>
+              <w:t xml:space="preserve">What it costs:</w:t>
+            </w:r>
+            <w:r>
+              <w:rPr>
+                <w:color w:val="1b1b1e"/>
+                <w:sz w:val="21"/>
+                <w:szCs w:val="21"/>
+                <w:rtl w:val="0"/>
+              </w:rPr>
+              <w:t xml:space="preserve"> Heavy memory footprint requiring GPU/high CPU RAM for local extraction and embedding.&lt;br&gt;</w:t>
+            </w:r>
+            <w:r>
+              <w:rPr>
+                <w:b w:val="1"/>
+                <w:bCs w:val="1"/>
+                <w:color w:val="1b1b1e"/>
+                <w:sz w:val="21"/>
+                <w:szCs w:val="21"/>
+                <w:rtl w:val="0"/>
+              </w:rPr>
+              <w:t xml:space="preserve">What would change our mind:</w:t>
+            </w:r>
+            <w:r>
+              <w:rPr>
+                <w:color w:val="1b1b1e"/>
+                <w:sz w:val="21"/>
+                <w:szCs w:val="21"/>
+                <w:rtl w:val="0"/>
+              </w:rPr>
+              <w:t xml:space="preserve"> If a lightweight VLM (like Qwen2-VL) can perform layout and transcription in a single pass with </w:t>
+            </w:r>
+          </w:p>
+          <w:p>
+            <w:pPr>
+              <w:spacing w:line="288" w:lineRule="auto"/>
+              <w:rPr>
                 <w:i w:val="1"/>
                 <w:iCs w:val="1"/>
                 <w:color w:val="595959"/>
                 <w:sz w:val="18"/>
                 <w:szCs w:val="18"/>
-                <w:rtl w:val="0"/>
-              </w:rPr>
-              <w:t xml:space="preserve">checkpoints chosen per stage</w:t>
-            </w:r>
-          </w:p>
-        </w:tc>
-        <w:tc>
-          <w:tcPr>
-            <w:tcBorders>
-              <w:top w:color="000000" w:space="0" w:sz="0" w:val="nil"/>
-              <w:left w:color="000000" w:space="0" w:sz="0" w:val="nil"/>
-              <w:bottom w:color="000000" w:space="0" w:sz="8" w:val="single"/>
-              <w:right w:color="000000" w:space="0" w:sz="8" w:val="single"/>
-            </w:tcBorders>
-            <w:shd w:fill="auto" w:val="clear"/>
-            <w:tcMar>
-              <w:top w:w="0.0" w:type="dxa"/>
-              <w:left w:w="20.0" w:type="dxa"/>
-              <w:bottom w:w="0.0" w:type="dxa"/>
-              <w:right w:w="20.0" w:type="dxa"/>
-            </w:tcMar>
-            <w:vAlign w:val="top"/>
-          </w:tcPr>
-          <w:p>
-            <w:pPr>
-              <w:spacing w:after="80" w:lineRule="auto"/>
-              <w:rPr>
-                <w:i w:val="1"/>
-                <w:iCs w:val="1"/>
-                <w:color w:val="595959"/>
-                <w:sz w:val="18"/>
-                <w:szCs w:val="18"/>
-              </w:rPr>
-            </w:pPr>
-            <w:r>
-              <w:rPr>
-                <w:i w:val="1"/>
-                <w:iCs w:val="1"/>
-                <w:color w:val="595959"/>
-                <w:sz w:val="18"/>
-                <w:szCs w:val="18"/>
-                <w:rtl w:val="0"/>
-              </w:rPr>
-              <w:t xml:space="preserve">why this · its cost · what would change our mind</w:t>
+              </w:rPr>
+            </w:pPr>
+            <w:r>
+              <w:rPr>
+                <w:rFonts w:ascii="Times New Roman" w:cs="Times New Roman" w:eastAsia="Times New Roman" w:hAnsi="Times New Roman"/>
+                <w:color w:val="1b1b1e"/>
+                <w:sz w:val="25"/>
+                <w:szCs w:val="25"/>
+                <w:rtl w:val="0"/>
+              </w:rPr>
+              <w:t xml:space="preserve">&lt;2 </w:t>
+            </w:r>
+            <w:r>
+              <w:rPr>
+                <w:color w:val="1b1b1e"/>
+                <w:sz w:val="21"/>
+                <w:szCs w:val="21"/>
+                <w:rtl w:val="0"/>
+              </w:rPr>
+              <w:t xml:space="preserve">GB RAM footprint.</w:t>
+            </w:r>
+            <w:r>
+              <w:rPr>
+                <w:rtl w:val="0"/>
+              </w:rPr>
             </w:r>
           </w:p>
         </w:tc>
@@ -9626,7 +11465,41 @@
                 <w:szCs w:val="18"/>
                 <w:rtl w:val="0"/>
               </w:rPr>
-              <w:t xml:space="preserve">fine-tuning / inference technique, key hyperparameters</w:t>
+              <w:t xml:space="preserve">f</w:t>
+            </w:r>
+            <w:r>
+              <w:rPr>
+                <w:color w:val="1b1b1e"/>
+                <w:sz w:val="21"/>
+                <w:szCs w:val="21"/>
+                <w:rtl w:val="0"/>
+              </w:rPr>
+              <w:t xml:space="preserve">Pretrained inference only (no fine-tuning); FAISS </w:t>
+            </w:r>
+            <w:r>
+              <w:rPr>
+                <w:rFonts w:ascii="Courier New" w:cs="Courier New" w:eastAsia="Courier New" w:hAnsi="Courier New"/>
+                <w:color w:val="2b2d31"/>
+                <w:sz w:val="21"/>
+                <w:szCs w:val="21"/>
+                <w:shd w:fill="fcfcfc" w:val="clear"/>
+                <w:rtl w:val="0"/>
+              </w:rPr>
+              <w:t xml:space="preserve">IndexFlatIP</w:t>
+            </w:r>
+            <w:r>
+              <w:rPr>
+                <w:color w:val="1b1b1e"/>
+                <w:sz w:val="21"/>
+                <w:szCs w:val="21"/>
+                <w:rtl w:val="0"/>
+              </w:rPr>
+              <w:t xml:space="preserve"> (exact inner-product search).</w:t>
+            </w:r>
+            <w:r>
+              <w:rPr>
+                <w:rtl w:val="0"/>
+              </w:rPr>
             </w:r>
           </w:p>
         </w:tc>
@@ -9660,14 +11533,88 @@
             </w:pPr>
             <w:r>
               <w:rPr>
-                <w:i w:val="1"/>
-                <w:iCs w:val="1"/>
-                <w:color w:val="595959"/>
-                <w:sz w:val="18"/>
-                <w:szCs w:val="18"/>
-                <w:rtl w:val="0"/>
-              </w:rPr>
-              <w:t xml:space="preserve">why this · its cost · what would change our mind</w:t>
+                <w:b w:val="1"/>
+                <w:bCs w:val="1"/>
+                <w:color w:val="1b1b1e"/>
+                <w:sz w:val="21"/>
+                <w:szCs w:val="21"/>
+                <w:rtl w:val="0"/>
+              </w:rPr>
+              <w:t xml:space="preserve">Why this fits:</w:t>
+            </w:r>
+            <w:r>
+              <w:rPr>
+                <w:color w:val="1b1b1e"/>
+                <w:sz w:val="21"/>
+                <w:szCs w:val="21"/>
+                <w:rtl w:val="0"/>
+              </w:rPr>
+              <w:t xml:space="preserve"> At our corpus scale (~1k-3k chunks), flat brute-force search is instantaneous and guarantees 100% recall with no quantization loss.&lt;br&gt;</w:t>
+            </w:r>
+            <w:r>
+              <w:rPr>
+                <w:b w:val="1"/>
+                <w:bCs w:val="1"/>
+                <w:color w:val="1b1b1e"/>
+                <w:sz w:val="21"/>
+                <w:szCs w:val="21"/>
+                <w:rtl w:val="0"/>
+              </w:rPr>
+              <w:t xml:space="preserve">What it costs:</w:t>
+            </w:r>
+            <w:r>
+              <w:rPr>
+                <w:color w:val="1b1b1e"/>
+                <w:sz w:val="21"/>
+                <w:szCs w:val="21"/>
+                <w:rtl w:val="0"/>
+              </w:rPr>
+              <w:t xml:space="preserve"> Slower search scaling compared to approximate indices.&lt;br&gt;</w:t>
+            </w:r>
+            <w:r>
+              <w:rPr>
+                <w:b w:val="1"/>
+                <w:bCs w:val="1"/>
+                <w:color w:val="1b1b1e"/>
+                <w:sz w:val="21"/>
+                <w:szCs w:val="21"/>
+                <w:rtl w:val="0"/>
+              </w:rPr>
+              <w:t xml:space="preserve">What would change our mind:</w:t>
+            </w:r>
+            <w:r>
+              <w:rPr>
+                <w:color w:val="1b1b1e"/>
+                <w:sz w:val="21"/>
+                <w:szCs w:val="21"/>
+                <w:rtl w:val="0"/>
+              </w:rPr>
+              <w:t xml:space="preserve"> If the corpus grows beyond 100,000 chunks, we would switch to </w:t>
+            </w:r>
+            <w:r>
+              <w:rPr>
+                <w:rFonts w:ascii="Courier New" w:cs="Courier New" w:eastAsia="Courier New" w:hAnsi="Courier New"/>
+                <w:color w:val="2b2d31"/>
+                <w:sz w:val="21"/>
+                <w:szCs w:val="21"/>
+                <w:shd w:fill="fcfcfc" w:val="clear"/>
+                <w:rtl w:val="0"/>
+              </w:rPr>
+              <w:t xml:space="preserve">IndexHNSWFlat</w:t>
+            </w:r>
+            <w:r>
+              <w:rPr>
+                <w:color w:val="1b1b1e"/>
+                <w:sz w:val="21"/>
+                <w:szCs w:val="21"/>
+                <w:rtl w:val="0"/>
+              </w:rPr>
+              <w:t xml:space="preserve"> to maintain sub-100ms latency.</w:t>
+            </w:r>
+            <w:r>
+              <w:rPr>
+                <w:rtl w:val="0"/>
+              </w:rPr>
             </w:r>
           </w:p>
         </w:tc>
@@ -9738,55 +11685,192 @@
             </w:pPr>
             <w:r>
               <w:rPr>
+                <w:color w:val="1b1b1e"/>
+                <w:sz w:val="21"/>
+                <w:szCs w:val="21"/>
+                <w:rtl w:val="0"/>
+              </w:rPr>
+              <w:t xml:space="preserve">Fixed JSONL data contract storing </w:t>
+            </w:r>
+            <w:r>
+              <w:rPr>
+                <w:rFonts w:ascii="Courier New" w:cs="Courier New" w:eastAsia="Courier New" w:hAnsi="Courier New"/>
+                <w:color w:val="2b2d31"/>
+                <w:sz w:val="21"/>
+                <w:szCs w:val="21"/>
+                <w:shd w:fill="fcfcfc" w:val="clear"/>
+                <w:rtl w:val="0"/>
+              </w:rPr>
+              <w:t xml:space="preserve">chunk_id</w:t>
+            </w:r>
+            <w:r>
+              <w:rPr>
+                <w:color w:val="1b1b1e"/>
+                <w:sz w:val="21"/>
+                <w:szCs w:val="21"/>
+                <w:rtl w:val="0"/>
+              </w:rPr>
+              <w:t xml:space="preserve">, </w:t>
+            </w:r>
+            <w:r>
+              <w:rPr>
+                <w:rFonts w:ascii="Courier New" w:cs="Courier New" w:eastAsia="Courier New" w:hAnsi="Courier New"/>
+                <w:color w:val="2b2d31"/>
+                <w:sz w:val="21"/>
+                <w:szCs w:val="21"/>
+                <w:shd w:fill="fcfcfc" w:val="clear"/>
+                <w:rtl w:val="0"/>
+              </w:rPr>
+              <w:t xml:space="preserve">text</w:t>
+            </w:r>
+            <w:r>
+              <w:rPr>
+                <w:color w:val="1b1b1e"/>
+                <w:sz w:val="21"/>
+                <w:szCs w:val="21"/>
+                <w:rtl w:val="0"/>
+              </w:rPr>
+              <w:t xml:space="preserve">, </w:t>
+            </w:r>
+            <w:r>
+              <w:rPr>
+                <w:rFonts w:ascii="Courier New" w:cs="Courier New" w:eastAsia="Courier New" w:hAnsi="Courier New"/>
+                <w:color w:val="2b2d31"/>
+                <w:sz w:val="21"/>
+                <w:szCs w:val="21"/>
+                <w:shd w:fill="fcfcfc" w:val="clear"/>
+                <w:rtl w:val="0"/>
+              </w:rPr>
+              <w:t xml:space="preserve">bounding_box</w:t>
+            </w:r>
+            <w:r>
+              <w:rPr>
+                <w:color w:val="1b1b1e"/>
+                <w:sz w:val="21"/>
+                <w:szCs w:val="21"/>
+                <w:rtl w:val="0"/>
+              </w:rPr>
+              <w:t xml:space="preserve">, and </w:t>
+            </w:r>
+            <w:r>
+              <w:rPr>
+                <w:rFonts w:ascii="Courier New" w:cs="Courier New" w:eastAsia="Courier New" w:hAnsi="Courier New"/>
+                <w:color w:val="2b2d31"/>
+                <w:sz w:val="21"/>
+                <w:szCs w:val="21"/>
+                <w:shd w:fill="fcfcfc" w:val="clear"/>
+                <w:rtl w:val="0"/>
+              </w:rPr>
+              <w:t xml:space="preserve">page_id</w:t>
+            </w:r>
+            <w:r>
+              <w:rPr>
+                <w:color w:val="1b1b1e"/>
+                <w:sz w:val="21"/>
+                <w:szCs w:val="21"/>
+                <w:rtl w:val="0"/>
+              </w:rPr>
+              <w:t xml:space="preserve"> before indexing.</w:t>
+            </w:r>
+            <w:r>
+              <w:rPr>
+                <w:rtl w:val="0"/>
+              </w:rPr>
+            </w:r>
+          </w:p>
+        </w:tc>
+        <w:tc>
+          <w:tcPr>
+            <w:tcBorders>
+              <w:top w:color="000000" w:space="0" w:sz="0" w:val="nil"/>
+              <w:left w:color="000000" w:space="0" w:sz="0" w:val="nil"/>
+              <w:bottom w:color="000000" w:space="0" w:sz="8" w:val="single"/>
+              <w:right w:color="000000" w:space="0" w:sz="8" w:val="single"/>
+            </w:tcBorders>
+            <w:shd w:fill="auto" w:val="clear"/>
+            <w:tcMar>
+              <w:top w:w="0.0" w:type="dxa"/>
+              <w:left w:w="20.0" w:type="dxa"/>
+              <w:bottom w:w="0.0" w:type="dxa"/>
+              <w:right w:w="20.0" w:type="dxa"/>
+            </w:tcMar>
+            <w:vAlign w:val="top"/>
+          </w:tcPr>
+          <w:p>
+            <w:pPr>
+              <w:spacing w:after="80" w:lineRule="auto"/>
+              <w:rPr>
                 <w:i w:val="1"/>
                 <w:iCs w:val="1"/>
                 <w:color w:val="595959"/>
                 <w:sz w:val="18"/>
                 <w:szCs w:val="18"/>
-                <w:rtl w:val="0"/>
-              </w:rPr>
-              <w:t xml:space="preserve">how the stages connect (the data contracts)</w:t>
-            </w:r>
-          </w:p>
-        </w:tc>
-        <w:tc>
-          <w:tcPr>
-            <w:tcBorders>
-              <w:top w:color="000000" w:space="0" w:sz="0" w:val="nil"/>
-              <w:left w:color="000000" w:space="0" w:sz="0" w:val="nil"/>
-              <w:bottom w:color="000000" w:space="0" w:sz="8" w:val="single"/>
-              <w:right w:color="000000" w:space="0" w:sz="8" w:val="single"/>
-            </w:tcBorders>
-            <w:shd w:fill="auto" w:val="clear"/>
-            <w:tcMar>
-              <w:top w:w="0.0" w:type="dxa"/>
-              <w:left w:w="20.0" w:type="dxa"/>
-              <w:bottom w:w="0.0" w:type="dxa"/>
-              <w:right w:w="20.0" w:type="dxa"/>
-            </w:tcMar>
-            <w:vAlign w:val="top"/>
-          </w:tcPr>
-          <w:p>
-            <w:pPr>
-              <w:spacing w:after="80" w:lineRule="auto"/>
-              <w:rPr>
-                <w:i w:val="1"/>
-                <w:iCs w:val="1"/>
-                <w:color w:val="595959"/>
-                <w:sz w:val="18"/>
-                <w:szCs w:val="18"/>
-              </w:rPr>
-            </w:pPr>
-            <w:r>
-              <w:rPr>
-                <w:i w:val="1"/>
-                <w:iCs w:val="1"/>
-                <w:color w:val="595959"/>
-                <w:sz w:val="18"/>
-                <w:szCs w:val="18"/>
-                <w:rtl w:val="0"/>
-              </w:rPr>
-              <w:t xml:space="preserve">why this · its cost · what would change our mind</w:t>
+              </w:rPr>
+            </w:pPr>
+            <w:r>
+              <w:rPr>
+                <w:b w:val="1"/>
+                <w:bCs w:val="1"/>
+                <w:color w:val="1b1b1e"/>
+                <w:sz w:val="21"/>
+                <w:szCs w:val="21"/>
+                <w:rtl w:val="0"/>
+              </w:rPr>
+              <w:t xml:space="preserve">Why this fits:</w:t>
+            </w:r>
+            <w:r>
+              <w:rPr>
+                <w:color w:val="1b1b1e"/>
+                <w:sz w:val="21"/>
+                <w:szCs w:val="21"/>
+                <w:rtl w:val="0"/>
+              </w:rPr>
+              <w:t xml:space="preserve"> Passing exact bounding boxes into the index satisfies our Auditable NFR, guaranteeing the UI can draw citation highlights later.&lt;br&gt;</w:t>
+            </w:r>
+            <w:r>
+              <w:rPr>
+                <w:b w:val="1"/>
+                <w:bCs w:val="1"/>
+                <w:color w:val="1b1b1e"/>
+                <w:sz w:val="21"/>
+                <w:szCs w:val="21"/>
+                <w:rtl w:val="0"/>
+              </w:rPr>
+              <w:t xml:space="preserve">What it costs:</w:t>
+            </w:r>
+            <w:r>
+              <w:rPr>
+                <w:color w:val="1b1b1e"/>
+                <w:sz w:val="21"/>
+                <w:szCs w:val="21"/>
+                <w:rtl w:val="0"/>
+              </w:rPr>
+              <w:t xml:space="preserve"> Larger index payload size requiring strict schema validation.&lt;br&gt;</w:t>
+            </w:r>
+            <w:r>
+              <w:rPr>
+                <w:b w:val="1"/>
+                <w:bCs w:val="1"/>
+                <w:color w:val="1b1b1e"/>
+                <w:sz w:val="21"/>
+                <w:szCs w:val="21"/>
+                <w:rtl w:val="0"/>
+              </w:rPr>
+              <w:t xml:space="preserve">What would change our mind:</w:t>
+            </w:r>
+            <w:r>
+              <w:rPr>
+                <w:color w:val="1b1b1e"/>
+                <w:sz w:val="21"/>
+                <w:szCs w:val="21"/>
+                <w:rtl w:val="0"/>
+              </w:rPr>
+              <w:t xml:space="preserve"> If bounding-box storage crashes the agent's memory in A3, we would store page-level citations instead of token-level boxes.</w:t>
+            </w:r>
+            <w:r>
+              <w:rPr>
+                <w:rtl w:val="0"/>
+              </w:rPr>
             </w:r>
           </w:p>
         </w:tc>
@@ -9857,55 +11941,172 @@
             </w:pPr>
             <w:r>
               <w:rPr>
+                <w:color w:val="1b1b1e"/>
+                <w:sz w:val="21"/>
+                <w:szCs w:val="21"/>
+                <w:rtl w:val="0"/>
+              </w:rPr>
+              <w:t xml:space="preserve">Locked </w:t>
+            </w:r>
+            <w:r>
+              <w:rPr>
+                <w:rFonts w:ascii="Courier New" w:cs="Courier New" w:eastAsia="Courier New" w:hAnsi="Courier New"/>
+                <w:color w:val="2b2d31"/>
+                <w:sz w:val="21"/>
+                <w:szCs w:val="21"/>
+                <w:shd w:fill="fcfcfc" w:val="clear"/>
+                <w:rtl w:val="0"/>
+              </w:rPr>
+              <w:t xml:space="preserve">configs/config.yaml</w:t>
+            </w:r>
+            <w:r>
+              <w:rPr>
+                <w:color w:val="1b1b1e"/>
+                <w:sz w:val="21"/>
+                <w:szCs w:val="21"/>
+                <w:rtl w:val="0"/>
+              </w:rPr>
+              <w:t xml:space="preserve"> for OCR/Chunking parameters and Jupyter notebooks for CER evaluation.</w:t>
+            </w:r>
+            <w:r>
+              <w:rPr>
+                <w:rtl w:val="0"/>
+              </w:rPr>
+            </w:r>
+          </w:p>
+        </w:tc>
+        <w:tc>
+          <w:tcPr>
+            <w:tcBorders>
+              <w:top w:color="000000" w:space="0" w:sz="0" w:val="nil"/>
+              <w:left w:color="000000" w:space="0" w:sz="0" w:val="nil"/>
+              <w:bottom w:color="000000" w:space="0" w:sz="8" w:val="single"/>
+              <w:right w:color="000000" w:space="0" w:sz="8" w:val="single"/>
+            </w:tcBorders>
+            <w:shd w:fill="auto" w:val="clear"/>
+            <w:tcMar>
+              <w:top w:w="0.0" w:type="dxa"/>
+              <w:left w:w="20.0" w:type="dxa"/>
+              <w:bottom w:w="0.0" w:type="dxa"/>
+              <w:right w:w="20.0" w:type="dxa"/>
+            </w:tcMar>
+            <w:vAlign w:val="top"/>
+          </w:tcPr>
+          <w:p>
+            <w:pPr>
+              <w:spacing w:after="80" w:lineRule="auto"/>
+              <w:rPr>
                 <w:i w:val="1"/>
                 <w:iCs w:val="1"/>
                 <w:color w:val="595959"/>
                 <w:sz w:val="18"/>
                 <w:szCs w:val="18"/>
-                <w:rtl w:val="0"/>
-              </w:rPr>
-              <w:t xml:space="preserve">tests, config, experiment logging</w:t>
-            </w:r>
-          </w:p>
-        </w:tc>
-        <w:tc>
-          <w:tcPr>
-            <w:tcBorders>
-              <w:top w:color="000000" w:space="0" w:sz="0" w:val="nil"/>
-              <w:left w:color="000000" w:space="0" w:sz="0" w:val="nil"/>
-              <w:bottom w:color="000000" w:space="0" w:sz="8" w:val="single"/>
-              <w:right w:color="000000" w:space="0" w:sz="8" w:val="single"/>
-            </w:tcBorders>
-            <w:shd w:fill="auto" w:val="clear"/>
-            <w:tcMar>
-              <w:top w:w="0.0" w:type="dxa"/>
-              <w:left w:w="20.0" w:type="dxa"/>
-              <w:bottom w:w="0.0" w:type="dxa"/>
-              <w:right w:w="20.0" w:type="dxa"/>
-            </w:tcMar>
-            <w:vAlign w:val="top"/>
-          </w:tcPr>
-          <w:p>
-            <w:pPr>
-              <w:spacing w:after="80" w:lineRule="auto"/>
-              <w:rPr>
-                <w:i w:val="1"/>
-                <w:iCs w:val="1"/>
-                <w:color w:val="595959"/>
-                <w:sz w:val="18"/>
-                <w:szCs w:val="18"/>
-              </w:rPr>
-            </w:pPr>
-            <w:r>
-              <w:rPr>
-                <w:i w:val="1"/>
-                <w:iCs w:val="1"/>
-                <w:color w:val="595959"/>
-                <w:sz w:val="18"/>
-                <w:szCs w:val="18"/>
-                <w:rtl w:val="0"/>
-              </w:rPr>
-              <w:t xml:space="preserve">why this · its cost · what would change our mind</w:t>
+              </w:rPr>
+            </w:pPr>
+            <w:r>
+              <w:rPr>
+                <w:b w:val="1"/>
+                <w:bCs w:val="1"/>
+                <w:color w:val="1b1b1e"/>
+                <w:sz w:val="21"/>
+                <w:szCs w:val="21"/>
+                <w:rtl w:val="0"/>
+              </w:rPr>
+              <w:t xml:space="preserve">Why this fits:</w:t>
+            </w:r>
+            <w:r>
+              <w:rPr>
+                <w:color w:val="1b1b1e"/>
+                <w:sz w:val="21"/>
+                <w:szCs w:val="21"/>
+                <w:rtl w:val="0"/>
+              </w:rPr>
+              <w:t xml:space="preserve"> Centralized config files ensure that every time we build the index, </w:t>
+            </w:r>
+            <w:r>
+              <w:rPr>
+                <w:rFonts w:ascii="Courier New" w:cs="Courier New" w:eastAsia="Courier New" w:hAnsi="Courier New"/>
+                <w:color w:val="2b2d31"/>
+                <w:sz w:val="21"/>
+                <w:szCs w:val="21"/>
+                <w:shd w:fill="fcfcfc" w:val="clear"/>
+                <w:rtl w:val="0"/>
+              </w:rPr>
+              <w:t xml:space="preserve">EasyOCR</w:t>
+            </w:r>
+            <w:r>
+              <w:rPr>
+                <w:color w:val="1b1b1e"/>
+                <w:sz w:val="21"/>
+                <w:szCs w:val="21"/>
+                <w:rtl w:val="0"/>
+              </w:rPr>
+              <w:t xml:space="preserve"> and </w:t>
+            </w:r>
+            <w:r>
+              <w:rPr>
+                <w:rFonts w:ascii="Courier New" w:cs="Courier New" w:eastAsia="Courier New" w:hAnsi="Courier New"/>
+                <w:color w:val="2b2d31"/>
+                <w:sz w:val="21"/>
+                <w:szCs w:val="21"/>
+                <w:shd w:fill="fcfcfc" w:val="clear"/>
+                <w:rtl w:val="0"/>
+              </w:rPr>
+              <w:t xml:space="preserve">FAISS</w:t>
+            </w:r>
+            <w:r>
+              <w:rPr>
+                <w:color w:val="1b1b1e"/>
+                <w:sz w:val="21"/>
+                <w:szCs w:val="21"/>
+                <w:rtl w:val="0"/>
+              </w:rPr>
+              <w:t xml:space="preserve"> use identical deterministic settings, ensuring 100% reproducibility.&lt;br&gt;</w:t>
+            </w:r>
+            <w:r>
+              <w:rPr>
+                <w:b w:val="1"/>
+                <w:bCs w:val="1"/>
+                <w:color w:val="1b1b1e"/>
+                <w:sz w:val="21"/>
+                <w:szCs w:val="21"/>
+                <w:rtl w:val="0"/>
+              </w:rPr>
+              <w:t xml:space="preserve">What it costs:</w:t>
+            </w:r>
+            <w:r>
+              <w:rPr>
+                <w:color w:val="1b1b1e"/>
+                <w:sz w:val="21"/>
+                <w:szCs w:val="21"/>
+                <w:rtl w:val="0"/>
+              </w:rPr>
+              <w:t xml:space="preserve"> We have to maintain automated testing harnesses rather than hardcoding variables in Python scripts.&lt;br&gt;</w:t>
+            </w:r>
+            <w:r>
+              <w:rPr>
+                <w:b w:val="1"/>
+                <w:bCs w:val="1"/>
+                <w:color w:val="1b1b1e"/>
+                <w:sz w:val="21"/>
+                <w:szCs w:val="21"/>
+                <w:rtl w:val="0"/>
+              </w:rPr>
+              <w:t xml:space="preserve">What would change our mind:</w:t>
+            </w:r>
+            <w:r>
+              <w:rPr>
+                <w:color w:val="1b1b1e"/>
+                <w:sz w:val="21"/>
+                <w:szCs w:val="21"/>
+                <w:rtl w:val="0"/>
+              </w:rPr>
+              <w:t xml:space="preserve"> If the team expands rapidly, we would switch to a strict MLflow tracking setup to govern parameters.</w:t>
+            </w:r>
+            <w:r>
+              <w:rPr>
+                <w:rtl w:val="0"/>
+              </w:rPr>
             </w:r>
           </w:p>
         </w:tc>
@@ -9976,55 +12177,152 @@
             </w:pPr>
             <w:r>
               <w:rPr>
+                <w:color w:val="1b1b1e"/>
+                <w:sz w:val="21"/>
+                <w:szCs w:val="21"/>
+                <w:rtl w:val="0"/>
+              </w:rPr>
+              <w:t xml:space="preserve">Batch offline indexing. Ingest, OCR, and embedding run fully offline during build-time.</w:t>
+            </w:r>
+            <w:r>
+              <w:rPr>
+                <w:rtl w:val="0"/>
+              </w:rPr>
+            </w:r>
+          </w:p>
+        </w:tc>
+        <w:tc>
+          <w:tcPr>
+            <w:tcBorders>
+              <w:top w:color="000000" w:space="0" w:sz="0" w:val="nil"/>
+              <w:left w:color="000000" w:space="0" w:sz="0" w:val="nil"/>
+              <w:bottom w:color="000000" w:space="0" w:sz="8" w:val="single"/>
+              <w:right w:color="000000" w:space="0" w:sz="8" w:val="single"/>
+            </w:tcBorders>
+            <w:shd w:fill="auto" w:val="clear"/>
+            <w:tcMar>
+              <w:top w:w="0.0" w:type="dxa"/>
+              <w:left w:w="20.0" w:type="dxa"/>
+              <w:bottom w:w="0.0" w:type="dxa"/>
+              <w:right w:w="20.0" w:type="dxa"/>
+            </w:tcMar>
+            <w:vAlign w:val="top"/>
+          </w:tcPr>
+          <w:p>
+            <w:pPr>
+              <w:spacing w:after="80" w:lineRule="auto"/>
+              <w:rPr>
                 <w:i w:val="1"/>
                 <w:iCs w:val="1"/>
                 <w:color w:val="595959"/>
                 <w:sz w:val="18"/>
                 <w:szCs w:val="18"/>
-                <w:rtl w:val="0"/>
-              </w:rPr>
-              <w:t xml:space="preserve">how indexing runs (batch, device, memory)</w:t>
-            </w:r>
-          </w:p>
-        </w:tc>
-        <w:tc>
-          <w:tcPr>
-            <w:tcBorders>
-              <w:top w:color="000000" w:space="0" w:sz="0" w:val="nil"/>
-              <w:left w:color="000000" w:space="0" w:sz="0" w:val="nil"/>
-              <w:bottom w:color="000000" w:space="0" w:sz="8" w:val="single"/>
-              <w:right w:color="000000" w:space="0" w:sz="8" w:val="single"/>
-            </w:tcBorders>
-            <w:shd w:fill="auto" w:val="clear"/>
-            <w:tcMar>
-              <w:top w:w="0.0" w:type="dxa"/>
-              <w:left w:w="20.0" w:type="dxa"/>
-              <w:bottom w:w="0.0" w:type="dxa"/>
-              <w:right w:w="20.0" w:type="dxa"/>
-            </w:tcMar>
-            <w:vAlign w:val="top"/>
-          </w:tcPr>
-          <w:p>
-            <w:pPr>
-              <w:spacing w:after="80" w:lineRule="auto"/>
-              <w:rPr>
-                <w:i w:val="1"/>
-                <w:iCs w:val="1"/>
-                <w:color w:val="595959"/>
-                <w:sz w:val="18"/>
-                <w:szCs w:val="18"/>
-              </w:rPr>
-            </w:pPr>
-            <w:r>
-              <w:rPr>
-                <w:i w:val="1"/>
-                <w:iCs w:val="1"/>
-                <w:color w:val="595959"/>
-                <w:sz w:val="18"/>
-                <w:szCs w:val="18"/>
-                <w:rtl w:val="0"/>
-              </w:rPr>
-              <w:t xml:space="preserve">why this · its cost · what would change our mind</w:t>
+              </w:rPr>
+            </w:pPr>
+            <w:r>
+              <w:rPr>
+                <w:b w:val="1"/>
+                <w:bCs w:val="1"/>
+                <w:color w:val="1b1b1e"/>
+                <w:sz w:val="21"/>
+                <w:szCs w:val="21"/>
+                <w:rtl w:val="0"/>
+              </w:rPr>
+              <w:t xml:space="preserve">Why this fits:</w:t>
+            </w:r>
+            <w:r>
+              <w:rPr>
+                <w:color w:val="1b1b1e"/>
+                <w:sz w:val="21"/>
+                <w:szCs w:val="21"/>
+                <w:rtl w:val="0"/>
+              </w:rPr>
+              <w:t xml:space="preserve"> </w:t>
+            </w:r>
+            <w:r>
+              <w:rPr>
+                <w:rFonts w:ascii="Courier New" w:cs="Courier New" w:eastAsia="Courier New" w:hAnsi="Courier New"/>
+                <w:color w:val="2b2d31"/>
+                <w:sz w:val="21"/>
+                <w:szCs w:val="21"/>
+                <w:shd w:fill="fcfcfc" w:val="clear"/>
+                <w:rtl w:val="0"/>
+              </w:rPr>
+              <w:t xml:space="preserve">EasyOCR</w:t>
+            </w:r>
+            <w:r>
+              <w:rPr>
+                <w:color w:val="1b1b1e"/>
+                <w:sz w:val="21"/>
+                <w:szCs w:val="21"/>
+                <w:rtl w:val="0"/>
+              </w:rPr>
+              <w:t xml:space="preserve"> and </w:t>
+            </w:r>
+            <w:r>
+              <w:rPr>
+                <w:rFonts w:ascii="Courier New" w:cs="Courier New" w:eastAsia="Courier New" w:hAnsi="Courier New"/>
+                <w:color w:val="2b2d31"/>
+                <w:sz w:val="21"/>
+                <w:szCs w:val="21"/>
+                <w:shd w:fill="fcfcfc" w:val="clear"/>
+                <w:rtl w:val="0"/>
+              </w:rPr>
+              <w:t xml:space="preserve">e5-large</w:t>
+            </w:r>
+            <w:r>
+              <w:rPr>
+                <w:color w:val="1b1b1e"/>
+                <w:sz w:val="21"/>
+                <w:szCs w:val="21"/>
+                <w:rtl w:val="0"/>
+              </w:rPr>
+              <w:t xml:space="preserve"> are too heavy to run dynamically on every user query. Pre-computing the 990 pages offline keeps our live deployment lightweight.&lt;br&gt;</w:t>
+            </w:r>
+            <w:r>
+              <w:rPr>
+                <w:b w:val="1"/>
+                <w:bCs w:val="1"/>
+                <w:color w:val="1b1b1e"/>
+                <w:sz w:val="21"/>
+                <w:szCs w:val="21"/>
+                <w:rtl w:val="0"/>
+              </w:rPr>
+              <w:t xml:space="preserve">What it costs:</w:t>
+            </w:r>
+            <w:r>
+              <w:rPr>
+                <w:color w:val="1b1b1e"/>
+                <w:sz w:val="21"/>
+                <w:szCs w:val="21"/>
+                <w:rtl w:val="0"/>
+              </w:rPr>
+              <w:t xml:space="preserve"> The FAISS index must be bundled into our Docker container, increasing image size.&lt;br&gt;</w:t>
+            </w:r>
+            <w:r>
+              <w:rPr>
+                <w:b w:val="1"/>
+                <w:bCs w:val="1"/>
+                <w:color w:val="1b1b1e"/>
+                <w:sz w:val="21"/>
+                <w:szCs w:val="21"/>
+                <w:rtl w:val="0"/>
+              </w:rPr>
+              <w:t xml:space="preserve">What would change our mind:</w:t>
+            </w:r>
+            <w:r>
+              <w:rPr>
+                <w:color w:val="1b1b1e"/>
+                <w:sz w:val="21"/>
+                <w:szCs w:val="21"/>
+                <w:rtl w:val="0"/>
+              </w:rPr>
+              <w:t xml:space="preserve"> If users need to upload their own custom PDFs at runtime, we would be forced to deploy the OCR/embedding stack to a live GPU server.</w:t>
+            </w:r>
+            <w:r>
+              <w:rPr>
+                <w:rtl w:val="0"/>
+              </w:rPr>
             </w:r>
           </w:p>
         </w:tc>
@@ -10095,55 +12393,132 @@
             </w:pPr>
             <w:r>
               <w:rPr>
+                <w:color w:val="1b1b1e"/>
+                <w:sz w:val="21"/>
+                <w:szCs w:val="21"/>
+                <w:rtl w:val="0"/>
+              </w:rPr>
+              <w:t xml:space="preserve">Git LFS tracking of raw NCTB PDFs and the built </w:t>
+            </w:r>
+            <w:r>
+              <w:rPr>
+                <w:rFonts w:ascii="Courier New" w:cs="Courier New" w:eastAsia="Courier New" w:hAnsi="Courier New"/>
+                <w:color w:val="2b2d31"/>
+                <w:sz w:val="21"/>
+                <w:szCs w:val="21"/>
+                <w:shd w:fill="fcfcfc" w:val="clear"/>
+                <w:rtl w:val="0"/>
+              </w:rPr>
+              <w:t xml:space="preserve">faiss.index</w:t>
+            </w:r>
+            <w:r>
+              <w:rPr>
+                <w:color w:val="1b1b1e"/>
+                <w:sz w:val="21"/>
+                <w:szCs w:val="21"/>
+                <w:rtl w:val="0"/>
+              </w:rPr>
+              <w:t xml:space="preserve">.</w:t>
+            </w:r>
+            <w:r>
+              <w:rPr>
+                <w:rtl w:val="0"/>
+              </w:rPr>
+            </w:r>
+          </w:p>
+        </w:tc>
+        <w:tc>
+          <w:tcPr>
+            <w:tcBorders>
+              <w:top w:color="000000" w:space="0" w:sz="0" w:val="nil"/>
+              <w:left w:color="000000" w:space="0" w:sz="0" w:val="nil"/>
+              <w:bottom w:color="000000" w:space="0" w:sz="8" w:val="single"/>
+              <w:right w:color="000000" w:space="0" w:sz="8" w:val="single"/>
+            </w:tcBorders>
+            <w:shd w:fill="auto" w:val="clear"/>
+            <w:tcMar>
+              <w:top w:w="0.0" w:type="dxa"/>
+              <w:left w:w="20.0" w:type="dxa"/>
+              <w:bottom w:w="0.0" w:type="dxa"/>
+              <w:right w:w="20.0" w:type="dxa"/>
+            </w:tcMar>
+            <w:vAlign w:val="top"/>
+          </w:tcPr>
+          <w:p>
+            <w:pPr>
+              <w:spacing w:after="80" w:lineRule="auto"/>
+              <w:rPr>
                 <w:i w:val="1"/>
                 <w:iCs w:val="1"/>
                 <w:color w:val="595959"/>
                 <w:sz w:val="18"/>
                 <w:szCs w:val="18"/>
-                <w:rtl w:val="0"/>
-              </w:rPr>
-              <w:t xml:space="preserve">corpus versioning, what you'd monitor</w:t>
-            </w:r>
-          </w:p>
-        </w:tc>
-        <w:tc>
-          <w:tcPr>
-            <w:tcBorders>
-              <w:top w:color="000000" w:space="0" w:sz="0" w:val="nil"/>
-              <w:left w:color="000000" w:space="0" w:sz="0" w:val="nil"/>
-              <w:bottom w:color="000000" w:space="0" w:sz="8" w:val="single"/>
-              <w:right w:color="000000" w:space="0" w:sz="8" w:val="single"/>
-            </w:tcBorders>
-            <w:shd w:fill="auto" w:val="clear"/>
-            <w:tcMar>
-              <w:top w:w="0.0" w:type="dxa"/>
-              <w:left w:w="20.0" w:type="dxa"/>
-              <w:bottom w:w="0.0" w:type="dxa"/>
-              <w:right w:w="20.0" w:type="dxa"/>
-            </w:tcMar>
-            <w:vAlign w:val="top"/>
-          </w:tcPr>
-          <w:p>
-            <w:pPr>
-              <w:spacing w:after="80" w:lineRule="auto"/>
-              <w:rPr>
-                <w:i w:val="1"/>
-                <w:iCs w:val="1"/>
-                <w:color w:val="595959"/>
-                <w:sz w:val="18"/>
-                <w:szCs w:val="18"/>
-              </w:rPr>
-            </w:pPr>
-            <w:r>
-              <w:rPr>
-                <w:i w:val="1"/>
-                <w:iCs w:val="1"/>
-                <w:color w:val="595959"/>
-                <w:sz w:val="18"/>
-                <w:szCs w:val="18"/>
-                <w:rtl w:val="0"/>
-              </w:rPr>
-              <w:t xml:space="preserve">why this · its cost · what would change our mind</w:t>
+              </w:rPr>
+            </w:pPr>
+            <w:r>
+              <w:rPr>
+                <w:b w:val="1"/>
+                <w:bCs w:val="1"/>
+                <w:color w:val="1b1b1e"/>
+                <w:sz w:val="21"/>
+                <w:szCs w:val="21"/>
+                <w:rtl w:val="0"/>
+              </w:rPr>
+              <w:t xml:space="preserve">Why this fits:</w:t>
+            </w:r>
+            <w:r>
+              <w:rPr>
+                <w:color w:val="1b1b1e"/>
+                <w:sz w:val="21"/>
+                <w:szCs w:val="21"/>
+                <w:rtl w:val="0"/>
+              </w:rPr>
+              <w:t xml:space="preserve"> Pinning the exact 2026 NCTB edition and the generated FAISS index guarantees our citations will not drift. It guarantees our Auditable NFR.&lt;br&gt;</w:t>
+            </w:r>
+            <w:r>
+              <w:rPr>
+                <w:b w:val="1"/>
+                <w:bCs w:val="1"/>
+                <w:color w:val="1b1b1e"/>
+                <w:sz w:val="21"/>
+                <w:szCs w:val="21"/>
+                <w:rtl w:val="0"/>
+              </w:rPr>
+              <w:t xml:space="preserve">What it costs:</w:t>
+            </w:r>
+            <w:r>
+              <w:rPr>
+                <w:color w:val="1b1b1e"/>
+                <w:sz w:val="21"/>
+                <w:szCs w:val="21"/>
+                <w:rtl w:val="0"/>
+              </w:rPr>
+              <w:t xml:space="preserve"> DevOps overhead to manage Git LFS storage for binary files.&lt;br&gt;</w:t>
+            </w:r>
+            <w:r>
+              <w:rPr>
+                <w:b w:val="1"/>
+                <w:bCs w:val="1"/>
+                <w:color w:val="1b1b1e"/>
+                <w:sz w:val="21"/>
+                <w:szCs w:val="21"/>
+                <w:rtl w:val="0"/>
+              </w:rPr>
+              <w:t xml:space="preserve">What would change our mind:</w:t>
+            </w:r>
+            <w:r>
+              <w:rPr>
+                <w:color w:val="1b1b1e"/>
+                <w:sz w:val="21"/>
+                <w:szCs w:val="21"/>
+                <w:rtl w:val="0"/>
+              </w:rPr>
+              <w:t xml:space="preserve"> If NCTB starts updating the syllabus monthly, we would automate a pipeline to trigger re-indexing and alert us of distribution drift.</w:t>
+            </w:r>
+            <w:r>
+              <w:rPr>
+                <w:rtl w:val="0"/>
+              </w:rPr>
             </w:r>
           </w:p>
         </w:tc>
